--- a/CV/Yu_Sugihara_CV.docx
+++ b/CV/Yu_Sugihara_CV.docx
@@ -1725,7 +1725,55 @@
           <w:rFonts w:ascii="Times New Roman" w:hAnsi="Times New Roman" w:cs="Times New Roman"/>
           <w:sz w:val="24"/>
         </w:rPr>
-        <w:t>, Wang H-Y, Huang L-T, Lopez-Agudelo JC, Chen Y-F, Lin K-Y, Chiang B-J, Toghani A, Kourelis J, Wang C-H, Derevnina L, Wu C-H (2024) </w:t>
+        <w:t xml:space="preserve">, Wang H-Y, Huang L-T, Lopez-Agudelo JC, Chen Y-F, Lin K-Y, Chiang B-J, </w:t>
+      </w:r>
+      <w:proofErr w:type="spellStart"/>
+      <w:r>
+        <w:rPr>
+          <w:rFonts w:ascii="Times New Roman" w:hAnsi="Times New Roman" w:cs="Times New Roman"/>
+          <w:sz w:val="24"/>
+        </w:rPr>
+        <w:t>Toghani</w:t>
+      </w:r>
+      <w:proofErr w:type="spellEnd"/>
+      <w:r>
+        <w:rPr>
+          <w:rFonts w:ascii="Times New Roman" w:hAnsi="Times New Roman" w:cs="Times New Roman"/>
+          <w:sz w:val="24"/>
+        </w:rPr>
+        <w:t xml:space="preserve"> A, </w:t>
+      </w:r>
+      <w:proofErr w:type="spellStart"/>
+      <w:r>
+        <w:rPr>
+          <w:rFonts w:ascii="Times New Roman" w:hAnsi="Times New Roman" w:cs="Times New Roman"/>
+          <w:sz w:val="24"/>
+        </w:rPr>
+        <w:t>Kourelis</w:t>
+      </w:r>
+      <w:proofErr w:type="spellEnd"/>
+      <w:r>
+        <w:rPr>
+          <w:rFonts w:ascii="Times New Roman" w:hAnsi="Times New Roman" w:cs="Times New Roman"/>
+          <w:sz w:val="24"/>
+        </w:rPr>
+        <w:t xml:space="preserve"> J, Wang C-H, </w:t>
+      </w:r>
+      <w:proofErr w:type="spellStart"/>
+      <w:r>
+        <w:rPr>
+          <w:rFonts w:ascii="Times New Roman" w:hAnsi="Times New Roman" w:cs="Times New Roman"/>
+          <w:sz w:val="24"/>
+        </w:rPr>
+        <w:t>Derevnina</w:t>
+      </w:r>
+      <w:proofErr w:type="spellEnd"/>
+      <w:r>
+        <w:rPr>
+          <w:rFonts w:ascii="Times New Roman" w:hAnsi="Times New Roman" w:cs="Times New Roman"/>
+          <w:sz w:val="24"/>
+        </w:rPr>
+        <w:t xml:space="preserve"> L, Wu C-H (2024) </w:t>
       </w:r>
       <w:proofErr w:type="spellStart"/>
       <w:r>
@@ -2098,7 +2146,23 @@
           <w:rFonts w:ascii="Times New Roman" w:hAnsi="Times New Roman" w:cs="Times New Roman"/>
           <w:sz w:val="24"/>
         </w:rPr>
-        <w:t>msae164. DOI: 10.1093/molbev/msae164 </w:t>
+        <w:t>msae164. DOI: 10.1093/</w:t>
+      </w:r>
+      <w:proofErr w:type="spellStart"/>
+      <w:r>
+        <w:rPr>
+          <w:rFonts w:ascii="Times New Roman" w:hAnsi="Times New Roman" w:cs="Times New Roman"/>
+          <w:sz w:val="24"/>
+        </w:rPr>
+        <w:t>molbev</w:t>
+      </w:r>
+      <w:proofErr w:type="spellEnd"/>
+      <w:r>
+        <w:rPr>
+          <w:rFonts w:ascii="Times New Roman" w:hAnsi="Times New Roman" w:cs="Times New Roman"/>
+          <w:sz w:val="24"/>
+        </w:rPr>
+        <w:t>/msae164 </w:t>
       </w:r>
       <w:r>
         <w:rPr>
@@ -2146,7 +2210,71 @@
           <w:rFonts w:ascii="Times New Roman" w:hAnsi="Times New Roman" w:cs="Times New Roman"/>
           <w:sz w:val="24"/>
         </w:rPr>
-        <w:t>, Abe Y, Takagi H, Abe A, Shimizu M, Ito K, Kanzaki E, Oikawa K, Kourelis J, Langner T, Win J, Białas A, Lüdke D, Contreras MP, Chuma I, Saitoh H, Kobayashi M, Zheng S, Tosa Y, Banfield MJ, Kamoun S*, Terauchi R*, Fujisaki K* (2023) </w:t>
+        <w:t xml:space="preserve">, Abe Y, Takagi H, Abe A, Shimizu M, Ito K, Kanzaki E, Oikawa K, </w:t>
+      </w:r>
+      <w:proofErr w:type="spellStart"/>
+      <w:r>
+        <w:rPr>
+          <w:rFonts w:ascii="Times New Roman" w:hAnsi="Times New Roman" w:cs="Times New Roman"/>
+          <w:sz w:val="24"/>
+        </w:rPr>
+        <w:t>Kourelis</w:t>
+      </w:r>
+      <w:proofErr w:type="spellEnd"/>
+      <w:r>
+        <w:rPr>
+          <w:rFonts w:ascii="Times New Roman" w:hAnsi="Times New Roman" w:cs="Times New Roman"/>
+          <w:sz w:val="24"/>
+        </w:rPr>
+        <w:t xml:space="preserve"> J, Langner T, Win J, </w:t>
+      </w:r>
+      <w:proofErr w:type="spellStart"/>
+      <w:r>
+        <w:rPr>
+          <w:rFonts w:ascii="Times New Roman" w:hAnsi="Times New Roman" w:cs="Times New Roman"/>
+          <w:sz w:val="24"/>
+        </w:rPr>
+        <w:t>Białas</w:t>
+      </w:r>
+      <w:proofErr w:type="spellEnd"/>
+      <w:r>
+        <w:rPr>
+          <w:rFonts w:ascii="Times New Roman" w:hAnsi="Times New Roman" w:cs="Times New Roman"/>
+          <w:sz w:val="24"/>
+        </w:rPr>
+        <w:t xml:space="preserve"> A, </w:t>
+      </w:r>
+      <w:proofErr w:type="spellStart"/>
+      <w:r>
+        <w:rPr>
+          <w:rFonts w:ascii="Times New Roman" w:hAnsi="Times New Roman" w:cs="Times New Roman"/>
+          <w:sz w:val="24"/>
+        </w:rPr>
+        <w:t>Lüdke</w:t>
+      </w:r>
+      <w:proofErr w:type="spellEnd"/>
+      <w:r>
+        <w:rPr>
+          <w:rFonts w:ascii="Times New Roman" w:hAnsi="Times New Roman" w:cs="Times New Roman"/>
+          <w:sz w:val="24"/>
+        </w:rPr>
+        <w:t xml:space="preserve"> D, Contreras MP, Chuma I, </w:t>
+      </w:r>
+      <w:proofErr w:type="spellStart"/>
+      <w:r>
+        <w:rPr>
+          <w:rFonts w:ascii="Times New Roman" w:hAnsi="Times New Roman" w:cs="Times New Roman"/>
+          <w:sz w:val="24"/>
+        </w:rPr>
+        <w:t>Saitoh</w:t>
+      </w:r>
+      <w:proofErr w:type="spellEnd"/>
+      <w:r>
+        <w:rPr>
+          <w:rFonts w:ascii="Times New Roman" w:hAnsi="Times New Roman" w:cs="Times New Roman"/>
+          <w:sz w:val="24"/>
+        </w:rPr>
+        <w:t xml:space="preserve"> H, Kobayashi M, Zheng S, Tosa Y, Banfield MJ, Kamoun S*, Terauchi R*, Fujisaki K* (2023) </w:t>
       </w:r>
       <w:hyperlink r:id="rId10" w:tgtFrame="_blank" w:history="1">
         <w:r>
@@ -2483,7 +2611,23 @@
           <w:rFonts w:ascii="Times New Roman" w:hAnsi="Times New Roman" w:cs="Times New Roman"/>
           <w:sz w:val="24"/>
         </w:rPr>
-        <w:t xml:space="preserve"> H, Fujisaki K, Ishikawa K, Utsushi H, Kanzaki E, Sakamoto Y, Abe A, Terauchi R* (2022) </w:t>
+        <w:t xml:space="preserve"> H, Fujisaki K, Ishikawa K, </w:t>
+      </w:r>
+      <w:proofErr w:type="spellStart"/>
+      <w:r>
+        <w:rPr>
+          <w:rFonts w:ascii="Times New Roman" w:hAnsi="Times New Roman" w:cs="Times New Roman"/>
+          <w:sz w:val="24"/>
+        </w:rPr>
+        <w:t>Utsushi</w:t>
+      </w:r>
+      <w:proofErr w:type="spellEnd"/>
+      <w:r>
+        <w:rPr>
+          <w:rFonts w:ascii="Times New Roman" w:hAnsi="Times New Roman" w:cs="Times New Roman"/>
+          <w:sz w:val="24"/>
+        </w:rPr>
+        <w:t xml:space="preserve"> H, Kanzaki E, Sakamoto Y, Abe A, Terauchi R* (2022) </w:t>
       </w:r>
       <w:hyperlink r:id="rId13" w:tgtFrame="_blank" w:history="1">
         <w:r>
@@ -2738,7 +2882,23 @@
           <w:rFonts w:ascii="Times New Roman" w:hAnsi="Times New Roman" w:cs="Times New Roman"/>
           <w:sz w:val="24"/>
         </w:rPr>
-        <w:t>, Abe A, Takeda T, Kobayashi M, Hiraka Y, Kanzaki E, Oikawa K, Saitoh H, Langner T, Banfield MJ, Kamoun S, Terauchi R (2022) </w:t>
+        <w:t xml:space="preserve">, Abe A, Takeda T, Kobayashi M, Hiraka Y, Kanzaki E, Oikawa K, </w:t>
+      </w:r>
+      <w:proofErr w:type="spellStart"/>
+      <w:r>
+        <w:rPr>
+          <w:rFonts w:ascii="Times New Roman" w:hAnsi="Times New Roman" w:cs="Times New Roman"/>
+          <w:sz w:val="24"/>
+        </w:rPr>
+        <w:t>Saitoh</w:t>
+      </w:r>
+      <w:proofErr w:type="spellEnd"/>
+      <w:r>
+        <w:rPr>
+          <w:rFonts w:ascii="Times New Roman" w:hAnsi="Times New Roman" w:cs="Times New Roman"/>
+          <w:sz w:val="24"/>
+        </w:rPr>
+        <w:t xml:space="preserve"> H, Langner T, Banfield MJ, Kamoun S, Terauchi R (2022) </w:t>
       </w:r>
       <w:hyperlink r:id="rId15" w:tgtFrame="_blank" w:history="1">
         <w:r>
@@ -3043,7 +3203,23 @@
           <w:rFonts w:ascii="Times New Roman" w:hAnsi="Times New Roman" w:cs="Times New Roman"/>
           <w:sz w:val="24"/>
         </w:rPr>
-        <w:t>, Abe A, Sone H, Itoh N, Asukai M, Uemura A, Oikawa K, Utsushi H, Ikegami-Katayama A, Imamura T, Mori M, Terauchi R, Takagi H (2021) </w:t>
+        <w:t xml:space="preserve">, Abe A, Sone H, Itoh N, Asukai M, Uemura A, Oikawa K, </w:t>
+      </w:r>
+      <w:proofErr w:type="spellStart"/>
+      <w:r>
+        <w:rPr>
+          <w:rFonts w:ascii="Times New Roman" w:hAnsi="Times New Roman" w:cs="Times New Roman"/>
+          <w:sz w:val="24"/>
+        </w:rPr>
+        <w:t>Utsushi</w:t>
+      </w:r>
+      <w:proofErr w:type="spellEnd"/>
+      <w:r>
+        <w:rPr>
+          <w:rFonts w:ascii="Times New Roman" w:hAnsi="Times New Roman" w:cs="Times New Roman"/>
+          <w:sz w:val="24"/>
+        </w:rPr>
+        <w:t xml:space="preserve"> H, Ikegami-Katayama A, Imamura T, Mori M, Terauchi R, Takagi H (2021) </w:t>
       </w:r>
       <w:hyperlink r:id="rId18" w:tgtFrame="_blank" w:history="1">
         <w:r>
@@ -3109,7 +3285,55 @@
           <w:rFonts w:ascii="Times New Roman" w:hAnsi="Times New Roman" w:cs="Times New Roman"/>
           <w:sz w:val="24"/>
         </w:rPr>
-        <w:t>, Darkwa K, Yaegashi H, Natsume S, Shimizu M, Abe A, Hirabuchi A, Ito K, Oikawa K, Tamiru-Oli M, Ohta A, Matsumoto R, Agre P, De Koeyer D, Pachakkil B, Yamanaka S, Muranaka S, Takagi H, White B, Asiedu R, Innan H, Asfaw A*, Adebola P*, Terauchi R* (2020) </w:t>
+        <w:t xml:space="preserve">, Darkwa K, Yaegashi H, Natsume S, Shimizu M, Abe A, </w:t>
+      </w:r>
+      <w:proofErr w:type="spellStart"/>
+      <w:r>
+        <w:rPr>
+          <w:rFonts w:ascii="Times New Roman" w:hAnsi="Times New Roman" w:cs="Times New Roman"/>
+          <w:sz w:val="24"/>
+        </w:rPr>
+        <w:t>Hirabuchi</w:t>
+      </w:r>
+      <w:proofErr w:type="spellEnd"/>
+      <w:r>
+        <w:rPr>
+          <w:rFonts w:ascii="Times New Roman" w:hAnsi="Times New Roman" w:cs="Times New Roman"/>
+          <w:sz w:val="24"/>
+        </w:rPr>
+        <w:t xml:space="preserve"> A, Ito K, Oikawa K, Tamiru-Oli M, Ohta A, Matsumoto R, Agre P, De </w:t>
+      </w:r>
+      <w:proofErr w:type="spellStart"/>
+      <w:r>
+        <w:rPr>
+          <w:rFonts w:ascii="Times New Roman" w:hAnsi="Times New Roman" w:cs="Times New Roman"/>
+          <w:sz w:val="24"/>
+        </w:rPr>
+        <w:t>Koeyer</w:t>
+      </w:r>
+      <w:proofErr w:type="spellEnd"/>
+      <w:r>
+        <w:rPr>
+          <w:rFonts w:ascii="Times New Roman" w:hAnsi="Times New Roman" w:cs="Times New Roman"/>
+          <w:sz w:val="24"/>
+        </w:rPr>
+        <w:t xml:space="preserve"> D, </w:t>
+      </w:r>
+      <w:proofErr w:type="spellStart"/>
+      <w:r>
+        <w:rPr>
+          <w:rFonts w:ascii="Times New Roman" w:hAnsi="Times New Roman" w:cs="Times New Roman"/>
+          <w:sz w:val="24"/>
+        </w:rPr>
+        <w:t>Pachakkil</w:t>
+      </w:r>
+      <w:proofErr w:type="spellEnd"/>
+      <w:r>
+        <w:rPr>
+          <w:rFonts w:ascii="Times New Roman" w:hAnsi="Times New Roman" w:cs="Times New Roman"/>
+          <w:sz w:val="24"/>
+        </w:rPr>
+        <w:t xml:space="preserve"> B, Yamanaka S, Muranaka S, Takagi H, White B, Asiedu R, Innan H, Asfaw A*, Adebola P*, Terauchi R* (2020) </w:t>
       </w:r>
       <w:hyperlink r:id="rId19" w:tgtFrame="_blank" w:history="1">
         <w:r>
@@ -3483,7 +3707,39 @@
           <w:rFonts w:ascii="Times New Roman" w:hAnsi="Times New Roman" w:cs="Times New Roman"/>
           <w:sz w:val="24"/>
         </w:rPr>
-        <w:t>, Nemoto K, Ito K, Kanzaki E, Ishikawa K, Iwai M, Utsushi H, Saitoh H, Takagi H, Takeda T, Abe A, Zheng S, Bialas A, Banfield MJ, Kamoun S, Terauchi R (2024) </w:t>
+        <w:t xml:space="preserve">, Nemoto K, Ito K, Kanzaki E, Ishikawa K, Iwai M, </w:t>
+      </w:r>
+      <w:proofErr w:type="spellStart"/>
+      <w:r>
+        <w:rPr>
+          <w:rFonts w:ascii="Times New Roman" w:hAnsi="Times New Roman" w:cs="Times New Roman"/>
+          <w:sz w:val="24"/>
+        </w:rPr>
+        <w:t>Utsushi</w:t>
+      </w:r>
+      <w:proofErr w:type="spellEnd"/>
+      <w:r>
+        <w:rPr>
+          <w:rFonts w:ascii="Times New Roman" w:hAnsi="Times New Roman" w:cs="Times New Roman"/>
+          <w:sz w:val="24"/>
+        </w:rPr>
+        <w:t xml:space="preserve"> H, </w:t>
+      </w:r>
+      <w:proofErr w:type="spellStart"/>
+      <w:r>
+        <w:rPr>
+          <w:rFonts w:ascii="Times New Roman" w:hAnsi="Times New Roman" w:cs="Times New Roman"/>
+          <w:sz w:val="24"/>
+        </w:rPr>
+        <w:t>Saitoh</w:t>
+      </w:r>
+      <w:proofErr w:type="spellEnd"/>
+      <w:r>
+        <w:rPr>
+          <w:rFonts w:ascii="Times New Roman" w:hAnsi="Times New Roman" w:cs="Times New Roman"/>
+          <w:sz w:val="24"/>
+        </w:rPr>
+        <w:t xml:space="preserve"> H, Takagi H, Takeda T, Abe A, Zheng S, Bialas A, Banfield MJ, Kamoun S, Terauchi R (2024) </w:t>
       </w:r>
       <w:hyperlink r:id="rId22" w:tgtFrame="_blank" w:history="1">
         <w:r>
@@ -3590,6 +3846,38 @@
           <w:sz w:val="24"/>
         </w:rPr>
       </w:pPr>
+      <w:proofErr w:type="spellStart"/>
+      <w:r>
+        <w:rPr>
+          <w:rFonts w:ascii="Times New Roman" w:hAnsi="Times New Roman" w:cs="Times New Roman"/>
+          <w:sz w:val="24"/>
+        </w:rPr>
+        <w:t>AmirAli</w:t>
+      </w:r>
+      <w:proofErr w:type="spellEnd"/>
+      <w:r>
+        <w:rPr>
+          <w:rFonts w:ascii="Times New Roman" w:hAnsi="Times New Roman" w:cs="Times New Roman"/>
+          <w:sz w:val="24"/>
+        </w:rPr>
+        <w:t xml:space="preserve"> </w:t>
+      </w:r>
+      <w:proofErr w:type="spellStart"/>
+      <w:r>
+        <w:rPr>
+          <w:rFonts w:ascii="Times New Roman" w:hAnsi="Times New Roman" w:cs="Times New Roman"/>
+          <w:sz w:val="24"/>
+        </w:rPr>
+        <w:t>Toghani</w:t>
+      </w:r>
+      <w:proofErr w:type="spellEnd"/>
+      <w:r>
+        <w:rPr>
+          <w:rFonts w:ascii="Times New Roman" w:hAnsi="Times New Roman" w:cs="Times New Roman"/>
+          <w:sz w:val="24"/>
+        </w:rPr>
+        <w:t xml:space="preserve">, Sophien Kamoun, </w:t>
+      </w:r>
       <w:r>
         <w:rPr>
           <w:rFonts w:ascii="Times New Roman" w:hAnsi="Times New Roman" w:cs="Times New Roman"/>
@@ -3598,7 +3886,67 @@
           <w:sz w:val="24"/>
           <w:u w:val="single"/>
         </w:rPr>
-        <w:t>Sugihara Y</w:t>
+        <w:t>Sugihara</w:t>
+      </w:r>
+      <w:r>
+        <w:rPr>
+          <w:rFonts w:ascii="Times New Roman" w:hAnsi="Times New Roman" w:cs="Times New Roman"/>
+          <w:b/>
+          <w:bCs/>
+          <w:sz w:val="24"/>
+          <w:u w:val="single"/>
+        </w:rPr>
+        <w:t xml:space="preserve"> Y</w:t>
+      </w:r>
+      <w:r>
+        <w:rPr>
+          <w:rFonts w:ascii="Times New Roman" w:hAnsi="Times New Roman" w:cs="Times New Roman"/>
+          <w:sz w:val="24"/>
+        </w:rPr>
+        <w:t>.</w:t>
+      </w:r>
+      <w:r>
+        <w:rPr>
+          <w:rFonts w:ascii="Times New Roman" w:hAnsi="Times New Roman" w:cs="Times New Roman"/>
+          <w:sz w:val="24"/>
+        </w:rPr>
+        <w:t xml:space="preserve"> </w:t>
+      </w:r>
+      <w:r>
+        <w:rPr>
+          <w:rFonts w:ascii="Times New Roman" w:hAnsi="Times New Roman" w:cs="Times New Roman"/>
+          <w:sz w:val="24"/>
+        </w:rPr>
+        <w:t>AI-empowered genome annotation tools for large-scale genomics</w:t>
+      </w:r>
+      <w:r>
+        <w:rPr>
+          <w:rFonts w:ascii="Times New Roman" w:hAnsi="Times New Roman" w:cs="Times New Roman"/>
+          <w:sz w:val="24"/>
+        </w:rPr>
+        <w:t>. 1</w:t>
+      </w:r>
+      <w:r>
+        <w:rPr>
+          <w:rFonts w:ascii="Times New Roman" w:hAnsi="Times New Roman" w:cs="Times New Roman"/>
+          <w:sz w:val="24"/>
+          <w:vertAlign w:val="superscript"/>
+        </w:rPr>
+        <w:t>st</w:t>
+      </w:r>
+      <w:r>
+        <w:rPr>
+          <w:rFonts w:ascii="Times New Roman" w:hAnsi="Times New Roman" w:cs="Times New Roman"/>
+          <w:sz w:val="24"/>
+        </w:rPr>
+        <w:t xml:space="preserve"> Tunisian Bioinformatics Conference, </w:t>
+      </w:r>
+      <w:r>
+        <w:rPr>
+          <w:rFonts w:ascii="Times New Roman" w:hAnsi="Times New Roman" w:cs="Times New Roman"/>
+          <w:sz w:val="24"/>
+        </w:rPr>
+        <w:t>Sousse</w:t>
       </w:r>
       <w:r>
         <w:rPr>
@@ -3607,53 +3955,19 @@
         </w:rPr>
         <w:t xml:space="preserve">, </w:t>
       </w:r>
-      <w:proofErr w:type="spellStart"/>
-      <w:r>
-        <w:rPr>
-          <w:rFonts w:ascii="Times New Roman" w:hAnsi="Times New Roman" w:cs="Times New Roman"/>
-          <w:sz w:val="24"/>
-        </w:rPr>
-        <w:t>Toghani</w:t>
-      </w:r>
-      <w:proofErr w:type="spellEnd"/>
-      <w:r>
-        <w:rPr>
-          <w:rFonts w:ascii="Times New Roman" w:hAnsi="Times New Roman" w:cs="Times New Roman"/>
-          <w:sz w:val="24"/>
-        </w:rPr>
-        <w:t xml:space="preserve"> A, </w:t>
-      </w:r>
-      <w:proofErr w:type="spellStart"/>
-      <w:r>
-        <w:rPr>
-          <w:rFonts w:ascii="Times New Roman" w:hAnsi="Times New Roman" w:cs="Times New Roman"/>
-          <w:sz w:val="24"/>
-        </w:rPr>
-        <w:t>Frijters</w:t>
-      </w:r>
-      <w:proofErr w:type="spellEnd"/>
-      <w:r>
-        <w:rPr>
-          <w:rFonts w:ascii="Times New Roman" w:hAnsi="Times New Roman" w:cs="Times New Roman"/>
-          <w:sz w:val="24"/>
-        </w:rPr>
-        <w:t xml:space="preserve"> R, Bozkurt TO, Terauchi R, Kamoun S. Can AI modelling of protein structures distinguish between sensor and helper NLR immune receptors? </w:t>
-      </w:r>
-      <w:r>
-        <w:rPr>
-          <w:rFonts w:ascii="Times New Roman" w:hAnsi="Times New Roman" w:cs="Times New Roman"/>
-          <w:i/>
-          <w:iCs/>
-          <w:sz w:val="24"/>
-        </w:rPr>
-        <w:t>2025 IS-MPMI</w:t>
-      </w:r>
-      <w:r>
-        <w:rPr>
-          <w:rFonts w:ascii="Times New Roman" w:hAnsi="Times New Roman" w:cs="Times New Roman"/>
-          <w:sz w:val="24"/>
-        </w:rPr>
-        <w:t>. Cologne, Germany. July 2025.</w:t>
+      <w:r>
+        <w:rPr>
+          <w:rFonts w:ascii="Times New Roman" w:hAnsi="Times New Roman" w:cs="Times New Roman"/>
+          <w:sz w:val="24"/>
+        </w:rPr>
+        <w:t>Tunisia</w:t>
+      </w:r>
+      <w:r>
+        <w:rPr>
+          <w:rFonts w:ascii="Times New Roman" w:hAnsi="Times New Roman" w:cs="Times New Roman"/>
+          <w:sz w:val="24"/>
+        </w:rPr>
+        <w:t>. October 2025.</w:t>
       </w:r>
     </w:p>
     <w:p>
@@ -3667,11 +3981,41 @@
         <w:jc w:val="left"/>
         <w:rPr>
           <w:rFonts w:ascii="Times New Roman" w:hAnsi="Times New Roman" w:cs="Times New Roman"/>
-          <w:i/>
-          <w:iCs/>
-          <w:sz w:val="24"/>
-        </w:rPr>
-      </w:pPr>
+          <w:sz w:val="24"/>
+        </w:rPr>
+      </w:pPr>
+      <w:proofErr w:type="spellStart"/>
+      <w:r>
+        <w:rPr>
+          <w:rFonts w:ascii="Times New Roman" w:hAnsi="Times New Roman" w:cs="Times New Roman"/>
+          <w:sz w:val="24"/>
+        </w:rPr>
+        <w:t>AmirAli</w:t>
+      </w:r>
+      <w:proofErr w:type="spellEnd"/>
+      <w:r>
+        <w:rPr>
+          <w:rFonts w:ascii="Times New Roman" w:hAnsi="Times New Roman" w:cs="Times New Roman"/>
+          <w:sz w:val="24"/>
+        </w:rPr>
+        <w:t xml:space="preserve"> </w:t>
+      </w:r>
+      <w:proofErr w:type="spellStart"/>
+      <w:r>
+        <w:rPr>
+          <w:rFonts w:ascii="Times New Roman" w:hAnsi="Times New Roman" w:cs="Times New Roman"/>
+          <w:sz w:val="24"/>
+        </w:rPr>
+        <w:t>Toghani</w:t>
+      </w:r>
+      <w:proofErr w:type="spellEnd"/>
+      <w:r>
+        <w:rPr>
+          <w:rFonts w:ascii="Times New Roman" w:hAnsi="Times New Roman" w:cs="Times New Roman"/>
+          <w:sz w:val="24"/>
+        </w:rPr>
+        <w:t xml:space="preserve">, Sophien Kamoun, </w:t>
+      </w:r>
       <w:r>
         <w:rPr>
           <w:rFonts w:ascii="Times New Roman" w:hAnsi="Times New Roman" w:cs="Times New Roman"/>
@@ -3680,30 +4024,17 @@
           <w:sz w:val="24"/>
           <w:u w:val="single"/>
         </w:rPr>
-        <w:t>Sugihara Y</w:t>
-      </w:r>
-      <w:r>
-        <w:rPr>
-          <w:rFonts w:ascii="Times New Roman" w:hAnsi="Times New Roman" w:cs="Times New Roman"/>
-          <w:sz w:val="24"/>
-        </w:rPr>
-        <w:t xml:space="preserve">, </w:t>
-      </w:r>
-      <w:proofErr w:type="spellStart"/>
-      <w:r>
-        <w:rPr>
-          <w:rFonts w:ascii="Times New Roman" w:hAnsi="Times New Roman" w:cs="Times New Roman"/>
-          <w:sz w:val="24"/>
-        </w:rPr>
-        <w:t>Kourelis</w:t>
-      </w:r>
-      <w:proofErr w:type="spellEnd"/>
-      <w:r>
-        <w:rPr>
-          <w:rFonts w:ascii="Times New Roman" w:hAnsi="Times New Roman" w:cs="Times New Roman"/>
-          <w:sz w:val="24"/>
-        </w:rPr>
-        <w:t xml:space="preserve"> J, Contreras MP, Pai H, Selvaraj M, Toghani A, Martinez-Anaya C, Kamoun S</w:t>
+        <w:t>Sugihara</w:t>
+      </w:r>
+      <w:r>
+        <w:rPr>
+          <w:rFonts w:ascii="Times New Roman" w:hAnsi="Times New Roman" w:cs="Times New Roman"/>
+          <w:b/>
+          <w:bCs/>
+          <w:sz w:val="24"/>
+          <w:u w:val="single"/>
+        </w:rPr>
+        <w:t xml:space="preserve"> Y</w:t>
       </w:r>
       <w:r>
         <w:rPr>
@@ -3724,55 +4055,42 @@
           <w:rFonts w:ascii="Times New Roman" w:hAnsi="Times New Roman" w:cs="Times New Roman"/>
           <w:sz w:val="24"/>
         </w:rPr>
-        <w:t>Helper NLR immune protein NRC3 evolved to evade inhibition by a cyst nematode virulence effector</w:t>
-      </w:r>
-      <w:r>
-        <w:rPr>
-          <w:rFonts w:ascii="Times New Roman" w:hAnsi="Times New Roman" w:cs="Times New Roman"/>
-          <w:sz w:val="24"/>
-        </w:rPr>
-        <w:t>. </w:t>
-      </w:r>
-      <w:r>
-        <w:rPr>
-          <w:rFonts w:ascii="Times New Roman" w:hAnsi="Times New Roman" w:cs="Times New Roman"/>
-          <w:i/>
-          <w:iCs/>
-          <w:sz w:val="24"/>
-        </w:rPr>
-        <w:t>The 26th Annual Meeting of</w:t>
-      </w:r>
-      <w:r>
-        <w:rPr>
-          <w:rFonts w:ascii="Times New Roman" w:hAnsi="Times New Roman" w:cs="Times New Roman"/>
-          <w:i/>
-          <w:iCs/>
-          <w:sz w:val="24"/>
-        </w:rPr>
-        <w:t xml:space="preserve"> </w:t>
-      </w:r>
-      <w:r>
-        <w:rPr>
-          <w:rFonts w:ascii="Times New Roman" w:hAnsi="Times New Roman" w:cs="Times New Roman"/>
-          <w:i/>
-          <w:iCs/>
-          <w:sz w:val="24"/>
-        </w:rPr>
-        <w:t>Society for Evolutionary Studies, Japan</w:t>
-      </w:r>
-      <w:r>
-        <w:rPr>
-          <w:rFonts w:ascii="Times New Roman" w:hAnsi="Times New Roman" w:cs="Times New Roman"/>
-          <w:sz w:val="24"/>
-        </w:rPr>
-        <w:t>. Kanagawa, Japan. Aug. 2024</w:t>
-      </w:r>
-      <w:r>
-        <w:rPr>
-          <w:rFonts w:ascii="Times New Roman" w:hAnsi="Times New Roman" w:cs="Times New Roman"/>
-          <w:sz w:val="24"/>
-        </w:rPr>
-        <w:t>.</w:t>
+        <w:t>Deep-learning-based annotation of 346 genomes in the Solanaceae family yields a harmonized dataset of 15 million proteins</w:t>
+      </w:r>
+      <w:r>
+        <w:rPr>
+          <w:rFonts w:ascii="Times New Roman" w:hAnsi="Times New Roman" w:cs="Times New Roman"/>
+          <w:sz w:val="24"/>
+        </w:rPr>
+        <w:t xml:space="preserve">. </w:t>
+      </w:r>
+      <w:r>
+        <w:rPr>
+          <w:rFonts w:ascii="Times New Roman" w:hAnsi="Times New Roman" w:cs="Times New Roman"/>
+          <w:sz w:val="24"/>
+        </w:rPr>
+        <w:t>SolRub2025 Conference</w:t>
+      </w:r>
+      <w:r>
+        <w:rPr>
+          <w:rFonts w:ascii="Times New Roman" w:hAnsi="Times New Roman" w:cs="Times New Roman"/>
+          <w:sz w:val="24"/>
+        </w:rPr>
+        <w:t xml:space="preserve">, Turin, Italy. </w:t>
+      </w:r>
+      <w:r>
+        <w:rPr>
+          <w:rFonts w:ascii="Times New Roman" w:hAnsi="Times New Roman" w:cs="Times New Roman"/>
+          <w:sz w:val="24"/>
+        </w:rPr>
+        <w:t>September</w:t>
+      </w:r>
+      <w:r>
+        <w:rPr>
+          <w:rFonts w:ascii="Times New Roman" w:hAnsi="Times New Roman" w:cs="Times New Roman"/>
+          <w:sz w:val="24"/>
+        </w:rPr>
+        <w:t xml:space="preserve"> 2025.</w:t>
       </w:r>
     </w:p>
     <w:p>
@@ -3812,7 +4130,7 @@
           <w:rFonts w:ascii="Times New Roman" w:hAnsi="Times New Roman" w:cs="Times New Roman"/>
           <w:sz w:val="24"/>
         </w:rPr>
-        <w:t>Białas</w:t>
+        <w:t>Toghani</w:t>
       </w:r>
       <w:proofErr w:type="spellEnd"/>
       <w:r>
@@ -3820,42 +4138,7 @@
           <w:rFonts w:ascii="Times New Roman" w:hAnsi="Times New Roman" w:cs="Times New Roman"/>
           <w:sz w:val="24"/>
         </w:rPr>
-        <w:t xml:space="preserve"> A</w:t>
-      </w:r>
-      <w:r>
-        <w:rPr>
-          <w:rFonts w:ascii="Times New Roman" w:hAnsi="Times New Roman" w:cs="Times New Roman"/>
-          <w:sz w:val="24"/>
-        </w:rPr>
-        <w:t>, Langner</w:t>
-      </w:r>
-      <w:r>
-        <w:rPr>
-          <w:rFonts w:ascii="Times New Roman" w:hAnsi="Times New Roman" w:cs="Times New Roman"/>
-          <w:sz w:val="24"/>
-        </w:rPr>
-        <w:t xml:space="preserve"> T</w:t>
-      </w:r>
-      <w:r>
-        <w:rPr>
-          <w:rFonts w:ascii="Times New Roman" w:hAnsi="Times New Roman" w:cs="Times New Roman"/>
-          <w:sz w:val="24"/>
-        </w:rPr>
-        <w:t>, Barragan</w:t>
-      </w:r>
-      <w:r>
-        <w:rPr>
-          <w:rFonts w:ascii="Times New Roman" w:hAnsi="Times New Roman" w:cs="Times New Roman"/>
-          <w:sz w:val="24"/>
-        </w:rPr>
-        <w:t xml:space="preserve"> AC</w:t>
-      </w:r>
-      <w:r>
-        <w:rPr>
-          <w:rFonts w:ascii="Times New Roman" w:hAnsi="Times New Roman" w:cs="Times New Roman"/>
-          <w:sz w:val="24"/>
-        </w:rPr>
-        <w:t xml:space="preserve">, </w:t>
+        <w:t xml:space="preserve"> A, </w:t>
       </w:r>
       <w:proofErr w:type="spellStart"/>
       <w:r>
@@ -3863,7 +4146,7 @@
           <w:rFonts w:ascii="Times New Roman" w:hAnsi="Times New Roman" w:cs="Times New Roman"/>
           <w:sz w:val="24"/>
         </w:rPr>
-        <w:t>Kourelis</w:t>
+        <w:t>Frijters</w:t>
       </w:r>
       <w:proofErr w:type="spellEnd"/>
       <w:r>
@@ -3871,100 +4154,7 @@
           <w:rFonts w:ascii="Times New Roman" w:hAnsi="Times New Roman" w:cs="Times New Roman"/>
           <w:sz w:val="24"/>
         </w:rPr>
-        <w:t xml:space="preserve"> J</w:t>
-      </w:r>
-      <w:r>
-        <w:rPr>
-          <w:rFonts w:ascii="Times New Roman" w:hAnsi="Times New Roman" w:cs="Times New Roman"/>
-          <w:sz w:val="24"/>
-        </w:rPr>
-        <w:t>, Abe</w:t>
-      </w:r>
-      <w:r>
-        <w:rPr>
-          <w:rFonts w:ascii="Times New Roman" w:hAnsi="Times New Roman" w:cs="Times New Roman"/>
-          <w:sz w:val="24"/>
-        </w:rPr>
-        <w:t xml:space="preserve"> Y</w:t>
-      </w:r>
-      <w:r>
-        <w:rPr>
-          <w:rFonts w:ascii="Times New Roman" w:hAnsi="Times New Roman" w:cs="Times New Roman"/>
-          <w:sz w:val="24"/>
-        </w:rPr>
-        <w:t>, Fujisaki</w:t>
-      </w:r>
-      <w:r>
-        <w:rPr>
-          <w:rFonts w:ascii="Times New Roman" w:hAnsi="Times New Roman" w:cs="Times New Roman"/>
-          <w:sz w:val="24"/>
-        </w:rPr>
-        <w:t xml:space="preserve"> K</w:t>
-      </w:r>
-      <w:r>
-        <w:rPr>
-          <w:rFonts w:ascii="Times New Roman" w:hAnsi="Times New Roman" w:cs="Times New Roman"/>
-          <w:sz w:val="24"/>
-        </w:rPr>
-        <w:t>, Banfield</w:t>
-      </w:r>
-      <w:r>
-        <w:rPr>
-          <w:rFonts w:ascii="Times New Roman" w:hAnsi="Times New Roman" w:cs="Times New Roman"/>
-          <w:sz w:val="24"/>
-        </w:rPr>
-        <w:t xml:space="preserve"> MJ</w:t>
-      </w:r>
-      <w:r>
-        <w:rPr>
-          <w:rFonts w:ascii="Times New Roman" w:hAnsi="Times New Roman" w:cs="Times New Roman"/>
-          <w:sz w:val="24"/>
-        </w:rPr>
-        <w:t>, Terauchi</w:t>
-      </w:r>
-      <w:r>
-        <w:rPr>
-          <w:rFonts w:ascii="Times New Roman" w:hAnsi="Times New Roman" w:cs="Times New Roman"/>
-          <w:sz w:val="24"/>
-        </w:rPr>
-        <w:t xml:space="preserve"> R</w:t>
-      </w:r>
-      <w:r>
-        <w:rPr>
-          <w:rFonts w:ascii="Times New Roman" w:hAnsi="Times New Roman" w:cs="Times New Roman"/>
-          <w:sz w:val="24"/>
-        </w:rPr>
-        <w:t>, Kamoun</w:t>
-      </w:r>
-      <w:r>
-        <w:rPr>
-          <w:rFonts w:ascii="Times New Roman" w:hAnsi="Times New Roman" w:cs="Times New Roman"/>
-          <w:sz w:val="24"/>
-        </w:rPr>
-        <w:t xml:space="preserve"> S. </w:t>
-      </w:r>
-      <w:r>
-        <w:rPr>
-          <w:rFonts w:ascii="Times New Roman" w:hAnsi="Times New Roman" w:cs="Times New Roman"/>
-          <w:sz w:val="24"/>
-        </w:rPr>
-        <w:t>The NLR immune receptor Pik-1 evolved to respond to fungal effectors of the AVR-</w:t>
-      </w:r>
-      <w:proofErr w:type="spellStart"/>
-      <w:r>
-        <w:rPr>
-          <w:rFonts w:ascii="Times New Roman" w:hAnsi="Times New Roman" w:cs="Times New Roman"/>
-          <w:sz w:val="24"/>
-        </w:rPr>
-        <w:t>Mgk</w:t>
-      </w:r>
-      <w:proofErr w:type="spellEnd"/>
-      <w:r>
-        <w:rPr>
-          <w:rFonts w:ascii="Times New Roman" w:hAnsi="Times New Roman" w:cs="Times New Roman"/>
-          <w:sz w:val="24"/>
-        </w:rPr>
-        <w:t xml:space="preserve"> family early in the evolution of </w:t>
+        <w:t xml:space="preserve"> R, Bozkurt TO, Terauchi R, Kamoun S. Can AI modelling of protein structures distinguish between sensor and helper NLR immune receptors? </w:t>
       </w:r>
       <w:r>
         <w:rPr>
@@ -3973,44 +4163,14 @@
           <w:iCs/>
           <w:sz w:val="24"/>
         </w:rPr>
-        <w:t xml:space="preserve">Oryza </w:t>
-      </w:r>
-      <w:r>
-        <w:rPr>
-          <w:rFonts w:ascii="Times New Roman" w:hAnsi="Times New Roman" w:cs="Times New Roman"/>
-          <w:sz w:val="24"/>
-        </w:rPr>
-        <w:t>and prior to rice domestication</w:t>
-      </w:r>
-      <w:r>
-        <w:rPr>
-          <w:rFonts w:ascii="Times New Roman" w:hAnsi="Times New Roman" w:cs="Times New Roman"/>
-          <w:sz w:val="24"/>
-        </w:rPr>
-        <w:t xml:space="preserve">. </w:t>
-      </w:r>
-      <w:r>
-        <w:rPr>
-          <w:rFonts w:ascii="Times New Roman" w:hAnsi="Times New Roman" w:cs="Times New Roman"/>
-          <w:i/>
-          <w:iCs/>
-          <w:sz w:val="24"/>
-        </w:rPr>
-        <w:t>2023 IS-MPMI</w:t>
-      </w:r>
-      <w:r>
-        <w:rPr>
-          <w:rFonts w:ascii="Times New Roman" w:hAnsi="Times New Roman" w:cs="Times New Roman"/>
-          <w:sz w:val="24"/>
-        </w:rPr>
-        <w:t>. Rhode Island, PA. July 2023</w:t>
-      </w:r>
-      <w:r>
-        <w:rPr>
-          <w:rFonts w:ascii="Times New Roman" w:hAnsi="Times New Roman" w:cs="Times New Roman"/>
-          <w:sz w:val="24"/>
-        </w:rPr>
-        <w:t>.</w:t>
+        <w:t>2025 IS-MPMI</w:t>
+      </w:r>
+      <w:r>
+        <w:rPr>
+          <w:rFonts w:ascii="Times New Roman" w:hAnsi="Times New Roman" w:cs="Times New Roman"/>
+          <w:sz w:val="24"/>
+        </w:rPr>
+        <w:t>. Cologne, Germany. July 2025.</w:t>
       </w:r>
     </w:p>
     <w:p>
@@ -4024,51 +4184,135 @@
         <w:jc w:val="left"/>
         <w:rPr>
           <w:rFonts w:ascii="Times New Roman" w:hAnsi="Times New Roman" w:cs="Times New Roman"/>
-          <w:sz w:val="24"/>
-        </w:rPr>
-      </w:pPr>
-      <w:r>
-        <w:rPr>
-          <w:rFonts w:ascii="Times New Roman" w:hAnsi="Times New Roman" w:cs="Times New Roman" w:hint="eastAsia"/>
+          <w:i/>
+          <w:iCs/>
+          <w:sz w:val="24"/>
+        </w:rPr>
+      </w:pPr>
+      <w:r>
+        <w:rPr>
+          <w:rFonts w:ascii="Times New Roman" w:hAnsi="Times New Roman" w:cs="Times New Roman"/>
           <w:b/>
           <w:bCs/>
           <w:sz w:val="24"/>
           <w:u w:val="single"/>
         </w:rPr>
-        <w:t>Sugihara</w:t>
-      </w:r>
-      <w:r>
-        <w:rPr>
-          <w:rFonts w:ascii="Times New Roman" w:hAnsi="Times New Roman" w:cs="Times New Roman"/>
-          <w:b/>
-          <w:bCs/>
-          <w:sz w:val="24"/>
-          <w:u w:val="single"/>
-        </w:rPr>
-        <w:t xml:space="preserve"> Y</w:t>
-      </w:r>
-      <w:r>
-        <w:rPr>
-          <w:rFonts w:ascii="Times New Roman" w:hAnsi="Times New Roman" w:cs="Times New Roman" w:hint="eastAsia"/>
-          <w:sz w:val="24"/>
-        </w:rPr>
-        <w:t xml:space="preserve">. Genetics approach using whole genome sequencing to rapidly identify the genomic loci involved in biological traits of rice blast fungus. </w:t>
-      </w:r>
-      <w:r>
-        <w:rPr>
-          <w:rFonts w:ascii="Times New Roman" w:hAnsi="Times New Roman" w:cs="Times New Roman" w:hint="eastAsia"/>
+        <w:t>Sugihara Y</w:t>
+      </w:r>
+      <w:r>
+        <w:rPr>
+          <w:rFonts w:ascii="Times New Roman" w:hAnsi="Times New Roman" w:cs="Times New Roman"/>
+          <w:sz w:val="24"/>
+        </w:rPr>
+        <w:t xml:space="preserve">, </w:t>
+      </w:r>
+      <w:proofErr w:type="spellStart"/>
+      <w:r>
+        <w:rPr>
+          <w:rFonts w:ascii="Times New Roman" w:hAnsi="Times New Roman" w:cs="Times New Roman"/>
+          <w:sz w:val="24"/>
+        </w:rPr>
+        <w:t>Kourelis</w:t>
+      </w:r>
+      <w:proofErr w:type="spellEnd"/>
+      <w:r>
+        <w:rPr>
+          <w:rFonts w:ascii="Times New Roman" w:hAnsi="Times New Roman" w:cs="Times New Roman"/>
+          <w:sz w:val="24"/>
+        </w:rPr>
+        <w:t xml:space="preserve"> J, Contreras MP, Pai H, Selvaraj M, </w:t>
+      </w:r>
+      <w:proofErr w:type="spellStart"/>
+      <w:r>
+        <w:rPr>
+          <w:rFonts w:ascii="Times New Roman" w:hAnsi="Times New Roman" w:cs="Times New Roman"/>
+          <w:sz w:val="24"/>
+        </w:rPr>
+        <w:t>Toghani</w:t>
+      </w:r>
+      <w:proofErr w:type="spellEnd"/>
+      <w:r>
+        <w:rPr>
+          <w:rFonts w:ascii="Times New Roman" w:hAnsi="Times New Roman" w:cs="Times New Roman"/>
+          <w:sz w:val="24"/>
+        </w:rPr>
+        <w:t xml:space="preserve"> A, Martinez-Anaya C, Kamoun S</w:t>
+      </w:r>
+      <w:r>
+        <w:rPr>
+          <w:rFonts w:ascii="Times New Roman" w:hAnsi="Times New Roman" w:cs="Times New Roman"/>
+          <w:sz w:val="24"/>
+        </w:rPr>
+        <w:t>.</w:t>
+      </w:r>
+      <w:r>
+        <w:rPr>
+          <w:rFonts w:ascii="Times New Roman" w:hAnsi="Times New Roman" w:cs="Times New Roman"/>
+          <w:sz w:val="24"/>
+        </w:rPr>
+        <w:t xml:space="preserve"> </w:t>
+      </w:r>
+      <w:r>
+        <w:rPr>
+          <w:rFonts w:ascii="Times New Roman" w:hAnsi="Times New Roman" w:cs="Times New Roman"/>
+          <w:sz w:val="24"/>
+        </w:rPr>
+        <w:t>Helper NLR immune protein NRC3 evolved to evade inhibition by a cyst nematode virulence effector</w:t>
+      </w:r>
+      <w:r>
+        <w:rPr>
+          <w:rFonts w:ascii="Times New Roman" w:hAnsi="Times New Roman" w:cs="Times New Roman"/>
+          <w:sz w:val="24"/>
+        </w:rPr>
+        <w:t>. </w:t>
+      </w:r>
+      <w:r>
+        <w:rPr>
+          <w:rFonts w:ascii="Times New Roman" w:hAnsi="Times New Roman" w:cs="Times New Roman"/>
           <w:i/>
           <w:iCs/>
           <w:sz w:val="24"/>
         </w:rPr>
-        <w:t>12th Japan-US Seminar in Plant Pathology</w:t>
-      </w:r>
-      <w:r>
-        <w:rPr>
-          <w:rFonts w:ascii="Times New Roman" w:hAnsi="Times New Roman" w:cs="Times New Roman" w:hint="eastAsia"/>
-          <w:sz w:val="24"/>
-        </w:rPr>
-        <w:t>. Zoom workshop. October 2020</w:t>
+        <w:t>The 26th Annual Meeting of</w:t>
+      </w:r>
+      <w:r>
+        <w:rPr>
+          <w:rFonts w:ascii="Times New Roman" w:hAnsi="Times New Roman" w:cs="Times New Roman"/>
+          <w:i/>
+          <w:iCs/>
+          <w:sz w:val="24"/>
+        </w:rPr>
+        <w:t xml:space="preserve"> </w:t>
+      </w:r>
+      <w:r>
+        <w:rPr>
+          <w:rFonts w:ascii="Times New Roman" w:hAnsi="Times New Roman" w:cs="Times New Roman"/>
+          <w:i/>
+          <w:iCs/>
+          <w:sz w:val="24"/>
+        </w:rPr>
+        <w:t>Society for Evolutionary Studies, Japan</w:t>
+      </w:r>
+      <w:r>
+        <w:rPr>
+          <w:rFonts w:ascii="Times New Roman" w:hAnsi="Times New Roman" w:cs="Times New Roman"/>
+          <w:sz w:val="24"/>
+        </w:rPr>
+        <w:t>. Kanagawa, Japan. Aug</w:t>
+      </w:r>
+      <w:r>
+        <w:rPr>
+          <w:rFonts w:ascii="Times New Roman" w:hAnsi="Times New Roman" w:cs="Times New Roman"/>
+          <w:sz w:val="24"/>
+        </w:rPr>
+        <w:t>ust</w:t>
+      </w:r>
+      <w:r>
+        <w:rPr>
+          <w:rFonts w:ascii="Times New Roman" w:hAnsi="Times New Roman" w:cs="Times New Roman"/>
+          <w:sz w:val="24"/>
+        </w:rPr>
+        <w:t xml:space="preserve"> 2024</w:t>
       </w:r>
       <w:r>
         <w:rPr>
@@ -4094,83 +4338,133 @@
       </w:pPr>
       <w:r>
         <w:rPr>
-          <w:rFonts w:ascii="Times New Roman" w:hAnsi="Times New Roman" w:cs="Times New Roman" w:hint="eastAsia"/>
+          <w:rFonts w:ascii="Times New Roman" w:hAnsi="Times New Roman" w:cs="Times New Roman"/>
           <w:b/>
           <w:bCs/>
           <w:sz w:val="24"/>
           <w:u w:val="single"/>
         </w:rPr>
-        <w:t>Sugihara</w:t>
-      </w:r>
-      <w:r>
-        <w:rPr>
-          <w:rFonts w:ascii="Times New Roman" w:hAnsi="Times New Roman" w:cs="Times New Roman"/>
-          <w:b/>
-          <w:bCs/>
-          <w:sz w:val="24"/>
-          <w:u w:val="single"/>
+        <w:t>Sugihara Y</w:t>
+      </w:r>
+      <w:r>
+        <w:rPr>
+          <w:rFonts w:ascii="Times New Roman" w:hAnsi="Times New Roman" w:cs="Times New Roman"/>
+          <w:sz w:val="24"/>
+        </w:rPr>
+        <w:t xml:space="preserve">, </w:t>
+      </w:r>
+      <w:proofErr w:type="spellStart"/>
+      <w:r>
+        <w:rPr>
+          <w:rFonts w:ascii="Times New Roman" w:hAnsi="Times New Roman" w:cs="Times New Roman"/>
+          <w:sz w:val="24"/>
+        </w:rPr>
+        <w:t>Białas</w:t>
+      </w:r>
+      <w:proofErr w:type="spellEnd"/>
+      <w:r>
+        <w:rPr>
+          <w:rFonts w:ascii="Times New Roman" w:hAnsi="Times New Roman" w:cs="Times New Roman"/>
+          <w:sz w:val="24"/>
+        </w:rPr>
+        <w:t xml:space="preserve"> A</w:t>
+      </w:r>
+      <w:r>
+        <w:rPr>
+          <w:rFonts w:ascii="Times New Roman" w:hAnsi="Times New Roman" w:cs="Times New Roman"/>
+          <w:sz w:val="24"/>
+        </w:rPr>
+        <w:t>, Langner</w:t>
+      </w:r>
+      <w:r>
+        <w:rPr>
+          <w:rFonts w:ascii="Times New Roman" w:hAnsi="Times New Roman" w:cs="Times New Roman"/>
+          <w:sz w:val="24"/>
+        </w:rPr>
+        <w:t xml:space="preserve"> T</w:t>
+      </w:r>
+      <w:r>
+        <w:rPr>
+          <w:rFonts w:ascii="Times New Roman" w:hAnsi="Times New Roman" w:cs="Times New Roman"/>
+          <w:sz w:val="24"/>
+        </w:rPr>
+        <w:t>, Barragan</w:t>
+      </w:r>
+      <w:r>
+        <w:rPr>
+          <w:rFonts w:ascii="Times New Roman" w:hAnsi="Times New Roman" w:cs="Times New Roman"/>
+          <w:sz w:val="24"/>
+        </w:rPr>
+        <w:t xml:space="preserve"> AC</w:t>
+      </w:r>
+      <w:r>
+        <w:rPr>
+          <w:rFonts w:ascii="Times New Roman" w:hAnsi="Times New Roman" w:cs="Times New Roman"/>
+          <w:sz w:val="24"/>
+        </w:rPr>
+        <w:t xml:space="preserve">, </w:t>
+      </w:r>
+      <w:proofErr w:type="spellStart"/>
+      <w:r>
+        <w:rPr>
+          <w:rFonts w:ascii="Times New Roman" w:hAnsi="Times New Roman" w:cs="Times New Roman"/>
+          <w:sz w:val="24"/>
+        </w:rPr>
+        <w:t>Kourelis</w:t>
+      </w:r>
+      <w:proofErr w:type="spellEnd"/>
+      <w:r>
+        <w:rPr>
+          <w:rFonts w:ascii="Times New Roman" w:hAnsi="Times New Roman" w:cs="Times New Roman"/>
+          <w:sz w:val="24"/>
+        </w:rPr>
+        <w:t xml:space="preserve"> J</w:t>
+      </w:r>
+      <w:r>
+        <w:rPr>
+          <w:rFonts w:ascii="Times New Roman" w:hAnsi="Times New Roman" w:cs="Times New Roman"/>
+          <w:sz w:val="24"/>
+        </w:rPr>
+        <w:t>, Abe</w:t>
+      </w:r>
+      <w:r>
+        <w:rPr>
+          <w:rFonts w:ascii="Times New Roman" w:hAnsi="Times New Roman" w:cs="Times New Roman"/>
+          <w:sz w:val="24"/>
         </w:rPr>
         <w:t xml:space="preserve"> Y</w:t>
       </w:r>
       <w:r>
         <w:rPr>
-          <w:rFonts w:ascii="Times New Roman" w:hAnsi="Times New Roman" w:cs="Times New Roman" w:hint="eastAsia"/>
-          <w:sz w:val="24"/>
-        </w:rPr>
-        <w:t>, Natsume</w:t>
-      </w:r>
-      <w:r>
-        <w:rPr>
-          <w:rFonts w:ascii="Times New Roman" w:hAnsi="Times New Roman" w:cs="Times New Roman"/>
-          <w:sz w:val="24"/>
-        </w:rPr>
-        <w:t xml:space="preserve"> S</w:t>
-      </w:r>
-      <w:r>
-        <w:rPr>
-          <w:rFonts w:ascii="Times New Roman" w:hAnsi="Times New Roman" w:cs="Times New Roman" w:hint="eastAsia"/>
-          <w:sz w:val="24"/>
-        </w:rPr>
-        <w:t>, Abe</w:t>
-      </w:r>
-      <w:r>
-        <w:rPr>
-          <w:rFonts w:ascii="Times New Roman" w:hAnsi="Times New Roman" w:cs="Times New Roman"/>
-          <w:sz w:val="24"/>
-        </w:rPr>
-        <w:t xml:space="preserve"> A</w:t>
-      </w:r>
-      <w:r>
-        <w:rPr>
-          <w:rFonts w:ascii="Times New Roman" w:hAnsi="Times New Roman" w:cs="Times New Roman" w:hint="eastAsia"/>
-          <w:sz w:val="24"/>
-        </w:rPr>
-        <w:t>, Shimizu</w:t>
-      </w:r>
-      <w:r>
-        <w:rPr>
-          <w:rFonts w:ascii="Times New Roman" w:hAnsi="Times New Roman" w:cs="Times New Roman"/>
-          <w:sz w:val="24"/>
-        </w:rPr>
-        <w:t xml:space="preserve"> M</w:t>
-      </w:r>
-      <w:r>
-        <w:rPr>
-          <w:rFonts w:ascii="Times New Roman" w:hAnsi="Times New Roman" w:cs="Times New Roman" w:hint="eastAsia"/>
-          <w:sz w:val="24"/>
-        </w:rPr>
-        <w:t>, Obidiegwu</w:t>
-      </w:r>
-      <w:r>
-        <w:rPr>
-          <w:rFonts w:ascii="Times New Roman" w:hAnsi="Times New Roman" w:cs="Times New Roman"/>
-          <w:sz w:val="24"/>
-        </w:rPr>
-        <w:t xml:space="preserve"> J</w:t>
-      </w:r>
-      <w:r>
-        <w:rPr>
-          <w:rFonts w:ascii="Times New Roman" w:hAnsi="Times New Roman" w:cs="Times New Roman" w:hint="eastAsia"/>
+          <w:rFonts w:ascii="Times New Roman" w:hAnsi="Times New Roman" w:cs="Times New Roman"/>
+          <w:sz w:val="24"/>
+        </w:rPr>
+        <w:t>, Fujisaki</w:t>
+      </w:r>
+      <w:r>
+        <w:rPr>
+          <w:rFonts w:ascii="Times New Roman" w:hAnsi="Times New Roman" w:cs="Times New Roman"/>
+          <w:sz w:val="24"/>
+        </w:rPr>
+        <w:t xml:space="preserve"> K</w:t>
+      </w:r>
+      <w:r>
+        <w:rPr>
+          <w:rFonts w:ascii="Times New Roman" w:hAnsi="Times New Roman" w:cs="Times New Roman"/>
+          <w:sz w:val="24"/>
+        </w:rPr>
+        <w:t>, Banfield</w:t>
+      </w:r>
+      <w:r>
+        <w:rPr>
+          <w:rFonts w:ascii="Times New Roman" w:hAnsi="Times New Roman" w:cs="Times New Roman"/>
+          <w:sz w:val="24"/>
+        </w:rPr>
+        <w:t xml:space="preserve"> MJ</w:t>
+      </w:r>
+      <w:r>
+        <w:rPr>
+          <w:rFonts w:ascii="Times New Roman" w:hAnsi="Times New Roman" w:cs="Times New Roman"/>
           <w:sz w:val="24"/>
         </w:rPr>
         <w:t>, Terauchi</w:t>
@@ -4184,42 +4478,79 @@
       </w:r>
       <w:r>
         <w:rPr>
-          <w:rFonts w:ascii="Times New Roman" w:hAnsi="Times New Roman" w:cs="Times New Roman" w:hint="eastAsia"/>
-          <w:sz w:val="24"/>
-        </w:rPr>
-        <w:t xml:space="preserve">. Population genomics of </w:t>
-      </w:r>
-      <w:r>
-        <w:rPr>
-          <w:rFonts w:ascii="Times New Roman" w:hAnsi="Times New Roman" w:cs="Times New Roman" w:hint="eastAsia"/>
+          <w:rFonts w:ascii="Times New Roman" w:hAnsi="Times New Roman" w:cs="Times New Roman"/>
+          <w:sz w:val="24"/>
+        </w:rPr>
+        <w:t>, Kamoun</w:t>
+      </w:r>
+      <w:r>
+        <w:rPr>
+          <w:rFonts w:ascii="Times New Roman" w:hAnsi="Times New Roman" w:cs="Times New Roman"/>
+          <w:sz w:val="24"/>
+        </w:rPr>
+        <w:t xml:space="preserve"> S. </w:t>
+      </w:r>
+      <w:r>
+        <w:rPr>
+          <w:rFonts w:ascii="Times New Roman" w:hAnsi="Times New Roman" w:cs="Times New Roman"/>
+          <w:sz w:val="24"/>
+        </w:rPr>
+        <w:t>The NLR immune receptor Pik-1 evolved to respond to fungal effectors of the AVR-</w:t>
+      </w:r>
+      <w:proofErr w:type="spellStart"/>
+      <w:r>
+        <w:rPr>
+          <w:rFonts w:ascii="Times New Roman" w:hAnsi="Times New Roman" w:cs="Times New Roman"/>
+          <w:sz w:val="24"/>
+        </w:rPr>
+        <w:t>Mgk</w:t>
+      </w:r>
+      <w:proofErr w:type="spellEnd"/>
+      <w:r>
+        <w:rPr>
+          <w:rFonts w:ascii="Times New Roman" w:hAnsi="Times New Roman" w:cs="Times New Roman"/>
+          <w:sz w:val="24"/>
+        </w:rPr>
+        <w:t xml:space="preserve"> family early in the evolution of </w:t>
+      </w:r>
+      <w:r>
+        <w:rPr>
+          <w:rFonts w:ascii="Times New Roman" w:hAnsi="Times New Roman" w:cs="Times New Roman"/>
           <w:i/>
           <w:iCs/>
           <w:sz w:val="24"/>
         </w:rPr>
-        <w:t>Dioscorea tokoro</w:t>
-      </w:r>
-      <w:r>
-        <w:rPr>
-          <w:rFonts w:ascii="Times New Roman" w:hAnsi="Times New Roman" w:cs="Times New Roman" w:hint="eastAsia"/>
-          <w:sz w:val="24"/>
-        </w:rPr>
-        <w:t xml:space="preserve">, a wild yam species. </w:t>
-      </w:r>
-      <w:r>
-        <w:rPr>
-          <w:rFonts w:ascii="Times New Roman" w:hAnsi="Times New Roman" w:cs="Times New Roman" w:hint="eastAsia"/>
+        <w:t xml:space="preserve">Oryza </w:t>
+      </w:r>
+      <w:r>
+        <w:rPr>
+          <w:rFonts w:ascii="Times New Roman" w:hAnsi="Times New Roman" w:cs="Times New Roman"/>
+          <w:sz w:val="24"/>
+        </w:rPr>
+        <w:t>and prior to rice domestication</w:t>
+      </w:r>
+      <w:r>
+        <w:rPr>
+          <w:rFonts w:ascii="Times New Roman" w:hAnsi="Times New Roman" w:cs="Times New Roman"/>
+          <w:sz w:val="24"/>
+        </w:rPr>
+        <w:t xml:space="preserve">. </w:t>
+      </w:r>
+      <w:r>
+        <w:rPr>
+          <w:rFonts w:ascii="Times New Roman" w:hAnsi="Times New Roman" w:cs="Times New Roman"/>
           <w:i/>
           <w:iCs/>
           <w:sz w:val="24"/>
         </w:rPr>
-        <w:t>Plant and Animal Genome (PAG) XXVII Conference</w:t>
-      </w:r>
-      <w:r>
-        <w:rPr>
-          <w:rFonts w:ascii="Times New Roman" w:hAnsi="Times New Roman" w:cs="Times New Roman" w:hint="eastAsia"/>
-          <w:sz w:val="24"/>
-        </w:rPr>
-        <w:t>. San Diego, CA. January 2019</w:t>
+        <w:t>2023 IS-MPMI</w:t>
+      </w:r>
+      <w:r>
+        <w:rPr>
+          <w:rFonts w:ascii="Times New Roman" w:hAnsi="Times New Roman" w:cs="Times New Roman"/>
+          <w:sz w:val="24"/>
+        </w:rPr>
+        <w:t>. Rhode Island, PA. July 2023</w:t>
       </w:r>
       <w:r>
         <w:rPr>
@@ -4266,111 +4597,9 @@
       <w:r>
         <w:rPr>
           <w:rFonts w:ascii="Times New Roman" w:hAnsi="Times New Roman" w:cs="Times New Roman" w:hint="eastAsia"/>
-          <w:b/>
-          <w:bCs/>
-          <w:sz w:val="24"/>
-        </w:rPr>
-        <w:t>,</w:t>
-      </w:r>
-      <w:r>
-        <w:rPr>
-          <w:rFonts w:ascii="Times New Roman" w:hAnsi="Times New Roman" w:cs="Times New Roman" w:hint="eastAsia"/>
-          <w:sz w:val="24"/>
-        </w:rPr>
-        <w:t xml:space="preserve"> Abe</w:t>
-      </w:r>
-      <w:r>
-        <w:rPr>
-          <w:rFonts w:ascii="Times New Roman" w:hAnsi="Times New Roman" w:cs="Times New Roman"/>
-          <w:sz w:val="24"/>
-        </w:rPr>
-        <w:t xml:space="preserve"> A</w:t>
-      </w:r>
-      <w:r>
-        <w:rPr>
-          <w:rFonts w:ascii="Times New Roman" w:hAnsi="Times New Roman" w:cs="Times New Roman" w:hint="eastAsia"/>
-          <w:sz w:val="24"/>
-        </w:rPr>
-        <w:t>, Shimizu</w:t>
-      </w:r>
-      <w:r>
-        <w:rPr>
-          <w:rFonts w:ascii="Times New Roman" w:hAnsi="Times New Roman" w:cs="Times New Roman"/>
-          <w:sz w:val="24"/>
-        </w:rPr>
-        <w:t xml:space="preserve"> M</w:t>
-      </w:r>
-      <w:r>
-        <w:rPr>
-          <w:rFonts w:ascii="Times New Roman" w:hAnsi="Times New Roman" w:cs="Times New Roman" w:hint="eastAsia"/>
-          <w:sz w:val="24"/>
-        </w:rPr>
-        <w:t>, Yaegashi</w:t>
-      </w:r>
-      <w:r>
-        <w:rPr>
-          <w:rFonts w:ascii="Times New Roman" w:hAnsi="Times New Roman" w:cs="Times New Roman"/>
-          <w:sz w:val="24"/>
-        </w:rPr>
-        <w:t xml:space="preserve"> H</w:t>
-      </w:r>
-      <w:r>
-        <w:rPr>
-          <w:rFonts w:ascii="Times New Roman" w:hAnsi="Times New Roman" w:cs="Times New Roman" w:hint="eastAsia"/>
-          <w:sz w:val="24"/>
-        </w:rPr>
-        <w:t>, Natsume</w:t>
-      </w:r>
-      <w:r>
-        <w:rPr>
-          <w:rFonts w:ascii="Times New Roman" w:hAnsi="Times New Roman" w:cs="Times New Roman"/>
-          <w:sz w:val="24"/>
-        </w:rPr>
-        <w:t xml:space="preserve"> S</w:t>
-      </w:r>
-      <w:r>
-        <w:rPr>
-          <w:rFonts w:ascii="Times New Roman" w:hAnsi="Times New Roman" w:cs="Times New Roman" w:hint="eastAsia"/>
-          <w:sz w:val="24"/>
-        </w:rPr>
-        <w:t xml:space="preserve">, </w:t>
-      </w:r>
-      <w:proofErr w:type="spellStart"/>
-      <w:r>
-        <w:rPr>
-          <w:rFonts w:ascii="Times New Roman" w:hAnsi="Times New Roman" w:cs="Times New Roman" w:hint="eastAsia"/>
-          <w:sz w:val="24"/>
-        </w:rPr>
-        <w:t>Obidiegwu</w:t>
-      </w:r>
-      <w:proofErr w:type="spellEnd"/>
-      <w:r>
-        <w:rPr>
-          <w:rFonts w:ascii="Times New Roman" w:hAnsi="Times New Roman" w:cs="Times New Roman"/>
-          <w:sz w:val="24"/>
-        </w:rPr>
-        <w:t xml:space="preserve"> J</w:t>
-      </w:r>
-      <w:r>
-        <w:rPr>
-          <w:rFonts w:ascii="Times New Roman" w:hAnsi="Times New Roman" w:cs="Times New Roman" w:hint="eastAsia"/>
-          <w:sz w:val="24"/>
-        </w:rPr>
-        <w:t>, Terauchi</w:t>
-      </w:r>
-      <w:r>
-        <w:rPr>
-          <w:rFonts w:ascii="Times New Roman" w:hAnsi="Times New Roman" w:cs="Times New Roman"/>
-          <w:sz w:val="24"/>
-        </w:rPr>
-        <w:t xml:space="preserve"> R</w:t>
-      </w:r>
-      <w:r>
-        <w:rPr>
-          <w:rFonts w:ascii="Times New Roman" w:hAnsi="Times New Roman" w:cs="Times New Roman" w:hint="eastAsia"/>
-          <w:sz w:val="24"/>
-        </w:rPr>
-        <w:t xml:space="preserve">. Application of population genomics and GWAS to </w:t>
+          <w:sz w:val="24"/>
+        </w:rPr>
+        <w:t xml:space="preserve">. Genetics approach using whole genome sequencing to rapidly identify the genomic loci involved in biological traits of rice blast fungus. </w:t>
       </w:r>
       <w:r>
         <w:rPr>
@@ -4379,8 +4608,357 @@
           <w:iCs/>
           <w:sz w:val="24"/>
         </w:rPr>
-        <w:t>Dioscorea rotundata</w:t>
-      </w:r>
+        <w:t>12th Japan-US Seminar in Plant Pathology</w:t>
+      </w:r>
+      <w:r>
+        <w:rPr>
+          <w:rFonts w:ascii="Times New Roman" w:hAnsi="Times New Roman" w:cs="Times New Roman" w:hint="eastAsia"/>
+          <w:sz w:val="24"/>
+        </w:rPr>
+        <w:t>. Zoom workshop. October 2020</w:t>
+      </w:r>
+      <w:r>
+        <w:rPr>
+          <w:rFonts w:ascii="Times New Roman" w:hAnsi="Times New Roman" w:cs="Times New Roman"/>
+          <w:sz w:val="24"/>
+        </w:rPr>
+        <w:t>.</w:t>
+      </w:r>
+    </w:p>
+    <w:p>
+      <w:pPr>
+        <w:pStyle w:val="ListParagraph"/>
+        <w:numPr>
+          <w:ilvl w:val="0"/>
+          <w:numId w:val="18"/>
+        </w:numPr>
+        <w:ind w:leftChars="0"/>
+        <w:jc w:val="left"/>
+        <w:rPr>
+          <w:rFonts w:ascii="Times New Roman" w:hAnsi="Times New Roman" w:cs="Times New Roman"/>
+          <w:sz w:val="24"/>
+        </w:rPr>
+      </w:pPr>
+      <w:r>
+        <w:rPr>
+          <w:rFonts w:ascii="Times New Roman" w:hAnsi="Times New Roman" w:cs="Times New Roman" w:hint="eastAsia"/>
+          <w:b/>
+          <w:bCs/>
+          <w:sz w:val="24"/>
+          <w:u w:val="single"/>
+        </w:rPr>
+        <w:t>Sugihara</w:t>
+      </w:r>
+      <w:r>
+        <w:rPr>
+          <w:rFonts w:ascii="Times New Roman" w:hAnsi="Times New Roman" w:cs="Times New Roman"/>
+          <w:b/>
+          <w:bCs/>
+          <w:sz w:val="24"/>
+          <w:u w:val="single"/>
+        </w:rPr>
+        <w:t xml:space="preserve"> Y</w:t>
+      </w:r>
+      <w:r>
+        <w:rPr>
+          <w:rFonts w:ascii="Times New Roman" w:hAnsi="Times New Roman" w:cs="Times New Roman" w:hint="eastAsia"/>
+          <w:sz w:val="24"/>
+        </w:rPr>
+        <w:t>, Natsume</w:t>
+      </w:r>
+      <w:r>
+        <w:rPr>
+          <w:rFonts w:ascii="Times New Roman" w:hAnsi="Times New Roman" w:cs="Times New Roman"/>
+          <w:sz w:val="24"/>
+        </w:rPr>
+        <w:t xml:space="preserve"> S</w:t>
+      </w:r>
+      <w:r>
+        <w:rPr>
+          <w:rFonts w:ascii="Times New Roman" w:hAnsi="Times New Roman" w:cs="Times New Roman" w:hint="eastAsia"/>
+          <w:sz w:val="24"/>
+        </w:rPr>
+        <w:t>, Abe</w:t>
+      </w:r>
+      <w:r>
+        <w:rPr>
+          <w:rFonts w:ascii="Times New Roman" w:hAnsi="Times New Roman" w:cs="Times New Roman"/>
+          <w:sz w:val="24"/>
+        </w:rPr>
+        <w:t xml:space="preserve"> A</w:t>
+      </w:r>
+      <w:r>
+        <w:rPr>
+          <w:rFonts w:ascii="Times New Roman" w:hAnsi="Times New Roman" w:cs="Times New Roman" w:hint="eastAsia"/>
+          <w:sz w:val="24"/>
+        </w:rPr>
+        <w:t>, Shimizu</w:t>
+      </w:r>
+      <w:r>
+        <w:rPr>
+          <w:rFonts w:ascii="Times New Roman" w:hAnsi="Times New Roman" w:cs="Times New Roman"/>
+          <w:sz w:val="24"/>
+        </w:rPr>
+        <w:t xml:space="preserve"> M</w:t>
+      </w:r>
+      <w:r>
+        <w:rPr>
+          <w:rFonts w:ascii="Times New Roman" w:hAnsi="Times New Roman" w:cs="Times New Roman" w:hint="eastAsia"/>
+          <w:sz w:val="24"/>
+        </w:rPr>
+        <w:t xml:space="preserve">, </w:t>
+      </w:r>
+      <w:proofErr w:type="spellStart"/>
+      <w:r>
+        <w:rPr>
+          <w:rFonts w:ascii="Times New Roman" w:hAnsi="Times New Roman" w:cs="Times New Roman" w:hint="eastAsia"/>
+          <w:sz w:val="24"/>
+        </w:rPr>
+        <w:t>Obidiegwu</w:t>
+      </w:r>
+      <w:proofErr w:type="spellEnd"/>
+      <w:r>
+        <w:rPr>
+          <w:rFonts w:ascii="Times New Roman" w:hAnsi="Times New Roman" w:cs="Times New Roman"/>
+          <w:sz w:val="24"/>
+        </w:rPr>
+        <w:t xml:space="preserve"> J</w:t>
+      </w:r>
+      <w:r>
+        <w:rPr>
+          <w:rFonts w:ascii="Times New Roman" w:hAnsi="Times New Roman" w:cs="Times New Roman" w:hint="eastAsia"/>
+          <w:sz w:val="24"/>
+        </w:rPr>
+        <w:t>, Terauchi</w:t>
+      </w:r>
+      <w:r>
+        <w:rPr>
+          <w:rFonts w:ascii="Times New Roman" w:hAnsi="Times New Roman" w:cs="Times New Roman"/>
+          <w:sz w:val="24"/>
+        </w:rPr>
+        <w:t xml:space="preserve"> R</w:t>
+      </w:r>
+      <w:r>
+        <w:rPr>
+          <w:rFonts w:ascii="Times New Roman" w:hAnsi="Times New Roman" w:cs="Times New Roman" w:hint="eastAsia"/>
+          <w:sz w:val="24"/>
+        </w:rPr>
+        <w:t xml:space="preserve">. Population genomics of </w:t>
+      </w:r>
+      <w:r>
+        <w:rPr>
+          <w:rFonts w:ascii="Times New Roman" w:hAnsi="Times New Roman" w:cs="Times New Roman" w:hint="eastAsia"/>
+          <w:i/>
+          <w:iCs/>
+          <w:sz w:val="24"/>
+        </w:rPr>
+        <w:t xml:space="preserve">Dioscorea </w:t>
+      </w:r>
+      <w:proofErr w:type="spellStart"/>
+      <w:r>
+        <w:rPr>
+          <w:rFonts w:ascii="Times New Roman" w:hAnsi="Times New Roman" w:cs="Times New Roman" w:hint="eastAsia"/>
+          <w:i/>
+          <w:iCs/>
+          <w:sz w:val="24"/>
+        </w:rPr>
+        <w:t>tokoro</w:t>
+      </w:r>
+      <w:proofErr w:type="spellEnd"/>
+      <w:r>
+        <w:rPr>
+          <w:rFonts w:ascii="Times New Roman" w:hAnsi="Times New Roman" w:cs="Times New Roman" w:hint="eastAsia"/>
+          <w:sz w:val="24"/>
+        </w:rPr>
+        <w:t xml:space="preserve">, a wild yam species. </w:t>
+      </w:r>
+      <w:r>
+        <w:rPr>
+          <w:rFonts w:ascii="Times New Roman" w:hAnsi="Times New Roman" w:cs="Times New Roman" w:hint="eastAsia"/>
+          <w:i/>
+          <w:iCs/>
+          <w:sz w:val="24"/>
+        </w:rPr>
+        <w:t>Plant and Animal Genome (PAG) XXVII Conference</w:t>
+      </w:r>
+      <w:r>
+        <w:rPr>
+          <w:rFonts w:ascii="Times New Roman" w:hAnsi="Times New Roman" w:cs="Times New Roman" w:hint="eastAsia"/>
+          <w:sz w:val="24"/>
+        </w:rPr>
+        <w:t>. San Diego, CA. January 2019</w:t>
+      </w:r>
+      <w:r>
+        <w:rPr>
+          <w:rFonts w:ascii="Times New Roman" w:hAnsi="Times New Roman" w:cs="Times New Roman"/>
+          <w:sz w:val="24"/>
+        </w:rPr>
+        <w:t>.</w:t>
+      </w:r>
+    </w:p>
+    <w:p>
+      <w:pPr>
+        <w:pStyle w:val="ListParagraph"/>
+        <w:numPr>
+          <w:ilvl w:val="0"/>
+          <w:numId w:val="18"/>
+        </w:numPr>
+        <w:ind w:leftChars="0"/>
+        <w:jc w:val="left"/>
+        <w:rPr>
+          <w:rFonts w:ascii="Times New Roman" w:hAnsi="Times New Roman" w:cs="Times New Roman"/>
+          <w:sz w:val="24"/>
+        </w:rPr>
+      </w:pPr>
+      <w:r>
+        <w:rPr>
+          <w:rFonts w:ascii="Times New Roman" w:hAnsi="Times New Roman" w:cs="Times New Roman" w:hint="eastAsia"/>
+          <w:b/>
+          <w:bCs/>
+          <w:sz w:val="24"/>
+          <w:u w:val="single"/>
+        </w:rPr>
+        <w:t>Sugihara</w:t>
+      </w:r>
+      <w:r>
+        <w:rPr>
+          <w:rFonts w:ascii="Times New Roman" w:hAnsi="Times New Roman" w:cs="Times New Roman"/>
+          <w:b/>
+          <w:bCs/>
+          <w:sz w:val="24"/>
+          <w:u w:val="single"/>
+        </w:rPr>
+        <w:t xml:space="preserve"> Y</w:t>
+      </w:r>
+      <w:r>
+        <w:rPr>
+          <w:rFonts w:ascii="Times New Roman" w:hAnsi="Times New Roman" w:cs="Times New Roman" w:hint="eastAsia"/>
+          <w:b/>
+          <w:bCs/>
+          <w:sz w:val="24"/>
+        </w:rPr>
+        <w:t>,</w:t>
+      </w:r>
+      <w:r>
+        <w:rPr>
+          <w:rFonts w:ascii="Times New Roman" w:hAnsi="Times New Roman" w:cs="Times New Roman" w:hint="eastAsia"/>
+          <w:sz w:val="24"/>
+        </w:rPr>
+        <w:t xml:space="preserve"> Abe</w:t>
+      </w:r>
+      <w:r>
+        <w:rPr>
+          <w:rFonts w:ascii="Times New Roman" w:hAnsi="Times New Roman" w:cs="Times New Roman"/>
+          <w:sz w:val="24"/>
+        </w:rPr>
+        <w:t xml:space="preserve"> A</w:t>
+      </w:r>
+      <w:r>
+        <w:rPr>
+          <w:rFonts w:ascii="Times New Roman" w:hAnsi="Times New Roman" w:cs="Times New Roman" w:hint="eastAsia"/>
+          <w:sz w:val="24"/>
+        </w:rPr>
+        <w:t>, Shimizu</w:t>
+      </w:r>
+      <w:r>
+        <w:rPr>
+          <w:rFonts w:ascii="Times New Roman" w:hAnsi="Times New Roman" w:cs="Times New Roman"/>
+          <w:sz w:val="24"/>
+        </w:rPr>
+        <w:t xml:space="preserve"> M</w:t>
+      </w:r>
+      <w:r>
+        <w:rPr>
+          <w:rFonts w:ascii="Times New Roman" w:hAnsi="Times New Roman" w:cs="Times New Roman" w:hint="eastAsia"/>
+          <w:sz w:val="24"/>
+        </w:rPr>
+        <w:t>, Yaegashi</w:t>
+      </w:r>
+      <w:r>
+        <w:rPr>
+          <w:rFonts w:ascii="Times New Roman" w:hAnsi="Times New Roman" w:cs="Times New Roman"/>
+          <w:sz w:val="24"/>
+        </w:rPr>
+        <w:t xml:space="preserve"> H</w:t>
+      </w:r>
+      <w:r>
+        <w:rPr>
+          <w:rFonts w:ascii="Times New Roman" w:hAnsi="Times New Roman" w:cs="Times New Roman" w:hint="eastAsia"/>
+          <w:sz w:val="24"/>
+        </w:rPr>
+        <w:t>, Natsume</w:t>
+      </w:r>
+      <w:r>
+        <w:rPr>
+          <w:rFonts w:ascii="Times New Roman" w:hAnsi="Times New Roman" w:cs="Times New Roman"/>
+          <w:sz w:val="24"/>
+        </w:rPr>
+        <w:t xml:space="preserve"> S</w:t>
+      </w:r>
+      <w:r>
+        <w:rPr>
+          <w:rFonts w:ascii="Times New Roman" w:hAnsi="Times New Roman" w:cs="Times New Roman" w:hint="eastAsia"/>
+          <w:sz w:val="24"/>
+        </w:rPr>
+        <w:t xml:space="preserve">, </w:t>
+      </w:r>
+      <w:proofErr w:type="spellStart"/>
+      <w:r>
+        <w:rPr>
+          <w:rFonts w:ascii="Times New Roman" w:hAnsi="Times New Roman" w:cs="Times New Roman" w:hint="eastAsia"/>
+          <w:sz w:val="24"/>
+        </w:rPr>
+        <w:t>Obidiegwu</w:t>
+      </w:r>
+      <w:proofErr w:type="spellEnd"/>
+      <w:r>
+        <w:rPr>
+          <w:rFonts w:ascii="Times New Roman" w:hAnsi="Times New Roman" w:cs="Times New Roman"/>
+          <w:sz w:val="24"/>
+        </w:rPr>
+        <w:t xml:space="preserve"> J</w:t>
+      </w:r>
+      <w:r>
+        <w:rPr>
+          <w:rFonts w:ascii="Times New Roman" w:hAnsi="Times New Roman" w:cs="Times New Roman" w:hint="eastAsia"/>
+          <w:sz w:val="24"/>
+        </w:rPr>
+        <w:t>, Terauchi</w:t>
+      </w:r>
+      <w:r>
+        <w:rPr>
+          <w:rFonts w:ascii="Times New Roman" w:hAnsi="Times New Roman" w:cs="Times New Roman"/>
+          <w:sz w:val="24"/>
+        </w:rPr>
+        <w:t xml:space="preserve"> R</w:t>
+      </w:r>
+      <w:r>
+        <w:rPr>
+          <w:rFonts w:ascii="Times New Roman" w:hAnsi="Times New Roman" w:cs="Times New Roman" w:hint="eastAsia"/>
+          <w:sz w:val="24"/>
+        </w:rPr>
+        <w:t xml:space="preserve">. Application of population genomics and GWAS to </w:t>
+      </w:r>
+      <w:r>
+        <w:rPr>
+          <w:rFonts w:ascii="Times New Roman" w:hAnsi="Times New Roman" w:cs="Times New Roman" w:hint="eastAsia"/>
+          <w:i/>
+          <w:iCs/>
+          <w:sz w:val="24"/>
+        </w:rPr>
+        <w:t xml:space="preserve">Dioscorea </w:t>
+      </w:r>
+      <w:proofErr w:type="spellStart"/>
+      <w:r>
+        <w:rPr>
+          <w:rFonts w:ascii="Times New Roman" w:hAnsi="Times New Roman" w:cs="Times New Roman" w:hint="eastAsia"/>
+          <w:i/>
+          <w:iCs/>
+          <w:sz w:val="24"/>
+        </w:rPr>
+        <w:t>rotundata</w:t>
+      </w:r>
+      <w:proofErr w:type="spellEnd"/>
       <w:r>
         <w:rPr>
           <w:rFonts w:ascii="Times New Roman" w:hAnsi="Times New Roman" w:cs="Times New Roman" w:hint="eastAsia"/>
@@ -4673,6 +5251,7 @@
           <w:rFonts w:ascii="Times New Roman" w:hAnsi="Times New Roman" w:cs="Times New Roman"/>
           <w:sz w:val="24"/>
         </w:rPr>
+        <w:lastRenderedPageBreak/>
         <w:t>Genetics (</w:t>
       </w:r>
       <w:r>
@@ -4732,6 +5311,27 @@
           <w:sz w:val="24"/>
         </w:rPr>
         <w:t>)</w:t>
+      </w:r>
+    </w:p>
+    <w:p>
+      <w:pPr>
+        <w:pStyle w:val="ListParagraph"/>
+        <w:numPr>
+          <w:ilvl w:val="0"/>
+          <w:numId w:val="15"/>
+        </w:numPr>
+        <w:ind w:leftChars="0"/>
+        <w:rPr>
+          <w:rFonts w:ascii="Times New Roman" w:hAnsi="Times New Roman" w:cs="Times New Roman"/>
+          <w:sz w:val="24"/>
+        </w:rPr>
+      </w:pPr>
+      <w:r>
+        <w:rPr>
+          <w:rFonts w:ascii="Times New Roman" w:hAnsi="Times New Roman" w:cs="Times New Roman"/>
+          <w:sz w:val="24"/>
+        </w:rPr>
+        <w:t>Molecular Biology and Evolution (1)</w:t>
       </w:r>
     </w:p>
     <w:p>

--- a/CV/Yu_Sugihara_CV.docx
+++ b/CV/Yu_Sugihara_CV.docx
@@ -34,188 +34,74 @@
       </w:pPr>
       <w:r>
         <w:rPr>
-          <w:rFonts w:ascii="Times New Roman" w:hAnsi="Times New Roman" w:cs="Times New Roman" w:hint="eastAsia"/>
           <w:noProof/>
-          <w:szCs w:val="21"/>
-        </w:rPr>
-        <mc:AlternateContent>
-          <mc:Choice Requires="wps">
-            <w:drawing>
-              <wp:anchor distT="0" distB="0" distL="114300" distR="114300" simplePos="0" relativeHeight="251659264" behindDoc="0" locked="0" layoutInCell="1" allowOverlap="1" wp14:anchorId="448F30BE" wp14:editId="30EF84C0">
-                <wp:simplePos x="0" y="0"/>
-                <wp:positionH relativeFrom="column">
-                  <wp:posOffset>-65405</wp:posOffset>
-                </wp:positionH>
-                <wp:positionV relativeFrom="paragraph">
-                  <wp:posOffset>236220</wp:posOffset>
-                </wp:positionV>
-                <wp:extent cx="3435350" cy="893379"/>
-                <wp:effectExtent l="0" t="0" r="0" b="0"/>
-                <wp:wrapNone/>
-                <wp:docPr id="1" name="テキスト ボックス 1"/>
-                <wp:cNvGraphicFramePr/>
-                <a:graphic xmlns:a="http://schemas.openxmlformats.org/drawingml/2006/main">
-                  <a:graphicData uri="http://schemas.microsoft.com/office/word/2010/wordprocessingShape">
-                    <wps:wsp>
-                      <wps:cNvSpPr txBox="1"/>
-                      <wps:spPr>
-                        <a:xfrm>
-                          <a:off x="0" y="0"/>
-                          <a:ext cx="3435350" cy="893379"/>
-                        </a:xfrm>
-                        <a:prstGeom prst="rect">
-                          <a:avLst/>
-                        </a:prstGeom>
-                        <a:noFill/>
-                        <a:ln w="6350">
-                          <a:noFill/>
-                        </a:ln>
-                      </wps:spPr>
-                      <wps:txbx>
-                        <w:txbxContent>
-                          <w:p>
-                            <w:pPr>
-                              <w:spacing w:line="276" w:lineRule="auto"/>
-                              <w:jc w:val="left"/>
-                              <w:rPr>
-                                <w:rFonts w:ascii="Times New Roman" w:hAnsi="Times New Roman" w:cs="Times New Roman"/>
-                                <w:sz w:val="24"/>
-                              </w:rPr>
-                            </w:pPr>
-                            <w:r>
-                              <w:rPr>
-                                <w:rFonts w:ascii="Times New Roman" w:hAnsi="Times New Roman" w:cs="Times New Roman"/>
-                                <w:sz w:val="24"/>
-                              </w:rPr>
-                              <w:t>Team Leader</w:t>
-                            </w:r>
-                            <w:r>
-                              <w:rPr>
-                                <w:rFonts w:ascii="Times New Roman" w:hAnsi="Times New Roman" w:cs="Times New Roman"/>
-                                <w:sz w:val="24"/>
-                              </w:rPr>
-                              <w:t>,</w:t>
-                            </w:r>
-                          </w:p>
-                          <w:p>
-                            <w:pPr>
-                              <w:jc w:val="left"/>
-                              <w:rPr>
-                                <w:rFonts w:ascii="Times New Roman" w:hAnsi="Times New Roman" w:cs="Times New Roman"/>
-                                <w:sz w:val="24"/>
-                              </w:rPr>
-                            </w:pPr>
-                            <w:r>
-                              <w:rPr>
-                                <w:rFonts w:ascii="Times New Roman" w:hAnsi="Times New Roman" w:cs="Times New Roman"/>
-                                <w:sz w:val="24"/>
-                              </w:rPr>
-                              <w:t>The Sainsbury Laboratory</w:t>
-                            </w:r>
-                            <w:r>
-                              <w:rPr>
-                                <w:rFonts w:ascii="Times New Roman" w:hAnsi="Times New Roman" w:cs="Times New Roman"/>
-                                <w:sz w:val="24"/>
-                              </w:rPr>
-                              <w:t>,</w:t>
-                            </w:r>
-                            <w:r>
-                              <w:rPr>
-                                <w:rFonts w:ascii="Times New Roman" w:hAnsi="Times New Roman" w:cs="Times New Roman"/>
-                                <w:sz w:val="24"/>
-                              </w:rPr>
-                              <w:t xml:space="preserve"> UK</w:t>
-                            </w:r>
-                          </w:p>
-                        </w:txbxContent>
-                      </wps:txbx>
-                      <wps:bodyPr rot="0" spcFirstLastPara="0" vertOverflow="overflow" horzOverflow="overflow" vert="horz" wrap="square" lIns="91440" tIns="45720" rIns="91440" bIns="45720" numCol="1" spcCol="0" rtlCol="0" fromWordArt="0" anchor="t" anchorCtr="0" forceAA="0" compatLnSpc="1">
-                        <a:prstTxWarp prst="textNoShape">
-                          <a:avLst/>
-                        </a:prstTxWarp>
-                        <a:noAutofit/>
-                      </wps:bodyPr>
-                    </wps:wsp>
-                  </a:graphicData>
-                </a:graphic>
-                <wp14:sizeRelH relativeFrom="margin">
-                  <wp14:pctWidth>0</wp14:pctWidth>
-                </wp14:sizeRelH>
-                <wp14:sizeRelV relativeFrom="margin">
-                  <wp14:pctHeight>0</wp14:pctHeight>
-                </wp14:sizeRelV>
-              </wp:anchor>
-            </w:drawing>
-          </mc:Choice>
-          <mc:Fallback>
-            <w:pict>
-              <v:shapetype w14:anchorId="448F30BE" id="_x0000_t202" coordsize="21600,21600" o:spt="202" path="m,l,21600r21600,l21600,xe">
-                <v:stroke joinstyle="miter"/>
-                <v:path gradientshapeok="t" o:connecttype="rect"/>
-              </v:shapetype>
-              <v:shape id="テキスト ボックス 1" o:spid="_x0000_s1026" type="#_x0000_t202" style="position:absolute;margin-left:-5.15pt;margin-top:18.6pt;width:270.5pt;height:70.35pt;z-index:251659264;visibility:visible;mso-wrap-style:square;mso-width-percent:0;mso-height-percent:0;mso-wrap-distance-left:9pt;mso-wrap-distance-top:0;mso-wrap-distance-right:9pt;mso-wrap-distance-bottom:0;mso-position-horizontal:absolute;mso-position-horizontal-relative:text;mso-position-vertical:absolute;mso-position-vertical-relative:text;mso-width-percent:0;mso-height-percent:0;mso-width-relative:margin;mso-height-relative:margin;v-text-anchor:top" o:gfxdata="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" filled="f" stroked="f" strokeweight=".5pt">
-                <v:textbox>
-                  <w:txbxContent>
-                    <w:p>
-                      <w:pPr>
-                        <w:spacing w:line="276" w:lineRule="auto"/>
-                        <w:jc w:val="left"/>
-                        <w:rPr>
-                          <w:rFonts w:ascii="Times New Roman" w:hAnsi="Times New Roman" w:cs="Times New Roman"/>
-                          <w:sz w:val="24"/>
-                        </w:rPr>
-                      </w:pPr>
-                      <w:r>
-                        <w:rPr>
-                          <w:rFonts w:ascii="Times New Roman" w:hAnsi="Times New Roman" w:cs="Times New Roman"/>
-                          <w:sz w:val="24"/>
-                        </w:rPr>
-                        <w:t>Team Leader</w:t>
-                      </w:r>
-                      <w:r>
-                        <w:rPr>
-                          <w:rFonts w:ascii="Times New Roman" w:hAnsi="Times New Roman" w:cs="Times New Roman"/>
-                          <w:sz w:val="24"/>
-                        </w:rPr>
-                        <w:t>,</w:t>
-                      </w:r>
-                    </w:p>
-                    <w:p>
-                      <w:pPr>
-                        <w:jc w:val="left"/>
-                        <w:rPr>
-                          <w:rFonts w:ascii="Times New Roman" w:hAnsi="Times New Roman" w:cs="Times New Roman"/>
-                          <w:sz w:val="24"/>
-                        </w:rPr>
-                      </w:pPr>
-                      <w:r>
-                        <w:rPr>
-                          <w:rFonts w:ascii="Times New Roman" w:hAnsi="Times New Roman" w:cs="Times New Roman"/>
-                          <w:sz w:val="24"/>
-                        </w:rPr>
-                        <w:t>The Sainsbury Laboratory</w:t>
-                      </w:r>
-                      <w:r>
-                        <w:rPr>
-                          <w:rFonts w:ascii="Times New Roman" w:hAnsi="Times New Roman" w:cs="Times New Roman"/>
-                          <w:sz w:val="24"/>
-                        </w:rPr>
-                        <w:t>,</w:t>
-                      </w:r>
-                      <w:r>
-                        <w:rPr>
-                          <w:rFonts w:ascii="Times New Roman" w:hAnsi="Times New Roman" w:cs="Times New Roman"/>
-                          <w:sz w:val="24"/>
-                        </w:rPr>
-                        <w:t xml:space="preserve"> UK</w:t>
-                      </w:r>
-                    </w:p>
-                  </w:txbxContent>
-                </v:textbox>
-              </v:shape>
-            </w:pict>
-          </mc:Fallback>
-        </mc:AlternateContent>
+        </w:rPr>
+        <w:pict w14:anchorId="24F01E28">
+          <v:shapetype id="_x0000_t202" coordsize="21600,21600" o:spt="202" path="m,l,21600r21600,l21600,xe">
+            <v:stroke joinstyle="miter"/>
+            <v:path gradientshapeok="t" o:connecttype="rect"/>
+          </v:shapetype>
+          <v:shape id="Text Box 3" o:spid="_x0000_s1027" type="#_x0000_t202" style="position:absolute;margin-left:-5.15pt;margin-top:18.6pt;width:270.5pt;height:70.35pt;z-index:251659264;visibility:visible;mso-wrap-style:square;mso-width-percent:0;mso-height-percent:0;mso-wrap-distance-left:9pt;mso-wrap-distance-top:0;mso-wrap-distance-right:9pt;mso-wrap-distance-bottom:0;mso-position-horizontal:absolute;mso-position-horizontal-relative:text;mso-position-vertical:absolute;mso-position-vertical-relative:text;mso-width-percent:0;mso-height-percent:0;mso-width-relative:margin;mso-height-relative:margin;v-text-anchor:top" o:gfxdata="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" filled="f" stroked="f" strokeweight=".5pt">
+            <v:textbox>
+              <w:txbxContent>
+                <w:p>
+                  <w:pPr>
+                    <w:spacing w:line="276" w:lineRule="auto"/>
+                    <w:jc w:val="left"/>
+                    <w:rPr>
+                      <w:rFonts w:ascii="Times New Roman" w:hAnsi="Times New Roman" w:cs="Times New Roman"/>
+                      <w:sz w:val="24"/>
+                    </w:rPr>
+                  </w:pPr>
+                  <w:r>
+                    <w:rPr>
+                      <w:rFonts w:ascii="Times New Roman" w:hAnsi="Times New Roman" w:cs="Times New Roman"/>
+                      <w:sz w:val="24"/>
+                    </w:rPr>
+                    <w:t>Team Leader</w:t>
+                  </w:r>
+                  <w:r>
+                    <w:rPr>
+                      <w:rFonts w:ascii="Times New Roman" w:hAnsi="Times New Roman" w:cs="Times New Roman"/>
+                      <w:sz w:val="24"/>
+                    </w:rPr>
+                    <w:t>,</w:t>
+                  </w:r>
+                </w:p>
+                <w:p>
+                  <w:pPr>
+                    <w:jc w:val="left"/>
+                    <w:rPr>
+                      <w:rFonts w:ascii="Times New Roman" w:hAnsi="Times New Roman" w:cs="Times New Roman"/>
+                      <w:sz w:val="24"/>
+                    </w:rPr>
+                  </w:pPr>
+                  <w:r>
+                    <w:rPr>
+                      <w:rFonts w:ascii="Times New Roman" w:hAnsi="Times New Roman" w:cs="Times New Roman"/>
+                      <w:sz w:val="24"/>
+                    </w:rPr>
+                    <w:t>The Sainsbury Laboratory</w:t>
+                  </w:r>
+                  <w:r>
+                    <w:rPr>
+                      <w:rFonts w:ascii="Times New Roman" w:hAnsi="Times New Roman" w:cs="Times New Roman"/>
+                      <w:sz w:val="24"/>
+                    </w:rPr>
+                    <w:t>,</w:t>
+                  </w:r>
+                  <w:r>
+                    <w:rPr>
+                      <w:rFonts w:ascii="Times New Roman" w:hAnsi="Times New Roman" w:cs="Times New Roman"/>
+                      <w:sz w:val="24"/>
+                    </w:rPr>
+                    <w:t xml:space="preserve"> UK</w:t>
+                  </w:r>
+                </w:p>
+              </w:txbxContent>
+            </v:textbox>
+          </v:shape>
+        </w:pict>
       </w:r>
     </w:p>
     <w:p>
@@ -228,126 +114,41 @@
       </w:pPr>
       <w:r>
         <w:rPr>
-          <w:rFonts w:ascii="Times New Roman" w:hAnsi="Times New Roman" w:cs="Times New Roman" w:hint="eastAsia"/>
           <w:noProof/>
-          <w:szCs w:val="21"/>
-        </w:rPr>
-        <mc:AlternateContent>
-          <mc:Choice Requires="wps">
-            <w:drawing>
-              <wp:anchor distT="0" distB="0" distL="114300" distR="114300" simplePos="0" relativeHeight="251661312" behindDoc="0" locked="0" layoutInCell="1" allowOverlap="1" wp14:anchorId="6B5648F1" wp14:editId="4C0DF795">
-                <wp:simplePos x="0" y="0"/>
-                <wp:positionH relativeFrom="column">
-                  <wp:posOffset>3930267</wp:posOffset>
-                </wp:positionH>
-                <wp:positionV relativeFrom="paragraph">
-                  <wp:posOffset>8263</wp:posOffset>
-                </wp:positionV>
-                <wp:extent cx="2264410" cy="363556"/>
-                <wp:effectExtent l="0" t="0" r="0" b="0"/>
-                <wp:wrapNone/>
-                <wp:docPr id="3" name="テキスト ボックス 3"/>
-                <wp:cNvGraphicFramePr/>
-                <a:graphic xmlns:a="http://schemas.openxmlformats.org/drawingml/2006/main">
-                  <a:graphicData uri="http://schemas.microsoft.com/office/word/2010/wordprocessingShape">
-                    <wps:wsp>
-                      <wps:cNvSpPr txBox="1"/>
-                      <wps:spPr>
-                        <a:xfrm>
-                          <a:off x="0" y="0"/>
-                          <a:ext cx="2264410" cy="363556"/>
-                        </a:xfrm>
-                        <a:prstGeom prst="rect">
-                          <a:avLst/>
-                        </a:prstGeom>
-                        <a:noFill/>
-                        <a:ln w="6350">
-                          <a:noFill/>
-                        </a:ln>
-                      </wps:spPr>
-                      <wps:txbx>
-                        <w:txbxContent>
-                          <w:p>
-                            <w:pPr>
-                              <w:jc w:val="right"/>
-                              <w:rPr>
-                                <w:rFonts w:ascii="Times New Roman" w:hAnsi="Times New Roman" w:cs="Times New Roman"/>
-                                <w:sz w:val="24"/>
-                              </w:rPr>
-                            </w:pPr>
-                            <w:r>
-                              <w:rPr>
-                                <w:rFonts w:ascii="Times New Roman" w:hAnsi="Times New Roman" w:cs="Times New Roman"/>
-                                <w:sz w:val="24"/>
-                              </w:rPr>
-                              <w:t>yu.sugihara@tsl.ac.uk</w:t>
-                            </w:r>
-                          </w:p>
-                          <w:p>
-                            <w:pPr>
-                              <w:jc w:val="right"/>
-                              <w:rPr>
-                                <w:rFonts w:ascii="Times New Roman" w:hAnsi="Times New Roman" w:cs="Times New Roman"/>
-                                <w:sz w:val="24"/>
-                              </w:rPr>
-                            </w:pPr>
-                          </w:p>
-                        </w:txbxContent>
-                      </wps:txbx>
-                      <wps:bodyPr rot="0" spcFirstLastPara="0" vertOverflow="overflow" horzOverflow="overflow" vert="horz" wrap="square" lIns="91440" tIns="45720" rIns="91440" bIns="45720" numCol="1" spcCol="0" rtlCol="0" fromWordArt="0" anchor="t" anchorCtr="0" forceAA="0" compatLnSpc="1">
-                        <a:prstTxWarp prst="textNoShape">
-                          <a:avLst/>
-                        </a:prstTxWarp>
-                        <a:noAutofit/>
-                      </wps:bodyPr>
-                    </wps:wsp>
-                  </a:graphicData>
-                </a:graphic>
-                <wp14:sizeRelH relativeFrom="margin">
-                  <wp14:pctWidth>0</wp14:pctWidth>
-                </wp14:sizeRelH>
-                <wp14:sizeRelV relativeFrom="margin">
-                  <wp14:pctHeight>0</wp14:pctHeight>
-                </wp14:sizeRelV>
-              </wp:anchor>
-            </w:drawing>
-          </mc:Choice>
-          <mc:Fallback>
-            <w:pict>
-              <v:shape w14:anchorId="6B5648F1" id="テキスト ボックス 3" o:spid="_x0000_s1027" type="#_x0000_t202" style="position:absolute;margin-left:309.45pt;margin-top:.65pt;width:178.3pt;height:28.65pt;z-index:251661312;visibility:visible;mso-wrap-style:square;mso-width-percent:0;mso-height-percent:0;mso-wrap-distance-left:9pt;mso-wrap-distance-top:0;mso-wrap-distance-right:9pt;mso-wrap-distance-bottom:0;mso-position-horizontal:absolute;mso-position-horizontal-relative:text;mso-position-vertical:absolute;mso-position-vertical-relative:text;mso-width-percent:0;mso-height-percent:0;mso-width-relative:margin;mso-height-relative:margin;v-text-anchor:top" o:gfxdata="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" filled="f" stroked="f" strokeweight=".5pt">
-                <v:textbox>
-                  <w:txbxContent>
-                    <w:p>
-                      <w:pPr>
-                        <w:jc w:val="right"/>
-                        <w:rPr>
-                          <w:rFonts w:ascii="Times New Roman" w:hAnsi="Times New Roman" w:cs="Times New Roman"/>
-                          <w:sz w:val="24"/>
-                        </w:rPr>
-                      </w:pPr>
-                      <w:r>
-                        <w:rPr>
-                          <w:rFonts w:ascii="Times New Roman" w:hAnsi="Times New Roman" w:cs="Times New Roman"/>
-                          <w:sz w:val="24"/>
-                        </w:rPr>
-                        <w:t>yu.sugihara@tsl.ac.uk</w:t>
-                      </w:r>
-                    </w:p>
-                    <w:p>
-                      <w:pPr>
-                        <w:jc w:val="right"/>
-                        <w:rPr>
-                          <w:rFonts w:ascii="Times New Roman" w:hAnsi="Times New Roman" w:cs="Times New Roman"/>
-                          <w:sz w:val="24"/>
-                        </w:rPr>
-                      </w:pPr>
-                    </w:p>
-                  </w:txbxContent>
-                </v:textbox>
-              </v:shape>
-            </w:pict>
-          </mc:Fallback>
-        </mc:AlternateContent>
+        </w:rPr>
+        <w:pict w14:anchorId="401CA101">
+          <v:shape id="Text Box 1" o:spid="_x0000_s1026" type="#_x0000_t202" style="position:absolute;margin-left:309.45pt;margin-top:.65pt;width:178.3pt;height:28.65pt;z-index:251661312;visibility:visible;mso-wrap-style:square;mso-width-percent:0;mso-height-percent:0;mso-wrap-distance-left:9pt;mso-wrap-distance-top:0;mso-wrap-distance-right:9pt;mso-wrap-distance-bottom:0;mso-position-horizontal:absolute;mso-position-horizontal-relative:text;mso-position-vertical:absolute;mso-position-vertical-relative:text;mso-width-percent:0;mso-height-percent:0;mso-width-relative:margin;mso-height-relative:margin;v-text-anchor:top" o:gfxdata="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" filled="f" stroked="f" strokeweight=".5pt">
+            <v:textbox>
+              <w:txbxContent>
+                <w:p>
+                  <w:pPr>
+                    <w:jc w:val="right"/>
+                    <w:rPr>
+                      <w:rFonts w:ascii="Times New Roman" w:hAnsi="Times New Roman" w:cs="Times New Roman"/>
+                      <w:sz w:val="24"/>
+                    </w:rPr>
+                  </w:pPr>
+                  <w:r>
+                    <w:rPr>
+                      <w:rFonts w:ascii="Times New Roman" w:hAnsi="Times New Roman" w:cs="Times New Roman"/>
+                      <w:sz w:val="24"/>
+                    </w:rPr>
+                    <w:t>yu.sugihara@tsl.ac.uk</w:t>
+                  </w:r>
+                </w:p>
+                <w:p>
+                  <w:pPr>
+                    <w:jc w:val="right"/>
+                    <w:rPr>
+                      <w:rFonts w:ascii="Times New Roman" w:hAnsi="Times New Roman" w:cs="Times New Roman"/>
+                      <w:sz w:val="24"/>
+                    </w:rPr>
+                  </w:pPr>
+                </w:p>
+              </w:txbxContent>
+            </v:textbox>
+          </v:shape>
+        </w:pict>
       </w:r>
     </w:p>
     <w:p>
@@ -1366,37 +1167,12 @@
           <w:sz w:val="24"/>
         </w:rPr>
       </w:pPr>
-      <w:proofErr w:type="spellStart"/>
-      <w:r>
-        <w:rPr>
-          <w:rFonts w:ascii="Times New Roman" w:hAnsi="Times New Roman" w:cs="Times New Roman"/>
-          <w:sz w:val="24"/>
-        </w:rPr>
-        <w:t>Toghani</w:t>
-      </w:r>
-      <w:proofErr w:type="spellEnd"/>
-      <w:r>
-        <w:rPr>
-          <w:rFonts w:ascii="Times New Roman" w:hAnsi="Times New Roman" w:cs="Times New Roman"/>
-          <w:sz w:val="24"/>
-        </w:rPr>
-        <w:t xml:space="preserve"> A, </w:t>
-      </w:r>
-      <w:proofErr w:type="spellStart"/>
-      <w:r>
-        <w:rPr>
-          <w:rFonts w:ascii="Times New Roman" w:hAnsi="Times New Roman" w:cs="Times New Roman"/>
-          <w:sz w:val="24"/>
-        </w:rPr>
-        <w:t>Frijters</w:t>
-      </w:r>
-      <w:proofErr w:type="spellEnd"/>
-      <w:r>
-        <w:rPr>
-          <w:rFonts w:ascii="Times New Roman" w:hAnsi="Times New Roman" w:cs="Times New Roman"/>
-          <w:sz w:val="24"/>
-        </w:rPr>
-        <w:t xml:space="preserve"> R, Bozkurt TO, Terauchi R, Kamoun S*, </w:t>
+      <w:r>
+        <w:rPr>
+          <w:rFonts w:ascii="Times New Roman" w:hAnsi="Times New Roman" w:cs="Times New Roman"/>
+          <w:sz w:val="24"/>
+        </w:rPr>
+        <w:t xml:space="preserve">Toghani A, Frijters R, Bozkurt TO, Terauchi R, Kamoun S*, </w:t>
       </w:r>
       <w:r>
         <w:rPr>
@@ -1539,23 +1315,7 @@
           <w:rFonts w:ascii="Times New Roman" w:hAnsi="Times New Roman" w:cs="Times New Roman"/>
           <w:sz w:val="24"/>
         </w:rPr>
-        <w:t xml:space="preserve">, </w:t>
-      </w:r>
-      <w:proofErr w:type="spellStart"/>
-      <w:r>
-        <w:rPr>
-          <w:rFonts w:ascii="Times New Roman" w:hAnsi="Times New Roman" w:cs="Times New Roman"/>
-          <w:sz w:val="24"/>
-        </w:rPr>
-        <w:t>Kourelis</w:t>
-      </w:r>
-      <w:proofErr w:type="spellEnd"/>
-      <w:r>
-        <w:rPr>
-          <w:rFonts w:ascii="Times New Roman" w:hAnsi="Times New Roman" w:cs="Times New Roman"/>
-          <w:sz w:val="24"/>
-        </w:rPr>
-        <w:t xml:space="preserve"> J, Contreras MP, Pai H, </w:t>
+        <w:t xml:space="preserve">, Kourelis J, Contreras MP, Pai H, </w:t>
       </w:r>
       <w:r>
         <w:rPr>
@@ -1569,23 +1329,7 @@
           <w:rFonts w:ascii="Times New Roman" w:hAnsi="Times New Roman" w:cs="Times New Roman"/>
           <w:sz w:val="24"/>
         </w:rPr>
-        <w:t xml:space="preserve">Selvaraj M, </w:t>
-      </w:r>
-      <w:proofErr w:type="spellStart"/>
-      <w:r>
-        <w:rPr>
-          <w:rFonts w:ascii="Times New Roman" w:hAnsi="Times New Roman" w:cs="Times New Roman"/>
-          <w:sz w:val="24"/>
-        </w:rPr>
-        <w:t>Toghani</w:t>
-      </w:r>
-      <w:proofErr w:type="spellEnd"/>
-      <w:r>
-        <w:rPr>
-          <w:rFonts w:ascii="Times New Roman" w:hAnsi="Times New Roman" w:cs="Times New Roman"/>
-          <w:sz w:val="24"/>
-        </w:rPr>
-        <w:t xml:space="preserve"> A, Martinez-Anaya C*, Kamoun S* (202</w:t>
+        <w:t>Selvaraj M, Toghani A, Martinez-Anaya C*, Kamoun S* (202</w:t>
       </w:r>
       <w:r>
         <w:rPr>
@@ -1656,21 +1400,12 @@
         </w:rPr>
         <w:t xml:space="preserve"> </w:t>
       </w:r>
-      <w:proofErr w:type="gramStart"/>
-      <w:r>
-        <w:rPr>
-          <w:rFonts w:ascii="Times New Roman" w:hAnsi="Times New Roman" w:cs="Times New Roman"/>
-          <w:sz w:val="24"/>
-        </w:rPr>
-        <w:t>DOI:10.1371/journal.pgen</w:t>
-      </w:r>
-      <w:proofErr w:type="gramEnd"/>
-      <w:r>
-        <w:rPr>
-          <w:rFonts w:ascii="Times New Roman" w:hAnsi="Times New Roman" w:cs="Times New Roman"/>
-          <w:sz w:val="24"/>
-        </w:rPr>
-        <w:t>.1011653</w:t>
+      <w:r>
+        <w:rPr>
+          <w:rFonts w:ascii="Times New Roman" w:hAnsi="Times New Roman" w:cs="Times New Roman"/>
+          <w:sz w:val="24"/>
+        </w:rPr>
+        <w:t>DOI:10.1371/journal.pgen.1011653</w:t>
       </w:r>
       <w:r>
         <w:rPr>
@@ -1708,7 +1443,7 @@
           <w:rFonts w:ascii="Times New Roman" w:hAnsi="Times New Roman" w:cs="Times New Roman"/>
           <w:sz w:val="24"/>
         </w:rPr>
-        <w:t>Huang C-Y, Huang Y-S, </w:t>
+        <w:t xml:space="preserve">Selvaraj M, Toghani A, Pai H, </w:t>
       </w:r>
       <w:r>
         <w:rPr>
@@ -1725,131 +1460,46 @@
           <w:rFonts w:ascii="Times New Roman" w:hAnsi="Times New Roman" w:cs="Times New Roman"/>
           <w:sz w:val="24"/>
         </w:rPr>
-        <w:t xml:space="preserve">, Wang H-Y, Huang L-T, Lopez-Agudelo JC, Chen Y-F, Lin K-Y, Chiang B-J, </w:t>
-      </w:r>
-      <w:proofErr w:type="spellStart"/>
-      <w:r>
-        <w:rPr>
-          <w:rFonts w:ascii="Times New Roman" w:hAnsi="Times New Roman" w:cs="Times New Roman"/>
-          <w:sz w:val="24"/>
-        </w:rPr>
-        <w:t>Toghani</w:t>
-      </w:r>
-      <w:proofErr w:type="spellEnd"/>
-      <w:r>
-        <w:rPr>
-          <w:rFonts w:ascii="Times New Roman" w:hAnsi="Times New Roman" w:cs="Times New Roman"/>
-          <w:sz w:val="24"/>
-        </w:rPr>
-        <w:t xml:space="preserve"> A, </w:t>
-      </w:r>
-      <w:proofErr w:type="spellStart"/>
-      <w:r>
-        <w:rPr>
-          <w:rFonts w:ascii="Times New Roman" w:hAnsi="Times New Roman" w:cs="Times New Roman"/>
-          <w:sz w:val="24"/>
-        </w:rPr>
-        <w:t>Kourelis</w:t>
-      </w:r>
-      <w:proofErr w:type="spellEnd"/>
-      <w:r>
-        <w:rPr>
-          <w:rFonts w:ascii="Times New Roman" w:hAnsi="Times New Roman" w:cs="Times New Roman"/>
-          <w:sz w:val="24"/>
-        </w:rPr>
-        <w:t xml:space="preserve"> J, Wang C-H, </w:t>
-      </w:r>
-      <w:proofErr w:type="spellStart"/>
-      <w:r>
-        <w:rPr>
-          <w:rFonts w:ascii="Times New Roman" w:hAnsi="Times New Roman" w:cs="Times New Roman"/>
-          <w:sz w:val="24"/>
-        </w:rPr>
-        <w:t>Derevnina</w:t>
-      </w:r>
-      <w:proofErr w:type="spellEnd"/>
-      <w:r>
-        <w:rPr>
-          <w:rFonts w:ascii="Times New Roman" w:hAnsi="Times New Roman" w:cs="Times New Roman"/>
-          <w:sz w:val="24"/>
-        </w:rPr>
-        <w:t xml:space="preserve"> L, Wu C-H (2024) </w:t>
-      </w:r>
-      <w:proofErr w:type="spellStart"/>
-      <w:r>
-        <w:fldChar w:fldCharType="begin"/>
-      </w:r>
-      <w:r>
-        <w:instrText>HYPERLINK "https://doi.org/10.1371/journal.pgen.1011402" \t "_blank"</w:instrText>
-      </w:r>
-      <w:r>
-        <w:fldChar w:fldCharType="separate"/>
-      </w:r>
-      <w:r>
-        <w:rPr>
-          <w:rStyle w:val="Hyperlink"/>
-          <w:rFonts w:ascii="Times New Roman" w:hAnsi="Times New Roman" w:cs="Times New Roman"/>
-          <w:sz w:val="24"/>
-        </w:rPr>
-        <w:t>Subfunctionalization</w:t>
-      </w:r>
-      <w:proofErr w:type="spellEnd"/>
-      <w:r>
-        <w:rPr>
-          <w:rStyle w:val="Hyperlink"/>
-          <w:rFonts w:ascii="Times New Roman" w:hAnsi="Times New Roman" w:cs="Times New Roman"/>
-          <w:sz w:val="24"/>
-        </w:rPr>
-        <w:t xml:space="preserve"> of NRC3 altered the genetic structure of the </w:t>
-      </w:r>
-      <w:r>
-        <w:rPr>
-          <w:rStyle w:val="Hyperlink"/>
+        <w:t xml:space="preserve">, Kourelis J, Yuen ELH, Ibrahim T, Zhao H, Xie R, Maqbool A, Concepcion JCD la, Banfield MJ, Derevnina L, Petre B, Lawson DM, Bozkurt TO, Wu C-H, Kamoun S*, Contreras MP* (2024) </w:t>
+      </w:r>
+      <w:hyperlink r:id="rId8" w:history="1">
+        <w:r>
+          <w:rPr>
+            <w:rStyle w:val="Hyperlink"/>
+            <w:rFonts w:ascii="Times New Roman" w:hAnsi="Times New Roman" w:cs="Times New Roman"/>
+            <w:sz w:val="24"/>
+          </w:rPr>
+          <w:t>Activation of plant immunity through conversion of a helper NLR homodimer into a resistosome</w:t>
+        </w:r>
+      </w:hyperlink>
+      <w:r>
+        <w:rPr>
+          <w:rFonts w:ascii="Times New Roman" w:hAnsi="Times New Roman" w:cs="Times New Roman"/>
+          <w:sz w:val="24"/>
+        </w:rPr>
+        <w:t xml:space="preserve">. </w:t>
+      </w:r>
+      <w:r>
+        <w:rPr>
           <w:rFonts w:ascii="Times New Roman" w:hAnsi="Times New Roman" w:cs="Times New Roman"/>
           <w:i/>
           <w:iCs/>
           <w:sz w:val="24"/>
         </w:rPr>
-        <w:t>Nicotiana</w:t>
-      </w:r>
-      <w:r>
-        <w:rPr>
-          <w:rStyle w:val="Hyperlink"/>
-          <w:rFonts w:ascii="Times New Roman" w:hAnsi="Times New Roman" w:cs="Times New Roman"/>
-          <w:sz w:val="24"/>
-        </w:rPr>
-        <w:t xml:space="preserve"> NRC network</w:t>
-      </w:r>
-      <w:r>
-        <w:fldChar w:fldCharType="end"/>
-      </w:r>
-      <w:r>
-        <w:rPr>
-          <w:rFonts w:ascii="Times New Roman" w:hAnsi="Times New Roman" w:cs="Times New Roman"/>
-          <w:sz w:val="24"/>
-        </w:rPr>
-        <w:t>. </w:t>
-      </w:r>
-      <w:r>
-        <w:rPr>
-          <w:rFonts w:ascii="Times New Roman" w:hAnsi="Times New Roman" w:cs="Times New Roman"/>
-          <w:i/>
-          <w:iCs/>
-          <w:sz w:val="24"/>
-        </w:rPr>
-        <w:t>PLOS Genetics</w:t>
-      </w:r>
-      <w:r>
-        <w:rPr>
-          <w:rFonts w:ascii="Times New Roman" w:hAnsi="Times New Roman" w:cs="Times New Roman"/>
-          <w:sz w:val="24"/>
-        </w:rPr>
-        <w:t> 20:</w:t>
-      </w:r>
-      <w:r>
-        <w:rPr>
-          <w:rFonts w:ascii="Times New Roman" w:hAnsi="Times New Roman" w:cs="Times New Roman"/>
-          <w:sz w:val="24"/>
+        <w:t>PLOS Biology</w:t>
+      </w:r>
+      <w:r>
+        <w:rPr>
+          <w:rFonts w:ascii="Times New Roman" w:hAnsi="Times New Roman" w:cs="Times New Roman"/>
+          <w:sz w:val="24"/>
+        </w:rPr>
+        <w:t>, 22: e3002868. DOI:10.1371/journal.pbio.3002868</w:t>
+      </w:r>
+      <w:r>
+        <w:rPr>
+          <w:rFonts w:ascii="Times New Roman" w:hAnsi="Times New Roman" w:cs="Times New Roman"/>
+          <w:sz w:val="24"/>
+          <w:lang w:val="en-GB"/>
         </w:rPr>
         <w:t xml:space="preserve"> </w:t>
       </w:r>
@@ -1857,24 +1507,9 @@
         <w:rPr>
           <w:rFonts w:ascii="Times New Roman" w:hAnsi="Times New Roman" w:cs="Times New Roman"/>
           <w:sz w:val="24"/>
-        </w:rPr>
-        <w:t xml:space="preserve">e1011402. </w:t>
-      </w:r>
-      <w:proofErr w:type="gramStart"/>
-      <w:r>
-        <w:rPr>
-          <w:rFonts w:ascii="Times New Roman" w:hAnsi="Times New Roman" w:cs="Times New Roman"/>
-          <w:sz w:val="24"/>
-        </w:rPr>
-        <w:t>DOI:10.1371/journal.pgen</w:t>
-      </w:r>
-      <w:proofErr w:type="gramEnd"/>
-      <w:r>
-        <w:rPr>
-          <w:rFonts w:ascii="Times New Roman" w:hAnsi="Times New Roman" w:cs="Times New Roman"/>
-          <w:sz w:val="24"/>
-        </w:rPr>
-        <w:t>.1011402</w:t>
+          <w:lang w:val="en-GB"/>
+        </w:rPr>
+        <w:t>*Corresponding authors</w:t>
       </w:r>
     </w:p>
     <w:p>
@@ -1897,7 +1532,37 @@
           <w:rFonts w:ascii="Times New Roman" w:hAnsi="Times New Roman" w:cs="Times New Roman"/>
           <w:sz w:val="24"/>
         </w:rPr>
-        <w:t>Sugimura Y, Oikawa K, </w:t>
+        <w:t>Huang C-Y</w:t>
+      </w:r>
+      <w:r>
+        <w:rPr>
+          <w:rFonts w:ascii="Times New Roman" w:hAnsi="Times New Roman" w:cs="Times New Roman"/>
+          <w:sz w:val="24"/>
+          <w:vertAlign w:val="superscript"/>
+        </w:rPr>
+        <w:t>+</w:t>
+      </w:r>
+      <w:r>
+        <w:rPr>
+          <w:rFonts w:ascii="Times New Roman" w:hAnsi="Times New Roman" w:cs="Times New Roman"/>
+          <w:sz w:val="24"/>
+        </w:rPr>
+        <w:t>, Huang Y-S</w:t>
+      </w:r>
+      <w:r>
+        <w:rPr>
+          <w:rFonts w:ascii="Times New Roman" w:hAnsi="Times New Roman" w:cs="Times New Roman"/>
+          <w:sz w:val="24"/>
+          <w:vertAlign w:val="superscript"/>
+        </w:rPr>
+        <w:t>+</w:t>
+      </w:r>
+      <w:r>
+        <w:rPr>
+          <w:rFonts w:ascii="Times New Roman" w:hAnsi="Times New Roman" w:cs="Times New Roman"/>
+          <w:sz w:val="24"/>
+        </w:rPr>
+        <w:t>, </w:t>
       </w:r>
       <w:r>
         <w:rPr>
@@ -1914,25 +1579,136 @@
           <w:rFonts w:ascii="Times New Roman" w:hAnsi="Times New Roman" w:cs="Times New Roman"/>
           <w:sz w:val="24"/>
         </w:rPr>
-        <w:t xml:space="preserve">, </w:t>
-      </w:r>
-      <w:proofErr w:type="spellStart"/>
-      <w:r>
-        <w:rPr>
-          <w:rFonts w:ascii="Times New Roman" w:hAnsi="Times New Roman" w:cs="Times New Roman"/>
-          <w:sz w:val="24"/>
-        </w:rPr>
-        <w:t>Utsushi</w:t>
-      </w:r>
-      <w:proofErr w:type="spellEnd"/>
-      <w:r>
-        <w:rPr>
-          <w:rFonts w:ascii="Times New Roman" w:hAnsi="Times New Roman" w:cs="Times New Roman"/>
-          <w:sz w:val="24"/>
-        </w:rPr>
-        <w:t xml:space="preserve"> H, Kanzaki E, Ito K, Ogasawara Y, Fujioka T, Takagi H, Shimizu M, Shimono H, Terauchi R, Abe A (2024) </w:t>
-      </w:r>
-      <w:hyperlink r:id="rId8" w:tgtFrame="_blank" w:history="1">
+        <w:t>, Wang H-Y, Huang L-T, Lopez-Agudelo JC, Chen Y-F, Lin K-Y, Chiang B-J, Toghani A, Kourelis J, Wang C-H, Derevnina L, Wu C-H (2024) </w:t>
+      </w:r>
+      <w:hyperlink r:id="rId9" w:tgtFrame="_blank" w:history="1">
+        <w:r>
+          <w:rPr>
+            <w:rStyle w:val="Hyperlink"/>
+            <w:rFonts w:ascii="Times New Roman" w:hAnsi="Times New Roman" w:cs="Times New Roman"/>
+            <w:sz w:val="24"/>
+          </w:rPr>
+          <w:t xml:space="preserve">Subfunctionalization of NRC3 altered the genetic structure of the </w:t>
+        </w:r>
+        <w:r>
+          <w:rPr>
+            <w:rStyle w:val="Hyperlink"/>
+            <w:rFonts w:ascii="Times New Roman" w:hAnsi="Times New Roman" w:cs="Times New Roman"/>
+            <w:i/>
+            <w:iCs/>
+            <w:sz w:val="24"/>
+          </w:rPr>
+          <w:t>Nicotiana</w:t>
+        </w:r>
+        <w:r>
+          <w:rPr>
+            <w:rStyle w:val="Hyperlink"/>
+            <w:rFonts w:ascii="Times New Roman" w:hAnsi="Times New Roman" w:cs="Times New Roman"/>
+            <w:sz w:val="24"/>
+          </w:rPr>
+          <w:t xml:space="preserve"> NRC network</w:t>
+        </w:r>
+      </w:hyperlink>
+      <w:r>
+        <w:rPr>
+          <w:rFonts w:ascii="Times New Roman" w:hAnsi="Times New Roman" w:cs="Times New Roman"/>
+          <w:sz w:val="24"/>
+        </w:rPr>
+        <w:t>. </w:t>
+      </w:r>
+      <w:r>
+        <w:rPr>
+          <w:rFonts w:ascii="Times New Roman" w:hAnsi="Times New Roman" w:cs="Times New Roman"/>
+          <w:i/>
+          <w:iCs/>
+          <w:sz w:val="24"/>
+        </w:rPr>
+        <w:t>PLOS Genetics</w:t>
+      </w:r>
+      <w:r>
+        <w:rPr>
+          <w:rFonts w:ascii="Times New Roman" w:hAnsi="Times New Roman" w:cs="Times New Roman"/>
+          <w:sz w:val="24"/>
+        </w:rPr>
+        <w:t> 20:</w:t>
+      </w:r>
+      <w:r>
+        <w:rPr>
+          <w:rFonts w:ascii="Times New Roman" w:hAnsi="Times New Roman" w:cs="Times New Roman"/>
+          <w:sz w:val="24"/>
+        </w:rPr>
+        <w:t xml:space="preserve"> </w:t>
+      </w:r>
+      <w:r>
+        <w:rPr>
+          <w:rFonts w:ascii="Times New Roman" w:hAnsi="Times New Roman" w:cs="Times New Roman"/>
+          <w:sz w:val="24"/>
+        </w:rPr>
+        <w:t>e1011402. DOI:10.1371/journal.pgen.1011402</w:t>
+      </w:r>
+      <w:r>
+        <w:rPr>
+          <w:rFonts w:ascii="Times New Roman" w:hAnsi="Times New Roman" w:cs="Times New Roman"/>
+          <w:sz w:val="24"/>
+        </w:rPr>
+        <w:t xml:space="preserve"> </w:t>
+      </w:r>
+      <w:r>
+        <w:rPr>
+          <w:rFonts w:ascii="Times New Roman" w:hAnsi="Times New Roman" w:cs="Times New Roman"/>
+          <w:sz w:val="24"/>
+          <w:vertAlign w:val="superscript"/>
+        </w:rPr>
+        <w:t>+</w:t>
+      </w:r>
+      <w:r>
+        <w:rPr>
+          <w:rFonts w:ascii="Times New Roman" w:hAnsi="Times New Roman" w:cs="Times New Roman"/>
+          <w:sz w:val="24"/>
+        </w:rPr>
+        <w:t>Authors contributed equally</w:t>
+      </w:r>
+    </w:p>
+    <w:p>
+      <w:pPr>
+        <w:numPr>
+          <w:ilvl w:val="0"/>
+          <w:numId w:val="30"/>
+        </w:numPr>
+        <w:tabs>
+          <w:tab w:val="num" w:pos="720"/>
+        </w:tabs>
+        <w:jc w:val="left"/>
+        <w:rPr>
+          <w:rFonts w:ascii="Times New Roman" w:hAnsi="Times New Roman" w:cs="Times New Roman"/>
+          <w:sz w:val="24"/>
+        </w:rPr>
+      </w:pPr>
+      <w:r>
+        <w:rPr>
+          <w:rFonts w:ascii="Times New Roman" w:hAnsi="Times New Roman" w:cs="Times New Roman"/>
+          <w:sz w:val="24"/>
+        </w:rPr>
+        <w:t>Sugimura Y, Oikawa K, </w:t>
+      </w:r>
+      <w:r>
+        <w:rPr>
+          <w:rFonts w:ascii="Times New Roman" w:hAnsi="Times New Roman" w:cs="Times New Roman"/>
+          <w:b/>
+          <w:bCs/>
+          <w:sz w:val="24"/>
+          <w:u w:val="single"/>
+        </w:rPr>
+        <w:t>Sugihara Y</w:t>
+      </w:r>
+      <w:r>
+        <w:rPr>
+          <w:rFonts w:ascii="Times New Roman" w:hAnsi="Times New Roman" w:cs="Times New Roman"/>
+          <w:sz w:val="24"/>
+        </w:rPr>
+        <w:t>, Utsushi H, Kanzaki E, Ito K, Ogasawara Y, Fujioka T, Takagi H, Shimizu M, Shimono H, Terauchi R, Abe A (2024) </w:t>
+      </w:r>
+      <w:hyperlink r:id="rId10" w:tgtFrame="_blank" w:history="1">
         <w:r>
           <w:rPr>
             <w:rStyle w:val="Hyperlink"/>
@@ -2101,7 +1877,7 @@
         </w:rPr>
         <w:t>, Burbano HA, Kamoun S*, Langner T* (2024) </w:t>
       </w:r>
-      <w:hyperlink r:id="rId9" w:tgtFrame="_blank" w:history="1">
+      <w:hyperlink r:id="rId11" w:tgtFrame="_blank" w:history="1">
         <w:r>
           <w:rPr>
             <w:rStyle w:val="Hyperlink"/>
@@ -2146,23 +1922,7 @@
           <w:rFonts w:ascii="Times New Roman" w:hAnsi="Times New Roman" w:cs="Times New Roman"/>
           <w:sz w:val="24"/>
         </w:rPr>
-        <w:t>msae164. DOI: 10.1093/</w:t>
-      </w:r>
-      <w:proofErr w:type="spellStart"/>
-      <w:r>
-        <w:rPr>
-          <w:rFonts w:ascii="Times New Roman" w:hAnsi="Times New Roman" w:cs="Times New Roman"/>
-          <w:sz w:val="24"/>
-        </w:rPr>
-        <w:t>molbev</w:t>
-      </w:r>
-      <w:proofErr w:type="spellEnd"/>
-      <w:r>
-        <w:rPr>
-          <w:rFonts w:ascii="Times New Roman" w:hAnsi="Times New Roman" w:cs="Times New Roman"/>
-          <w:sz w:val="24"/>
-        </w:rPr>
-        <w:t>/msae164 </w:t>
+        <w:t>msae164. DOI: 10.1093/molbev/msae164 </w:t>
       </w:r>
       <w:r>
         <w:rPr>
@@ -2210,73 +1970,9 @@
           <w:rFonts w:ascii="Times New Roman" w:hAnsi="Times New Roman" w:cs="Times New Roman"/>
           <w:sz w:val="24"/>
         </w:rPr>
-        <w:t xml:space="preserve">, Abe Y, Takagi H, Abe A, Shimizu M, Ito K, Kanzaki E, Oikawa K, </w:t>
-      </w:r>
-      <w:proofErr w:type="spellStart"/>
-      <w:r>
-        <w:rPr>
-          <w:rFonts w:ascii="Times New Roman" w:hAnsi="Times New Roman" w:cs="Times New Roman"/>
-          <w:sz w:val="24"/>
-        </w:rPr>
-        <w:t>Kourelis</w:t>
-      </w:r>
-      <w:proofErr w:type="spellEnd"/>
-      <w:r>
-        <w:rPr>
-          <w:rFonts w:ascii="Times New Roman" w:hAnsi="Times New Roman" w:cs="Times New Roman"/>
-          <w:sz w:val="24"/>
-        </w:rPr>
-        <w:t xml:space="preserve"> J, Langner T, Win J, </w:t>
-      </w:r>
-      <w:proofErr w:type="spellStart"/>
-      <w:r>
-        <w:rPr>
-          <w:rFonts w:ascii="Times New Roman" w:hAnsi="Times New Roman" w:cs="Times New Roman"/>
-          <w:sz w:val="24"/>
-        </w:rPr>
-        <w:t>Białas</w:t>
-      </w:r>
-      <w:proofErr w:type="spellEnd"/>
-      <w:r>
-        <w:rPr>
-          <w:rFonts w:ascii="Times New Roman" w:hAnsi="Times New Roman" w:cs="Times New Roman"/>
-          <w:sz w:val="24"/>
-        </w:rPr>
-        <w:t xml:space="preserve"> A, </w:t>
-      </w:r>
-      <w:proofErr w:type="spellStart"/>
-      <w:r>
-        <w:rPr>
-          <w:rFonts w:ascii="Times New Roman" w:hAnsi="Times New Roman" w:cs="Times New Roman"/>
-          <w:sz w:val="24"/>
-        </w:rPr>
-        <w:t>Lüdke</w:t>
-      </w:r>
-      <w:proofErr w:type="spellEnd"/>
-      <w:r>
-        <w:rPr>
-          <w:rFonts w:ascii="Times New Roman" w:hAnsi="Times New Roman" w:cs="Times New Roman"/>
-          <w:sz w:val="24"/>
-        </w:rPr>
-        <w:t xml:space="preserve"> D, Contreras MP, Chuma I, </w:t>
-      </w:r>
-      <w:proofErr w:type="spellStart"/>
-      <w:r>
-        <w:rPr>
-          <w:rFonts w:ascii="Times New Roman" w:hAnsi="Times New Roman" w:cs="Times New Roman"/>
-          <w:sz w:val="24"/>
-        </w:rPr>
-        <w:t>Saitoh</w:t>
-      </w:r>
-      <w:proofErr w:type="spellEnd"/>
-      <w:r>
-        <w:rPr>
-          <w:rFonts w:ascii="Times New Roman" w:hAnsi="Times New Roman" w:cs="Times New Roman"/>
-          <w:sz w:val="24"/>
-        </w:rPr>
-        <w:t xml:space="preserve"> H, Kobayashi M, Zheng S, Tosa Y, Banfield MJ, Kamoun S*, Terauchi R*, Fujisaki K* (2023) </w:t>
-      </w:r>
-      <w:hyperlink r:id="rId10" w:tgtFrame="_blank" w:history="1">
+        <w:t>, Abe Y, Takagi H, Abe A, Shimizu M, Ito K, Kanzaki E, Oikawa K, Kourelis J, Langner T, Win J, Białas A, Lüdke D, Contreras MP, Chuma I, Saitoh H, Kobayashi M, Zheng S, Tosa Y, Banfield MJ, Kamoun S*, Terauchi R*, Fujisaki K* (2023) </w:t>
+      </w:r>
+      <w:hyperlink r:id="rId12" w:tgtFrame="_blank" w:history="1">
         <w:r>
           <w:rPr>
             <w:rStyle w:val="Hyperlink"/>
@@ -2363,7 +2059,7 @@
         </w:rPr>
         <w:t>, Nishikawa M, Makita N, Segawa T, Terasaki M, Takagi H, Koyanagi T (2023) </w:t>
       </w:r>
-      <w:hyperlink r:id="rId11" w:tgtFrame="_blank" w:history="1">
+      <w:hyperlink r:id="rId13" w:tgtFrame="_blank" w:history="1">
         <w:r>
           <w:rPr>
             <w:rStyle w:val="Hyperlink"/>
@@ -2372,7 +2068,6 @@
           </w:rPr>
           <w:t>Phylogenomic analysis in </w:t>
         </w:r>
-        <w:proofErr w:type="spellStart"/>
         <w:r>
           <w:rPr>
             <w:rStyle w:val="Hyperlink"/>
@@ -2381,31 +2076,8 @@
             <w:iCs/>
             <w:sz w:val="24"/>
           </w:rPr>
-          <w:t>Latilactobacillus</w:t>
+          <w:t>Latilactobacillus sakei</w:t>
         </w:r>
-        <w:proofErr w:type="spellEnd"/>
-        <w:r>
-          <w:rPr>
-            <w:rStyle w:val="Hyperlink"/>
-            <w:rFonts w:ascii="Times New Roman" w:hAnsi="Times New Roman" w:cs="Times New Roman"/>
-            <w:i/>
-            <w:iCs/>
-            <w:sz w:val="24"/>
-          </w:rPr>
-          <w:t xml:space="preserve"> </w:t>
-        </w:r>
-        <w:proofErr w:type="spellStart"/>
-        <w:r>
-          <w:rPr>
-            <w:rStyle w:val="Hyperlink"/>
-            <w:rFonts w:ascii="Times New Roman" w:hAnsi="Times New Roman" w:cs="Times New Roman"/>
-            <w:i/>
-            <w:iCs/>
-            <w:sz w:val="24"/>
-          </w:rPr>
-          <w:t>sakei</w:t>
-        </w:r>
-        <w:proofErr w:type="spellEnd"/>
         <w:r>
           <w:rPr>
             <w:rStyle w:val="Hyperlink"/>
@@ -2436,23 +2108,7 @@
           <w:rFonts w:ascii="Times New Roman" w:hAnsi="Times New Roman" w:cs="Times New Roman"/>
           <w:sz w:val="24"/>
         </w:rPr>
-        <w:t xml:space="preserve">, </w:t>
-      </w:r>
-      <w:proofErr w:type="spellStart"/>
-      <w:r>
-        <w:rPr>
-          <w:rFonts w:ascii="Times New Roman" w:hAnsi="Times New Roman" w:cs="Times New Roman"/>
-          <w:sz w:val="24"/>
-        </w:rPr>
-        <w:t>advpub</w:t>
-      </w:r>
-      <w:proofErr w:type="spellEnd"/>
-      <w:r>
-        <w:rPr>
-          <w:rFonts w:ascii="Times New Roman" w:hAnsi="Times New Roman" w:cs="Times New Roman"/>
-          <w:sz w:val="24"/>
-        </w:rPr>
-        <w:t>:</w:t>
+        <w:t>, advpub:</w:t>
       </w:r>
       <w:r>
         <w:rPr>
@@ -2508,7 +2164,7 @@
         </w:rPr>
         <w:t>, Nishikawa M, Makita N, Sakamoto M, Tanaka K, Wada T, Takagi H (2023) </w:t>
       </w:r>
-      <w:hyperlink r:id="rId12" w:tgtFrame="_blank" w:history="1">
+      <w:hyperlink r:id="rId14" w:tgtFrame="_blank" w:history="1">
         <w:r>
           <w:rPr>
             <w:rStyle w:val="Hyperlink"/>
@@ -2525,7 +2181,6 @@
         </w:rPr>
         <w:t>. </w:t>
       </w:r>
-      <w:proofErr w:type="spellStart"/>
       <w:r>
         <w:rPr>
           <w:rFonts w:ascii="Times New Roman" w:hAnsi="Times New Roman" w:cs="Times New Roman"/>
@@ -2535,7 +2190,6 @@
         </w:rPr>
         <w:t>Euphytica</w:t>
       </w:r>
-      <w:proofErr w:type="spellEnd"/>
       <w:r>
         <w:rPr>
           <w:rFonts w:ascii="Times New Roman" w:hAnsi="Times New Roman" w:cs="Times New Roman"/>
@@ -2595,187 +2249,128 @@
           <w:rFonts w:ascii="Times New Roman" w:hAnsi="Times New Roman" w:cs="Times New Roman"/>
           <w:sz w:val="24"/>
         </w:rPr>
-        <w:t> </w:t>
-      </w:r>
-      <w:proofErr w:type="spellStart"/>
-      <w:r>
-        <w:rPr>
-          <w:rFonts w:ascii="Times New Roman" w:hAnsi="Times New Roman" w:cs="Times New Roman"/>
-          <w:sz w:val="24"/>
-        </w:rPr>
-        <w:t>Saitoh</w:t>
-      </w:r>
-      <w:proofErr w:type="spellEnd"/>
-      <w:r>
-        <w:rPr>
-          <w:rFonts w:ascii="Times New Roman" w:hAnsi="Times New Roman" w:cs="Times New Roman"/>
-          <w:sz w:val="24"/>
-        </w:rPr>
-        <w:t xml:space="preserve"> H, Fujisaki K, Ishikawa K, </w:t>
-      </w:r>
-      <w:proofErr w:type="spellStart"/>
-      <w:r>
-        <w:rPr>
-          <w:rFonts w:ascii="Times New Roman" w:hAnsi="Times New Roman" w:cs="Times New Roman"/>
-          <w:sz w:val="24"/>
-        </w:rPr>
-        <w:t>Utsushi</w:t>
-      </w:r>
-      <w:proofErr w:type="spellEnd"/>
-      <w:r>
-        <w:rPr>
-          <w:rFonts w:ascii="Times New Roman" w:hAnsi="Times New Roman" w:cs="Times New Roman"/>
-          <w:sz w:val="24"/>
-        </w:rPr>
-        <w:t xml:space="preserve"> H, Kanzaki E, Sakamoto Y, Abe A, Terauchi R* (2022) </w:t>
-      </w:r>
-      <w:hyperlink r:id="rId13" w:tgtFrame="_blank" w:history="1">
+        <w:t> Saitoh H, Fujisaki K, Ishikawa K, Utsushi H, Kanzaki E, Sakamoto Y, Abe A, Terauchi R* (2022) </w:t>
+      </w:r>
+      <w:hyperlink r:id="rId15" w:tgtFrame="_blank" w:history="1">
         <w:r>
           <w:rPr>
             <w:rStyle w:val="Hyperlink"/>
             <w:rFonts w:ascii="Times New Roman" w:hAnsi="Times New Roman" w:cs="Times New Roman"/>
             <w:sz w:val="24"/>
           </w:rPr>
-          <w:t xml:space="preserve">Rice </w:t>
+          <w:t xml:space="preserve">Rice apoplastic CBM1-interacting protein </w:t>
         </w:r>
-        <w:proofErr w:type="spellStart"/>
         <w:r>
           <w:rPr>
             <w:rStyle w:val="Hyperlink"/>
             <w:rFonts w:ascii="Times New Roman" w:hAnsi="Times New Roman" w:cs="Times New Roman"/>
             <w:sz w:val="24"/>
           </w:rPr>
-          <w:t>apoplastic</w:t>
+          <w:lastRenderedPageBreak/>
+          <w:t>counters blast pathogen invasion by binding conserved carbohydrate binding module 1 motif of fungal proteins</w:t>
         </w:r>
-        <w:proofErr w:type="spellEnd"/>
+      </w:hyperlink>
+      <w:r>
+        <w:rPr>
+          <w:rFonts w:ascii="Times New Roman" w:hAnsi="Times New Roman" w:cs="Times New Roman"/>
+          <w:sz w:val="24"/>
+        </w:rPr>
+        <w:t>. </w:t>
+      </w:r>
+      <w:r>
+        <w:rPr>
+          <w:rFonts w:ascii="Times New Roman" w:hAnsi="Times New Roman" w:cs="Times New Roman"/>
+          <w:i/>
+          <w:iCs/>
+          <w:sz w:val="24"/>
+        </w:rPr>
+        <w:t>PLOS Pathogens</w:t>
+      </w:r>
+      <w:r>
+        <w:rPr>
+          <w:rFonts w:ascii="Times New Roman" w:hAnsi="Times New Roman" w:cs="Times New Roman"/>
+          <w:sz w:val="24"/>
+        </w:rPr>
+        <w:t> 18:</w:t>
+      </w:r>
+      <w:r>
+        <w:rPr>
+          <w:rFonts w:ascii="Times New Roman" w:hAnsi="Times New Roman" w:cs="Times New Roman"/>
+          <w:sz w:val="24"/>
+        </w:rPr>
+        <w:t xml:space="preserve"> </w:t>
+      </w:r>
+      <w:r>
+        <w:rPr>
+          <w:rFonts w:ascii="Times New Roman" w:hAnsi="Times New Roman" w:cs="Times New Roman"/>
+          <w:sz w:val="24"/>
+        </w:rPr>
+        <w:t>e1010792</w:t>
+      </w:r>
+      <w:r>
+        <w:rPr>
+          <w:rFonts w:ascii="Times New Roman" w:hAnsi="Times New Roman" w:cs="Times New Roman"/>
+          <w:i/>
+          <w:iCs/>
+          <w:sz w:val="24"/>
+        </w:rPr>
+        <w:t>. </w:t>
+      </w:r>
+      <w:r>
+        <w:rPr>
+          <w:rFonts w:ascii="Times New Roman" w:hAnsi="Times New Roman" w:cs="Times New Roman"/>
+          <w:sz w:val="24"/>
+        </w:rPr>
+        <w:t>DOI: 10.1371/journal.ppat.1010792 *Corresponding authors</w:t>
+      </w:r>
+    </w:p>
+    <w:p>
+      <w:pPr>
+        <w:numPr>
+          <w:ilvl w:val="0"/>
+          <w:numId w:val="30"/>
+        </w:numPr>
+        <w:tabs>
+          <w:tab w:val="num" w:pos="720"/>
+        </w:tabs>
+        <w:jc w:val="left"/>
+        <w:rPr>
+          <w:rFonts w:ascii="Times New Roman" w:hAnsi="Times New Roman" w:cs="Times New Roman"/>
+          <w:sz w:val="24"/>
+        </w:rPr>
+      </w:pPr>
+      <w:r>
+        <w:rPr>
+          <w:rFonts w:ascii="Times New Roman" w:hAnsi="Times New Roman" w:cs="Times New Roman"/>
+          <w:sz w:val="24"/>
+        </w:rPr>
+        <w:t>Natsume S, </w:t>
+      </w:r>
+      <w:r>
+        <w:rPr>
+          <w:rFonts w:ascii="Times New Roman" w:hAnsi="Times New Roman" w:cs="Times New Roman"/>
+          <w:b/>
+          <w:bCs/>
+          <w:sz w:val="24"/>
+          <w:u w:val="single"/>
+        </w:rPr>
+        <w:t>Sugihara Y</w:t>
+      </w:r>
+      <w:r>
+        <w:rPr>
+          <w:rFonts w:ascii="Times New Roman" w:hAnsi="Times New Roman" w:cs="Times New Roman"/>
+          <w:sz w:val="24"/>
+        </w:rPr>
+        <w:t>, Kudoh A, Oikawa K, Shimizu M, Ishikawa Y, Nishihara M, Abe A, Innan H, Terauchi R (2022) </w:t>
+      </w:r>
+      <w:hyperlink r:id="rId16" w:tgtFrame="_blank" w:history="1">
         <w:r>
           <w:rPr>
             <w:rStyle w:val="Hyperlink"/>
             <w:rFonts w:ascii="Times New Roman" w:hAnsi="Times New Roman" w:cs="Times New Roman"/>
             <w:sz w:val="24"/>
           </w:rPr>
-          <w:t xml:space="preserve"> CBM1-interacting protein counters blast pathogen invasion by binding conserved carbohydrate binding module 1 motif of fungal proteins</w:t>
-        </w:r>
-      </w:hyperlink>
-      <w:r>
-        <w:rPr>
-          <w:rFonts w:ascii="Times New Roman" w:hAnsi="Times New Roman" w:cs="Times New Roman"/>
-          <w:sz w:val="24"/>
-        </w:rPr>
-        <w:t>. </w:t>
-      </w:r>
-      <w:r>
-        <w:rPr>
-          <w:rFonts w:ascii="Times New Roman" w:hAnsi="Times New Roman" w:cs="Times New Roman"/>
-          <w:i/>
-          <w:iCs/>
-          <w:sz w:val="24"/>
-        </w:rPr>
-        <w:t>PLOS Pathogens</w:t>
-      </w:r>
-      <w:r>
-        <w:rPr>
-          <w:rFonts w:ascii="Times New Roman" w:hAnsi="Times New Roman" w:cs="Times New Roman"/>
-          <w:sz w:val="24"/>
-        </w:rPr>
-        <w:t> 18:</w:t>
-      </w:r>
-      <w:r>
-        <w:rPr>
-          <w:rFonts w:ascii="Times New Roman" w:hAnsi="Times New Roman" w:cs="Times New Roman"/>
-          <w:sz w:val="24"/>
-        </w:rPr>
-        <w:t xml:space="preserve"> </w:t>
-      </w:r>
-      <w:r>
-        <w:rPr>
-          <w:rFonts w:ascii="Times New Roman" w:hAnsi="Times New Roman" w:cs="Times New Roman"/>
-          <w:sz w:val="24"/>
-        </w:rPr>
-        <w:t>e1010792</w:t>
-      </w:r>
-      <w:r>
-        <w:rPr>
-          <w:rFonts w:ascii="Times New Roman" w:hAnsi="Times New Roman" w:cs="Times New Roman"/>
-          <w:i/>
-          <w:iCs/>
-          <w:sz w:val="24"/>
-        </w:rPr>
-        <w:t>. </w:t>
-      </w:r>
-      <w:r>
-        <w:rPr>
-          <w:rFonts w:ascii="Times New Roman" w:hAnsi="Times New Roman" w:cs="Times New Roman"/>
-          <w:sz w:val="24"/>
-        </w:rPr>
-        <w:t>DOI: 10.1371/journal.ppat.1010792 *Corresponding authors</w:t>
-      </w:r>
-    </w:p>
-    <w:p>
-      <w:pPr>
-        <w:numPr>
-          <w:ilvl w:val="0"/>
-          <w:numId w:val="30"/>
-        </w:numPr>
-        <w:tabs>
-          <w:tab w:val="num" w:pos="720"/>
-        </w:tabs>
-        <w:jc w:val="left"/>
-        <w:rPr>
-          <w:rFonts w:ascii="Times New Roman" w:hAnsi="Times New Roman" w:cs="Times New Roman"/>
-          <w:sz w:val="24"/>
-        </w:rPr>
-      </w:pPr>
-      <w:r>
-        <w:rPr>
-          <w:rFonts w:ascii="Times New Roman" w:hAnsi="Times New Roman" w:cs="Times New Roman"/>
-          <w:sz w:val="24"/>
-        </w:rPr>
-        <w:t>Natsume S, </w:t>
-      </w:r>
-      <w:r>
-        <w:rPr>
-          <w:rFonts w:ascii="Times New Roman" w:hAnsi="Times New Roman" w:cs="Times New Roman"/>
-          <w:b/>
-          <w:bCs/>
-          <w:sz w:val="24"/>
-          <w:u w:val="single"/>
-        </w:rPr>
-        <w:t>Sugihara Y</w:t>
-      </w:r>
-      <w:r>
-        <w:rPr>
-          <w:rFonts w:ascii="Times New Roman" w:hAnsi="Times New Roman" w:cs="Times New Roman"/>
-          <w:sz w:val="24"/>
-        </w:rPr>
-        <w:t>, Kudoh A, Oikawa K, Shimizu M, Ishikawa Y, Nishihara M, Abe A, Innan H, Terauchi R (2022) </w:t>
-      </w:r>
-      <w:hyperlink r:id="rId14" w:tgtFrame="_blank" w:history="1">
-        <w:r>
-          <w:rPr>
-            <w:rStyle w:val="Hyperlink"/>
-            <w:rFonts w:ascii="Times New Roman" w:hAnsi="Times New Roman" w:cs="Times New Roman"/>
-            <w:sz w:val="24"/>
-          </w:rPr>
-          <w:t>Genome Analysis Revives a Forgotten Hybrid Crop Edo-</w:t>
-        </w:r>
-        <w:proofErr w:type="spellStart"/>
-        <w:r>
-          <w:rPr>
-            <w:rStyle w:val="Hyperlink"/>
-            <w:rFonts w:ascii="Times New Roman" w:hAnsi="Times New Roman" w:cs="Times New Roman"/>
-            <w:sz w:val="24"/>
-          </w:rPr>
-          <w:t>dokoro</w:t>
-        </w:r>
-        <w:proofErr w:type="spellEnd"/>
-        <w:r>
-          <w:rPr>
-            <w:rStyle w:val="Hyperlink"/>
-            <w:rFonts w:ascii="Times New Roman" w:hAnsi="Times New Roman" w:cs="Times New Roman"/>
-            <w:sz w:val="24"/>
-          </w:rPr>
-          <w:t xml:space="preserve"> in the Genus </w:t>
+          <w:t>Genome Analysis Revives a Forgotten Hybrid Crop Edo-dokoro in the Genus </w:t>
         </w:r>
         <w:r>
           <w:rPr>
@@ -2809,23 +2404,7 @@
           <w:rFonts w:ascii="Times New Roman" w:hAnsi="Times New Roman" w:cs="Times New Roman"/>
           <w:sz w:val="24"/>
         </w:rPr>
-        <w:t>, pcac109. DOI: 10.1093/</w:t>
-      </w:r>
-      <w:proofErr w:type="spellStart"/>
-      <w:r>
-        <w:rPr>
-          <w:rFonts w:ascii="Times New Roman" w:hAnsi="Times New Roman" w:cs="Times New Roman"/>
-          <w:sz w:val="24"/>
-        </w:rPr>
-        <w:t>pcp</w:t>
-      </w:r>
-      <w:proofErr w:type="spellEnd"/>
-      <w:r>
-        <w:rPr>
-          <w:rFonts w:ascii="Times New Roman" w:hAnsi="Times New Roman" w:cs="Times New Roman"/>
-          <w:sz w:val="24"/>
-        </w:rPr>
-        <w:t>/pcac109</w:t>
+        <w:t>, pcac109. DOI: 10.1093/pcp/pcac109</w:t>
       </w:r>
     </w:p>
     <w:p>
@@ -2848,24 +2427,7 @@
           <w:rFonts w:ascii="Times New Roman" w:hAnsi="Times New Roman" w:cs="Times New Roman"/>
           <w:sz w:val="24"/>
         </w:rPr>
-        <w:lastRenderedPageBreak/>
-        <w:t xml:space="preserve">Shimizu M, </w:t>
-      </w:r>
-      <w:proofErr w:type="spellStart"/>
-      <w:r>
-        <w:rPr>
-          <w:rFonts w:ascii="Times New Roman" w:hAnsi="Times New Roman" w:cs="Times New Roman"/>
-          <w:sz w:val="24"/>
-        </w:rPr>
-        <w:t>Hirabuchi</w:t>
-      </w:r>
-      <w:proofErr w:type="spellEnd"/>
-      <w:r>
-        <w:rPr>
-          <w:rFonts w:ascii="Times New Roman" w:hAnsi="Times New Roman" w:cs="Times New Roman"/>
-          <w:sz w:val="24"/>
-        </w:rPr>
-        <w:t xml:space="preserve"> A, </w:t>
+        <w:t>Shimizu M, Hirabuchi A, </w:t>
       </w:r>
       <w:r>
         <w:rPr>
@@ -2882,25 +2444,9 @@
           <w:rFonts w:ascii="Times New Roman" w:hAnsi="Times New Roman" w:cs="Times New Roman"/>
           <w:sz w:val="24"/>
         </w:rPr>
-        <w:t xml:space="preserve">, Abe A, Takeda T, Kobayashi M, Hiraka Y, Kanzaki E, Oikawa K, </w:t>
-      </w:r>
-      <w:proofErr w:type="spellStart"/>
-      <w:r>
-        <w:rPr>
-          <w:rFonts w:ascii="Times New Roman" w:hAnsi="Times New Roman" w:cs="Times New Roman"/>
-          <w:sz w:val="24"/>
-        </w:rPr>
-        <w:t>Saitoh</w:t>
-      </w:r>
-      <w:proofErr w:type="spellEnd"/>
-      <w:r>
-        <w:rPr>
-          <w:rFonts w:ascii="Times New Roman" w:hAnsi="Times New Roman" w:cs="Times New Roman"/>
-          <w:sz w:val="24"/>
-        </w:rPr>
-        <w:t xml:space="preserve"> H, Langner T, Banfield MJ, Kamoun S, Terauchi R (2022) </w:t>
-      </w:r>
-      <w:hyperlink r:id="rId15" w:tgtFrame="_blank" w:history="1">
+        <w:t>, Abe A, Takeda T, Kobayashi M, Hiraka Y, Kanzaki E, Oikawa K, Saitoh H, Langner T, Banfield MJ, Kamoun S, Terauchi R (2022) </w:t>
+      </w:r>
+      <w:hyperlink r:id="rId17" w:tgtFrame="_blank" w:history="1">
         <w:r>
           <w:rPr>
             <w:rStyle w:val="Hyperlink"/>
@@ -2966,32 +2512,14 @@
         </w:rPr>
         <w:t>, Young L, Yaegashi H, Natsume S, Shea DJ, Takagi H, Booker H, Innan H, Terauchi R, Abe A (2022) </w:t>
       </w:r>
-      <w:hyperlink r:id="rId16" w:tgtFrame="_blank" w:history="1">
+      <w:hyperlink r:id="rId18" w:tgtFrame="_blank" w:history="1">
         <w:r>
           <w:rPr>
             <w:rStyle w:val="Hyperlink"/>
             <w:rFonts w:ascii="Times New Roman" w:hAnsi="Times New Roman" w:cs="Times New Roman"/>
             <w:sz w:val="24"/>
           </w:rPr>
-          <w:t xml:space="preserve">High-performance pipeline for </w:t>
-        </w:r>
-        <w:proofErr w:type="spellStart"/>
-        <w:r>
-          <w:rPr>
-            <w:rStyle w:val="Hyperlink"/>
-            <w:rFonts w:ascii="Times New Roman" w:hAnsi="Times New Roman" w:cs="Times New Roman"/>
-            <w:sz w:val="24"/>
-          </w:rPr>
-          <w:t>MutMap</w:t>
-        </w:r>
-        <w:proofErr w:type="spellEnd"/>
-        <w:r>
-          <w:rPr>
-            <w:rStyle w:val="Hyperlink"/>
-            <w:rFonts w:ascii="Times New Roman" w:hAnsi="Times New Roman" w:cs="Times New Roman"/>
-            <w:sz w:val="24"/>
-          </w:rPr>
-          <w:t xml:space="preserve"> and QTL-seq</w:t>
+          <w:t>High-performance pipeline for MutMap and QTL-seq</w:t>
         </w:r>
       </w:hyperlink>
       <w:r>
@@ -3001,7 +2529,6 @@
         </w:rPr>
         <w:t>. </w:t>
       </w:r>
-      <w:proofErr w:type="spellStart"/>
       <w:r>
         <w:rPr>
           <w:rFonts w:ascii="Times New Roman" w:hAnsi="Times New Roman" w:cs="Times New Roman"/>
@@ -3011,7 +2538,6 @@
         </w:rPr>
         <w:t>PeerJ</w:t>
       </w:r>
-      <w:proofErr w:type="spellEnd"/>
       <w:r>
         <w:rPr>
           <w:rFonts w:ascii="Times New Roman" w:hAnsi="Times New Roman" w:cs="Times New Roman"/>
@@ -3082,7 +2608,7 @@
         </w:rPr>
         <w:t>*, Kudoh A*, Tamiru-Oli M, Takagi H, Natsume S, Shimizu M, Abe A, Asiedu R, Asfaw A, Adebola P, Terauchi R (2021) </w:t>
       </w:r>
-      <w:hyperlink r:id="rId17" w:tgtFrame="_blank" w:history="1">
+      <w:hyperlink r:id="rId19" w:tgtFrame="_blank" w:history="1">
         <w:r>
           <w:rPr>
             <w:rStyle w:val="Hyperlink"/>
@@ -3203,25 +2729,9 @@
           <w:rFonts w:ascii="Times New Roman" w:hAnsi="Times New Roman" w:cs="Times New Roman"/>
           <w:sz w:val="24"/>
         </w:rPr>
-        <w:t xml:space="preserve">, Abe A, Sone H, Itoh N, Asukai M, Uemura A, Oikawa K, </w:t>
-      </w:r>
-      <w:proofErr w:type="spellStart"/>
-      <w:r>
-        <w:rPr>
-          <w:rFonts w:ascii="Times New Roman" w:hAnsi="Times New Roman" w:cs="Times New Roman"/>
-          <w:sz w:val="24"/>
-        </w:rPr>
-        <w:t>Utsushi</w:t>
-      </w:r>
-      <w:proofErr w:type="spellEnd"/>
-      <w:r>
-        <w:rPr>
-          <w:rFonts w:ascii="Times New Roman" w:hAnsi="Times New Roman" w:cs="Times New Roman"/>
-          <w:sz w:val="24"/>
-        </w:rPr>
-        <w:t xml:space="preserve"> H, Ikegami-Katayama A, Imamura T, Mori M, Terauchi R, Takagi H (2021) </w:t>
-      </w:r>
-      <w:hyperlink r:id="rId18" w:tgtFrame="_blank" w:history="1">
+        <w:t>, Abe A, Sone H, Itoh N, Asukai M, Uemura A, Oikawa K, Utsushi H, Ikegami-Katayama A, Imamura T, Mori M, Terauchi R, Takagi H (2021) </w:t>
+      </w:r>
+      <w:hyperlink r:id="rId20" w:tgtFrame="_blank" w:history="1">
         <w:r>
           <w:rPr>
             <w:rStyle w:val="Hyperlink"/>
@@ -3285,57 +2795,9 @@
           <w:rFonts w:ascii="Times New Roman" w:hAnsi="Times New Roman" w:cs="Times New Roman"/>
           <w:sz w:val="24"/>
         </w:rPr>
-        <w:t xml:space="preserve">, Darkwa K, Yaegashi H, Natsume S, Shimizu M, Abe A, </w:t>
-      </w:r>
-      <w:proofErr w:type="spellStart"/>
-      <w:r>
-        <w:rPr>
-          <w:rFonts w:ascii="Times New Roman" w:hAnsi="Times New Roman" w:cs="Times New Roman"/>
-          <w:sz w:val="24"/>
-        </w:rPr>
-        <w:t>Hirabuchi</w:t>
-      </w:r>
-      <w:proofErr w:type="spellEnd"/>
-      <w:r>
-        <w:rPr>
-          <w:rFonts w:ascii="Times New Roman" w:hAnsi="Times New Roman" w:cs="Times New Roman"/>
-          <w:sz w:val="24"/>
-        </w:rPr>
-        <w:t xml:space="preserve"> A, Ito K, Oikawa K, Tamiru-Oli M, Ohta A, Matsumoto R, Agre P, De </w:t>
-      </w:r>
-      <w:proofErr w:type="spellStart"/>
-      <w:r>
-        <w:rPr>
-          <w:rFonts w:ascii="Times New Roman" w:hAnsi="Times New Roman" w:cs="Times New Roman"/>
-          <w:sz w:val="24"/>
-        </w:rPr>
-        <w:t>Koeyer</w:t>
-      </w:r>
-      <w:proofErr w:type="spellEnd"/>
-      <w:r>
-        <w:rPr>
-          <w:rFonts w:ascii="Times New Roman" w:hAnsi="Times New Roman" w:cs="Times New Roman"/>
-          <w:sz w:val="24"/>
-        </w:rPr>
-        <w:t xml:space="preserve"> D, </w:t>
-      </w:r>
-      <w:proofErr w:type="spellStart"/>
-      <w:r>
-        <w:rPr>
-          <w:rFonts w:ascii="Times New Roman" w:hAnsi="Times New Roman" w:cs="Times New Roman"/>
-          <w:sz w:val="24"/>
-        </w:rPr>
-        <w:t>Pachakkil</w:t>
-      </w:r>
-      <w:proofErr w:type="spellEnd"/>
-      <w:r>
-        <w:rPr>
-          <w:rFonts w:ascii="Times New Roman" w:hAnsi="Times New Roman" w:cs="Times New Roman"/>
-          <w:sz w:val="24"/>
-        </w:rPr>
-        <w:t xml:space="preserve"> B, Yamanaka S, Muranaka S, Takagi H, White B, Asiedu R, Innan H, Asfaw A*, Adebola P*, Terauchi R* (2020) </w:t>
-      </w:r>
-      <w:hyperlink r:id="rId19" w:tgtFrame="_blank" w:history="1">
+        <w:t>, Darkwa K, Yaegashi H, Natsume S, Shimizu M, Abe A, Hirabuchi A, Ito K, Oikawa K, Tamiru-Oli M, Ohta A, Matsumoto R, Agre P, De Koeyer D, Pachakkil B, Yamanaka S, Muranaka S, Takagi H, White B, Asiedu R, Innan H, Asfaw A*, Adebola P*, Terauchi R* (2020) </w:t>
+      </w:r>
+      <w:hyperlink r:id="rId21" w:tgtFrame="_blank" w:history="1">
         <w:r>
           <w:rPr>
             <w:rStyle w:val="Hyperlink"/>
@@ -3352,20 +2814,8 @@
             <w:iCs/>
             <w:sz w:val="24"/>
           </w:rPr>
-          <w:t xml:space="preserve">Dioscorea </w:t>
+          <w:t>Dioscorea rotundata</w:t>
         </w:r>
-        <w:proofErr w:type="spellStart"/>
-        <w:r>
-          <w:rPr>
-            <w:rStyle w:val="Hyperlink"/>
-            <w:rFonts w:ascii="Times New Roman" w:hAnsi="Times New Roman" w:cs="Times New Roman"/>
-            <w:i/>
-            <w:iCs/>
-            <w:sz w:val="24"/>
-          </w:rPr>
-          <w:t>rotundata</w:t>
-        </w:r>
-        <w:proofErr w:type="spellEnd"/>
         <w:r>
           <w:rPr>
             <w:rStyle w:val="Hyperlink"/>
@@ -3472,73 +2922,32 @@
           <w:rFonts w:ascii="Times New Roman" w:hAnsi="Times New Roman" w:cs="Times New Roman"/>
           <w:sz w:val="24"/>
         </w:rPr>
-        <w:t xml:space="preserve">Pai H, Sakai T, </w:t>
-      </w:r>
-      <w:proofErr w:type="spellStart"/>
-      <w:r>
-        <w:rPr>
-          <w:rFonts w:ascii="Times New Roman" w:hAnsi="Times New Roman" w:cs="Times New Roman"/>
-          <w:sz w:val="24"/>
-        </w:rPr>
-        <w:t>Posbeyikian</w:t>
-      </w:r>
-      <w:proofErr w:type="spellEnd"/>
-      <w:r>
-        <w:rPr>
-          <w:rFonts w:ascii="Times New Roman" w:hAnsi="Times New Roman" w:cs="Times New Roman"/>
-          <w:sz w:val="24"/>
-        </w:rPr>
-        <w:t xml:space="preserve"> A, </w:t>
-      </w:r>
-      <w:proofErr w:type="spellStart"/>
-      <w:r>
-        <w:rPr>
-          <w:rFonts w:ascii="Times New Roman" w:hAnsi="Times New Roman" w:cs="Times New Roman"/>
-          <w:sz w:val="24"/>
-        </w:rPr>
-        <w:t>Frijters</w:t>
-      </w:r>
-      <w:proofErr w:type="spellEnd"/>
-      <w:r>
-        <w:rPr>
-          <w:rFonts w:ascii="Times New Roman" w:hAnsi="Times New Roman" w:cs="Times New Roman"/>
-          <w:sz w:val="24"/>
-        </w:rPr>
-        <w:t xml:space="preserve"> R, Sugihara Y, Contreras MP, </w:t>
-      </w:r>
-      <w:proofErr w:type="spellStart"/>
-      <w:r>
-        <w:rPr>
-          <w:rFonts w:ascii="Times New Roman" w:hAnsi="Times New Roman" w:cs="Times New Roman"/>
-          <w:sz w:val="24"/>
-        </w:rPr>
-        <w:t>Kourelis</w:t>
-      </w:r>
-      <w:proofErr w:type="spellEnd"/>
-      <w:r>
-        <w:rPr>
-          <w:rFonts w:ascii="Times New Roman" w:hAnsi="Times New Roman" w:cs="Times New Roman"/>
-          <w:sz w:val="24"/>
-        </w:rPr>
-        <w:t xml:space="preserve"> J, Adachi H, Kamoun S, </w:t>
-      </w:r>
-      <w:proofErr w:type="spellStart"/>
-      <w:r>
-        <w:rPr>
-          <w:rFonts w:ascii="Times New Roman" w:hAnsi="Times New Roman" w:cs="Times New Roman"/>
-          <w:sz w:val="24"/>
-        </w:rPr>
-        <w:t>Toghani</w:t>
-      </w:r>
-      <w:proofErr w:type="spellEnd"/>
-      <w:r>
-        <w:rPr>
-          <w:rFonts w:ascii="Times New Roman" w:hAnsi="Times New Roman" w:cs="Times New Roman"/>
-          <w:sz w:val="24"/>
-        </w:rPr>
-        <w:t xml:space="preserve"> A (2025) </w:t>
-      </w:r>
-      <w:hyperlink r:id="rId20" w:tgtFrame="_blank" w:history="1">
+        <w:t>Jeong HM, Sugihara Y, Webster MW, Carella P (2025) Stepwise and lineage-specific divergence of a major immune co-chaperone complex in leptosporangiate ferns. bioRxiv. DOI:10.64898/2025.12.17.694876</w:t>
+      </w:r>
+    </w:p>
+    <w:p>
+      <w:pPr>
+        <w:numPr>
+          <w:ilvl w:val="0"/>
+          <w:numId w:val="29"/>
+        </w:numPr>
+        <w:tabs>
+          <w:tab w:val="num" w:pos="720"/>
+        </w:tabs>
+        <w:jc w:val="left"/>
+        <w:rPr>
+          <w:rFonts w:ascii="Times New Roman" w:hAnsi="Times New Roman" w:cs="Times New Roman"/>
+          <w:sz w:val="24"/>
+        </w:rPr>
+      </w:pPr>
+      <w:r>
+        <w:rPr>
+          <w:rFonts w:ascii="Times New Roman" w:hAnsi="Times New Roman" w:cs="Times New Roman"/>
+          <w:sz w:val="24"/>
+        </w:rPr>
+        <w:t xml:space="preserve">Pai H, Sakai T, Posbeyikian A, Frijters R, Sugihara Y, Contreras MP, Kourelis J, Adachi H, Kamoun S, Toghani A (2025) </w:t>
+      </w:r>
+      <w:hyperlink r:id="rId22" w:tgtFrame="_blank" w:history="1">
         <w:r>
           <w:rPr>
             <w:rStyle w:val="Hyperlink"/>
@@ -3555,7 +2964,6 @@
         </w:rPr>
         <w:t xml:space="preserve">. </w:t>
       </w:r>
-      <w:proofErr w:type="spellStart"/>
       <w:r>
         <w:rPr>
           <w:rFonts w:ascii="Times New Roman" w:hAnsi="Times New Roman" w:cs="Times New Roman"/>
@@ -3565,7 +2973,6 @@
         </w:rPr>
         <w:t>bioRxiv</w:t>
       </w:r>
-      <w:proofErr w:type="spellEnd"/>
       <w:r>
         <w:rPr>
           <w:rFonts w:ascii="Times New Roman" w:hAnsi="Times New Roman" w:cs="Times New Roman"/>
@@ -3594,25 +3001,10 @@
           <w:rFonts w:ascii="Times New Roman" w:hAnsi="Times New Roman" w:cs="Times New Roman"/>
           <w:sz w:val="24"/>
         </w:rPr>
-        <w:t xml:space="preserve">Kudoh A, Natsume S, Sugihara Y, Kato H, Abe A, Oikawa K, Shimizu M, Itoh K, Tsujimura M, Takano Y, Sakai T, Adachi H, Ohta A, </w:t>
-      </w:r>
-      <w:proofErr w:type="spellStart"/>
-      <w:r>
-        <w:rPr>
-          <w:rFonts w:ascii="Times New Roman" w:hAnsi="Times New Roman" w:cs="Times New Roman"/>
-          <w:sz w:val="24"/>
-        </w:rPr>
-        <w:t>Ohtsu</w:t>
-      </w:r>
-      <w:proofErr w:type="spellEnd"/>
-      <w:r>
-        <w:rPr>
-          <w:rFonts w:ascii="Times New Roman" w:hAnsi="Times New Roman" w:cs="Times New Roman"/>
-          <w:sz w:val="24"/>
-        </w:rPr>
-        <w:t xml:space="preserve"> M, Ishizaki T, Terachi T, Terauchi R (2025) </w:t>
-      </w:r>
-      <w:hyperlink r:id="rId21" w:tgtFrame="_blank" w:history="1">
+        <w:lastRenderedPageBreak/>
+        <w:t xml:space="preserve">Kudoh A, Natsume S, Sugihara Y, Kato H, Abe A, Oikawa K, Shimizu M, Itoh K, Tsujimura M, Takano Y, Sakai T, Adachi H, Ohta A, Ohtsu M, Ishizaki T, Terachi T, Terauchi R (2025) </w:t>
+      </w:r>
+      <w:hyperlink r:id="rId23" w:tgtFrame="_blank" w:history="1">
         <w:r>
           <w:rPr>
             <w:rStyle w:val="Hyperlink"/>
@@ -3629,20 +3021,8 @@
             <w:iCs/>
             <w:sz w:val="24"/>
           </w:rPr>
-          <w:t xml:space="preserve">Dioscorea </w:t>
+          <w:t>Dioscorea tokoro</w:t>
         </w:r>
-        <w:proofErr w:type="spellStart"/>
-        <w:r>
-          <w:rPr>
-            <w:rStyle w:val="Hyperlink"/>
-            <w:rFonts w:ascii="Times New Roman" w:hAnsi="Times New Roman" w:cs="Times New Roman"/>
-            <w:i/>
-            <w:iCs/>
-            <w:sz w:val="24"/>
-          </w:rPr>
-          <w:t>tokoro</w:t>
-        </w:r>
-        <w:proofErr w:type="spellEnd"/>
       </w:hyperlink>
       <w:r>
         <w:rPr>
@@ -3651,7 +3031,6 @@
         </w:rPr>
         <w:t xml:space="preserve">. </w:t>
       </w:r>
-      <w:proofErr w:type="spellStart"/>
       <w:r>
         <w:rPr>
           <w:rFonts w:ascii="Times New Roman" w:hAnsi="Times New Roman" w:cs="Times New Roman"/>
@@ -3661,7 +3040,6 @@
         </w:rPr>
         <w:t>bioRxiv</w:t>
       </w:r>
-      <w:proofErr w:type="spellEnd"/>
       <w:r>
         <w:rPr>
           <w:rFonts w:ascii="Times New Roman" w:hAnsi="Times New Roman" w:cs="Times New Roman"/>
@@ -3707,41 +3085,9 @@
           <w:rFonts w:ascii="Times New Roman" w:hAnsi="Times New Roman" w:cs="Times New Roman"/>
           <w:sz w:val="24"/>
         </w:rPr>
-        <w:t xml:space="preserve">, Nemoto K, Ito K, Kanzaki E, Ishikawa K, Iwai M, </w:t>
-      </w:r>
-      <w:proofErr w:type="spellStart"/>
-      <w:r>
-        <w:rPr>
-          <w:rFonts w:ascii="Times New Roman" w:hAnsi="Times New Roman" w:cs="Times New Roman"/>
-          <w:sz w:val="24"/>
-        </w:rPr>
-        <w:t>Utsushi</w:t>
-      </w:r>
-      <w:proofErr w:type="spellEnd"/>
-      <w:r>
-        <w:rPr>
-          <w:rFonts w:ascii="Times New Roman" w:hAnsi="Times New Roman" w:cs="Times New Roman"/>
-          <w:sz w:val="24"/>
-        </w:rPr>
-        <w:t xml:space="preserve"> H, </w:t>
-      </w:r>
-      <w:proofErr w:type="spellStart"/>
-      <w:r>
-        <w:rPr>
-          <w:rFonts w:ascii="Times New Roman" w:hAnsi="Times New Roman" w:cs="Times New Roman"/>
-          <w:sz w:val="24"/>
-        </w:rPr>
-        <w:t>Saitoh</w:t>
-      </w:r>
-      <w:proofErr w:type="spellEnd"/>
-      <w:r>
-        <w:rPr>
-          <w:rFonts w:ascii="Times New Roman" w:hAnsi="Times New Roman" w:cs="Times New Roman"/>
-          <w:sz w:val="24"/>
-        </w:rPr>
-        <w:t xml:space="preserve"> H, Takagi H, Takeda T, Abe A, Zheng S, Bialas A, Banfield MJ, Kamoun S, Terauchi R (2024) </w:t>
-      </w:r>
-      <w:hyperlink r:id="rId22" w:tgtFrame="_blank" w:history="1">
+        <w:t>, Nemoto K, Ito K, Kanzaki E, Ishikawa K, Iwai M, Utsushi H, Saitoh H, Takagi H, Takeda T, Abe A, Zheng S, Bialas A, Banfield MJ, Kamoun S, Terauchi R (2024) </w:t>
+      </w:r>
+      <w:hyperlink r:id="rId24" w:tgtFrame="_blank" w:history="1">
         <w:r>
           <w:rPr>
             <w:rStyle w:val="Hyperlink"/>
@@ -3758,7 +3104,6 @@
         </w:rPr>
         <w:t>. </w:t>
       </w:r>
-      <w:proofErr w:type="spellStart"/>
       <w:r>
         <w:rPr>
           <w:rFonts w:ascii="Times New Roman" w:hAnsi="Times New Roman" w:cs="Times New Roman"/>
@@ -3768,7 +3113,6 @@
         </w:rPr>
         <w:t>bioRxiv</w:t>
       </w:r>
-      <w:proofErr w:type="spellEnd"/>
       <w:r>
         <w:rPr>
           <w:rFonts w:ascii="Times New Roman" w:hAnsi="Times New Roman" w:cs="Times New Roman"/>
@@ -3806,7 +3150,6 @@
           <w:sz w:val="28"/>
           <w:szCs w:val="28"/>
         </w:rPr>
-        <w:lastRenderedPageBreak/>
         <w:t>Presentation</w:t>
       </w:r>
       <w:r>
@@ -3846,37 +3189,12 @@
           <w:sz w:val="24"/>
         </w:rPr>
       </w:pPr>
-      <w:proofErr w:type="spellStart"/>
-      <w:r>
-        <w:rPr>
-          <w:rFonts w:ascii="Times New Roman" w:hAnsi="Times New Roman" w:cs="Times New Roman"/>
-          <w:sz w:val="24"/>
-        </w:rPr>
-        <w:t>AmirAli</w:t>
-      </w:r>
-      <w:proofErr w:type="spellEnd"/>
-      <w:r>
-        <w:rPr>
-          <w:rFonts w:ascii="Times New Roman" w:hAnsi="Times New Roman" w:cs="Times New Roman"/>
-          <w:sz w:val="24"/>
-        </w:rPr>
-        <w:t xml:space="preserve"> </w:t>
-      </w:r>
-      <w:proofErr w:type="spellStart"/>
-      <w:r>
-        <w:rPr>
-          <w:rFonts w:ascii="Times New Roman" w:hAnsi="Times New Roman" w:cs="Times New Roman"/>
-          <w:sz w:val="24"/>
-        </w:rPr>
-        <w:t>Toghani</w:t>
-      </w:r>
-      <w:proofErr w:type="spellEnd"/>
-      <w:r>
-        <w:rPr>
-          <w:rFonts w:ascii="Times New Roman" w:hAnsi="Times New Roman" w:cs="Times New Roman"/>
-          <w:sz w:val="24"/>
-        </w:rPr>
-        <w:t xml:space="preserve">, Sophien Kamoun, </w:t>
+      <w:r>
+        <w:rPr>
+          <w:rFonts w:ascii="Times New Roman" w:hAnsi="Times New Roman" w:cs="Times New Roman"/>
+          <w:sz w:val="24"/>
+        </w:rPr>
+        <w:t xml:space="preserve">AmirAli Toghani, Sophien Kamoun, </w:t>
       </w:r>
       <w:r>
         <w:rPr>
@@ -3903,14 +3221,7 @@
           <w:rFonts w:ascii="Times New Roman" w:hAnsi="Times New Roman" w:cs="Times New Roman"/>
           <w:sz w:val="24"/>
         </w:rPr>
-        <w:t>.</w:t>
-      </w:r>
-      <w:r>
-        <w:rPr>
-          <w:rFonts w:ascii="Times New Roman" w:hAnsi="Times New Roman" w:cs="Times New Roman"/>
-          <w:sz w:val="24"/>
-        </w:rPr>
-        <w:t xml:space="preserve"> </w:t>
+        <w:t xml:space="preserve">. </w:t>
       </w:r>
       <w:r>
         <w:rPr>
@@ -3984,37 +3295,12 @@
           <w:sz w:val="24"/>
         </w:rPr>
       </w:pPr>
-      <w:proofErr w:type="spellStart"/>
-      <w:r>
-        <w:rPr>
-          <w:rFonts w:ascii="Times New Roman" w:hAnsi="Times New Roman" w:cs="Times New Roman"/>
-          <w:sz w:val="24"/>
-        </w:rPr>
-        <w:t>AmirAli</w:t>
-      </w:r>
-      <w:proofErr w:type="spellEnd"/>
-      <w:r>
-        <w:rPr>
-          <w:rFonts w:ascii="Times New Roman" w:hAnsi="Times New Roman" w:cs="Times New Roman"/>
-          <w:sz w:val="24"/>
-        </w:rPr>
-        <w:t xml:space="preserve"> </w:t>
-      </w:r>
-      <w:proofErr w:type="spellStart"/>
-      <w:r>
-        <w:rPr>
-          <w:rFonts w:ascii="Times New Roman" w:hAnsi="Times New Roman" w:cs="Times New Roman"/>
-          <w:sz w:val="24"/>
-        </w:rPr>
-        <w:t>Toghani</w:t>
-      </w:r>
-      <w:proofErr w:type="spellEnd"/>
-      <w:r>
-        <w:rPr>
-          <w:rFonts w:ascii="Times New Roman" w:hAnsi="Times New Roman" w:cs="Times New Roman"/>
-          <w:sz w:val="24"/>
-        </w:rPr>
-        <w:t xml:space="preserve">, Sophien Kamoun, </w:t>
+      <w:r>
+        <w:rPr>
+          <w:rFonts w:ascii="Times New Roman" w:hAnsi="Times New Roman" w:cs="Times New Roman"/>
+          <w:sz w:val="24"/>
+        </w:rPr>
+        <w:t xml:space="preserve">AmirAli Toghani, Sophien Kamoun, </w:t>
       </w:r>
       <w:r>
         <w:rPr>
@@ -4122,39 +3408,7 @@
           <w:rFonts w:ascii="Times New Roman" w:hAnsi="Times New Roman" w:cs="Times New Roman"/>
           <w:sz w:val="24"/>
         </w:rPr>
-        <w:t xml:space="preserve">, </w:t>
-      </w:r>
-      <w:proofErr w:type="spellStart"/>
-      <w:r>
-        <w:rPr>
-          <w:rFonts w:ascii="Times New Roman" w:hAnsi="Times New Roman" w:cs="Times New Roman"/>
-          <w:sz w:val="24"/>
-        </w:rPr>
-        <w:t>Toghani</w:t>
-      </w:r>
-      <w:proofErr w:type="spellEnd"/>
-      <w:r>
-        <w:rPr>
-          <w:rFonts w:ascii="Times New Roman" w:hAnsi="Times New Roman" w:cs="Times New Roman"/>
-          <w:sz w:val="24"/>
-        </w:rPr>
-        <w:t xml:space="preserve"> A, </w:t>
-      </w:r>
-      <w:proofErr w:type="spellStart"/>
-      <w:r>
-        <w:rPr>
-          <w:rFonts w:ascii="Times New Roman" w:hAnsi="Times New Roman" w:cs="Times New Roman"/>
-          <w:sz w:val="24"/>
-        </w:rPr>
-        <w:t>Frijters</w:t>
-      </w:r>
-      <w:proofErr w:type="spellEnd"/>
-      <w:r>
-        <w:rPr>
-          <w:rFonts w:ascii="Times New Roman" w:hAnsi="Times New Roman" w:cs="Times New Roman"/>
-          <w:sz w:val="24"/>
-        </w:rPr>
-        <w:t xml:space="preserve"> R, Bozkurt TO, Terauchi R, Kamoun S. Can AI modelling of protein structures distinguish between sensor and helper NLR immune receptors? </w:t>
+        <w:t xml:space="preserve">, Toghani A, Frijters R, Bozkurt TO, Terauchi R, Kamoun S. Can AI modelling of protein structures distinguish between sensor and helper NLR immune receptors? </w:t>
       </w:r>
       <w:r>
         <w:rPr>
@@ -4204,39 +3458,7 @@
           <w:rFonts w:ascii="Times New Roman" w:hAnsi="Times New Roman" w:cs="Times New Roman"/>
           <w:sz w:val="24"/>
         </w:rPr>
-        <w:t xml:space="preserve">, </w:t>
-      </w:r>
-      <w:proofErr w:type="spellStart"/>
-      <w:r>
-        <w:rPr>
-          <w:rFonts w:ascii="Times New Roman" w:hAnsi="Times New Roman" w:cs="Times New Roman"/>
-          <w:sz w:val="24"/>
-        </w:rPr>
-        <w:t>Kourelis</w:t>
-      </w:r>
-      <w:proofErr w:type="spellEnd"/>
-      <w:r>
-        <w:rPr>
-          <w:rFonts w:ascii="Times New Roman" w:hAnsi="Times New Roman" w:cs="Times New Roman"/>
-          <w:sz w:val="24"/>
-        </w:rPr>
-        <w:t xml:space="preserve"> J, Contreras MP, Pai H, Selvaraj M, </w:t>
-      </w:r>
-      <w:proofErr w:type="spellStart"/>
-      <w:r>
-        <w:rPr>
-          <w:rFonts w:ascii="Times New Roman" w:hAnsi="Times New Roman" w:cs="Times New Roman"/>
-          <w:sz w:val="24"/>
-        </w:rPr>
-        <w:t>Toghani</w:t>
-      </w:r>
-      <w:proofErr w:type="spellEnd"/>
-      <w:r>
-        <w:rPr>
-          <w:rFonts w:ascii="Times New Roman" w:hAnsi="Times New Roman" w:cs="Times New Roman"/>
-          <w:sz w:val="24"/>
-        </w:rPr>
-        <w:t xml:space="preserve"> A, Martinez-Anaya C, Kamoun S</w:t>
+        <w:t>, Kourelis J, Contreras MP, Pai H, Selvaraj M, Toghani A, Martinez-Anaya C, Kamoun S</w:t>
       </w:r>
       <w:r>
         <w:rPr>
@@ -4351,17 +3573,8 @@
           <w:rFonts w:ascii="Times New Roman" w:hAnsi="Times New Roman" w:cs="Times New Roman"/>
           <w:sz w:val="24"/>
         </w:rPr>
-        <w:t xml:space="preserve">, </w:t>
-      </w:r>
-      <w:proofErr w:type="spellStart"/>
-      <w:r>
-        <w:rPr>
-          <w:rFonts w:ascii="Times New Roman" w:hAnsi="Times New Roman" w:cs="Times New Roman"/>
-          <w:sz w:val="24"/>
-        </w:rPr>
-        <w:t>Białas</w:t>
-      </w:r>
-      <w:proofErr w:type="spellEnd"/>
+        <w:t>, Białas</w:t>
+      </w:r>
       <w:r>
         <w:rPr>
           <w:rFonts w:ascii="Times New Roman" w:hAnsi="Times New Roman" w:cs="Times New Roman"/>
@@ -4402,17 +3615,8 @@
           <w:rFonts w:ascii="Times New Roman" w:hAnsi="Times New Roman" w:cs="Times New Roman"/>
           <w:sz w:val="24"/>
         </w:rPr>
-        <w:t xml:space="preserve">, </w:t>
-      </w:r>
-      <w:proofErr w:type="spellStart"/>
-      <w:r>
-        <w:rPr>
-          <w:rFonts w:ascii="Times New Roman" w:hAnsi="Times New Roman" w:cs="Times New Roman"/>
-          <w:sz w:val="24"/>
-        </w:rPr>
-        <w:t>Kourelis</w:t>
-      </w:r>
-      <w:proofErr w:type="spellEnd"/>
+        <w:t>, Kourelis</w:t>
+      </w:r>
       <w:r>
         <w:rPr>
           <w:rFonts w:ascii="Times New Roman" w:hAnsi="Times New Roman" w:cs="Times New Roman"/>
@@ -4495,23 +3699,7 @@
           <w:rFonts w:ascii="Times New Roman" w:hAnsi="Times New Roman" w:cs="Times New Roman"/>
           <w:sz w:val="24"/>
         </w:rPr>
-        <w:t>The NLR immune receptor Pik-1 evolved to respond to fungal effectors of the AVR-</w:t>
-      </w:r>
-      <w:proofErr w:type="spellStart"/>
-      <w:r>
-        <w:rPr>
-          <w:rFonts w:ascii="Times New Roman" w:hAnsi="Times New Roman" w:cs="Times New Roman"/>
-          <w:sz w:val="24"/>
-        </w:rPr>
-        <w:t>Mgk</w:t>
-      </w:r>
-      <w:proofErr w:type="spellEnd"/>
-      <w:r>
-        <w:rPr>
-          <w:rFonts w:ascii="Times New Roman" w:hAnsi="Times New Roman" w:cs="Times New Roman"/>
-          <w:sz w:val="24"/>
-        </w:rPr>
-        <w:t xml:space="preserve"> family early in the evolution of </w:t>
+        <w:t xml:space="preserve">The NLR immune receptor Pik-1 evolved to respond to fungal effectors of the AVR-Mgk family early in the evolution of </w:t>
       </w:r>
       <w:r>
         <w:rPr>
@@ -4706,17 +3894,8 @@
           <w:rFonts w:ascii="Times New Roman" w:hAnsi="Times New Roman" w:cs="Times New Roman" w:hint="eastAsia"/>
           <w:sz w:val="24"/>
         </w:rPr>
-        <w:t xml:space="preserve">, </w:t>
-      </w:r>
-      <w:proofErr w:type="spellStart"/>
-      <w:r>
-        <w:rPr>
-          <w:rFonts w:ascii="Times New Roman" w:hAnsi="Times New Roman" w:cs="Times New Roman" w:hint="eastAsia"/>
-          <w:sz w:val="24"/>
-        </w:rPr>
-        <w:t>Obidiegwu</w:t>
-      </w:r>
-      <w:proofErr w:type="spellEnd"/>
+        <w:t>, Obidiegwu</w:t>
+      </w:r>
       <w:r>
         <w:rPr>
           <w:rFonts w:ascii="Times New Roman" w:hAnsi="Times New Roman" w:cs="Times New Roman"/>
@@ -4752,19 +3931,8 @@
           <w:iCs/>
           <w:sz w:val="24"/>
         </w:rPr>
-        <w:t xml:space="preserve">Dioscorea </w:t>
-      </w:r>
-      <w:proofErr w:type="spellStart"/>
-      <w:r>
-        <w:rPr>
-          <w:rFonts w:ascii="Times New Roman" w:hAnsi="Times New Roman" w:cs="Times New Roman" w:hint="eastAsia"/>
-          <w:i/>
-          <w:iCs/>
-          <w:sz w:val="24"/>
-        </w:rPr>
-        <w:t>tokoro</w:t>
-      </w:r>
-      <w:proofErr w:type="spellEnd"/>
+        <w:t>Dioscorea tokoro</w:t>
+      </w:r>
       <w:r>
         <w:rPr>
           <w:rFonts w:ascii="Times New Roman" w:hAnsi="Times New Roman" w:cs="Times New Roman" w:hint="eastAsia"/>
@@ -4900,17 +4068,8 @@
           <w:rFonts w:ascii="Times New Roman" w:hAnsi="Times New Roman" w:cs="Times New Roman" w:hint="eastAsia"/>
           <w:sz w:val="24"/>
         </w:rPr>
-        <w:t xml:space="preserve">, </w:t>
-      </w:r>
-      <w:proofErr w:type="spellStart"/>
-      <w:r>
-        <w:rPr>
-          <w:rFonts w:ascii="Times New Roman" w:hAnsi="Times New Roman" w:cs="Times New Roman" w:hint="eastAsia"/>
-          <w:sz w:val="24"/>
-        </w:rPr>
-        <w:t>Obidiegwu</w:t>
-      </w:r>
-      <w:proofErr w:type="spellEnd"/>
+        <w:t>, Obidiegwu</w:t>
+      </w:r>
       <w:r>
         <w:rPr>
           <w:rFonts w:ascii="Times New Roman" w:hAnsi="Times New Roman" w:cs="Times New Roman"/>
@@ -4946,19 +4105,8 @@
           <w:iCs/>
           <w:sz w:val="24"/>
         </w:rPr>
-        <w:t xml:space="preserve">Dioscorea </w:t>
-      </w:r>
-      <w:proofErr w:type="spellStart"/>
-      <w:r>
-        <w:rPr>
-          <w:rFonts w:ascii="Times New Roman" w:hAnsi="Times New Roman" w:cs="Times New Roman" w:hint="eastAsia"/>
-          <w:i/>
-          <w:iCs/>
-          <w:sz w:val="24"/>
-        </w:rPr>
-        <w:t>rotundata</w:t>
-      </w:r>
-      <w:proofErr w:type="spellEnd"/>
+        <w:t>Dioscorea rotundata</w:t>
+      </w:r>
       <w:r>
         <w:rPr>
           <w:rFonts w:ascii="Times New Roman" w:hAnsi="Times New Roman" w:cs="Times New Roman" w:hint="eastAsia"/>
@@ -5021,6 +4169,7 @@
           <w:sz w:val="28"/>
           <w:szCs w:val="28"/>
         </w:rPr>
+        <w:lastRenderedPageBreak/>
         <w:t>Awards</w:t>
       </w:r>
     </w:p>
@@ -5251,7 +4400,6 @@
           <w:rFonts w:ascii="Times New Roman" w:hAnsi="Times New Roman" w:cs="Times New Roman"/>
           <w:sz w:val="24"/>
         </w:rPr>
-        <w:lastRenderedPageBreak/>
         <w:t>Genetics (</w:t>
       </w:r>
       <w:r>
@@ -5282,7 +4430,6 @@
           <w:sz w:val="24"/>
         </w:rPr>
       </w:pPr>
-      <w:proofErr w:type="spellStart"/>
       <w:r>
         <w:rPr>
           <w:rFonts w:ascii="Times New Roman" w:hAnsi="Times New Roman" w:cs="Times New Roman"/>
@@ -5290,7 +4437,6 @@
         </w:rPr>
         <w:t>eLife</w:t>
       </w:r>
-      <w:proofErr w:type="spellEnd"/>
       <w:r>
         <w:rPr>
           <w:rFonts w:ascii="Times New Roman" w:hAnsi="Times New Roman" w:cs="Times New Roman"/>

--- a/CV/Yu_Sugihara_CV.docx
+++ b/CV/Yu_Sugihara_CV.docx
@@ -36,12 +36,12 @@
         <w:rPr>
           <w:noProof/>
         </w:rPr>
-        <w:pict w14:anchorId="24F01E28">
+        <w:pict w14:anchorId="1E0923F3">
           <v:shapetype id="_x0000_t202" coordsize="21600,21600" o:spt="202" path="m,l,21600r21600,l21600,xe">
             <v:stroke joinstyle="miter"/>
             <v:path gradientshapeok="t" o:connecttype="rect"/>
           </v:shapetype>
-          <v:shape id="Text Box 3" o:spid="_x0000_s1027" type="#_x0000_t202" style="position:absolute;margin-left:-5.15pt;margin-top:18.6pt;width:270.5pt;height:70.35pt;z-index:251659264;visibility:visible;mso-wrap-style:square;mso-width-percent:0;mso-height-percent:0;mso-wrap-distance-left:9pt;mso-wrap-distance-top:0;mso-wrap-distance-right:9pt;mso-wrap-distance-bottom:0;mso-position-horizontal:absolute;mso-position-horizontal-relative:text;mso-position-vertical:absolute;mso-position-vertical-relative:text;mso-width-percent:0;mso-height-percent:0;mso-width-relative:margin;mso-height-relative:margin;v-text-anchor:top" o:gfxdata="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" filled="f" stroked="f" strokeweight=".5pt">
+          <v:shape id="Text Box 3" o:spid="_x0000_s1027" type="#_x0000_t202" alt="" style="position:absolute;margin-left:-5.15pt;margin-top:18.6pt;width:270.5pt;height:70.35pt;z-index:251659264;visibility:visible;mso-wrap-style:square;mso-wrap-edited:f;mso-width-percent:0;mso-height-percent:0;mso-wrap-distance-left:9pt;mso-wrap-distance-top:0;mso-wrap-distance-right:9pt;mso-wrap-distance-bottom:0;mso-position-horizontal:absolute;mso-position-horizontal-relative:text;mso-position-vertical:absolute;mso-position-vertical-relative:text;mso-width-percent:0;mso-height-percent:0;mso-width-relative:margin;mso-height-relative:margin;v-text-anchor:top" filled="f" stroked="f" strokeweight=".5pt">
             <v:textbox>
               <w:txbxContent>
                 <w:p>
@@ -116,7 +116,7 @@
         <w:rPr>
           <w:noProof/>
         </w:rPr>
-        <w:pict w14:anchorId="401CA101">
+        <w:pict w14:anchorId="37EAC533">
           <v:shape id="Text Box 1" o:spid="_x0000_s1026" type="#_x0000_t202" style="position:absolute;margin-left:309.45pt;margin-top:.65pt;width:178.3pt;height:28.65pt;z-index:251661312;visibility:visible;mso-wrap-style:square;mso-width-percent:0;mso-height-percent:0;mso-wrap-distance-left:9pt;mso-wrap-distance-top:0;mso-wrap-distance-right:9pt;mso-wrap-distance-bottom:0;mso-position-horizontal:absolute;mso-position-horizontal-relative:text;mso-position-vertical:absolute;mso-position-vertical-relative:text;mso-width-percent:0;mso-height-percent:0;mso-width-relative:margin;mso-height-relative:margin;v-text-anchor:top" o:gfxdata="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" filled="f" stroked="f" strokeweight=".5pt">
             <v:textbox>
               <w:txbxContent>
@@ -2922,7 +2922,40 @@
           <w:rFonts w:ascii="Times New Roman" w:hAnsi="Times New Roman" w:cs="Times New Roman"/>
           <w:sz w:val="24"/>
         </w:rPr>
-        <w:t>Jeong HM, Sugihara Y, Webster MW, Carella P (2025) Stepwise and lineage-specific divergence of a major immune co-chaperone complex in leptosporangiate ferns. bioRxiv. DOI:10.64898/2025.12.17.694876</w:t>
+        <w:t xml:space="preserve">Jeong HM, Sugihara Y, Webster MW, Carella P (2025) </w:t>
+      </w:r>
+      <w:hyperlink r:id="rId22" w:tgtFrame="_blank" w:history="1">
+        <w:r>
+          <w:rPr>
+            <w:rStyle w:val="Hyperlink"/>
+            <w:rFonts w:ascii="Times New Roman" w:hAnsi="Times New Roman" w:cs="Times New Roman"/>
+            <w:sz w:val="24"/>
+          </w:rPr>
+          <w:t>Stepwise and lineage-specific divergence of a major immune co-chaperone complex in leptosporangiate ferns</w:t>
+        </w:r>
+      </w:hyperlink>
+      <w:r>
+        <w:rPr>
+          <w:rFonts w:ascii="Times New Roman" w:hAnsi="Times New Roman" w:cs="Times New Roman"/>
+          <w:sz w:val="24"/>
+        </w:rPr>
+        <w:t xml:space="preserve">. </w:t>
+      </w:r>
+      <w:r>
+        <w:rPr>
+          <w:rFonts w:ascii="Times New Roman" w:hAnsi="Times New Roman" w:cs="Times New Roman"/>
+          <w:i/>
+          <w:iCs/>
+          <w:sz w:val="24"/>
+        </w:rPr>
+        <w:t>bioRxiv</w:t>
+      </w:r>
+      <w:r>
+        <w:rPr>
+          <w:rFonts w:ascii="Times New Roman" w:hAnsi="Times New Roman" w:cs="Times New Roman"/>
+          <w:sz w:val="24"/>
+        </w:rPr>
+        <w:t>. DOI:10.64898/2025.12.17.694876</w:t>
       </w:r>
     </w:p>
     <w:p>
@@ -2947,7 +2980,7 @@
         </w:rPr>
         <w:t xml:space="preserve">Pai H, Sakai T, Posbeyikian A, Frijters R, Sugihara Y, Contreras MP, Kourelis J, Adachi H, Kamoun S, Toghani A (2025) </w:t>
       </w:r>
-      <w:hyperlink r:id="rId22" w:tgtFrame="_blank" w:history="1">
+      <w:hyperlink r:id="rId23" w:tgtFrame="_blank" w:history="1">
         <w:r>
           <w:rPr>
             <w:rStyle w:val="Hyperlink"/>
@@ -3004,7 +3037,7 @@
         <w:lastRenderedPageBreak/>
         <w:t xml:space="preserve">Kudoh A, Natsume S, Sugihara Y, Kato H, Abe A, Oikawa K, Shimizu M, Itoh K, Tsujimura M, Takano Y, Sakai T, Adachi H, Ohta A, Ohtsu M, Ishizaki T, Terachi T, Terauchi R (2025) </w:t>
       </w:r>
-      <w:hyperlink r:id="rId23" w:tgtFrame="_blank" w:history="1">
+      <w:hyperlink r:id="rId24" w:tgtFrame="_blank" w:history="1">
         <w:r>
           <w:rPr>
             <w:rStyle w:val="Hyperlink"/>
@@ -3087,7 +3120,7 @@
         </w:rPr>
         <w:t>, Nemoto K, Ito K, Kanzaki E, Ishikawa K, Iwai M, Utsushi H, Saitoh H, Takagi H, Takeda T, Abe A, Zheng S, Bialas A, Banfield MJ, Kamoun S, Terauchi R (2024) </w:t>
       </w:r>
-      <w:hyperlink r:id="rId24" w:tgtFrame="_blank" w:history="1">
+      <w:hyperlink r:id="rId25" w:tgtFrame="_blank" w:history="1">
         <w:r>
           <w:rPr>
             <w:rStyle w:val="Hyperlink"/>
@@ -4170,6 +4203,120 @@
           <w:szCs w:val="28"/>
         </w:rPr>
         <w:lastRenderedPageBreak/>
+        <w:t>Workshops</w:t>
+      </w:r>
+    </w:p>
+    <w:p>
+      <w:pPr>
+        <w:jc w:val="left"/>
+        <w:rPr>
+          <w:rFonts w:ascii="Times New Roman" w:hAnsi="Times New Roman" w:cs="Times New Roman"/>
+          <w:sz w:val="28"/>
+          <w:szCs w:val="28"/>
+        </w:rPr>
+      </w:pPr>
+    </w:p>
+    <w:p>
+      <w:pPr>
+        <w:pStyle w:val="ListParagraph"/>
+        <w:numPr>
+          <w:ilvl w:val="0"/>
+          <w:numId w:val="31"/>
+        </w:numPr>
+        <w:ind w:leftChars="0"/>
+        <w:jc w:val="left"/>
+        <w:rPr>
+          <w:rFonts w:ascii="Times New Roman" w:hAnsi="Times New Roman" w:cs="Times New Roman"/>
+          <w:sz w:val="24"/>
+        </w:rPr>
+      </w:pPr>
+      <w:r>
+        <w:rPr>
+          <w:rFonts w:ascii="Times New Roman" w:hAnsi="Times New Roman" w:cs="Times New Roman"/>
+          <w:sz w:val="24"/>
+          <w:lang w:val="en-GB"/>
+        </w:rPr>
+        <w:t xml:space="preserve">GetGenome Team. </w:t>
+      </w:r>
+      <w:r>
+        <w:rPr>
+          <w:rFonts w:ascii="Times New Roman" w:hAnsi="Times New Roman" w:cs="Times New Roman" w:hint="eastAsia"/>
+          <w:sz w:val="24"/>
+        </w:rPr>
+        <w:t>S</w:t>
+      </w:r>
+      <w:r>
+        <w:rPr>
+          <w:rFonts w:ascii="Times New Roman" w:hAnsi="Times New Roman" w:cs="Times New Roman"/>
+          <w:sz w:val="24"/>
+        </w:rPr>
+        <w:t>ymposium on Bridging AI and Biology: The TSL-KCGEB Joint Exploration of AI and Plant Pathogen Systems</w:t>
+      </w:r>
+      <w:r>
+        <w:rPr>
+          <w:rFonts w:ascii="Times New Roman" w:hAnsi="Times New Roman" w:cs="Times New Roman"/>
+          <w:sz w:val="24"/>
+        </w:rPr>
+        <w:t xml:space="preserve">. </w:t>
+      </w:r>
+      <w:r>
+        <w:rPr>
+          <w:rFonts w:ascii="Times New Roman" w:hAnsi="Times New Roman" w:cs="Times New Roman"/>
+          <w:sz w:val="24"/>
+        </w:rPr>
+        <w:t>KCGEB-TSL Joint Workshop</w:t>
+      </w:r>
+      <w:r>
+        <w:rPr>
+          <w:rFonts w:ascii="Times New Roman" w:hAnsi="Times New Roman" w:cs="Times New Roman"/>
+          <w:sz w:val="24"/>
+        </w:rPr>
+        <w:t xml:space="preserve">. </w:t>
+      </w:r>
+      <w:r>
+        <w:rPr>
+          <w:rFonts w:ascii="Times New Roman" w:hAnsi="Times New Roman" w:cs="Times New Roman"/>
+          <w:sz w:val="24"/>
+        </w:rPr>
+        <w:t>May</w:t>
+      </w:r>
+      <w:r>
+        <w:rPr>
+          <w:rFonts w:ascii="Times New Roman" w:hAnsi="Times New Roman" w:cs="Times New Roman"/>
+          <w:sz w:val="24"/>
+        </w:rPr>
+        <w:t xml:space="preserve"> 2025.</w:t>
+      </w:r>
+    </w:p>
+    <w:p>
+      <w:pPr>
+        <w:jc w:val="left"/>
+        <w:rPr>
+          <w:rFonts w:ascii="Times New Roman" w:hAnsi="Times New Roman" w:cs="Times New Roman"/>
+          <w:sz w:val="28"/>
+          <w:szCs w:val="28"/>
+        </w:rPr>
+      </w:pPr>
+    </w:p>
+    <w:p>
+      <w:pPr>
+        <w:jc w:val="center"/>
+        <w:rPr>
+          <w:rFonts w:ascii="Times New Roman" w:hAnsi="Times New Roman" w:cs="Times New Roman"/>
+          <w:b/>
+          <w:bCs/>
+          <w:sz w:val="28"/>
+          <w:szCs w:val="28"/>
+        </w:rPr>
+      </w:pPr>
+      <w:r>
+        <w:rPr>
+          <w:rFonts w:ascii="Times New Roman" w:hAnsi="Times New Roman" w:cs="Times New Roman"/>
+          <w:b/>
+          <w:bCs/>
+          <w:sz w:val="28"/>
+          <w:szCs w:val="28"/>
+        </w:rPr>
         <w:t>Awards</w:t>
       </w:r>
     </w:p>
@@ -7392,6 +7539,96 @@
     </w:lvl>
   </w:abstractNum>
   <w:abstractNum w:abstractNumId="27" w15:restartNumberingAfterBreak="0">
+    <w:nsid w:val="6A755F2A"/>
+    <w:multiLevelType w:val="hybridMultilevel"/>
+    <w:tmpl w:val="6CC2B47A"/>
+    <w:lvl w:ilvl="0" w:tplc="FFFFFFFF">
+      <w:start w:val="1"/>
+      <w:numFmt w:val="decimal"/>
+      <w:lvlText w:val="%1."/>
+      <w:lvlJc w:val="left"/>
+      <w:pPr>
+        <w:ind w:left="360" w:hanging="360"/>
+      </w:pPr>
+      <w:rPr>
+        <w:i w:val="0"/>
+        <w:iCs w:val="0"/>
+      </w:rPr>
+    </w:lvl>
+    <w:lvl w:ilvl="1" w:tplc="FFFFFFFF" w:tentative="1">
+      <w:start w:val="1"/>
+      <w:numFmt w:val="lowerLetter"/>
+      <w:lvlText w:val="%2."/>
+      <w:lvlJc w:val="left"/>
+      <w:pPr>
+        <w:ind w:left="1080" w:hanging="360"/>
+      </w:pPr>
+    </w:lvl>
+    <w:lvl w:ilvl="2" w:tplc="FFFFFFFF" w:tentative="1">
+      <w:start w:val="1"/>
+      <w:numFmt w:val="lowerRoman"/>
+      <w:lvlText w:val="%3."/>
+      <w:lvlJc w:val="right"/>
+      <w:pPr>
+        <w:ind w:left="1800" w:hanging="180"/>
+      </w:pPr>
+    </w:lvl>
+    <w:lvl w:ilvl="3" w:tplc="FFFFFFFF" w:tentative="1">
+      <w:start w:val="1"/>
+      <w:numFmt w:val="decimal"/>
+      <w:lvlText w:val="%4."/>
+      <w:lvlJc w:val="left"/>
+      <w:pPr>
+        <w:ind w:left="2520" w:hanging="360"/>
+      </w:pPr>
+    </w:lvl>
+    <w:lvl w:ilvl="4" w:tplc="FFFFFFFF" w:tentative="1">
+      <w:start w:val="1"/>
+      <w:numFmt w:val="lowerLetter"/>
+      <w:lvlText w:val="%5."/>
+      <w:lvlJc w:val="left"/>
+      <w:pPr>
+        <w:ind w:left="3240" w:hanging="360"/>
+      </w:pPr>
+    </w:lvl>
+    <w:lvl w:ilvl="5" w:tplc="FFFFFFFF" w:tentative="1">
+      <w:start w:val="1"/>
+      <w:numFmt w:val="lowerRoman"/>
+      <w:lvlText w:val="%6."/>
+      <w:lvlJc w:val="right"/>
+      <w:pPr>
+        <w:ind w:left="3960" w:hanging="180"/>
+      </w:pPr>
+    </w:lvl>
+    <w:lvl w:ilvl="6" w:tplc="FFFFFFFF" w:tentative="1">
+      <w:start w:val="1"/>
+      <w:numFmt w:val="decimal"/>
+      <w:lvlText w:val="%7."/>
+      <w:lvlJc w:val="left"/>
+      <w:pPr>
+        <w:ind w:left="4680" w:hanging="360"/>
+      </w:pPr>
+    </w:lvl>
+    <w:lvl w:ilvl="7" w:tplc="FFFFFFFF" w:tentative="1">
+      <w:start w:val="1"/>
+      <w:numFmt w:val="lowerLetter"/>
+      <w:lvlText w:val="%8."/>
+      <w:lvlJc w:val="left"/>
+      <w:pPr>
+        <w:ind w:left="5400" w:hanging="360"/>
+      </w:pPr>
+    </w:lvl>
+    <w:lvl w:ilvl="8" w:tplc="FFFFFFFF" w:tentative="1">
+      <w:start w:val="1"/>
+      <w:numFmt w:val="lowerRoman"/>
+      <w:lvlText w:val="%9."/>
+      <w:lvlJc w:val="right"/>
+      <w:pPr>
+        <w:ind w:left="6120" w:hanging="180"/>
+      </w:pPr>
+    </w:lvl>
+  </w:abstractNum>
+  <w:abstractNum w:abstractNumId="28" w15:restartNumberingAfterBreak="0">
     <w:nsid w:val="6B43290B"/>
     <w:multiLevelType w:val="multilevel"/>
     <w:tmpl w:val="76E22308"/>
@@ -7504,7 +7741,7 @@
       </w:pPr>
     </w:lvl>
   </w:abstractNum>
-  <w:abstractNum w:abstractNumId="28" w15:restartNumberingAfterBreak="0">
+  <w:abstractNum w:abstractNumId="29" w15:restartNumberingAfterBreak="0">
     <w:nsid w:val="6D4116B7"/>
     <w:multiLevelType w:val="hybridMultilevel"/>
     <w:tmpl w:val="2CC610F6"/>
@@ -7590,7 +7827,7 @@
       </w:pPr>
     </w:lvl>
   </w:abstractNum>
-  <w:abstractNum w:abstractNumId="29" w15:restartNumberingAfterBreak="0">
+  <w:abstractNum w:abstractNumId="30" w15:restartNumberingAfterBreak="0">
     <w:nsid w:val="7AC34EDB"/>
     <w:multiLevelType w:val="multilevel"/>
     <w:tmpl w:val="C762AC5A"/>
@@ -7731,7 +7968,7 @@
     <w:abstractNumId w:val="19"/>
   </w:num>
   <w:num w:numId="10" w16cid:durableId="1442185590">
-    <w:abstractNumId w:val="29"/>
+    <w:abstractNumId w:val="30"/>
   </w:num>
   <w:num w:numId="11" w16cid:durableId="1465150628">
     <w:abstractNumId w:val="13"/>
@@ -7761,7 +7998,7 @@
     <w:abstractNumId w:val="26"/>
   </w:num>
   <w:num w:numId="20" w16cid:durableId="743455288">
-    <w:abstractNumId w:val="27"/>
+    <w:abstractNumId w:val="28"/>
   </w:num>
   <w:num w:numId="21" w16cid:durableId="18624500">
     <w:abstractNumId w:val="7"/>
@@ -7776,7 +8013,7 @@
     <w:abstractNumId w:val="4"/>
   </w:num>
   <w:num w:numId="25" w16cid:durableId="1921862897">
-    <w:abstractNumId w:val="28"/>
+    <w:abstractNumId w:val="29"/>
   </w:num>
   <w:num w:numId="26" w16cid:durableId="1421221539">
     <w:abstractNumId w:val="14"/>
@@ -7792,6 +8029,9 @@
   </w:num>
   <w:num w:numId="30" w16cid:durableId="905722277">
     <w:abstractNumId w:val="11"/>
+  </w:num>
+  <w:num w:numId="31" w16cid:durableId="281226460">
+    <w:abstractNumId w:val="27"/>
   </w:num>
 </w:numbering>
 </file>

--- a/CV/Yu_Sugihara_CV.docx
+++ b/CV/Yu_Sugihara_CV.docx
@@ -36,7 +36,7 @@
         <w:rPr>
           <w:noProof/>
         </w:rPr>
-        <w:pict w14:anchorId="1E0923F3">
+        <w:pict w14:anchorId="0BC9F37A">
           <v:shapetype id="_x0000_t202" coordsize="21600,21600" o:spt="202" path="m,l,21600r21600,l21600,xe">
             <v:stroke joinstyle="miter"/>
             <v:path gradientshapeok="t" o:connecttype="rect"/>
@@ -116,7 +116,7 @@
         <w:rPr>
           <w:noProof/>
         </w:rPr>
-        <w:pict w14:anchorId="37EAC533">
+        <w:pict w14:anchorId="274CA251">
           <v:shape id="Text Box 1" o:spid="_x0000_s1026" type="#_x0000_t202" style="position:absolute;margin-left:309.45pt;margin-top:.65pt;width:178.3pt;height:28.65pt;z-index:251661312;visibility:visible;mso-wrap-style:square;mso-width-percent:0;mso-height-percent:0;mso-wrap-distance-left:9pt;mso-wrap-distance-top:0;mso-wrap-distance-right:9pt;mso-wrap-distance-bottom:0;mso-position-horizontal:absolute;mso-position-horizontal-relative:text;mso-position-vertical:absolute;mso-position-vertical-relative:text;mso-width-percent:0;mso-height-percent:0;mso-width-relative:margin;mso-height-relative:margin;v-text-anchor:top" o:gfxdata="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" filled="f" stroked="f" strokeweight=".5pt">
             <v:textbox>
               <w:txbxContent>
@@ -1172,6 +1172,96 @@
           <w:rFonts w:ascii="Times New Roman" w:hAnsi="Times New Roman" w:cs="Times New Roman"/>
           <w:sz w:val="24"/>
         </w:rPr>
+        <w:t xml:space="preserve">Kudoh A, Natsume S, </w:t>
+      </w:r>
+      <w:r>
+        <w:rPr>
+          <w:rFonts w:ascii="Times New Roman" w:hAnsi="Times New Roman" w:cs="Times New Roman"/>
+          <w:b/>
+          <w:sz w:val="24"/>
+          <w:u w:val="single"/>
+        </w:rPr>
+        <w:t>Sugihara Y</w:t>
+      </w:r>
+      <w:r>
+        <w:rPr>
+          <w:rFonts w:ascii="Times New Roman" w:hAnsi="Times New Roman" w:cs="Times New Roman"/>
+          <w:sz w:val="24"/>
+        </w:rPr>
+        <w:t xml:space="preserve">, Kato H, Abe A, Oikawa K, Shimizu M, Itoh K, Tsujimura M, Takano Y, Sakai T, Adachi H, Ohta A, Ohtsu M, Ishizaki T, Terachi T, Innan H, Terauchi R (2026) </w:t>
+      </w:r>
+      <w:hyperlink r:id="rId6" w:tgtFrame="_blank" w:history="1">
+        <w:r>
+          <w:rPr>
+            <w:rStyle w:val="Hyperlink"/>
+            <w:rFonts w:ascii="Times New Roman" w:hAnsi="Times New Roman" w:cs="Times New Roman"/>
+            <w:sz w:val="24"/>
+          </w:rPr>
+          <w:t xml:space="preserve">Whole-genome sequencing reveals a possible molecular basis of sex determination in the </w:t>
+        </w:r>
+        <w:r>
+          <w:rPr>
+            <w:rStyle w:val="Hyperlink"/>
+            <w:rFonts w:ascii="Times New Roman" w:hAnsi="Times New Roman" w:cs="Times New Roman"/>
+            <w:sz w:val="24"/>
+          </w:rPr>
+          <w:lastRenderedPageBreak/>
+          <w:t xml:space="preserve">dioecious wild yam </w:t>
+        </w:r>
+        <w:r>
+          <w:rPr>
+            <w:rStyle w:val="Hyperlink"/>
+            <w:rFonts w:ascii="Times New Roman" w:hAnsi="Times New Roman" w:cs="Times New Roman"/>
+            <w:i/>
+            <w:iCs/>
+            <w:sz w:val="24"/>
+          </w:rPr>
+          <w:t>Dioscorea tokoro</w:t>
+        </w:r>
+      </w:hyperlink>
+      <w:r>
+        <w:rPr>
+          <w:rFonts w:ascii="Times New Roman" w:hAnsi="Times New Roman" w:cs="Times New Roman"/>
+          <w:sz w:val="24"/>
+        </w:rPr>
+        <w:t xml:space="preserve">. </w:t>
+      </w:r>
+      <w:r>
+        <w:rPr>
+          <w:rFonts w:ascii="Times New Roman" w:hAnsi="Times New Roman" w:cs="Times New Roman"/>
+          <w:i/>
+          <w:sz w:val="24"/>
+        </w:rPr>
+        <w:t>PLOS Genetics</w:t>
+      </w:r>
+      <w:r>
+        <w:rPr>
+          <w:rFonts w:ascii="Times New Roman" w:hAnsi="Times New Roman" w:cs="Times New Roman"/>
+          <w:sz w:val="24"/>
+        </w:rPr>
+        <w:t>, 22(4): e1012123. DOI:10.1371/journal.pgen.1012123</w:t>
+      </w:r>
+    </w:p>
+    <w:p>
+      <w:pPr>
+        <w:numPr>
+          <w:ilvl w:val="0"/>
+          <w:numId w:val="30"/>
+        </w:numPr>
+        <w:tabs>
+          <w:tab w:val="num" w:pos="720"/>
+        </w:tabs>
+        <w:jc w:val="left"/>
+        <w:rPr>
+          <w:rFonts w:ascii="Times New Roman" w:hAnsi="Times New Roman" w:cs="Times New Roman"/>
+          <w:sz w:val="24"/>
+        </w:rPr>
+      </w:pPr>
+      <w:r>
+        <w:rPr>
+          <w:rFonts w:ascii="Times New Roman" w:hAnsi="Times New Roman" w:cs="Times New Roman"/>
+          <w:sz w:val="24"/>
+        </w:rPr>
         <w:t xml:space="preserve">Toghani A, Frijters R, Bozkurt TO, Terauchi R, Kamoun S*, </w:t>
       </w:r>
       <w:r>
@@ -1205,7 +1295,7 @@
         </w:rPr>
         <w:t xml:space="preserve">) </w:t>
       </w:r>
-      <w:hyperlink r:id="rId6" w:tgtFrame="_blank" w:history="1">
+      <w:hyperlink r:id="rId7" w:tgtFrame="_blank" w:history="1">
         <w:r>
           <w:rPr>
             <w:rStyle w:val="Hyperlink"/>
@@ -1307,7 +1397,6 @@
           <w:sz w:val="24"/>
           <w:u w:val="single"/>
         </w:rPr>
-        <w:lastRenderedPageBreak/>
         <w:t>Sugihara Y</w:t>
       </w:r>
       <w:r>
@@ -1345,7 +1434,7 @@
         </w:rPr>
         <w:t>) </w:t>
       </w:r>
-      <w:hyperlink r:id="rId7" w:tgtFrame="_blank" w:history="1">
+      <w:hyperlink r:id="rId8" w:tgtFrame="_blank" w:history="1">
         <w:r>
           <w:rPr>
             <w:rStyle w:val="Hyperlink"/>
@@ -1462,7 +1551,7 @@
         </w:rPr>
         <w:t xml:space="preserve">, Kourelis J, Yuen ELH, Ibrahim T, Zhao H, Xie R, Maqbool A, Concepcion JCD la, Banfield MJ, Derevnina L, Petre B, Lawson DM, Bozkurt TO, Wu C-H, Kamoun S*, Contreras MP* (2024) </w:t>
       </w:r>
-      <w:hyperlink r:id="rId8" w:history="1">
+      <w:hyperlink r:id="rId9" w:history="1">
         <w:r>
           <w:rPr>
             <w:rStyle w:val="Hyperlink"/>
@@ -1581,7 +1670,7 @@
         </w:rPr>
         <w:t>, Wang H-Y, Huang L-T, Lopez-Agudelo JC, Chen Y-F, Lin K-Y, Chiang B-J, Toghani A, Kourelis J, Wang C-H, Derevnina L, Wu C-H (2024) </w:t>
       </w:r>
-      <w:hyperlink r:id="rId9" w:tgtFrame="_blank" w:history="1">
+      <w:hyperlink r:id="rId10" w:tgtFrame="_blank" w:history="1">
         <w:r>
           <w:rPr>
             <w:rStyle w:val="Hyperlink"/>
@@ -1708,7 +1797,7 @@
         </w:rPr>
         <w:t>, Utsushi H, Kanzaki E, Ito K, Ogasawara Y, Fujioka T, Takagi H, Shimizu M, Shimono H, Terauchi R, Abe A (2024) </w:t>
       </w:r>
-      <w:hyperlink r:id="rId10" w:tgtFrame="_blank" w:history="1">
+      <w:hyperlink r:id="rId11" w:tgtFrame="_blank" w:history="1">
         <w:r>
           <w:rPr>
             <w:rStyle w:val="Hyperlink"/>
@@ -1877,7 +1966,7 @@
         </w:rPr>
         <w:t>, Burbano HA, Kamoun S*, Langner T* (2024) </w:t>
       </w:r>
-      <w:hyperlink r:id="rId11" w:tgtFrame="_blank" w:history="1">
+      <w:hyperlink r:id="rId12" w:tgtFrame="_blank" w:history="1">
         <w:r>
           <w:rPr>
             <w:rStyle w:val="Hyperlink"/>
@@ -1972,7 +2061,7 @@
         </w:rPr>
         <w:t>, Abe Y, Takagi H, Abe A, Shimizu M, Ito K, Kanzaki E, Oikawa K, Kourelis J, Langner T, Win J, Białas A, Lüdke D, Contreras MP, Chuma I, Saitoh H, Kobayashi M, Zheng S, Tosa Y, Banfield MJ, Kamoun S*, Terauchi R*, Fujisaki K* (2023) </w:t>
       </w:r>
-      <w:hyperlink r:id="rId12" w:tgtFrame="_blank" w:history="1">
+      <w:hyperlink r:id="rId13" w:tgtFrame="_blank" w:history="1">
         <w:r>
           <w:rPr>
             <w:rStyle w:val="Hyperlink"/>
@@ -2059,7 +2148,7 @@
         </w:rPr>
         <w:t>, Nishikawa M, Makita N, Segawa T, Terasaki M, Takagi H, Koyanagi T (2023) </w:t>
       </w:r>
-      <w:hyperlink r:id="rId13" w:tgtFrame="_blank" w:history="1">
+      <w:hyperlink r:id="rId14" w:tgtFrame="_blank" w:history="1">
         <w:r>
           <w:rPr>
             <w:rStyle w:val="Hyperlink"/>
@@ -2162,9 +2251,17 @@
           <w:rFonts w:ascii="Times New Roman" w:hAnsi="Times New Roman" w:cs="Times New Roman"/>
           <w:sz w:val="24"/>
         </w:rPr>
-        <w:t>, Nishikawa M, Makita N, Sakamoto M, Tanaka K, Wada T, Takagi H (2023) </w:t>
-      </w:r>
-      <w:hyperlink r:id="rId14" w:tgtFrame="_blank" w:history="1">
+        <w:t xml:space="preserve">, Nishikawa M, Makita N, Sakamoto M, Tanaka K, </w:t>
+      </w:r>
+      <w:r>
+        <w:rPr>
+          <w:rFonts w:ascii="Times New Roman" w:hAnsi="Times New Roman" w:cs="Times New Roman"/>
+          <w:sz w:val="24"/>
+        </w:rPr>
+        <w:lastRenderedPageBreak/>
+        <w:t>Wada T, Takagi H (2023) </w:t>
+      </w:r>
+      <w:hyperlink r:id="rId15" w:tgtFrame="_blank" w:history="1">
         <w:r>
           <w:rPr>
             <w:rStyle w:val="Hyperlink"/>
@@ -2251,23 +2348,14 @@
         </w:rPr>
         <w:t> Saitoh H, Fujisaki K, Ishikawa K, Utsushi H, Kanzaki E, Sakamoto Y, Abe A, Terauchi R* (2022) </w:t>
       </w:r>
-      <w:hyperlink r:id="rId15" w:tgtFrame="_blank" w:history="1">
+      <w:hyperlink r:id="rId16" w:tgtFrame="_blank" w:history="1">
         <w:r>
           <w:rPr>
             <w:rStyle w:val="Hyperlink"/>
             <w:rFonts w:ascii="Times New Roman" w:hAnsi="Times New Roman" w:cs="Times New Roman"/>
             <w:sz w:val="24"/>
           </w:rPr>
-          <w:t xml:space="preserve">Rice apoplastic CBM1-interacting protein </w:t>
-        </w:r>
-        <w:r>
-          <w:rPr>
-            <w:rStyle w:val="Hyperlink"/>
-            <w:rFonts w:ascii="Times New Roman" w:hAnsi="Times New Roman" w:cs="Times New Roman"/>
-            <w:sz w:val="24"/>
-          </w:rPr>
-          <w:lastRenderedPageBreak/>
-          <w:t>counters blast pathogen invasion by binding conserved carbohydrate binding module 1 motif of fungal proteins</w:t>
+          <w:t>Rice apoplastic CBM1-interacting protein counters blast pathogen invasion by binding conserved carbohydrate binding module 1 motif of fungal proteins</w:t>
         </w:r>
       </w:hyperlink>
       <w:r>
@@ -2363,7 +2451,7 @@
         </w:rPr>
         <w:t>, Kudoh A, Oikawa K, Shimizu M, Ishikawa Y, Nishihara M, Abe A, Innan H, Terauchi R (2022) </w:t>
       </w:r>
-      <w:hyperlink r:id="rId16" w:tgtFrame="_blank" w:history="1">
+      <w:hyperlink r:id="rId17" w:tgtFrame="_blank" w:history="1">
         <w:r>
           <w:rPr>
             <w:rStyle w:val="Hyperlink"/>
@@ -2446,7 +2534,7 @@
         </w:rPr>
         <w:t>, Abe A, Takeda T, Kobayashi M, Hiraka Y, Kanzaki E, Oikawa K, Saitoh H, Langner T, Banfield MJ, Kamoun S, Terauchi R (2022) </w:t>
       </w:r>
-      <w:hyperlink r:id="rId17" w:tgtFrame="_blank" w:history="1">
+      <w:hyperlink r:id="rId18" w:tgtFrame="_blank" w:history="1">
         <w:r>
           <w:rPr>
             <w:rStyle w:val="Hyperlink"/>
@@ -2512,7 +2600,7 @@
         </w:rPr>
         <w:t>, Young L, Yaegashi H, Natsume S, Shea DJ, Takagi H, Booker H, Innan H, Terauchi R, Abe A (2022) </w:t>
       </w:r>
-      <w:hyperlink r:id="rId18" w:tgtFrame="_blank" w:history="1">
+      <w:hyperlink r:id="rId19" w:tgtFrame="_blank" w:history="1">
         <w:r>
           <w:rPr>
             <w:rStyle w:val="Hyperlink"/>
@@ -2608,7 +2696,7 @@
         </w:rPr>
         <w:t>*, Kudoh A*, Tamiru-Oli M, Takagi H, Natsume S, Shimizu M, Abe A, Asiedu R, Asfaw A, Adebola P, Terauchi R (2021) </w:t>
       </w:r>
-      <w:hyperlink r:id="rId19" w:tgtFrame="_blank" w:history="1">
+      <w:hyperlink r:id="rId20" w:tgtFrame="_blank" w:history="1">
         <w:r>
           <w:rPr>
             <w:rStyle w:val="Hyperlink"/>
@@ -2731,7 +2819,7 @@
         </w:rPr>
         <w:t>, Abe A, Sone H, Itoh N, Asukai M, Uemura A, Oikawa K, Utsushi H, Ikegami-Katayama A, Imamura T, Mori M, Terauchi R, Takagi H (2021) </w:t>
       </w:r>
-      <w:hyperlink r:id="rId20" w:tgtFrame="_blank" w:history="1">
+      <w:hyperlink r:id="rId21" w:tgtFrame="_blank" w:history="1">
         <w:r>
           <w:rPr>
             <w:rStyle w:val="Hyperlink"/>
@@ -2797,7 +2885,7 @@
         </w:rPr>
         <w:t>, Darkwa K, Yaegashi H, Natsume S, Shimizu M, Abe A, Hirabuchi A, Ito K, Oikawa K, Tamiru-Oli M, Ohta A, Matsumoto R, Agre P, De Koeyer D, Pachakkil B, Yamanaka S, Muranaka S, Takagi H, White B, Asiedu R, Innan H, Asfaw A*, Adebola P*, Terauchi R* (2020) </w:t>
       </w:r>
-      <w:hyperlink r:id="rId21" w:tgtFrame="_blank" w:history="1">
+      <w:hyperlink r:id="rId22" w:tgtFrame="_blank" w:history="1">
         <w:r>
           <w:rPr>
             <w:rStyle w:val="Hyperlink"/>
@@ -2924,7 +3012,7 @@
         </w:rPr>
         <w:t xml:space="preserve">Jeong HM, Sugihara Y, Webster MW, Carella P (2025) </w:t>
       </w:r>
-      <w:hyperlink r:id="rId22" w:tgtFrame="_blank" w:history="1">
+      <w:hyperlink r:id="rId23" w:tgtFrame="_blank" w:history="1">
         <w:r>
           <w:rPr>
             <w:rStyle w:val="Hyperlink"/>
@@ -2955,7 +3043,15 @@
           <w:rFonts w:ascii="Times New Roman" w:hAnsi="Times New Roman" w:cs="Times New Roman"/>
           <w:sz w:val="24"/>
         </w:rPr>
-        <w:t>. DOI:10.64898/2025.12.17.694876</w:t>
+        <w:t xml:space="preserve">. </w:t>
+      </w:r>
+      <w:r>
+        <w:rPr>
+          <w:rFonts w:ascii="Times New Roman" w:hAnsi="Times New Roman" w:cs="Times New Roman"/>
+          <w:sz w:val="24"/>
+        </w:rPr>
+        <w:lastRenderedPageBreak/>
+        <w:t>DOI:10.64898/2025.12.17.694876</w:t>
       </w:r>
     </w:p>
     <w:p>
@@ -2980,7 +3076,7 @@
         </w:rPr>
         <w:t xml:space="preserve">Pai H, Sakai T, Posbeyikian A, Frijters R, Sugihara Y, Contreras MP, Kourelis J, Adachi H, Kamoun S, Toghani A (2025) </w:t>
       </w:r>
-      <w:hyperlink r:id="rId23" w:tgtFrame="_blank" w:history="1">
+      <w:hyperlink r:id="rId24" w:tgtFrame="_blank" w:history="1">
         <w:r>
           <w:rPr>
             <w:rStyle w:val="Hyperlink"/>
@@ -3012,73 +3108,6 @@
           <w:sz w:val="24"/>
         </w:rPr>
         <w:t>. DOI:10.1101/2025.02.25.639832</w:t>
-      </w:r>
-    </w:p>
-    <w:p>
-      <w:pPr>
-        <w:numPr>
-          <w:ilvl w:val="0"/>
-          <w:numId w:val="29"/>
-        </w:numPr>
-        <w:tabs>
-          <w:tab w:val="num" w:pos="720"/>
-        </w:tabs>
-        <w:jc w:val="left"/>
-        <w:rPr>
-          <w:rFonts w:ascii="Times New Roman" w:hAnsi="Times New Roman" w:cs="Times New Roman"/>
-          <w:sz w:val="24"/>
-        </w:rPr>
-      </w:pPr>
-      <w:r>
-        <w:rPr>
-          <w:rFonts w:ascii="Times New Roman" w:hAnsi="Times New Roman" w:cs="Times New Roman"/>
-          <w:sz w:val="24"/>
-        </w:rPr>
-        <w:lastRenderedPageBreak/>
-        <w:t xml:space="preserve">Kudoh A, Natsume S, Sugihara Y, Kato H, Abe A, Oikawa K, Shimizu M, Itoh K, Tsujimura M, Takano Y, Sakai T, Adachi H, Ohta A, Ohtsu M, Ishizaki T, Terachi T, Terauchi R (2025) </w:t>
-      </w:r>
-      <w:hyperlink r:id="rId24" w:tgtFrame="_blank" w:history="1">
-        <w:r>
-          <w:rPr>
-            <w:rStyle w:val="Hyperlink"/>
-            <w:rFonts w:ascii="Times New Roman" w:hAnsi="Times New Roman" w:cs="Times New Roman"/>
-            <w:sz w:val="24"/>
-          </w:rPr>
-          <w:t xml:space="preserve">Whole-genome sequencing reveals the molecular basis of sex determination in the dioecious wild yam </w:t>
-        </w:r>
-        <w:r>
-          <w:rPr>
-            <w:rStyle w:val="Hyperlink"/>
-            <w:rFonts w:ascii="Times New Roman" w:hAnsi="Times New Roman" w:cs="Times New Roman"/>
-            <w:i/>
-            <w:iCs/>
-            <w:sz w:val="24"/>
-          </w:rPr>
-          <w:t>Dioscorea tokoro</w:t>
-        </w:r>
-      </w:hyperlink>
-      <w:r>
-        <w:rPr>
-          <w:rFonts w:ascii="Times New Roman" w:hAnsi="Times New Roman" w:cs="Times New Roman"/>
-          <w:sz w:val="24"/>
-        </w:rPr>
-        <w:t xml:space="preserve">. </w:t>
-      </w:r>
-      <w:r>
-        <w:rPr>
-          <w:rFonts w:ascii="Times New Roman" w:hAnsi="Times New Roman" w:cs="Times New Roman"/>
-          <w:i/>
-          <w:iCs/>
-          <w:sz w:val="24"/>
-        </w:rPr>
-        <w:t>bioRxiv</w:t>
-      </w:r>
-      <w:r>
-        <w:rPr>
-          <w:rFonts w:ascii="Times New Roman" w:hAnsi="Times New Roman" w:cs="Times New Roman"/>
-          <w:sz w:val="24"/>
-        </w:rPr>
-        <w:t>. DOI:10.1101/2025.04.28.650915</w:t>
       </w:r>
     </w:p>
     <w:p>
@@ -4202,7 +4231,6 @@
           <w:sz w:val="28"/>
           <w:szCs w:val="28"/>
         </w:rPr>
-        <w:lastRenderedPageBreak/>
         <w:t>Workshops</w:t>
       </w:r>
     </w:p>

--- a/CV/Yu_Sugihara_CV.docx
+++ b/CV/Yu_Sugihara_CV.docx
@@ -4,9 +4,10 @@
   <w:body>
     <w:p>
       <w:pPr>
+        <w:spacing w:before="0" w:after="160"/>
         <w:jc w:val="center"/>
         <w:rPr>
-          <w:rFonts w:ascii="Times New Roman" w:hAnsi="Times New Roman" w:cs="Times New Roman"/>
+          <w:rFonts w:ascii="Aptos" w:hAnsi="Aptos" w:cs="Aptos" w:eastAsia="Aptos"/>
           <w:b/>
           <w:bCs/>
           <w:sz w:val="36"/>
@@ -15,26 +16,32 @@
       </w:pPr>
       <w:r>
         <w:rPr>
-          <w:rFonts w:ascii="Times New Roman" w:hAnsi="Times New Roman" w:cs="Times New Roman"/>
+          <w:rFonts w:ascii="Aptos Display" w:hAnsi="Aptos Display" w:cs="Aptos Display" w:eastAsia="Aptos Display"/>
           <w:b/>
           <w:bCs/>
-          <w:sz w:val="36"/>
-          <w:szCs w:val="36"/>
+          <w:color w:val="1F2937"/>
+          <w:sz w:val="46"/>
+          <w:szCs w:val="46"/>
         </w:rPr>
         <w:t>Yu Sugihara</w:t>
       </w:r>
     </w:p>
     <w:p>
       <w:pPr>
+        <w:spacing w:before="0" w:after="0" w:line="200" w:lineRule="exact"/>
         <w:jc w:val="left"/>
         <w:rPr>
-          <w:rFonts w:ascii="Times New Roman" w:hAnsi="Times New Roman" w:cs="Times New Roman"/>
+          <w:rFonts w:ascii="Aptos" w:hAnsi="Aptos" w:cs="Aptos" w:eastAsia="Aptos"/>
           <w:szCs w:val="21"/>
         </w:rPr>
       </w:pPr>
       <w:r>
         <w:rPr>
+          <w:rFonts w:ascii="Aptos" w:hAnsi="Aptos" w:cs="Aptos" w:eastAsia="Aptos"/>
           <w:noProof/>
+          <w:color w:val="1F2937"/>
+          <w:sz w:val="2"/>
+          <w:szCs w:val="2"/>
         </w:rPr>
         <w:pict w14:anchorId="0BC9F37A">
           <v:shapetype id="_x0000_t202" coordsize="21600,21600" o:spt="202" path="m,l,21600r21600,l21600,xe">
@@ -49,21 +56,26 @@
                     <w:spacing w:line="276" w:lineRule="auto"/>
                     <w:jc w:val="left"/>
                     <w:rPr>
-                      <w:rFonts w:ascii="Times New Roman" w:hAnsi="Times New Roman" w:cs="Times New Roman"/>
-                      <w:sz w:val="24"/>
+                      <w:rFonts w:ascii="Aptos" w:hAnsi="Aptos" w:cs="Aptos" w:eastAsia="Aptos"/>
+                      <w:sz w:val="22"/>
+                      <w:color w:val="374151"/>
                     </w:rPr>
                   </w:pPr>
                   <w:r>
                     <w:rPr>
-                      <w:rFonts w:ascii="Times New Roman" w:hAnsi="Times New Roman" w:cs="Times New Roman"/>
+                      <w:rFonts w:ascii="Aptos" w:hAnsi="Aptos" w:cs="Aptos" w:eastAsia="Aptos"/>
                       <w:sz w:val="24"/>
+                      <w:color w:val="374151"/>
+                      <w:szCs w:val="24"/>
                     </w:rPr>
                     <w:t>Team Leader</w:t>
                   </w:r>
                   <w:r>
                     <w:rPr>
-                      <w:rFonts w:ascii="Times New Roman" w:hAnsi="Times New Roman" w:cs="Times New Roman"/>
+                      <w:rFonts w:ascii="Aptos" w:hAnsi="Aptos" w:cs="Aptos" w:eastAsia="Aptos"/>
                       <w:sz w:val="24"/>
+                      <w:color w:val="374151"/>
+                      <w:szCs w:val="24"/>
                     </w:rPr>
                     <w:t>,</w:t>
                   </w:r>
@@ -72,28 +84,35 @@
                   <w:pPr>
                     <w:jc w:val="left"/>
                     <w:rPr>
-                      <w:rFonts w:ascii="Times New Roman" w:hAnsi="Times New Roman" w:cs="Times New Roman"/>
-                      <w:sz w:val="24"/>
+                      <w:rFonts w:ascii="Aptos" w:hAnsi="Aptos" w:cs="Aptos" w:eastAsia="Aptos"/>
+                      <w:sz w:val="22"/>
+                      <w:color w:val="374151"/>
                     </w:rPr>
                   </w:pPr>
                   <w:r>
                     <w:rPr>
-                      <w:rFonts w:ascii="Times New Roman" w:hAnsi="Times New Roman" w:cs="Times New Roman"/>
+                      <w:rFonts w:ascii="Aptos" w:hAnsi="Aptos" w:cs="Aptos" w:eastAsia="Aptos"/>
                       <w:sz w:val="24"/>
+                      <w:color w:val="374151"/>
+                      <w:szCs w:val="24"/>
                     </w:rPr>
                     <w:t>The Sainsbury Laboratory</w:t>
                   </w:r>
                   <w:r>
                     <w:rPr>
-                      <w:rFonts w:ascii="Times New Roman" w:hAnsi="Times New Roman" w:cs="Times New Roman"/>
+                      <w:rFonts w:ascii="Aptos" w:hAnsi="Aptos" w:cs="Aptos" w:eastAsia="Aptos"/>
                       <w:sz w:val="24"/>
+                      <w:color w:val="374151"/>
+                      <w:szCs w:val="24"/>
                     </w:rPr>
                     <w:t>,</w:t>
                   </w:r>
                   <w:r>
                     <w:rPr>
-                      <w:rFonts w:ascii="Times New Roman" w:hAnsi="Times New Roman" w:cs="Times New Roman"/>
+                      <w:rFonts w:ascii="Aptos" w:hAnsi="Aptos" w:cs="Aptos" w:eastAsia="Aptos"/>
                       <w:sz w:val="24"/>
+                      <w:color w:val="374151"/>
+                      <w:szCs w:val="24"/>
                     </w:rPr>
                     <w:t xml:space="preserve"> UK</w:t>
                   </w:r>
@@ -106,15 +125,20 @@
     </w:p>
     <w:p>
       <w:pPr>
+        <w:spacing w:before="0" w:after="0" w:line="200" w:lineRule="exact"/>
         <w:jc w:val="left"/>
         <w:rPr>
-          <w:rFonts w:ascii="Times New Roman" w:hAnsi="Times New Roman" w:cs="Times New Roman"/>
+          <w:rFonts w:ascii="Aptos" w:hAnsi="Aptos" w:cs="Aptos" w:eastAsia="Aptos"/>
           <w:szCs w:val="21"/>
         </w:rPr>
       </w:pPr>
       <w:r>
         <w:rPr>
+          <w:rFonts w:ascii="Aptos" w:hAnsi="Aptos" w:cs="Aptos" w:eastAsia="Aptos"/>
           <w:noProof/>
+          <w:color w:val="1F2937"/>
+          <w:sz w:val="2"/>
+          <w:szCs w:val="2"/>
         </w:rPr>
         <w:pict w14:anchorId="274CA251">
           <v:shape id="Text Box 1" o:spid="_x0000_s1026" type="#_x0000_t202" style="position:absolute;margin-left:309.45pt;margin-top:.65pt;width:178.3pt;height:28.65pt;z-index:251661312;visibility:visible;mso-wrap-style:square;mso-width-percent:0;mso-height-percent:0;mso-wrap-distance-left:9pt;mso-wrap-distance-top:0;mso-wrap-distance-right:9pt;mso-wrap-distance-bottom:0;mso-position-horizontal:absolute;mso-position-horizontal-relative:text;mso-position-vertical:absolute;mso-position-vertical-relative:text;mso-width-percent:0;mso-height-percent:0;mso-width-relative:margin;mso-height-relative:margin;v-text-anchor:top" o:gfxdata="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" filled="f" stroked="f" strokeweight=".5pt">
@@ -124,14 +148,17 @@
                   <w:pPr>
                     <w:jc w:val="right"/>
                     <w:rPr>
-                      <w:rFonts w:ascii="Times New Roman" w:hAnsi="Times New Roman" w:cs="Times New Roman"/>
-                      <w:sz w:val="24"/>
+                      <w:rFonts w:ascii="Aptos" w:hAnsi="Aptos" w:cs="Aptos" w:eastAsia="Aptos"/>
+                      <w:sz w:val="22"/>
+                      <w:color w:val="374151"/>
                     </w:rPr>
                   </w:pPr>
                   <w:r>
                     <w:rPr>
-                      <w:rFonts w:ascii="Times New Roman" w:hAnsi="Times New Roman" w:cs="Times New Roman"/>
+                      <w:rFonts w:ascii="Aptos" w:hAnsi="Aptos" w:cs="Aptos" w:eastAsia="Aptos"/>
                       <w:sz w:val="24"/>
+                      <w:color w:val="374151"/>
+                      <w:szCs w:val="24"/>
                     </w:rPr>
                     <w:t>yu.sugihara@tsl.ac.uk</w:t>
                   </w:r>
@@ -140,8 +167,9 @@
                   <w:pPr>
                     <w:jc w:val="right"/>
                     <w:rPr>
-                      <w:rFonts w:ascii="Times New Roman" w:hAnsi="Times New Roman" w:cs="Times New Roman"/>
-                      <w:sz w:val="24"/>
+                      <w:rFonts w:ascii="Aptos" w:hAnsi="Aptos" w:cs="Aptos" w:eastAsia="Aptos"/>
+                      <w:sz w:val="22"/>
+                      <w:color w:val="374151"/>
                     </w:rPr>
                   </w:pPr>
                 </w:p>
@@ -153,45 +181,51 @@
     </w:p>
     <w:p>
       <w:pPr>
+        <w:spacing w:before="0" w:after="0" w:line="200" w:lineRule="exact"/>
         <w:jc w:val="left"/>
         <w:rPr>
-          <w:rFonts w:ascii="Times New Roman" w:hAnsi="Times New Roman" w:cs="Times New Roman"/>
+          <w:rFonts w:ascii="Aptos" w:hAnsi="Aptos" w:cs="Aptos" w:eastAsia="Aptos"/>
           <w:szCs w:val="21"/>
         </w:rPr>
       </w:pPr>
     </w:p>
     <w:p>
       <w:pPr>
+        <w:spacing w:before="0" w:after="0" w:line="200" w:lineRule="exact"/>
         <w:jc w:val="left"/>
         <w:rPr>
-          <w:rFonts w:ascii="Times New Roman" w:hAnsi="Times New Roman" w:cs="Times New Roman"/>
+          <w:rFonts w:ascii="Aptos" w:hAnsi="Aptos" w:cs="Aptos" w:eastAsia="Aptos"/>
           <w:szCs w:val="21"/>
         </w:rPr>
       </w:pPr>
     </w:p>
     <w:p>
       <w:pPr>
+        <w:spacing w:before="0" w:after="0" w:line="200" w:lineRule="exact"/>
         <w:jc w:val="left"/>
         <w:rPr>
-          <w:rFonts w:ascii="Times New Roman" w:hAnsi="Times New Roman" w:cs="Times New Roman"/>
+          <w:rFonts w:ascii="Aptos" w:hAnsi="Aptos" w:cs="Aptos" w:eastAsia="Aptos"/>
           <w:szCs w:val="21"/>
         </w:rPr>
       </w:pPr>
     </w:p>
     <w:p>
       <w:pPr>
+        <w:spacing w:before="0" w:after="0" w:line="200" w:lineRule="exact"/>
         <w:jc w:val="left"/>
         <w:rPr>
-          <w:rFonts w:ascii="Times New Roman" w:hAnsi="Times New Roman" w:cs="Times New Roman"/>
+          <w:rFonts w:ascii="Aptos" w:hAnsi="Aptos" w:cs="Aptos" w:eastAsia="Aptos"/>
           <w:sz w:val="24"/>
         </w:rPr>
       </w:pPr>
     </w:p>
     <w:p>
       <w:pPr>
+        <w:keepNext w:val="0"/>
+        <w:spacing w:before="60" w:after="60"/>
         <w:jc w:val="center"/>
         <w:rPr>
-          <w:rFonts w:ascii="Times New Roman" w:hAnsi="Times New Roman" w:cs="Times New Roman"/>
+          <w:rFonts w:ascii="Aptos" w:hAnsi="Aptos" w:cs="Aptos" w:eastAsia="Aptos"/>
           <w:b/>
           <w:bCs/>
           <w:sz w:val="28"/>
@@ -200,297 +234,1113 @@
       </w:pPr>
       <w:r>
         <w:rPr>
-          <w:rFonts w:ascii="Times New Roman" w:hAnsi="Times New Roman" w:cs="Times New Roman" w:hint="eastAsia"/>
+          <w:rFonts w:ascii="Aptos" w:hAnsi="Aptos" w:cs="Aptos" w:hint="eastAsia" w:eastAsia="Aptos"/>
+          <w:b/>
+          <w:bCs/>
+          <w:color w:val="1F4E79"/>
+          <w:sz w:val="30"/>
+          <w:szCs w:val="30"/>
+        </w:rPr>
+        <w:t>E</w:t>
+      </w:r>
+      <w:r>
+        <w:rPr>
+          <w:rFonts w:ascii="Aptos" w:hAnsi="Aptos" w:cs="Aptos" w:eastAsia="Aptos"/>
+          <w:b/>
+          <w:bCs/>
+          <w:color w:val="1F4E79"/>
+          <w:sz w:val="30"/>
+          <w:szCs w:val="30"/>
+        </w:rPr>
+        <w:t>ducation</w:t>
+      </w:r>
+    </w:p>
+    <w:p>
+      <w:pPr>
+        <w:spacing w:before="0" w:after="0" w:line="20" w:lineRule="exact"/>
+        <w:jc w:val="center"/>
+        <w:rPr>
+          <w:rFonts w:ascii="Aptos" w:hAnsi="Aptos" w:cs="Aptos" w:eastAsia="Aptos"/>
+          <w:b/>
+          <w:bCs/>
+          <w:sz w:val="32"/>
+          <w:szCs w:val="32"/>
+        </w:rPr>
+      </w:pPr>
+    </w:p>
+    <w:p>
+      <w:pPr>
+        <w:spacing w:after="44" w:line="245" w:lineRule="auto"/>
+        <w:jc w:val="left"/>
+        <w:rPr>
+          <w:rFonts w:ascii="Aptos" w:hAnsi="Aptos" w:cs="Aptos" w:eastAsia="Aptos"/>
+          <w:sz w:val="24"/>
+        </w:rPr>
+      </w:pPr>
+      <w:r>
+        <w:rPr>
+          <w:rFonts w:ascii="Aptos" w:hAnsi="Aptos" w:cs="Aptos" w:hint="eastAsia" w:eastAsia="Aptos"/>
+          <w:color w:val="1F2937"/>
+          <w:sz w:val="24"/>
+          <w:szCs w:val="24"/>
+        </w:rPr>
+        <w:t>2</w:t>
+      </w:r>
+      <w:r>
+        <w:rPr>
+          <w:rFonts w:ascii="Aptos" w:hAnsi="Aptos" w:cs="Aptos" w:eastAsia="Aptos"/>
+          <w:color w:val="1F2937"/>
+          <w:sz w:val="24"/>
+          <w:szCs w:val="24"/>
+        </w:rPr>
+        <w:t>02</w:t>
+      </w:r>
+      <w:r>
+        <w:rPr>
+          <w:rFonts w:ascii="Aptos" w:hAnsi="Aptos" w:cs="Aptos" w:eastAsia="Aptos"/>
+          <w:color w:val="1F2937"/>
+          <w:sz w:val="24"/>
+          <w:szCs w:val="24"/>
+        </w:rPr>
+        <w:t>3</w:t>
+      </w:r>
+      <w:r>
+        <w:rPr>
+          <w:rFonts w:ascii="Aptos" w:hAnsi="Aptos" w:cs="Aptos" w:eastAsia="Aptos"/>
+          <w:color w:val="1F2937"/>
+          <w:sz w:val="24"/>
+          <w:szCs w:val="24"/>
+        </w:rPr>
+        <w:t xml:space="preserve"> </w:t>
+      </w:r>
+      <w:r>
+        <w:rPr>
+          <w:rFonts w:ascii="Aptos" w:hAnsi="Aptos" w:cs="Aptos" w:eastAsia="Aptos"/>
+          <w:color w:val="1F2937"/>
+          <w:sz w:val="24"/>
+          <w:szCs w:val="24"/>
+        </w:rPr>
+        <w:tab/>
+      </w:r>
+      <w:r>
+        <w:rPr>
+          <w:rFonts w:ascii="Aptos" w:hAnsi="Aptos" w:cs="Aptos" w:eastAsia="Aptos"/>
+          <w:color w:val="1F2937"/>
+          <w:sz w:val="24"/>
+          <w:szCs w:val="24"/>
+        </w:rPr>
+        <w:tab/>
+      </w:r>
+      <w:r>
+        <w:rPr>
+          <w:rFonts w:ascii="Aptos" w:hAnsi="Aptos" w:cs="Aptos" w:eastAsia="Aptos"/>
+          <w:b/>
+          <w:bCs/>
+          <w:color w:val="1F2937"/>
+          <w:sz w:val="24"/>
+          <w:szCs w:val="24"/>
+        </w:rPr>
+        <w:t>Ph. D</w:t>
+      </w:r>
+    </w:p>
+    <w:p>
+      <w:pPr>
+        <w:spacing w:after="44" w:line="245" w:lineRule="auto"/>
+        <w:ind w:left="840" w:firstLine="840"/>
+        <w:jc w:val="left"/>
+        <w:rPr>
+          <w:rFonts w:ascii="Aptos" w:hAnsi="Aptos" w:cs="Aptos" w:eastAsia="Aptos"/>
+          <w:sz w:val="24"/>
+        </w:rPr>
+      </w:pPr>
+      <w:r>
+        <w:rPr>
+          <w:rFonts w:ascii="Aptos" w:hAnsi="Aptos" w:cs="Aptos" w:eastAsia="Aptos"/>
+          <w:color w:val="1F2937"/>
+          <w:sz w:val="24"/>
+          <w:szCs w:val="24"/>
+        </w:rPr>
+        <w:t>Graduate School of Agriculture, Kyoto University, Japan</w:t>
+      </w:r>
+    </w:p>
+    <w:p>
+      <w:pPr>
+        <w:spacing w:after="44" w:line="245" w:lineRule="auto"/>
+        <w:ind w:left="840" w:firstLine="840"/>
+        <w:jc w:val="left"/>
+        <w:rPr>
+          <w:rFonts w:ascii="Aptos" w:hAnsi="Aptos" w:cs="Aptos" w:eastAsia="Aptos"/>
+          <w:sz w:val="24"/>
+        </w:rPr>
+      </w:pPr>
+      <w:r>
+        <w:rPr>
+          <w:rFonts w:ascii="Aptos" w:hAnsi="Aptos" w:cs="Aptos" w:hint="eastAsia" w:eastAsia="Aptos"/>
+          <w:color w:val="1F2937"/>
+          <w:sz w:val="24"/>
+          <w:szCs w:val="24"/>
+        </w:rPr>
+        <w:t>A</w:t>
+      </w:r>
+      <w:r>
+        <w:rPr>
+          <w:rFonts w:ascii="Aptos" w:hAnsi="Aptos" w:cs="Aptos" w:eastAsia="Aptos"/>
+          <w:color w:val="1F2937"/>
+          <w:sz w:val="24"/>
+          <w:szCs w:val="24"/>
+        </w:rPr>
+        <w:t>dvisor: Prof. Ryohei Terauchi</w:t>
+      </w:r>
+    </w:p>
+    <w:p>
+      <w:pPr>
+        <w:spacing w:after="44" w:line="245" w:lineRule="auto"/>
+        <w:jc w:val="left"/>
+        <w:rPr>
+          <w:rFonts w:ascii="Aptos" w:hAnsi="Aptos" w:cs="Aptos" w:eastAsia="Aptos"/>
+          <w:sz w:val="24"/>
+        </w:rPr>
+      </w:pPr>
+      <w:r>
+        <w:rPr>
+          <w:rFonts w:ascii="Aptos" w:hAnsi="Aptos" w:cs="Aptos" w:hint="eastAsia" w:eastAsia="Aptos"/>
+          <w:color w:val="1F2937"/>
+          <w:sz w:val="24"/>
+          <w:szCs w:val="24"/>
+        </w:rPr>
+        <w:t>2</w:t>
+      </w:r>
+      <w:r>
+        <w:rPr>
+          <w:rFonts w:ascii="Aptos" w:hAnsi="Aptos" w:cs="Aptos" w:eastAsia="Aptos"/>
+          <w:color w:val="1F2937"/>
+          <w:sz w:val="24"/>
+          <w:szCs w:val="24"/>
+        </w:rPr>
+        <w:t xml:space="preserve">020 </w:t>
+      </w:r>
+      <w:r>
+        <w:rPr>
+          <w:rFonts w:ascii="Aptos" w:hAnsi="Aptos" w:cs="Aptos" w:eastAsia="Aptos"/>
+          <w:color w:val="1F2937"/>
+          <w:sz w:val="24"/>
+          <w:szCs w:val="24"/>
+        </w:rPr>
+        <w:tab/>
+      </w:r>
+      <w:r>
+        <w:rPr>
+          <w:rFonts w:ascii="Aptos" w:hAnsi="Aptos" w:cs="Aptos" w:eastAsia="Aptos"/>
+          <w:color w:val="1F2937"/>
+          <w:sz w:val="24"/>
+          <w:szCs w:val="24"/>
+        </w:rPr>
+        <w:tab/>
+      </w:r>
+      <w:r>
+        <w:rPr>
+          <w:rFonts w:ascii="Aptos" w:hAnsi="Aptos" w:cs="Aptos" w:eastAsia="Aptos"/>
+          <w:b/>
+          <w:bCs/>
+          <w:color w:val="1F2937"/>
+          <w:sz w:val="24"/>
+          <w:szCs w:val="24"/>
+        </w:rPr>
+        <w:t>M</w:t>
+      </w:r>
+      <w:r>
+        <w:rPr>
+          <w:rFonts w:ascii="Aptos" w:hAnsi="Aptos" w:cs="Aptos" w:eastAsia="Aptos"/>
+          <w:b/>
+          <w:bCs/>
+          <w:color w:val="1F2937"/>
+          <w:sz w:val="24"/>
+          <w:szCs w:val="24"/>
+        </w:rPr>
+        <w:t>Sc</w:t>
+      </w:r>
+    </w:p>
+    <w:p>
+      <w:pPr>
+        <w:spacing w:after="44" w:line="245" w:lineRule="auto"/>
+        <w:ind w:left="840" w:firstLine="840"/>
+        <w:jc w:val="left"/>
+        <w:rPr>
+          <w:rFonts w:ascii="Aptos" w:hAnsi="Aptos" w:cs="Aptos" w:eastAsia="Aptos"/>
+          <w:sz w:val="24"/>
+        </w:rPr>
+      </w:pPr>
+      <w:r>
+        <w:rPr>
+          <w:rFonts w:ascii="Aptos" w:hAnsi="Aptos" w:cs="Aptos" w:eastAsia="Aptos"/>
+          <w:color w:val="1F2937"/>
+          <w:sz w:val="24"/>
+          <w:szCs w:val="24"/>
+        </w:rPr>
+        <w:t>Graduate School of Agriculture, Kyoto University, Japan</w:t>
+      </w:r>
+    </w:p>
+    <w:p>
+      <w:pPr>
+        <w:spacing w:after="44" w:line="245" w:lineRule="auto"/>
+        <w:ind w:left="840" w:firstLine="840"/>
+        <w:jc w:val="left"/>
+        <w:rPr>
+          <w:rFonts w:ascii="Aptos" w:hAnsi="Aptos" w:cs="Aptos" w:eastAsia="Aptos"/>
+          <w:sz w:val="24"/>
+        </w:rPr>
+      </w:pPr>
+      <w:r>
+        <w:rPr>
+          <w:rFonts w:ascii="Aptos" w:hAnsi="Aptos" w:cs="Aptos" w:hint="eastAsia" w:eastAsia="Aptos"/>
+          <w:color w:val="1F2937"/>
+          <w:sz w:val="24"/>
+          <w:szCs w:val="24"/>
+        </w:rPr>
+        <w:t>A</w:t>
+      </w:r>
+      <w:r>
+        <w:rPr>
+          <w:rFonts w:ascii="Aptos" w:hAnsi="Aptos" w:cs="Aptos" w:eastAsia="Aptos"/>
+          <w:color w:val="1F2937"/>
+          <w:sz w:val="24"/>
+          <w:szCs w:val="24"/>
+        </w:rPr>
+        <w:t>dvisor: Prof. Ryohei Terauchi</w:t>
+      </w:r>
+    </w:p>
+    <w:p>
+      <w:pPr>
+        <w:spacing w:after="44" w:line="245" w:lineRule="auto"/>
+        <w:jc w:val="left"/>
+        <w:rPr>
+          <w:rFonts w:ascii="Aptos" w:hAnsi="Aptos" w:cs="Aptos" w:eastAsia="Aptos"/>
+          <w:sz w:val="24"/>
+        </w:rPr>
+      </w:pPr>
+      <w:r>
+        <w:rPr>
+          <w:rFonts w:ascii="Aptos" w:hAnsi="Aptos" w:cs="Aptos" w:hint="eastAsia" w:eastAsia="Aptos"/>
+          <w:color w:val="1F2937"/>
+          <w:sz w:val="24"/>
+          <w:szCs w:val="24"/>
+        </w:rPr>
+        <w:t>2</w:t>
+      </w:r>
+      <w:r>
+        <w:rPr>
+          <w:rFonts w:ascii="Aptos" w:hAnsi="Aptos" w:cs="Aptos" w:eastAsia="Aptos"/>
+          <w:color w:val="1F2937"/>
+          <w:sz w:val="24"/>
+          <w:szCs w:val="24"/>
+        </w:rPr>
+        <w:t xml:space="preserve">018          </w:t>
+      </w:r>
+      <w:r>
+        <w:rPr>
+          <w:rFonts w:ascii="Aptos" w:hAnsi="Aptos" w:cs="Aptos" w:eastAsia="Aptos"/>
+          <w:b/>
+          <w:bCs/>
+          <w:color w:val="1F2937"/>
+          <w:sz w:val="24"/>
+          <w:szCs w:val="24"/>
+        </w:rPr>
+        <w:t>B</w:t>
+      </w:r>
+      <w:r>
+        <w:rPr>
+          <w:rFonts w:ascii="Aptos" w:hAnsi="Aptos" w:cs="Aptos" w:eastAsia="Aptos"/>
+          <w:b/>
+          <w:bCs/>
+          <w:color w:val="1F2937"/>
+          <w:sz w:val="24"/>
+          <w:szCs w:val="24"/>
+        </w:rPr>
+        <w:t>Sc</w:t>
+      </w:r>
+    </w:p>
+    <w:p>
+      <w:pPr>
+        <w:spacing w:after="44" w:line="245" w:lineRule="auto"/>
+        <w:ind w:left="840" w:firstLine="840"/>
+        <w:jc w:val="left"/>
+        <w:rPr>
+          <w:rFonts w:ascii="Aptos" w:hAnsi="Aptos" w:cs="Aptos" w:eastAsia="Aptos"/>
+          <w:sz w:val="24"/>
+        </w:rPr>
+      </w:pPr>
+      <w:r>
+        <w:rPr>
+          <w:rFonts w:ascii="Aptos" w:hAnsi="Aptos" w:cs="Aptos" w:eastAsia="Aptos"/>
+          <w:color w:val="1F2937"/>
+          <w:sz w:val="24"/>
+          <w:szCs w:val="24"/>
+        </w:rPr>
+        <w:t>Department of Agriculture, Kyoto University, Japan</w:t>
+      </w:r>
+    </w:p>
+    <w:p>
+      <w:pPr>
+        <w:spacing w:after="0" w:before="0" w:line="20" w:lineRule="exact"/>
+        <w:jc w:val="left"/>
+        <w:rPr>
+          <w:rFonts w:ascii="Aptos" w:hAnsi="Aptos" w:cs="Aptos" w:eastAsia="Aptos"/>
+          <w:sz w:val="28"/>
+          <w:szCs w:val="28"/>
+        </w:rPr>
+      </w:pPr>
+    </w:p>
+    <w:p>
+      <w:pPr>
+        <w:keepNext w:val="0"/>
+        <w:spacing w:before="60" w:after="60"/>
+        <w:jc w:val="center"/>
+        <w:rPr>
+          <w:rFonts w:ascii="Aptos" w:hAnsi="Aptos" w:cs="Aptos" w:eastAsia="Aptos"/>
           <w:b/>
           <w:bCs/>
           <w:sz w:val="28"/>
           <w:szCs w:val="28"/>
         </w:rPr>
-        <w:t>E</w:t>
-      </w:r>
-      <w:r>
-        <w:rPr>
-          <w:rFonts w:ascii="Times New Roman" w:hAnsi="Times New Roman" w:cs="Times New Roman"/>
+      </w:pPr>
+      <w:r>
+        <w:rPr>
+          <w:rFonts w:ascii="Aptos" w:hAnsi="Aptos" w:cs="Aptos" w:hint="eastAsia" w:eastAsia="Aptos"/>
+          <w:b/>
+          <w:bCs/>
+          <w:color w:val="1F4E79"/>
+          <w:sz w:val="30"/>
+          <w:szCs w:val="30"/>
+        </w:rPr>
+        <w:t>R</w:t>
+      </w:r>
+      <w:r>
+        <w:rPr>
+          <w:rFonts w:ascii="Aptos" w:hAnsi="Aptos" w:cs="Aptos" w:eastAsia="Aptos"/>
+          <w:b/>
+          <w:bCs/>
+          <w:color w:val="1F4E79"/>
+          <w:sz w:val="30"/>
+          <w:szCs w:val="30"/>
+        </w:rPr>
+        <w:t>esearch Experience</w:t>
+      </w:r>
+    </w:p>
+    <w:p>
+      <w:pPr>
+        <w:spacing w:after="0" w:before="0" w:line="20" w:lineRule="exact"/>
+        <w:jc w:val="center"/>
+        <w:rPr>
+          <w:rFonts w:ascii="Aptos" w:hAnsi="Aptos" w:cs="Aptos" w:eastAsia="Aptos"/>
           <w:b/>
           <w:bCs/>
           <w:sz w:val="28"/>
           <w:szCs w:val="28"/>
         </w:rPr>
-        <w:t>ducation</w:t>
-      </w:r>
+      </w:pPr>
     </w:p>
     <w:p>
       <w:pPr>
-        <w:jc w:val="center"/>
-        <w:rPr>
-          <w:rFonts w:ascii="Times New Roman" w:hAnsi="Times New Roman" w:cs="Times New Roman"/>
-          <w:b/>
-          <w:bCs/>
-          <w:sz w:val="32"/>
-          <w:szCs w:val="32"/>
-        </w:rPr>
-      </w:pPr>
+        <w:spacing w:after="160" w:line="250" w:lineRule="auto"/>
+        <w:jc w:val="left"/>
+        <w:rPr>
+          <w:rFonts w:ascii="Aptos" w:hAnsi="Aptos" w:cs="Aptos" w:eastAsia="Aptos"/>
+          <w:sz w:val="24"/>
+        </w:rPr>
+      </w:pPr>
+      <w:r>
+        <w:rPr>
+          <w:rFonts w:ascii="Aptos" w:hAnsi="Aptos" w:cs="Aptos" w:eastAsia="Aptos"/>
+          <w:color w:val="1F2937"/>
+          <w:sz w:val="24"/>
+          <w:szCs w:val="24"/>
+        </w:rPr>
+        <w:t>Jan.</w:t>
+      </w:r>
+      <w:r>
+        <w:rPr>
+          <w:rFonts w:ascii="Aptos" w:hAnsi="Aptos" w:cs="Aptos" w:eastAsia="Aptos"/>
+          <w:color w:val="1F2937"/>
+          <w:sz w:val="24"/>
+          <w:szCs w:val="24"/>
+        </w:rPr>
+        <w:t xml:space="preserve"> 202</w:t>
+      </w:r>
+      <w:r>
+        <w:rPr>
+          <w:rFonts w:ascii="Aptos" w:hAnsi="Aptos" w:cs="Aptos" w:eastAsia="Aptos"/>
+          <w:color w:val="1F2937"/>
+          <w:sz w:val="24"/>
+          <w:szCs w:val="24"/>
+        </w:rPr>
+        <w:t>5</w:t>
+      </w:r>
+      <w:r>
+        <w:rPr>
+          <w:rFonts w:ascii="Aptos" w:hAnsi="Aptos" w:cs="Aptos" w:eastAsia="Aptos"/>
+          <w:color w:val="1F2937"/>
+          <w:sz w:val="24"/>
+          <w:szCs w:val="24"/>
+        </w:rPr>
+        <w:t xml:space="preserve"> </w:t>
+      </w:r>
+      <w:r>
+        <w:rPr>
+          <w:rFonts w:ascii="Aptos" w:hAnsi="Aptos" w:cs="Aptos" w:eastAsia="Aptos"/>
+          <w:color w:val="1F2937"/>
+          <w:sz w:val="24"/>
+          <w:szCs w:val="24"/>
+        </w:rPr>
+        <w:t>– present</w:t>
+      </w:r>
+      <w:r>
+        <w:rPr>
+          <w:rFonts w:ascii="Aptos" w:hAnsi="Aptos" w:cs="Aptos" w:eastAsia="Aptos"/>
+          <w:color w:val="1F2937"/>
+          <w:sz w:val="24"/>
+          <w:szCs w:val="24"/>
+        </w:rPr>
+        <w:tab/>
+      </w:r>
+      <w:r>
+        <w:rPr>
+          <w:rFonts w:ascii="Aptos" w:hAnsi="Aptos" w:cs="Aptos" w:eastAsia="Aptos"/>
+          <w:color w:val="1F2937"/>
+          <w:sz w:val="24"/>
+          <w:szCs w:val="24"/>
+        </w:rPr>
+        <w:tab/>
+        <w:t>Team Leader at The Sainsbury Laboratory, UK</w:t>
+      </w:r>
     </w:p>
     <w:p>
       <w:pPr>
+        <w:spacing w:line="20" w:lineRule="exact" w:after="0" w:before="0"/>
         <w:jc w:val="left"/>
         <w:rPr>
-          <w:rFonts w:ascii="Times New Roman" w:hAnsi="Times New Roman" w:cs="Times New Roman"/>
-          <w:sz w:val="24"/>
-        </w:rPr>
-      </w:pPr>
-      <w:r>
-        <w:rPr>
-          <w:rFonts w:ascii="Times New Roman" w:hAnsi="Times New Roman" w:cs="Times New Roman" w:hint="eastAsia"/>
-          <w:sz w:val="24"/>
-        </w:rPr>
-        <w:t>2</w:t>
-      </w:r>
-      <w:r>
-        <w:rPr>
-          <w:rFonts w:ascii="Times New Roman" w:hAnsi="Times New Roman" w:cs="Times New Roman"/>
-          <w:sz w:val="24"/>
-        </w:rPr>
-        <w:t>02</w:t>
-      </w:r>
-      <w:r>
-        <w:rPr>
-          <w:rFonts w:ascii="Times New Roman" w:hAnsi="Times New Roman" w:cs="Times New Roman"/>
-          <w:sz w:val="24"/>
-        </w:rPr>
-        <w:t>3</w:t>
-      </w:r>
-      <w:r>
-        <w:rPr>
-          <w:rFonts w:ascii="Times New Roman" w:hAnsi="Times New Roman" w:cs="Times New Roman"/>
-          <w:sz w:val="24"/>
-        </w:rPr>
-        <w:t xml:space="preserve"> </w:t>
-      </w:r>
-      <w:r>
-        <w:rPr>
-          <w:rFonts w:ascii="Times New Roman" w:hAnsi="Times New Roman" w:cs="Times New Roman"/>
-          <w:sz w:val="24"/>
-        </w:rPr>
-        <w:tab/>
-      </w:r>
-      <w:r>
-        <w:rPr>
-          <w:rFonts w:ascii="Times New Roman" w:hAnsi="Times New Roman" w:cs="Times New Roman"/>
-          <w:sz w:val="24"/>
-        </w:rPr>
-        <w:tab/>
-      </w:r>
-      <w:r>
-        <w:rPr>
-          <w:rFonts w:ascii="Times New Roman" w:hAnsi="Times New Roman" w:cs="Times New Roman"/>
-          <w:b/>
-          <w:bCs/>
-          <w:sz w:val="24"/>
-        </w:rPr>
-        <w:t>Ph. D</w:t>
-      </w:r>
+          <w:rFonts w:ascii="Aptos" w:hAnsi="Aptos" w:cs="Aptos" w:eastAsia="Aptos"/>
+          <w:sz w:val="24"/>
+        </w:rPr>
+      </w:pPr>
     </w:p>
     <w:p>
       <w:pPr>
-        <w:ind w:left="840" w:firstLine="840"/>
+        <w:spacing w:after="160" w:line="250" w:lineRule="auto"/>
         <w:jc w:val="left"/>
         <w:rPr>
-          <w:rFonts w:ascii="Times New Roman" w:hAnsi="Times New Roman" w:cs="Times New Roman"/>
-          <w:sz w:val="24"/>
-        </w:rPr>
-      </w:pPr>
-      <w:r>
-        <w:rPr>
-          <w:rFonts w:ascii="Times New Roman" w:hAnsi="Times New Roman" w:cs="Times New Roman"/>
-          <w:sz w:val="24"/>
-        </w:rPr>
-        <w:t>Graduate School of Agriculture, Kyoto University, Japan</w:t>
+          <w:rFonts w:ascii="Aptos" w:hAnsi="Aptos" w:cs="Aptos" w:eastAsia="Aptos"/>
+          <w:sz w:val="24"/>
+        </w:rPr>
+      </w:pPr>
+      <w:r>
+        <w:rPr>
+          <w:rFonts w:ascii="Aptos" w:hAnsi="Aptos" w:cs="Aptos" w:eastAsia="Aptos"/>
+          <w:color w:val="1F2937"/>
+          <w:sz w:val="24"/>
+          <w:szCs w:val="24"/>
+        </w:rPr>
+        <w:t>Apr.</w:t>
+      </w:r>
+      <w:r>
+        <w:rPr>
+          <w:rFonts w:ascii="Aptos" w:hAnsi="Aptos" w:cs="Aptos" w:eastAsia="Aptos"/>
+          <w:color w:val="1F2937"/>
+          <w:sz w:val="24"/>
+          <w:szCs w:val="24"/>
+        </w:rPr>
+        <w:t xml:space="preserve"> 202</w:t>
+      </w:r>
+      <w:r>
+        <w:rPr>
+          <w:rFonts w:ascii="Aptos" w:hAnsi="Aptos" w:cs="Aptos" w:eastAsia="Aptos"/>
+          <w:color w:val="1F2937"/>
+          <w:sz w:val="24"/>
+          <w:szCs w:val="24"/>
+        </w:rPr>
+        <w:t>4</w:t>
+      </w:r>
+      <w:r>
+        <w:rPr>
+          <w:rFonts w:ascii="Aptos" w:hAnsi="Aptos" w:cs="Aptos" w:eastAsia="Aptos"/>
+          <w:color w:val="1F2937"/>
+          <w:sz w:val="24"/>
+          <w:szCs w:val="24"/>
+        </w:rPr>
+        <w:t xml:space="preserve"> </w:t>
+      </w:r>
+      <w:r>
+        <w:rPr>
+          <w:rFonts w:ascii="Aptos" w:hAnsi="Aptos" w:cs="Aptos" w:eastAsia="Aptos"/>
+          <w:color w:val="1F2937"/>
+          <w:sz w:val="24"/>
+          <w:szCs w:val="24"/>
+        </w:rPr>
+        <w:t>–</w:t>
+      </w:r>
+      <w:r>
+        <w:rPr>
+          <w:rFonts w:ascii="Aptos" w:hAnsi="Aptos" w:cs="Aptos" w:eastAsia="Aptos"/>
+          <w:color w:val="1F2937"/>
+          <w:sz w:val="24"/>
+          <w:szCs w:val="24"/>
+        </w:rPr>
+        <w:t xml:space="preserve"> </w:t>
+      </w:r>
+      <w:r>
+        <w:rPr>
+          <w:rFonts w:ascii="Aptos" w:hAnsi="Aptos" w:cs="Aptos" w:eastAsia="Aptos"/>
+          <w:color w:val="1F2937"/>
+          <w:sz w:val="24"/>
+          <w:szCs w:val="24"/>
+        </w:rPr>
+        <w:t>Nov. 2024</w:t>
+      </w:r>
+      <w:r>
+        <w:rPr>
+          <w:rFonts w:ascii="Aptos" w:hAnsi="Aptos" w:cs="Aptos" w:eastAsia="Aptos"/>
+          <w:color w:val="1F2937"/>
+          <w:sz w:val="24"/>
+          <w:szCs w:val="24"/>
+        </w:rPr>
+        <w:t xml:space="preserve"> </w:t>
+      </w:r>
+      <w:r>
+        <w:rPr>
+          <w:rFonts w:ascii="Aptos" w:hAnsi="Aptos" w:cs="Aptos" w:eastAsia="Aptos"/>
+          <w:color w:val="1F2937"/>
+          <w:sz w:val="24"/>
+          <w:szCs w:val="24"/>
+        </w:rPr>
+        <w:tab/>
+      </w:r>
+      <w:r>
+        <w:rPr>
+          <w:rFonts w:ascii="Aptos" w:hAnsi="Aptos" w:cs="Aptos" w:eastAsia="Aptos"/>
+          <w:color w:val="1F2937"/>
+          <w:sz w:val="24"/>
+          <w:szCs w:val="24"/>
+        </w:rPr>
+        <w:tab/>
+        <w:t xml:space="preserve">Postdoc </w:t>
+      </w:r>
+      <w:r>
+        <w:rPr>
+          <w:rFonts w:ascii="Aptos" w:hAnsi="Aptos" w:cs="Aptos" w:eastAsia="Aptos"/>
+          <w:color w:val="1F2937"/>
+          <w:sz w:val="24"/>
+          <w:szCs w:val="24"/>
+        </w:rPr>
+        <w:t>at Iwate</w:t>
+      </w:r>
+      <w:r>
+        <w:rPr>
+          <w:rFonts w:ascii="Aptos" w:hAnsi="Aptos" w:cs="Aptos" w:eastAsia="Aptos"/>
+          <w:color w:val="1F2937"/>
+          <w:sz w:val="24"/>
+          <w:szCs w:val="24"/>
+        </w:rPr>
+        <w:t xml:space="preserve"> </w:t>
+      </w:r>
+      <w:r>
+        <w:rPr>
+          <w:rFonts w:ascii="Aptos" w:hAnsi="Aptos" w:cs="Aptos" w:eastAsia="Aptos"/>
+          <w:color w:val="1F2937"/>
+          <w:sz w:val="24"/>
+          <w:szCs w:val="24"/>
+        </w:rPr>
+        <w:t>Biotechnology Research Center, Japan</w:t>
       </w:r>
     </w:p>
     <w:p>
       <w:pPr>
-        <w:ind w:left="840" w:firstLine="840"/>
+        <w:spacing w:after="0" w:before="0" w:line="20" w:lineRule="exact"/>
         <w:jc w:val="left"/>
         <w:rPr>
-          <w:rFonts w:ascii="Times New Roman" w:hAnsi="Times New Roman" w:cs="Times New Roman"/>
-          <w:sz w:val="24"/>
-        </w:rPr>
-      </w:pPr>
-      <w:r>
-        <w:rPr>
-          <w:rFonts w:ascii="Times New Roman" w:hAnsi="Times New Roman" w:cs="Times New Roman" w:hint="eastAsia"/>
-          <w:sz w:val="24"/>
-        </w:rPr>
-        <w:t>A</w:t>
-      </w:r>
-      <w:r>
-        <w:rPr>
-          <w:rFonts w:ascii="Times New Roman" w:hAnsi="Times New Roman" w:cs="Times New Roman"/>
-          <w:sz w:val="24"/>
-        </w:rPr>
-        <w:t>dvisor: Prof. Ryohei Terauchi</w:t>
-      </w:r>
+          <w:rFonts w:ascii="Aptos" w:hAnsi="Aptos" w:cs="Aptos" w:eastAsia="Aptos"/>
+          <w:sz w:val="24"/>
+        </w:rPr>
+      </w:pPr>
     </w:p>
     <w:p>
       <w:pPr>
+        <w:spacing w:after="160" w:line="250" w:lineRule="auto"/>
         <w:jc w:val="left"/>
         <w:rPr>
-          <w:rFonts w:ascii="Times New Roman" w:hAnsi="Times New Roman" w:cs="Times New Roman"/>
-          <w:sz w:val="24"/>
-        </w:rPr>
-      </w:pPr>
-      <w:r>
-        <w:rPr>
-          <w:rFonts w:ascii="Times New Roman" w:hAnsi="Times New Roman" w:cs="Times New Roman" w:hint="eastAsia"/>
-          <w:sz w:val="24"/>
-        </w:rPr>
-        <w:t>2</w:t>
-      </w:r>
-      <w:r>
-        <w:rPr>
-          <w:rFonts w:ascii="Times New Roman" w:hAnsi="Times New Roman" w:cs="Times New Roman"/>
-          <w:sz w:val="24"/>
-        </w:rPr>
-        <w:t xml:space="preserve">020 </w:t>
-      </w:r>
-      <w:r>
-        <w:rPr>
-          <w:rFonts w:ascii="Times New Roman" w:hAnsi="Times New Roman" w:cs="Times New Roman"/>
-          <w:sz w:val="24"/>
+          <w:rFonts w:ascii="Aptos" w:hAnsi="Aptos" w:cs="Aptos" w:eastAsia="Aptos"/>
+          <w:sz w:val="24"/>
+          <w:lang w:val="en-GB"/>
+        </w:rPr>
+      </w:pPr>
+      <w:r>
+        <w:rPr>
+          <w:rFonts w:ascii="Aptos" w:hAnsi="Aptos" w:cs="Aptos" w:eastAsia="Aptos"/>
+          <w:color w:val="1F2937"/>
+          <w:sz w:val="24"/>
+          <w:szCs w:val="24"/>
+        </w:rPr>
+        <w:t>Apr</w:t>
+      </w:r>
+      <w:r>
+        <w:rPr>
+          <w:rFonts w:ascii="Aptos" w:hAnsi="Aptos" w:cs="Aptos" w:eastAsia="Aptos"/>
+          <w:color w:val="1F2937"/>
+          <w:sz w:val="24"/>
+          <w:szCs w:val="24"/>
+        </w:rPr>
+        <w:t>.</w:t>
+      </w:r>
+      <w:r>
+        <w:rPr>
+          <w:rFonts w:ascii="Aptos" w:hAnsi="Aptos" w:cs="Aptos" w:eastAsia="Aptos"/>
+          <w:color w:val="1F2937"/>
+          <w:sz w:val="24"/>
+          <w:szCs w:val="24"/>
+        </w:rPr>
+        <w:t xml:space="preserve"> 202</w:t>
+      </w:r>
+      <w:r>
+        <w:rPr>
+          <w:rFonts w:ascii="Aptos" w:hAnsi="Aptos" w:cs="Aptos" w:eastAsia="Aptos"/>
+          <w:color w:val="1F2937"/>
+          <w:sz w:val="24"/>
+          <w:szCs w:val="24"/>
+        </w:rPr>
+        <w:t>3</w:t>
+      </w:r>
+      <w:r>
+        <w:rPr>
+          <w:rFonts w:ascii="Aptos" w:hAnsi="Aptos" w:cs="Aptos" w:eastAsia="Aptos"/>
+          <w:color w:val="1F2937"/>
+          <w:sz w:val="24"/>
+          <w:szCs w:val="24"/>
+        </w:rPr>
+        <w:t xml:space="preserve"> </w:t>
+      </w:r>
+      <w:r>
+        <w:rPr>
+          <w:rFonts w:ascii="Aptos" w:hAnsi="Aptos" w:cs="Aptos" w:eastAsia="Aptos"/>
+          <w:color w:val="1F2937"/>
+          <w:sz w:val="24"/>
+          <w:szCs w:val="24"/>
+        </w:rPr>
+        <w:t>–</w:t>
+      </w:r>
+      <w:r>
+        <w:rPr>
+          <w:rFonts w:ascii="Aptos" w:hAnsi="Aptos" w:cs="Aptos" w:eastAsia="Aptos"/>
+          <w:color w:val="1F2937"/>
+          <w:sz w:val="24"/>
+          <w:szCs w:val="24"/>
+        </w:rPr>
+        <w:t xml:space="preserve"> </w:t>
+      </w:r>
+      <w:r>
+        <w:rPr>
+          <w:rFonts w:ascii="Aptos" w:hAnsi="Aptos" w:cs="Aptos" w:eastAsia="Aptos"/>
+          <w:color w:val="1F2937"/>
+          <w:sz w:val="24"/>
+          <w:szCs w:val="24"/>
+        </w:rPr>
+        <w:t>Mar. 2024</w:t>
+      </w:r>
+      <w:r>
+        <w:rPr>
+          <w:rFonts w:ascii="Aptos" w:hAnsi="Aptos" w:cs="Aptos" w:eastAsia="Aptos"/>
+          <w:color w:val="1F2937"/>
+          <w:sz w:val="24"/>
+          <w:szCs w:val="24"/>
         </w:rPr>
         <w:tab/>
       </w:r>
       <w:r>
         <w:rPr>
-          <w:rFonts w:ascii="Times New Roman" w:hAnsi="Times New Roman" w:cs="Times New Roman"/>
-          <w:sz w:val="24"/>
+          <w:rFonts w:ascii="Aptos" w:hAnsi="Aptos" w:cs="Aptos" w:eastAsia="Aptos"/>
+          <w:color w:val="1F2937"/>
+          <w:sz w:val="24"/>
+          <w:szCs w:val="24"/>
         </w:rPr>
         <w:tab/>
       </w:r>
       <w:r>
         <w:rPr>
-          <w:rFonts w:ascii="Times New Roman" w:hAnsi="Times New Roman" w:cs="Times New Roman"/>
-          <w:b/>
-          <w:bCs/>
-          <w:sz w:val="24"/>
-        </w:rPr>
-        <w:t>M</w:t>
-      </w:r>
-      <w:r>
-        <w:rPr>
-          <w:rFonts w:ascii="Times New Roman" w:hAnsi="Times New Roman" w:cs="Times New Roman"/>
-          <w:b/>
-          <w:bCs/>
-          <w:sz w:val="24"/>
-        </w:rPr>
-        <w:t>Sc</w:t>
+          <w:rFonts w:ascii="Aptos" w:hAnsi="Aptos" w:cs="Aptos" w:eastAsia="Aptos"/>
+          <w:color w:val="1F2937"/>
+          <w:sz w:val="24"/>
+          <w:lang w:val="en-GB"/>
+          <w:szCs w:val="24"/>
+        </w:rPr>
+        <w:t>Postdoc</w:t>
+      </w:r>
+      <w:r>
+        <w:rPr>
+          <w:rFonts w:ascii="Aptos" w:hAnsi="Aptos" w:cs="Aptos" w:eastAsia="Aptos"/>
+          <w:color w:val="1F2937"/>
+          <w:sz w:val="24"/>
+          <w:lang w:val="en-GB"/>
+          <w:szCs w:val="24"/>
+        </w:rPr>
+        <w:t xml:space="preserve"> at The Sainsbury Laboratory, UK</w:t>
+      </w:r>
+      <w:r>
+        <w:rPr>
+          <w:rFonts w:ascii="Aptos" w:hAnsi="Aptos" w:cs="Aptos" w:eastAsia="Aptos"/>
+          <w:color w:val="1F2937"/>
+          <w:sz w:val="24"/>
+          <w:lang w:val="en-GB"/>
+          <w:szCs w:val="24"/>
+        </w:rPr>
+        <w:t xml:space="preserve"> </w:t>
+      </w:r>
+      <w:r>
+        <w:rPr>
+          <w:rFonts w:ascii="Aptos" w:hAnsi="Aptos" w:cs="Aptos" w:eastAsia="Aptos"/>
+          <w:color w:val="1F2937"/>
+          <w:sz w:val="24"/>
+          <w:lang w:val="en-GB"/>
+          <w:szCs w:val="24"/>
+        </w:rPr>
+        <w:t xml:space="preserve">(Kamoun </w:t>
+      </w:r>
+      <w:r>
+        <w:rPr>
+          <w:rFonts w:ascii="Aptos" w:hAnsi="Aptos" w:cs="Aptos" w:eastAsia="Aptos"/>
+          <w:color w:val="1F2937"/>
+          <w:sz w:val="24"/>
+          <w:lang w:val="en-GB"/>
+          <w:szCs w:val="24"/>
+        </w:rPr>
+        <w:t>g</w:t>
+      </w:r>
+      <w:r>
+        <w:rPr>
+          <w:rFonts w:ascii="Aptos" w:hAnsi="Aptos" w:cs="Aptos" w:eastAsia="Aptos"/>
+          <w:color w:val="1F2937"/>
+          <w:sz w:val="24"/>
+          <w:lang w:val="en-GB"/>
+          <w:szCs w:val="24"/>
+        </w:rPr>
+        <w:t>roup)</w:t>
       </w:r>
     </w:p>
     <w:p>
       <w:pPr>
-        <w:ind w:left="840" w:firstLine="840"/>
+        <w:spacing w:after="0" w:before="0" w:line="20" w:lineRule="exact"/>
         <w:jc w:val="left"/>
         <w:rPr>
-          <w:rFonts w:ascii="Times New Roman" w:hAnsi="Times New Roman" w:cs="Times New Roman"/>
-          <w:sz w:val="24"/>
-        </w:rPr>
-      </w:pPr>
-      <w:r>
-        <w:rPr>
-          <w:rFonts w:ascii="Times New Roman" w:hAnsi="Times New Roman" w:cs="Times New Roman"/>
-          <w:sz w:val="24"/>
-        </w:rPr>
-        <w:t>Graduate School of Agriculture, Kyoto University, Japan</w:t>
-      </w:r>
+          <w:rFonts w:ascii="Aptos" w:hAnsi="Aptos" w:cs="Aptos" w:eastAsia="Aptos"/>
+          <w:sz w:val="24"/>
+          <w:lang w:val="en-GB"/>
+        </w:rPr>
+      </w:pPr>
     </w:p>
     <w:p>
       <w:pPr>
-        <w:ind w:left="840" w:firstLine="840"/>
+        <w:spacing w:after="160" w:line="250" w:lineRule="auto"/>
         <w:jc w:val="left"/>
         <w:rPr>
-          <w:rFonts w:ascii="Times New Roman" w:hAnsi="Times New Roman" w:cs="Times New Roman"/>
-          <w:sz w:val="24"/>
-        </w:rPr>
-      </w:pPr>
-      <w:r>
-        <w:rPr>
-          <w:rFonts w:ascii="Times New Roman" w:hAnsi="Times New Roman" w:cs="Times New Roman" w:hint="eastAsia"/>
-          <w:sz w:val="24"/>
-        </w:rPr>
-        <w:t>A</w:t>
-      </w:r>
-      <w:r>
-        <w:rPr>
-          <w:rFonts w:ascii="Times New Roman" w:hAnsi="Times New Roman" w:cs="Times New Roman"/>
-          <w:sz w:val="24"/>
-        </w:rPr>
-        <w:t>dvisor: Prof. Ryohei Terauchi</w:t>
+          <w:rFonts w:ascii="Aptos" w:hAnsi="Aptos" w:cs="Aptos" w:eastAsia="Aptos"/>
+          <w:sz w:val="24"/>
+          <w:lang w:val="en-GB"/>
+        </w:rPr>
+      </w:pPr>
+      <w:r>
+        <w:rPr>
+          <w:rFonts w:ascii="Aptos" w:hAnsi="Aptos" w:cs="Aptos" w:hint="eastAsia" w:eastAsia="Aptos"/>
+          <w:color w:val="1F2937"/>
+          <w:sz w:val="24"/>
+          <w:szCs w:val="24"/>
+        </w:rPr>
+        <w:t>O</w:t>
+      </w:r>
+      <w:r>
+        <w:rPr>
+          <w:rFonts w:ascii="Aptos" w:hAnsi="Aptos" w:cs="Aptos" w:eastAsia="Aptos"/>
+          <w:color w:val="1F2937"/>
+          <w:sz w:val="24"/>
+          <w:szCs w:val="24"/>
+        </w:rPr>
+        <w:t>ct</w:t>
+      </w:r>
+      <w:r>
+        <w:rPr>
+          <w:rFonts w:ascii="Aptos" w:hAnsi="Aptos" w:cs="Aptos" w:eastAsia="Aptos"/>
+          <w:color w:val="1F2937"/>
+          <w:sz w:val="24"/>
+          <w:szCs w:val="24"/>
+        </w:rPr>
+        <w:t>.</w:t>
+      </w:r>
+      <w:r>
+        <w:rPr>
+          <w:rFonts w:ascii="Aptos" w:hAnsi="Aptos" w:cs="Aptos" w:eastAsia="Aptos"/>
+          <w:color w:val="1F2937"/>
+          <w:sz w:val="24"/>
+          <w:szCs w:val="24"/>
+        </w:rPr>
+        <w:t xml:space="preserve"> 2021 </w:t>
+      </w:r>
+      <w:r>
+        <w:rPr>
+          <w:rFonts w:ascii="Aptos" w:hAnsi="Aptos" w:cs="Aptos" w:eastAsia="Aptos"/>
+          <w:color w:val="1F2937"/>
+          <w:sz w:val="24"/>
+          <w:szCs w:val="24"/>
+        </w:rPr>
+        <w:t>–</w:t>
+      </w:r>
+      <w:r>
+        <w:rPr>
+          <w:rFonts w:ascii="Aptos" w:hAnsi="Aptos" w:cs="Aptos" w:eastAsia="Aptos"/>
+          <w:color w:val="1F2937"/>
+          <w:sz w:val="24"/>
+          <w:szCs w:val="24"/>
+        </w:rPr>
+        <w:t xml:space="preserve"> </w:t>
+      </w:r>
+      <w:r>
+        <w:rPr>
+          <w:rFonts w:ascii="Aptos" w:hAnsi="Aptos" w:cs="Aptos" w:eastAsia="Aptos"/>
+          <w:color w:val="1F2937"/>
+          <w:sz w:val="24"/>
+          <w:szCs w:val="24"/>
+        </w:rPr>
+        <w:t>Mar.</w:t>
+      </w:r>
+      <w:r>
+        <w:rPr>
+          <w:rFonts w:ascii="Aptos" w:hAnsi="Aptos" w:cs="Aptos" w:eastAsia="Aptos"/>
+          <w:color w:val="1F2937"/>
+          <w:sz w:val="24"/>
+          <w:szCs w:val="24"/>
+        </w:rPr>
+        <w:t xml:space="preserve"> 2023</w:t>
+      </w:r>
+      <w:r>
+        <w:rPr>
+          <w:rFonts w:ascii="Aptos" w:hAnsi="Aptos" w:cs="Aptos" w:eastAsia="Aptos"/>
+          <w:color w:val="1F2937"/>
+          <w:sz w:val="24"/>
+          <w:szCs w:val="24"/>
+        </w:rPr>
+        <w:tab/>
+      </w:r>
+      <w:r>
+        <w:rPr>
+          <w:rFonts w:ascii="Aptos" w:hAnsi="Aptos" w:cs="Aptos" w:eastAsia="Aptos"/>
+          <w:color w:val="1F2937"/>
+          <w:sz w:val="24"/>
+          <w:szCs w:val="24"/>
+        </w:rPr>
+        <w:tab/>
+      </w:r>
+      <w:r>
+        <w:rPr>
+          <w:rFonts w:ascii="Aptos" w:hAnsi="Aptos" w:cs="Aptos" w:eastAsia="Aptos"/>
+          <w:color w:val="1F2937"/>
+          <w:sz w:val="24"/>
+          <w:lang w:val="en-GB"/>
+          <w:szCs w:val="24"/>
+        </w:rPr>
+        <w:t>Internship at The Sainsbury Laboratory, UK</w:t>
+      </w:r>
+      <w:r>
+        <w:rPr>
+          <w:rFonts w:ascii="Aptos" w:hAnsi="Aptos" w:cs="Aptos" w:eastAsia="Aptos"/>
+          <w:color w:val="1F2937"/>
+          <w:sz w:val="24"/>
+          <w:lang w:val="en-GB"/>
+          <w:szCs w:val="24"/>
+        </w:rPr>
+        <w:t xml:space="preserve"> </w:t>
+      </w:r>
+      <w:r>
+        <w:rPr>
+          <w:rFonts w:ascii="Aptos" w:hAnsi="Aptos" w:cs="Aptos" w:eastAsia="Aptos"/>
+          <w:color w:val="1F2937"/>
+          <w:sz w:val="24"/>
+          <w:lang w:val="en-GB"/>
+          <w:szCs w:val="24"/>
+        </w:rPr>
+        <w:t xml:space="preserve">(Kamoun </w:t>
+      </w:r>
+      <w:r>
+        <w:rPr>
+          <w:rFonts w:ascii="Aptos" w:hAnsi="Aptos" w:cs="Aptos" w:eastAsia="Aptos"/>
+          <w:color w:val="1F2937"/>
+          <w:sz w:val="24"/>
+          <w:lang w:val="en-GB"/>
+          <w:szCs w:val="24"/>
+        </w:rPr>
+        <w:t>g</w:t>
+      </w:r>
+      <w:r>
+        <w:rPr>
+          <w:rFonts w:ascii="Aptos" w:hAnsi="Aptos" w:cs="Aptos" w:eastAsia="Aptos"/>
+          <w:color w:val="1F2937"/>
+          <w:sz w:val="24"/>
+          <w:lang w:val="en-GB"/>
+          <w:szCs w:val="24"/>
+        </w:rPr>
+        <w:t>roup)</w:t>
       </w:r>
     </w:p>
     <w:p>
       <w:pPr>
+        <w:spacing w:after="0" w:before="0" w:line="20" w:lineRule="exact"/>
         <w:jc w:val="left"/>
         <w:rPr>
-          <w:rFonts w:ascii="Times New Roman" w:hAnsi="Times New Roman" w:cs="Times New Roman"/>
-          <w:sz w:val="24"/>
-        </w:rPr>
-      </w:pPr>
-      <w:r>
-        <w:rPr>
-          <w:rFonts w:ascii="Times New Roman" w:hAnsi="Times New Roman" w:cs="Times New Roman" w:hint="eastAsia"/>
-          <w:sz w:val="24"/>
-        </w:rPr>
-        <w:t>2</w:t>
-      </w:r>
-      <w:r>
-        <w:rPr>
-          <w:rFonts w:ascii="Times New Roman" w:hAnsi="Times New Roman" w:cs="Times New Roman"/>
-          <w:sz w:val="24"/>
-        </w:rPr>
-        <w:t xml:space="preserve">018          </w:t>
-      </w:r>
-      <w:r>
-        <w:rPr>
-          <w:rFonts w:ascii="Times New Roman" w:hAnsi="Times New Roman" w:cs="Times New Roman"/>
-          <w:b/>
-          <w:bCs/>
-          <w:sz w:val="24"/>
-        </w:rPr>
-        <w:t>B</w:t>
-      </w:r>
-      <w:r>
-        <w:rPr>
-          <w:rFonts w:ascii="Times New Roman" w:hAnsi="Times New Roman" w:cs="Times New Roman"/>
-          <w:b/>
-          <w:bCs/>
-          <w:sz w:val="24"/>
-        </w:rPr>
-        <w:t>Sc</w:t>
-      </w:r>
+          <w:rFonts w:ascii="Aptos" w:hAnsi="Aptos" w:cs="Aptos" w:eastAsia="Aptos"/>
+          <w:sz w:val="24"/>
+          <w:lang w:val="en-GB"/>
+        </w:rPr>
+      </w:pPr>
     </w:p>
     <w:p>
       <w:pPr>
-        <w:ind w:left="840" w:firstLine="840"/>
+        <w:spacing w:after="160" w:line="250" w:lineRule="auto"/>
+        <w:ind w:left="3360" w:hanging="3360"/>
         <w:jc w:val="left"/>
         <w:rPr>
-          <w:rFonts w:ascii="Times New Roman" w:hAnsi="Times New Roman" w:cs="Times New Roman"/>
-          <w:sz w:val="24"/>
-        </w:rPr>
-      </w:pPr>
-      <w:r>
-        <w:rPr>
-          <w:rFonts w:ascii="Times New Roman" w:hAnsi="Times New Roman" w:cs="Times New Roman"/>
-          <w:sz w:val="24"/>
-        </w:rPr>
-        <w:t>Department of Agriculture, Kyoto University, Japan</w:t>
+          <w:rFonts w:ascii="Aptos" w:hAnsi="Aptos" w:cs="Aptos" w:eastAsia="Aptos"/>
+          <w:sz w:val="24"/>
+        </w:rPr>
+      </w:pPr>
+      <w:r>
+        <w:rPr>
+          <w:rFonts w:ascii="Aptos" w:hAnsi="Aptos" w:cs="Aptos" w:eastAsia="Aptos"/>
+          <w:color w:val="1F2937"/>
+          <w:sz w:val="24"/>
+          <w:szCs w:val="24"/>
+        </w:rPr>
+        <w:t>Apr</w:t>
+      </w:r>
+      <w:r>
+        <w:rPr>
+          <w:rFonts w:ascii="Aptos" w:hAnsi="Aptos" w:cs="Aptos" w:eastAsia="Aptos"/>
+          <w:color w:val="1F2937"/>
+          <w:sz w:val="24"/>
+          <w:szCs w:val="24"/>
+        </w:rPr>
+        <w:t>.</w:t>
+      </w:r>
+      <w:r>
+        <w:rPr>
+          <w:rFonts w:ascii="Aptos" w:hAnsi="Aptos" w:cs="Aptos" w:eastAsia="Aptos"/>
+          <w:color w:val="1F2937"/>
+          <w:sz w:val="24"/>
+          <w:szCs w:val="24"/>
+        </w:rPr>
+        <w:t xml:space="preserve"> </w:t>
+      </w:r>
+      <w:r>
+        <w:rPr>
+          <w:rFonts w:ascii="Aptos" w:hAnsi="Aptos" w:cs="Aptos" w:hint="eastAsia" w:eastAsia="Aptos"/>
+          <w:color w:val="1F2937"/>
+          <w:sz w:val="24"/>
+          <w:szCs w:val="24"/>
+        </w:rPr>
+        <w:t>2</w:t>
+      </w:r>
+      <w:r>
+        <w:rPr>
+          <w:rFonts w:ascii="Aptos" w:hAnsi="Aptos" w:cs="Aptos" w:eastAsia="Aptos"/>
+          <w:color w:val="1F2937"/>
+          <w:sz w:val="24"/>
+          <w:szCs w:val="24"/>
+        </w:rPr>
+        <w:t>019</w:t>
+      </w:r>
+      <w:r>
+        <w:rPr>
+          <w:rFonts w:ascii="Aptos" w:hAnsi="Aptos" w:cs="Aptos" w:eastAsia="Aptos"/>
+          <w:color w:val="1F2937"/>
+          <w:sz w:val="24"/>
+          <w:lang w:val="en-GB"/>
+          <w:szCs w:val="24"/>
+        </w:rPr>
+        <w:t xml:space="preserve"> </w:t>
+      </w:r>
+      <w:r>
+        <w:rPr>
+          <w:rFonts w:ascii="Aptos" w:hAnsi="Aptos" w:cs="Aptos" w:eastAsia="Aptos"/>
+          <w:color w:val="1F2937"/>
+          <w:sz w:val="24"/>
+          <w:lang w:val="en-GB"/>
+          <w:szCs w:val="24"/>
+        </w:rPr>
+        <w:t>–</w:t>
+      </w:r>
+      <w:r>
+        <w:rPr>
+          <w:rFonts w:ascii="Aptos" w:hAnsi="Aptos" w:cs="Aptos" w:eastAsia="Aptos"/>
+          <w:color w:val="1F2937"/>
+          <w:sz w:val="24"/>
+          <w:szCs w:val="24"/>
+        </w:rPr>
+        <w:t xml:space="preserve"> </w:t>
+      </w:r>
+      <w:r>
+        <w:rPr>
+          <w:rFonts w:ascii="Aptos" w:hAnsi="Aptos" w:cs="Aptos" w:eastAsia="Aptos"/>
+          <w:color w:val="1F2937"/>
+          <w:sz w:val="24"/>
+          <w:szCs w:val="24"/>
+        </w:rPr>
+        <w:t>Sep</w:t>
+      </w:r>
+      <w:r>
+        <w:rPr>
+          <w:rFonts w:ascii="Aptos" w:hAnsi="Aptos" w:cs="Aptos" w:eastAsia="Aptos"/>
+          <w:color w:val="1F2937"/>
+          <w:sz w:val="24"/>
+          <w:lang w:val="en-GB"/>
+          <w:szCs w:val="24"/>
+        </w:rPr>
+        <w:t>.</w:t>
+      </w:r>
+      <w:r>
+        <w:rPr>
+          <w:rFonts w:ascii="Aptos" w:hAnsi="Aptos" w:cs="Aptos" w:hint="eastAsia" w:eastAsia="Aptos"/>
+          <w:color w:val="1F2937"/>
+          <w:sz w:val="24"/>
+          <w:szCs w:val="24"/>
+        </w:rPr>
+        <w:t xml:space="preserve"> </w:t>
+      </w:r>
+      <w:r>
+        <w:rPr>
+          <w:rFonts w:ascii="Aptos" w:hAnsi="Aptos" w:cs="Aptos" w:eastAsia="Aptos"/>
+          <w:color w:val="1F2937"/>
+          <w:sz w:val="24"/>
+          <w:szCs w:val="24"/>
+        </w:rPr>
+        <w:t>2021</w:t>
+      </w:r>
+      <w:r>
+        <w:rPr>
+          <w:rFonts w:ascii="Aptos" w:hAnsi="Aptos" w:cs="Aptos" w:eastAsia="Aptos"/>
+          <w:color w:val="1F2937"/>
+          <w:sz w:val="24"/>
+          <w:szCs w:val="24"/>
+        </w:rPr>
+        <w:tab/>
+      </w:r>
+      <w:r>
+        <w:rPr>
+          <w:rFonts w:ascii="Aptos" w:hAnsi="Aptos" w:cs="Aptos" w:eastAsia="Aptos"/>
+          <w:color w:val="1F2937"/>
+          <w:sz w:val="24"/>
+          <w:szCs w:val="24"/>
+        </w:rPr>
+        <w:t>Visiting Researcher at Iwate Biotechnology Research Center, Japan</w:t>
       </w:r>
     </w:p>
     <w:p>
       <w:pPr>
+        <w:spacing w:before="0" w:after="0" w:line="20" w:lineRule="exact"/>
         <w:jc w:val="left"/>
         <w:rPr>
-          <w:rFonts w:ascii="Times New Roman" w:hAnsi="Times New Roman" w:cs="Times New Roman"/>
+          <w:rFonts w:ascii="Aptos" w:hAnsi="Aptos" w:cs="Aptos" w:eastAsia="Aptos"/>
           <w:sz w:val="28"/>
           <w:szCs w:val="28"/>
         </w:rPr>
@@ -498,9 +1348,11 @@
     </w:p>
     <w:p>
       <w:pPr>
+        <w:keepNext w:val="0"/>
+        <w:spacing w:before="60" w:after="60"/>
         <w:jc w:val="center"/>
         <w:rPr>
-          <w:rFonts w:ascii="Times New Roman" w:hAnsi="Times New Roman" w:cs="Times New Roman"/>
+          <w:rFonts w:ascii="Aptos" w:hAnsi="Aptos" w:cs="Aptos" w:eastAsia="Aptos"/>
           <w:b/>
           <w:bCs/>
           <w:sz w:val="28"/>
@@ -509,647 +1361,38 @@
       </w:pPr>
       <w:r>
         <w:rPr>
-          <w:rFonts w:ascii="Times New Roman" w:hAnsi="Times New Roman" w:cs="Times New Roman" w:hint="eastAsia"/>
+          <w:rFonts w:ascii="Aptos" w:hAnsi="Aptos" w:cs="Aptos" w:eastAsia="Aptos"/>
+          <w:b/>
+          <w:bCs/>
+          <w:color w:val="1F4E79"/>
+          <w:sz w:val="30"/>
+          <w:szCs w:val="30"/>
+        </w:rPr>
+        <w:t>Publication</w:t>
+      </w:r>
+      <w:r>
+        <w:rPr>
+          <w:rFonts w:ascii="Aptos" w:hAnsi="Aptos" w:cs="Aptos" w:eastAsia="Aptos"/>
+          <w:b/>
+          <w:bCs/>
+          <w:color w:val="1F4E79"/>
+          <w:sz w:val="30"/>
+          <w:szCs w:val="30"/>
+        </w:rPr>
+        <w:t>s</w:t>
+      </w:r>
+    </w:p>
+    <w:p>
+      <w:pPr>
+        <w:spacing w:before="0" w:after="0" w:line="20" w:lineRule="exact"/>
+        <w:jc w:val="center"/>
+        <w:rPr>
+          <w:rFonts w:ascii="Aptos" w:hAnsi="Aptos" w:cs="Aptos" w:eastAsia="Aptos"/>
           <w:b/>
           <w:bCs/>
           <w:sz w:val="28"/>
           <w:szCs w:val="28"/>
         </w:rPr>
-        <w:t>R</w:t>
-      </w:r>
-      <w:r>
-        <w:rPr>
-          <w:rFonts w:ascii="Times New Roman" w:hAnsi="Times New Roman" w:cs="Times New Roman"/>
-          <w:b/>
-          <w:bCs/>
-          <w:sz w:val="28"/>
-          <w:szCs w:val="28"/>
-        </w:rPr>
-        <w:t>esearch Experience</w:t>
-      </w:r>
-    </w:p>
-    <w:p>
-      <w:pPr>
-        <w:jc w:val="center"/>
-        <w:rPr>
-          <w:rFonts w:ascii="Times New Roman" w:hAnsi="Times New Roman" w:cs="Times New Roman"/>
-          <w:b/>
-          <w:bCs/>
-          <w:sz w:val="28"/>
-          <w:szCs w:val="28"/>
-        </w:rPr>
-      </w:pPr>
-    </w:p>
-    <w:p>
-      <w:pPr>
-        <w:jc w:val="left"/>
-        <w:rPr>
-          <w:rFonts w:ascii="Times New Roman" w:hAnsi="Times New Roman" w:cs="Times New Roman"/>
-          <w:sz w:val="24"/>
-        </w:rPr>
-      </w:pPr>
-      <w:r>
-        <w:rPr>
-          <w:rFonts w:ascii="Times New Roman" w:hAnsi="Times New Roman" w:cs="Times New Roman"/>
-          <w:sz w:val="24"/>
-        </w:rPr>
-        <w:t>Jan.</w:t>
-      </w:r>
-      <w:r>
-        <w:rPr>
-          <w:rFonts w:ascii="Times New Roman" w:hAnsi="Times New Roman" w:cs="Times New Roman"/>
-          <w:sz w:val="24"/>
-        </w:rPr>
-        <w:t xml:space="preserve"> 202</w:t>
-      </w:r>
-      <w:r>
-        <w:rPr>
-          <w:rFonts w:ascii="Times New Roman" w:hAnsi="Times New Roman" w:cs="Times New Roman"/>
-          <w:sz w:val="24"/>
-        </w:rPr>
-        <w:t>5</w:t>
-      </w:r>
-      <w:r>
-        <w:rPr>
-          <w:rFonts w:ascii="Times New Roman" w:hAnsi="Times New Roman" w:cs="Times New Roman"/>
-          <w:sz w:val="24"/>
-        </w:rPr>
-        <w:t xml:space="preserve"> </w:t>
-      </w:r>
-      <w:r>
-        <w:rPr>
-          <w:rFonts w:ascii="Times New Roman" w:hAnsi="Times New Roman" w:cs="Times New Roman"/>
-          <w:sz w:val="24"/>
-        </w:rPr>
-        <w:t>– present</w:t>
-      </w:r>
-      <w:r>
-        <w:rPr>
-          <w:rFonts w:ascii="Times New Roman" w:hAnsi="Times New Roman" w:cs="Times New Roman"/>
-          <w:sz w:val="24"/>
-        </w:rPr>
-        <w:tab/>
-      </w:r>
-      <w:r>
-        <w:rPr>
-          <w:rFonts w:ascii="Times New Roman" w:hAnsi="Times New Roman" w:cs="Times New Roman"/>
-          <w:sz w:val="24"/>
-        </w:rPr>
-        <w:tab/>
-        <w:t>Team Leader at The Sainsbury Laboratory, UK</w:t>
-      </w:r>
-    </w:p>
-    <w:p>
-      <w:pPr>
-        <w:spacing w:line="120" w:lineRule="auto"/>
-        <w:jc w:val="left"/>
-        <w:rPr>
-          <w:rFonts w:ascii="Times New Roman" w:hAnsi="Times New Roman" w:cs="Times New Roman"/>
-          <w:sz w:val="24"/>
-        </w:rPr>
-      </w:pPr>
-    </w:p>
-    <w:p>
-      <w:pPr>
-        <w:jc w:val="left"/>
-        <w:rPr>
-          <w:rFonts w:ascii="Times New Roman" w:hAnsi="Times New Roman" w:cs="Times New Roman"/>
-          <w:sz w:val="24"/>
-        </w:rPr>
-      </w:pPr>
-      <w:r>
-        <w:rPr>
-          <w:rFonts w:ascii="Times New Roman" w:hAnsi="Times New Roman" w:cs="Times New Roman"/>
-          <w:sz w:val="24"/>
-        </w:rPr>
-        <w:t>Apr.</w:t>
-      </w:r>
-      <w:r>
-        <w:rPr>
-          <w:rFonts w:ascii="Times New Roman" w:hAnsi="Times New Roman" w:cs="Times New Roman"/>
-          <w:sz w:val="24"/>
-        </w:rPr>
-        <w:t xml:space="preserve"> 202</w:t>
-      </w:r>
-      <w:r>
-        <w:rPr>
-          <w:rFonts w:ascii="Times New Roman" w:hAnsi="Times New Roman" w:cs="Times New Roman"/>
-          <w:sz w:val="24"/>
-        </w:rPr>
-        <w:t>4</w:t>
-      </w:r>
-      <w:r>
-        <w:rPr>
-          <w:rFonts w:ascii="Times New Roman" w:hAnsi="Times New Roman" w:cs="Times New Roman"/>
-          <w:sz w:val="24"/>
-        </w:rPr>
-        <w:t xml:space="preserve"> </w:t>
-      </w:r>
-      <w:r>
-        <w:rPr>
-          <w:rFonts w:ascii="Times New Roman" w:hAnsi="Times New Roman" w:cs="Times New Roman"/>
-          <w:sz w:val="24"/>
-        </w:rPr>
-        <w:t>–</w:t>
-      </w:r>
-      <w:r>
-        <w:rPr>
-          <w:rFonts w:ascii="Times New Roman" w:hAnsi="Times New Roman" w:cs="Times New Roman"/>
-          <w:sz w:val="24"/>
-        </w:rPr>
-        <w:t xml:space="preserve"> </w:t>
-      </w:r>
-      <w:r>
-        <w:rPr>
-          <w:rFonts w:ascii="Times New Roman" w:hAnsi="Times New Roman" w:cs="Times New Roman"/>
-          <w:sz w:val="24"/>
-        </w:rPr>
-        <w:t>Nov. 2024</w:t>
-      </w:r>
-      <w:r>
-        <w:rPr>
-          <w:rFonts w:ascii="Times New Roman" w:hAnsi="Times New Roman" w:cs="Times New Roman"/>
-          <w:sz w:val="24"/>
-        </w:rPr>
-        <w:t xml:space="preserve"> </w:t>
-      </w:r>
-      <w:r>
-        <w:rPr>
-          <w:rFonts w:ascii="Times New Roman" w:hAnsi="Times New Roman" w:cs="Times New Roman"/>
-          <w:sz w:val="24"/>
-        </w:rPr>
-        <w:tab/>
-      </w:r>
-      <w:r>
-        <w:rPr>
-          <w:rFonts w:ascii="Times New Roman" w:hAnsi="Times New Roman" w:cs="Times New Roman"/>
-          <w:sz w:val="24"/>
-        </w:rPr>
-        <w:tab/>
-        <w:t xml:space="preserve">Postdoc </w:t>
-      </w:r>
-      <w:r>
-        <w:rPr>
-          <w:rFonts w:ascii="Times New Roman" w:hAnsi="Times New Roman" w:cs="Times New Roman"/>
-          <w:sz w:val="24"/>
-        </w:rPr>
-        <w:t>at Iwate</w:t>
-      </w:r>
-      <w:r>
-        <w:rPr>
-          <w:rFonts w:ascii="Times New Roman" w:hAnsi="Times New Roman" w:cs="Times New Roman"/>
-          <w:sz w:val="24"/>
-        </w:rPr>
-        <w:t xml:space="preserve"> </w:t>
-      </w:r>
-      <w:r>
-        <w:rPr>
-          <w:rFonts w:ascii="Times New Roman" w:hAnsi="Times New Roman" w:cs="Times New Roman"/>
-          <w:sz w:val="24"/>
-        </w:rPr>
-        <w:t>Biotechnology Research Center, Japan</w:t>
-      </w:r>
-    </w:p>
-    <w:p>
-      <w:pPr>
-        <w:jc w:val="left"/>
-        <w:rPr>
-          <w:rFonts w:ascii="Times New Roman" w:hAnsi="Times New Roman" w:cs="Times New Roman"/>
-          <w:sz w:val="24"/>
-        </w:rPr>
-      </w:pPr>
-    </w:p>
-    <w:p>
-      <w:pPr>
-        <w:jc w:val="left"/>
-        <w:rPr>
-          <w:rFonts w:ascii="Times New Roman" w:hAnsi="Times New Roman" w:cs="Times New Roman"/>
-          <w:sz w:val="24"/>
-          <w:lang w:val="en-GB"/>
-        </w:rPr>
-      </w:pPr>
-      <w:r>
-        <w:rPr>
-          <w:rFonts w:ascii="Times New Roman" w:hAnsi="Times New Roman" w:cs="Times New Roman"/>
-          <w:sz w:val="24"/>
-        </w:rPr>
-        <w:t>Apr</w:t>
-      </w:r>
-      <w:r>
-        <w:rPr>
-          <w:rFonts w:ascii="Times New Roman" w:hAnsi="Times New Roman" w:cs="Times New Roman"/>
-          <w:sz w:val="24"/>
-        </w:rPr>
-        <w:t>.</w:t>
-      </w:r>
-      <w:r>
-        <w:rPr>
-          <w:rFonts w:ascii="Times New Roman" w:hAnsi="Times New Roman" w:cs="Times New Roman"/>
-          <w:sz w:val="24"/>
-        </w:rPr>
-        <w:t xml:space="preserve"> 202</w:t>
-      </w:r>
-      <w:r>
-        <w:rPr>
-          <w:rFonts w:ascii="Times New Roman" w:hAnsi="Times New Roman" w:cs="Times New Roman"/>
-          <w:sz w:val="24"/>
-        </w:rPr>
-        <w:t>3</w:t>
-      </w:r>
-      <w:r>
-        <w:rPr>
-          <w:rFonts w:ascii="Times New Roman" w:hAnsi="Times New Roman" w:cs="Times New Roman"/>
-          <w:sz w:val="24"/>
-        </w:rPr>
-        <w:t xml:space="preserve"> </w:t>
-      </w:r>
-      <w:r>
-        <w:rPr>
-          <w:rFonts w:ascii="Times New Roman" w:hAnsi="Times New Roman" w:cs="Times New Roman"/>
-          <w:sz w:val="24"/>
-        </w:rPr>
-        <w:t>–</w:t>
-      </w:r>
-      <w:r>
-        <w:rPr>
-          <w:rFonts w:ascii="Times New Roman" w:hAnsi="Times New Roman" w:cs="Times New Roman"/>
-          <w:sz w:val="24"/>
-        </w:rPr>
-        <w:t xml:space="preserve"> </w:t>
-      </w:r>
-      <w:r>
-        <w:rPr>
-          <w:rFonts w:ascii="Times New Roman" w:hAnsi="Times New Roman" w:cs="Times New Roman"/>
-          <w:sz w:val="24"/>
-        </w:rPr>
-        <w:t>Mar. 2024</w:t>
-      </w:r>
-      <w:r>
-        <w:rPr>
-          <w:rFonts w:ascii="Times New Roman" w:hAnsi="Times New Roman" w:cs="Times New Roman"/>
-          <w:sz w:val="24"/>
-        </w:rPr>
-        <w:tab/>
-      </w:r>
-      <w:r>
-        <w:rPr>
-          <w:rFonts w:ascii="Times New Roman" w:hAnsi="Times New Roman" w:cs="Times New Roman"/>
-          <w:sz w:val="24"/>
-        </w:rPr>
-        <w:tab/>
-      </w:r>
-      <w:r>
-        <w:rPr>
-          <w:rFonts w:ascii="Times New Roman" w:hAnsi="Times New Roman" w:cs="Times New Roman"/>
-          <w:sz w:val="24"/>
-          <w:lang w:val="en-GB"/>
-        </w:rPr>
-        <w:t>Postdoc</w:t>
-      </w:r>
-      <w:r>
-        <w:rPr>
-          <w:rFonts w:ascii="Times New Roman" w:hAnsi="Times New Roman" w:cs="Times New Roman"/>
-          <w:sz w:val="24"/>
-          <w:lang w:val="en-GB"/>
-        </w:rPr>
-        <w:t xml:space="preserve"> at The Sainsbury Laboratory, UK</w:t>
-      </w:r>
-      <w:r>
-        <w:rPr>
-          <w:rFonts w:ascii="Times New Roman" w:hAnsi="Times New Roman" w:cs="Times New Roman"/>
-          <w:sz w:val="24"/>
-          <w:lang w:val="en-GB"/>
-        </w:rPr>
-        <w:t xml:space="preserve"> </w:t>
-      </w:r>
-      <w:r>
-        <w:rPr>
-          <w:rFonts w:ascii="Times New Roman" w:hAnsi="Times New Roman" w:cs="Times New Roman"/>
-          <w:sz w:val="24"/>
-          <w:lang w:val="en-GB"/>
-        </w:rPr>
-        <w:t xml:space="preserve">(Kamoun </w:t>
-      </w:r>
-      <w:r>
-        <w:rPr>
-          <w:rFonts w:ascii="Times New Roman" w:hAnsi="Times New Roman" w:cs="Times New Roman"/>
-          <w:sz w:val="24"/>
-          <w:lang w:val="en-GB"/>
-        </w:rPr>
-        <w:t>g</w:t>
-      </w:r>
-      <w:r>
-        <w:rPr>
-          <w:rFonts w:ascii="Times New Roman" w:hAnsi="Times New Roman" w:cs="Times New Roman"/>
-          <w:sz w:val="24"/>
-          <w:lang w:val="en-GB"/>
-        </w:rPr>
-        <w:t>roup)</w:t>
-      </w:r>
-    </w:p>
-    <w:p>
-      <w:pPr>
-        <w:jc w:val="left"/>
-        <w:rPr>
-          <w:rFonts w:ascii="Times New Roman" w:hAnsi="Times New Roman" w:cs="Times New Roman"/>
-          <w:sz w:val="24"/>
-          <w:lang w:val="en-GB"/>
-        </w:rPr>
-      </w:pPr>
-    </w:p>
-    <w:p>
-      <w:pPr>
-        <w:jc w:val="left"/>
-        <w:rPr>
-          <w:rFonts w:ascii="Times New Roman" w:hAnsi="Times New Roman" w:cs="Times New Roman"/>
-          <w:sz w:val="24"/>
-          <w:lang w:val="en-GB"/>
-        </w:rPr>
-      </w:pPr>
-      <w:r>
-        <w:rPr>
-          <w:rFonts w:ascii="Times New Roman" w:hAnsi="Times New Roman" w:cs="Times New Roman" w:hint="eastAsia"/>
-          <w:sz w:val="24"/>
-        </w:rPr>
-        <w:t>O</w:t>
-      </w:r>
-      <w:r>
-        <w:rPr>
-          <w:rFonts w:ascii="Times New Roman" w:hAnsi="Times New Roman" w:cs="Times New Roman"/>
-          <w:sz w:val="24"/>
-        </w:rPr>
-        <w:t>ct</w:t>
-      </w:r>
-      <w:r>
-        <w:rPr>
-          <w:rFonts w:ascii="Times New Roman" w:hAnsi="Times New Roman" w:cs="Times New Roman"/>
-          <w:sz w:val="24"/>
-        </w:rPr>
-        <w:t>.</w:t>
-      </w:r>
-      <w:r>
-        <w:rPr>
-          <w:rFonts w:ascii="Times New Roman" w:hAnsi="Times New Roman" w:cs="Times New Roman"/>
-          <w:sz w:val="24"/>
-        </w:rPr>
-        <w:t xml:space="preserve"> 2021 </w:t>
-      </w:r>
-      <w:r>
-        <w:rPr>
-          <w:rFonts w:ascii="Times New Roman" w:hAnsi="Times New Roman" w:cs="Times New Roman"/>
-          <w:sz w:val="24"/>
-        </w:rPr>
-        <w:t>–</w:t>
-      </w:r>
-      <w:r>
-        <w:rPr>
-          <w:rFonts w:ascii="Times New Roman" w:hAnsi="Times New Roman" w:cs="Times New Roman"/>
-          <w:sz w:val="24"/>
-        </w:rPr>
-        <w:t xml:space="preserve"> </w:t>
-      </w:r>
-      <w:r>
-        <w:rPr>
-          <w:rFonts w:ascii="Times New Roman" w:hAnsi="Times New Roman" w:cs="Times New Roman"/>
-          <w:sz w:val="24"/>
-        </w:rPr>
-        <w:t>Mar.</w:t>
-      </w:r>
-      <w:r>
-        <w:rPr>
-          <w:rFonts w:ascii="Times New Roman" w:hAnsi="Times New Roman" w:cs="Times New Roman"/>
-          <w:sz w:val="24"/>
-        </w:rPr>
-        <w:t xml:space="preserve"> 2023</w:t>
-      </w:r>
-      <w:r>
-        <w:rPr>
-          <w:rFonts w:ascii="Times New Roman" w:hAnsi="Times New Roman" w:cs="Times New Roman"/>
-          <w:sz w:val="24"/>
-        </w:rPr>
-        <w:tab/>
-      </w:r>
-      <w:r>
-        <w:rPr>
-          <w:rFonts w:ascii="Times New Roman" w:hAnsi="Times New Roman" w:cs="Times New Roman"/>
-          <w:sz w:val="24"/>
-        </w:rPr>
-        <w:tab/>
-      </w:r>
-      <w:r>
-        <w:rPr>
-          <w:rFonts w:ascii="Times New Roman" w:hAnsi="Times New Roman" w:cs="Times New Roman"/>
-          <w:sz w:val="24"/>
-          <w:lang w:val="en-GB"/>
-        </w:rPr>
-        <w:t>Internship at The Sainsbury Laboratory, UK</w:t>
-      </w:r>
-      <w:r>
-        <w:rPr>
-          <w:rFonts w:ascii="Times New Roman" w:hAnsi="Times New Roman" w:cs="Times New Roman"/>
-          <w:sz w:val="24"/>
-          <w:lang w:val="en-GB"/>
-        </w:rPr>
-        <w:t xml:space="preserve"> </w:t>
-      </w:r>
-      <w:r>
-        <w:rPr>
-          <w:rFonts w:ascii="Times New Roman" w:hAnsi="Times New Roman" w:cs="Times New Roman"/>
-          <w:sz w:val="24"/>
-          <w:lang w:val="en-GB"/>
-        </w:rPr>
-        <w:t xml:space="preserve">(Kamoun </w:t>
-      </w:r>
-      <w:r>
-        <w:rPr>
-          <w:rFonts w:ascii="Times New Roman" w:hAnsi="Times New Roman" w:cs="Times New Roman"/>
-          <w:sz w:val="24"/>
-          <w:lang w:val="en-GB"/>
-        </w:rPr>
-        <w:t>g</w:t>
-      </w:r>
-      <w:r>
-        <w:rPr>
-          <w:rFonts w:ascii="Times New Roman" w:hAnsi="Times New Roman" w:cs="Times New Roman"/>
-          <w:sz w:val="24"/>
-          <w:lang w:val="en-GB"/>
-        </w:rPr>
-        <w:t>roup)</w:t>
-      </w:r>
-    </w:p>
-    <w:p>
-      <w:pPr>
-        <w:jc w:val="left"/>
-        <w:rPr>
-          <w:rFonts w:ascii="Times New Roman" w:hAnsi="Times New Roman" w:cs="Times New Roman"/>
-          <w:sz w:val="24"/>
-          <w:lang w:val="en-GB"/>
-        </w:rPr>
-      </w:pPr>
-    </w:p>
-    <w:p>
-      <w:pPr>
-        <w:ind w:left="3360" w:hanging="3360"/>
-        <w:jc w:val="left"/>
-        <w:rPr>
-          <w:rFonts w:ascii="Times New Roman" w:hAnsi="Times New Roman" w:cs="Times New Roman"/>
-          <w:sz w:val="24"/>
-        </w:rPr>
-      </w:pPr>
-      <w:r>
-        <w:rPr>
-          <w:rFonts w:ascii="Times New Roman" w:hAnsi="Times New Roman" w:cs="Times New Roman"/>
-          <w:sz w:val="24"/>
-        </w:rPr>
-        <w:t>Apr</w:t>
-      </w:r>
-      <w:r>
-        <w:rPr>
-          <w:rFonts w:ascii="Times New Roman" w:hAnsi="Times New Roman" w:cs="Times New Roman"/>
-          <w:sz w:val="24"/>
-        </w:rPr>
-        <w:t>.</w:t>
-      </w:r>
-      <w:r>
-        <w:rPr>
-          <w:rFonts w:ascii="Times New Roman" w:hAnsi="Times New Roman" w:cs="Times New Roman"/>
-          <w:sz w:val="24"/>
-        </w:rPr>
-        <w:t xml:space="preserve"> </w:t>
-      </w:r>
-      <w:r>
-        <w:rPr>
-          <w:rFonts w:ascii="Times New Roman" w:hAnsi="Times New Roman" w:cs="Times New Roman" w:hint="eastAsia"/>
-          <w:sz w:val="24"/>
-        </w:rPr>
-        <w:t>2</w:t>
-      </w:r>
-      <w:r>
-        <w:rPr>
-          <w:rFonts w:ascii="Times New Roman" w:hAnsi="Times New Roman" w:cs="Times New Roman"/>
-          <w:sz w:val="24"/>
-        </w:rPr>
-        <w:t>019</w:t>
-      </w:r>
-      <w:r>
-        <w:rPr>
-          <w:rFonts w:ascii="Times New Roman" w:hAnsi="Times New Roman" w:cs="Times New Roman"/>
-          <w:sz w:val="24"/>
-          <w:lang w:val="en-GB"/>
-        </w:rPr>
-        <w:t xml:space="preserve"> </w:t>
-      </w:r>
-      <w:r>
-        <w:rPr>
-          <w:rFonts w:ascii="Times New Roman" w:hAnsi="Times New Roman" w:cs="Times New Roman"/>
-          <w:sz w:val="24"/>
-          <w:lang w:val="en-GB"/>
-        </w:rPr>
-        <w:t>–</w:t>
-      </w:r>
-      <w:r>
-        <w:rPr>
-          <w:rFonts w:ascii="Times New Roman" w:hAnsi="Times New Roman" w:cs="Times New Roman"/>
-          <w:sz w:val="24"/>
-        </w:rPr>
-        <w:t xml:space="preserve"> </w:t>
-      </w:r>
-      <w:r>
-        <w:rPr>
-          <w:rFonts w:ascii="Times New Roman" w:hAnsi="Times New Roman" w:cs="Times New Roman"/>
-          <w:sz w:val="24"/>
-        </w:rPr>
-        <w:t>Sep</w:t>
-      </w:r>
-      <w:r>
-        <w:rPr>
-          <w:rFonts w:ascii="Times New Roman" w:hAnsi="Times New Roman" w:cs="Times New Roman"/>
-          <w:sz w:val="24"/>
-          <w:lang w:val="en-GB"/>
-        </w:rPr>
-        <w:t>.</w:t>
-      </w:r>
-      <w:r>
-        <w:rPr>
-          <w:rFonts w:ascii="Times New Roman" w:hAnsi="Times New Roman" w:cs="Times New Roman" w:hint="eastAsia"/>
-          <w:sz w:val="24"/>
-        </w:rPr>
-        <w:t xml:space="preserve"> </w:t>
-      </w:r>
-      <w:r>
-        <w:rPr>
-          <w:rFonts w:ascii="Times New Roman" w:hAnsi="Times New Roman" w:cs="Times New Roman"/>
-          <w:sz w:val="24"/>
-        </w:rPr>
-        <w:t>2021</w:t>
-      </w:r>
-      <w:r>
-        <w:rPr>
-          <w:rFonts w:ascii="Times New Roman" w:hAnsi="Times New Roman" w:cs="Times New Roman"/>
-          <w:sz w:val="24"/>
-        </w:rPr>
-        <w:tab/>
-      </w:r>
-      <w:r>
-        <w:rPr>
-          <w:rFonts w:ascii="Times New Roman" w:hAnsi="Times New Roman" w:cs="Times New Roman"/>
-          <w:sz w:val="24"/>
-        </w:rPr>
-        <w:t>Visiting Researcher at Iwate Biotechnology Research Center, Japan</w:t>
-      </w:r>
-    </w:p>
-    <w:p>
-      <w:pPr>
-        <w:jc w:val="left"/>
-        <w:rPr>
-          <w:rFonts w:ascii="Times New Roman" w:hAnsi="Times New Roman" w:cs="Times New Roman"/>
-          <w:sz w:val="28"/>
-          <w:szCs w:val="28"/>
-        </w:rPr>
-      </w:pPr>
-    </w:p>
-    <w:p>
-      <w:pPr>
-        <w:jc w:val="center"/>
-        <w:rPr>
-          <w:rFonts w:ascii="Times New Roman" w:hAnsi="Times New Roman" w:cs="Times New Roman"/>
-          <w:b/>
-          <w:bCs/>
-          <w:sz w:val="28"/>
-          <w:szCs w:val="28"/>
-        </w:rPr>
-      </w:pPr>
-      <w:r>
-        <w:rPr>
-          <w:rFonts w:ascii="Times New Roman" w:hAnsi="Times New Roman" w:cs="Times New Roman"/>
-          <w:b/>
-          <w:bCs/>
-          <w:sz w:val="28"/>
-          <w:szCs w:val="28"/>
-        </w:rPr>
-        <w:t>Publication</w:t>
-      </w:r>
-      <w:r>
-        <w:rPr>
-          <w:rFonts w:ascii="Times New Roman" w:hAnsi="Times New Roman" w:cs="Times New Roman"/>
-          <w:b/>
-          <w:bCs/>
-          <w:sz w:val="28"/>
-          <w:szCs w:val="28"/>
-        </w:rPr>
-        <w:t>s</w:t>
-      </w:r>
-    </w:p>
-    <w:p>
-      <w:pPr>
-        <w:jc w:val="center"/>
-        <w:rPr>
-          <w:rFonts w:ascii="Times New Roman" w:hAnsi="Times New Roman" w:cs="Times New Roman"/>
-          <w:b/>
-          <w:bCs/>
-          <w:sz w:val="28"/>
-          <w:szCs w:val="28"/>
-        </w:rPr>
       </w:pPr>
     </w:p>
     <w:p>
@@ -1161,32 +1404,40 @@
         <w:tabs>
           <w:tab w:val="num" w:pos="720"/>
         </w:tabs>
+        <w:spacing w:after="140" w:line="247" w:lineRule="auto"/>
+        <w:ind/>
         <w:jc w:val="left"/>
         <w:rPr>
-          <w:rFonts w:ascii="Times New Roman" w:hAnsi="Times New Roman" w:cs="Times New Roman"/>
-          <w:sz w:val="24"/>
-        </w:rPr>
-      </w:pPr>
-      <w:r>
-        <w:rPr>
-          <w:rFonts w:ascii="Times New Roman" w:hAnsi="Times New Roman" w:cs="Times New Roman"/>
-          <w:sz w:val="24"/>
+          <w:rFonts w:ascii="Aptos" w:hAnsi="Aptos" w:cs="Aptos" w:eastAsia="Aptos"/>
+          <w:sz w:val="24"/>
+        </w:rPr>
+      </w:pPr>
+      <w:r>
+        <w:rPr>
+          <w:rFonts w:ascii="Aptos" w:hAnsi="Aptos" w:cs="Aptos" w:eastAsia="Aptos"/>
+          <w:color w:val="1F2937"/>
+          <w:sz w:val="23"/>
+          <w:szCs w:val="23"/>
         </w:rPr>
         <w:t xml:space="preserve">Kudoh A, Natsume S, </w:t>
       </w:r>
       <w:r>
         <w:rPr>
-          <w:rFonts w:ascii="Times New Roman" w:hAnsi="Times New Roman" w:cs="Times New Roman"/>
+          <w:rFonts w:ascii="Aptos" w:hAnsi="Aptos" w:cs="Aptos" w:eastAsia="Aptos"/>
           <w:b/>
-          <w:sz w:val="24"/>
+          <w:color w:val="1F2937"/>
+          <w:sz w:val="23"/>
           <w:u w:val="single"/>
+          <w:szCs w:val="23"/>
         </w:rPr>
         <w:t>Sugihara Y</w:t>
       </w:r>
       <w:r>
         <w:rPr>
-          <w:rFonts w:ascii="Times New Roman" w:hAnsi="Times New Roman" w:cs="Times New Roman"/>
-          <w:sz w:val="24"/>
+          <w:rFonts w:ascii="Aptos" w:hAnsi="Aptos" w:cs="Aptos" w:eastAsia="Aptos"/>
+          <w:color w:val="1F2937"/>
+          <w:sz w:val="23"/>
+          <w:szCs w:val="23"/>
         </w:rPr>
         <w:t xml:space="preserve">, Kato H, Abe A, Oikawa K, Shimizu M, Itoh K, Tsujimura M, Takano Y, Sakai T, Adachi H, Ohta A, Ohtsu M, Ishizaki T, Terachi T, Innan H, Terauchi R (2026) </w:t>
       </w:r>
@@ -1194,16 +1445,18 @@
         <w:r>
           <w:rPr>
             <w:rStyle w:val="Hyperlink"/>
-            <w:rFonts w:ascii="Times New Roman" w:hAnsi="Times New Roman" w:cs="Times New Roman"/>
-            <w:sz w:val="24"/>
+            <w:rFonts w:ascii="Aptos" w:hAnsi="Aptos" w:cs="Aptos" w:eastAsia="Aptos"/>
+            <w:sz w:val="23"/>
+            <w:szCs w:val="23"/>
           </w:rPr>
           <w:t xml:space="preserve">Whole-genome sequencing reveals a possible molecular basis of sex determination in the </w:t>
         </w:r>
         <w:r>
           <w:rPr>
             <w:rStyle w:val="Hyperlink"/>
-            <w:rFonts w:ascii="Times New Roman" w:hAnsi="Times New Roman" w:cs="Times New Roman"/>
-            <w:sz w:val="24"/>
+            <w:rFonts w:ascii="Aptos" w:hAnsi="Aptos" w:cs="Aptos" w:eastAsia="Aptos"/>
+            <w:sz w:val="23"/>
+            <w:szCs w:val="23"/>
           </w:rPr>
           <w:lastRenderedPageBreak/>
           <w:t xml:space="preserve">dioecious wild yam </w:t>
@@ -1211,33 +1464,40 @@
         <w:r>
           <w:rPr>
             <w:rStyle w:val="Hyperlink"/>
-            <w:rFonts w:ascii="Times New Roman" w:hAnsi="Times New Roman" w:cs="Times New Roman"/>
+            <w:rFonts w:ascii="Aptos" w:hAnsi="Aptos" w:cs="Aptos" w:eastAsia="Aptos"/>
             <w:i/>
             <w:iCs/>
-            <w:sz w:val="24"/>
+            <w:sz w:val="23"/>
+            <w:szCs w:val="23"/>
           </w:rPr>
           <w:t>Dioscorea tokoro</w:t>
         </w:r>
       </w:hyperlink>
       <w:r>
         <w:rPr>
-          <w:rFonts w:ascii="Times New Roman" w:hAnsi="Times New Roman" w:cs="Times New Roman"/>
-          <w:sz w:val="24"/>
+          <w:rFonts w:ascii="Aptos" w:hAnsi="Aptos" w:cs="Aptos" w:eastAsia="Aptos"/>
+          <w:color w:val="1F2937"/>
+          <w:sz w:val="23"/>
+          <w:szCs w:val="23"/>
         </w:rPr>
         <w:t xml:space="preserve">. </w:t>
       </w:r>
       <w:r>
         <w:rPr>
-          <w:rFonts w:ascii="Times New Roman" w:hAnsi="Times New Roman" w:cs="Times New Roman"/>
+          <w:rFonts w:ascii="Aptos" w:hAnsi="Aptos" w:cs="Aptos" w:eastAsia="Aptos"/>
           <w:i/>
-          <w:sz w:val="24"/>
+          <w:color w:val="1F2937"/>
+          <w:sz w:val="23"/>
+          <w:szCs w:val="23"/>
         </w:rPr>
         <w:t>PLOS Genetics</w:t>
       </w:r>
       <w:r>
         <w:rPr>
-          <w:rFonts w:ascii="Times New Roman" w:hAnsi="Times New Roman" w:cs="Times New Roman"/>
-          <w:sz w:val="24"/>
+          <w:rFonts w:ascii="Aptos" w:hAnsi="Aptos" w:cs="Aptos" w:eastAsia="Aptos"/>
+          <w:color w:val="1F2937"/>
+          <w:sz w:val="23"/>
+          <w:szCs w:val="23"/>
         </w:rPr>
         <w:t>, 22(4): e1012123. DOI:10.1371/journal.pgen.1012123</w:t>
       </w:r>
@@ -1251,47 +1511,59 @@
         <w:tabs>
           <w:tab w:val="num" w:pos="720"/>
         </w:tabs>
+        <w:spacing w:after="140" w:line="247" w:lineRule="auto"/>
+        <w:ind/>
         <w:jc w:val="left"/>
         <w:rPr>
-          <w:rFonts w:ascii="Times New Roman" w:hAnsi="Times New Roman" w:cs="Times New Roman"/>
-          <w:sz w:val="24"/>
-        </w:rPr>
-      </w:pPr>
-      <w:r>
-        <w:rPr>
-          <w:rFonts w:ascii="Times New Roman" w:hAnsi="Times New Roman" w:cs="Times New Roman"/>
-          <w:sz w:val="24"/>
+          <w:rFonts w:ascii="Aptos" w:hAnsi="Aptos" w:cs="Aptos" w:eastAsia="Aptos"/>
+          <w:sz w:val="24"/>
+        </w:rPr>
+      </w:pPr>
+      <w:r>
+        <w:rPr>
+          <w:rFonts w:ascii="Aptos" w:hAnsi="Aptos" w:cs="Aptos" w:eastAsia="Aptos"/>
+          <w:color w:val="1F2937"/>
+          <w:sz w:val="23"/>
+          <w:szCs w:val="23"/>
         </w:rPr>
         <w:t xml:space="preserve">Toghani A, Frijters R, Bozkurt TO, Terauchi R, Kamoun S*, </w:t>
       </w:r>
       <w:r>
         <w:rPr>
-          <w:rFonts w:ascii="Times New Roman" w:hAnsi="Times New Roman" w:cs="Times New Roman"/>
+          <w:rFonts w:ascii="Aptos" w:hAnsi="Aptos" w:cs="Aptos" w:eastAsia="Aptos"/>
           <w:b/>
           <w:bCs/>
-          <w:sz w:val="24"/>
+          <w:color w:val="1F2937"/>
+          <w:sz w:val="23"/>
           <w:u w:val="single"/>
+          <w:szCs w:val="23"/>
         </w:rPr>
         <w:t>Sugihara Y</w:t>
       </w:r>
       <w:r>
         <w:rPr>
-          <w:rFonts w:ascii="Times New Roman" w:hAnsi="Times New Roman" w:cs="Times New Roman"/>
-          <w:sz w:val="24"/>
+          <w:rFonts w:ascii="Aptos" w:hAnsi="Aptos" w:cs="Aptos" w:eastAsia="Aptos"/>
+          <w:color w:val="1F2937"/>
+          <w:sz w:val="23"/>
+          <w:szCs w:val="23"/>
         </w:rPr>
         <w:t>* (202</w:t>
       </w:r>
       <w:r>
         <w:rPr>
-          <w:rFonts w:ascii="Times New Roman" w:hAnsi="Times New Roman" w:cs="Times New Roman"/>
-          <w:sz w:val="24"/>
+          <w:rFonts w:ascii="Aptos" w:hAnsi="Aptos" w:cs="Aptos" w:eastAsia="Aptos"/>
+          <w:color w:val="1F2937"/>
+          <w:sz w:val="23"/>
+          <w:szCs w:val="23"/>
         </w:rPr>
         <w:t>5</w:t>
       </w:r>
       <w:r>
         <w:rPr>
-          <w:rFonts w:ascii="Times New Roman" w:hAnsi="Times New Roman" w:cs="Times New Roman"/>
-          <w:sz w:val="24"/>
+          <w:rFonts w:ascii="Aptos" w:hAnsi="Aptos" w:cs="Aptos" w:eastAsia="Aptos"/>
+          <w:color w:val="1F2937"/>
+          <w:sz w:val="23"/>
+          <w:szCs w:val="23"/>
         </w:rPr>
         <w:t xml:space="preserve">) </w:t>
       </w:r>
@@ -1299,77 +1571,102 @@
         <w:r>
           <w:rPr>
             <w:rStyle w:val="Hyperlink"/>
-            <w:rFonts w:ascii="Times New Roman" w:hAnsi="Times New Roman" w:cs="Times New Roman"/>
-            <w:sz w:val="24"/>
+            <w:rFonts w:ascii="Aptos" w:hAnsi="Aptos" w:cs="Aptos" w:eastAsia="Aptos"/>
+            <w:sz w:val="23"/>
+            <w:szCs w:val="23"/>
           </w:rPr>
           <w:t>Can AI modelling of protein structures distinguish between sensor and helper NLR immune receptors?</w:t>
         </w:r>
       </w:hyperlink>
       <w:r>
         <w:rPr>
-          <w:rFonts w:ascii="Times New Roman" w:hAnsi="Times New Roman" w:cs="Times New Roman"/>
-          <w:sz w:val="24"/>
+          <w:rFonts w:ascii="Aptos" w:hAnsi="Aptos" w:cs="Aptos" w:eastAsia="Aptos"/>
+          <w:color w:val="1F2937"/>
+          <w:sz w:val="23"/>
+          <w:szCs w:val="23"/>
         </w:rPr>
         <w:t xml:space="preserve"> </w:t>
       </w:r>
       <w:r>
         <w:rPr>
-          <w:rFonts w:ascii="Times New Roman" w:hAnsi="Times New Roman" w:cs="Times New Roman"/>
+          <w:rFonts w:ascii="Aptos" w:hAnsi="Aptos" w:cs="Aptos" w:eastAsia="Aptos"/>
           <w:i/>
           <w:iCs/>
-          <w:sz w:val="24"/>
+          <w:color w:val="1F2937"/>
+          <w:sz w:val="23"/>
+          <w:szCs w:val="23"/>
         </w:rPr>
         <w:t>New Phytologist</w:t>
       </w:r>
       <w:r>
         <w:rPr>
-          <w:rFonts w:ascii="Times New Roman" w:hAnsi="Times New Roman" w:cs="Times New Roman"/>
-          <w:sz w:val="24"/>
+          <w:rFonts w:ascii="Aptos" w:hAnsi="Aptos" w:cs="Aptos" w:eastAsia="Aptos"/>
+          <w:color w:val="1F2937"/>
+          <w:sz w:val="23"/>
+          <w:szCs w:val="23"/>
         </w:rPr>
         <w:t>,</w:t>
       </w:r>
       <w:r>
         <w:rPr>
-          <w:rFonts w:ascii="Times New Roman" w:hAnsi="Times New Roman" w:cs="Times New Roman"/>
-          <w:sz w:val="24"/>
+          <w:rFonts w:ascii="Aptos" w:hAnsi="Aptos" w:cs="Aptos" w:eastAsia="Aptos"/>
+          <w:color w:val="1F2937"/>
+          <w:sz w:val="23"/>
+          <w:szCs w:val="23"/>
         </w:rPr>
         <w:t xml:space="preserve"> </w:t>
       </w:r>
       <w:r>
         <w:rPr>
-          <w:rFonts w:ascii="Times New Roman" w:hAnsi="Times New Roman" w:cs="Times New Roman"/>
-          <w:sz w:val="24"/>
+          <w:rFonts w:ascii="Aptos" w:hAnsi="Aptos" w:cs="Aptos" w:eastAsia="Aptos"/>
+          <w:color w:val="1F2937"/>
+          <w:sz w:val="23"/>
+          <w:szCs w:val="23"/>
         </w:rPr>
         <w:t>248: 17–23</w:t>
       </w:r>
       <w:r>
         <w:rPr>
-          <w:rFonts w:ascii="Times New Roman" w:hAnsi="Times New Roman" w:cs="Times New Roman"/>
-          <w:sz w:val="24"/>
+          <w:rFonts w:ascii="Aptos" w:hAnsi="Aptos" w:cs="Aptos" w:eastAsia="Aptos"/>
+          <w:color w:val="1F2937"/>
+          <w:sz w:val="23"/>
+          <w:szCs w:val="23"/>
         </w:rPr>
         <w:t xml:space="preserve">. </w:t>
       </w:r>
       <w:r>
         <w:rPr>
-          <w:rFonts w:ascii="Times New Roman" w:hAnsi="Times New Roman" w:cs="Times New Roman"/>
-          <w:sz w:val="24"/>
+          <w:rFonts w:ascii="Aptos" w:hAnsi="Aptos" w:cs="Aptos" w:eastAsia="Aptos"/>
+          <w:color w:val="1F2937"/>
+          <w:sz w:val="23"/>
+          <w:szCs w:val="23"/>
         </w:rPr>
         <w:t>DOI:</w:t>
       </w:r>
       <w:r>
+        <w:rPr>
+          <w:rFonts w:ascii="Aptos" w:hAnsi="Aptos" w:cs="Aptos" w:eastAsia="Aptos"/>
+          <w:color w:val="1F2937"/>
+          <w:sz w:val="23"/>
+          <w:szCs w:val="23"/>
+        </w:rPr>
         <w:t xml:space="preserve"> </w:t>
       </w:r>
       <w:r>
         <w:rPr>
-          <w:rFonts w:ascii="Times New Roman" w:hAnsi="Times New Roman" w:cs="Times New Roman"/>
-          <w:sz w:val="24"/>
+          <w:rFonts w:ascii="Aptos" w:hAnsi="Aptos" w:cs="Aptos" w:eastAsia="Aptos"/>
+          <w:color w:val="1F2937"/>
+          <w:sz w:val="23"/>
+          <w:szCs w:val="23"/>
         </w:rPr>
         <w:t>10.1111/nph.70391</w:t>
       </w:r>
       <w:r>
         <w:rPr>
-          <w:rFonts w:ascii="Times New Roman" w:hAnsi="Times New Roman" w:cs="Times New Roman"/>
-          <w:sz w:val="24"/>
+          <w:rFonts w:ascii="Aptos" w:hAnsi="Aptos" w:cs="Aptos" w:eastAsia="Aptos"/>
+          <w:color w:val="1F2937"/>
+          <w:sz w:val="23"/>
+          <w:szCs w:val="23"/>
         </w:rPr>
         <w:t xml:space="preserve"> *Corresponding authors</w:t>
       </w:r>
@@ -1383,54 +1680,68 @@
         <w:tabs>
           <w:tab w:val="num" w:pos="720"/>
         </w:tabs>
+        <w:spacing w:after="140" w:line="247" w:lineRule="auto"/>
+        <w:ind/>
         <w:jc w:val="left"/>
         <w:rPr>
-          <w:rFonts w:ascii="Times New Roman" w:hAnsi="Times New Roman" w:cs="Times New Roman"/>
-          <w:sz w:val="24"/>
-        </w:rPr>
-      </w:pPr>
-      <w:r>
-        <w:rPr>
-          <w:rFonts w:ascii="Times New Roman" w:hAnsi="Times New Roman" w:cs="Times New Roman"/>
+          <w:rFonts w:ascii="Aptos" w:hAnsi="Aptos" w:cs="Aptos" w:eastAsia="Aptos"/>
+          <w:sz w:val="24"/>
+        </w:rPr>
+      </w:pPr>
+      <w:r>
+        <w:rPr>
+          <w:rFonts w:ascii="Aptos" w:hAnsi="Aptos" w:cs="Aptos" w:eastAsia="Aptos"/>
           <w:b/>
           <w:bCs/>
-          <w:sz w:val="24"/>
+          <w:color w:val="1F2937"/>
+          <w:sz w:val="23"/>
           <w:u w:val="single"/>
+          <w:szCs w:val="23"/>
         </w:rPr>
         <w:t>Sugihara Y</w:t>
       </w:r>
       <w:r>
         <w:rPr>
-          <w:rFonts w:ascii="Times New Roman" w:hAnsi="Times New Roman" w:cs="Times New Roman"/>
-          <w:sz w:val="24"/>
+          <w:rFonts w:ascii="Aptos" w:hAnsi="Aptos" w:cs="Aptos" w:eastAsia="Aptos"/>
+          <w:color w:val="1F2937"/>
+          <w:sz w:val="23"/>
+          <w:szCs w:val="23"/>
         </w:rPr>
         <w:t xml:space="preserve">, Kourelis J, Contreras MP, Pai H, </w:t>
       </w:r>
       <w:r>
         <w:rPr>
-          <w:rFonts w:ascii="Times New Roman" w:hAnsi="Times New Roman" w:cs="Times New Roman"/>
-          <w:sz w:val="24"/>
+          <w:rFonts w:ascii="Aptos" w:hAnsi="Aptos" w:cs="Aptos" w:eastAsia="Aptos"/>
+          <w:color w:val="1F2937"/>
+          <w:sz w:val="23"/>
+          <w:szCs w:val="23"/>
         </w:rPr>
         <w:t xml:space="preserve">Harant A, </w:t>
       </w:r>
       <w:r>
         <w:rPr>
-          <w:rFonts w:ascii="Times New Roman" w:hAnsi="Times New Roman" w:cs="Times New Roman"/>
-          <w:sz w:val="24"/>
+          <w:rFonts w:ascii="Aptos" w:hAnsi="Aptos" w:cs="Aptos" w:eastAsia="Aptos"/>
+          <w:color w:val="1F2937"/>
+          <w:sz w:val="23"/>
+          <w:szCs w:val="23"/>
         </w:rPr>
         <w:t>Selvaraj M, Toghani A, Martinez-Anaya C*, Kamoun S* (202</w:t>
       </w:r>
       <w:r>
         <w:rPr>
-          <w:rFonts w:ascii="Times New Roman" w:hAnsi="Times New Roman" w:cs="Times New Roman"/>
-          <w:sz w:val="24"/>
+          <w:rFonts w:ascii="Aptos" w:hAnsi="Aptos" w:cs="Aptos" w:eastAsia="Aptos"/>
+          <w:color w:val="1F2937"/>
+          <w:sz w:val="23"/>
+          <w:szCs w:val="23"/>
         </w:rPr>
         <w:t>5</w:t>
       </w:r>
       <w:r>
         <w:rPr>
-          <w:rFonts w:ascii="Times New Roman" w:hAnsi="Times New Roman" w:cs="Times New Roman"/>
-          <w:sz w:val="24"/>
+          <w:rFonts w:ascii="Aptos" w:hAnsi="Aptos" w:cs="Aptos" w:eastAsia="Aptos"/>
+          <w:color w:val="1F2937"/>
+          <w:sz w:val="23"/>
+          <w:szCs w:val="23"/>
         </w:rPr>
         <w:t>) </w:t>
       </w:r>
@@ -1438,76 +1749,94 @@
         <w:r>
           <w:rPr>
             <w:rStyle w:val="Hyperlink"/>
-            <w:rFonts w:ascii="Times New Roman" w:hAnsi="Times New Roman" w:cs="Times New Roman"/>
-            <w:sz w:val="24"/>
+            <w:rFonts w:ascii="Aptos" w:hAnsi="Aptos" w:cs="Aptos" w:eastAsia="Aptos"/>
+            <w:sz w:val="23"/>
+            <w:szCs w:val="23"/>
           </w:rPr>
           <w:t>Helper NLR immune protein NRC3 evolved to evade inhibition by a cyst nematode virulence effector</w:t>
         </w:r>
       </w:hyperlink>
       <w:r>
         <w:rPr>
-          <w:rFonts w:ascii="Times New Roman" w:hAnsi="Times New Roman" w:cs="Times New Roman"/>
-          <w:sz w:val="24"/>
+          <w:rFonts w:ascii="Aptos" w:hAnsi="Aptos" w:cs="Aptos" w:eastAsia="Aptos"/>
+          <w:color w:val="1F2937"/>
+          <w:sz w:val="23"/>
+          <w:szCs w:val="23"/>
         </w:rPr>
         <w:t>. </w:t>
       </w:r>
       <w:r>
         <w:rPr>
-          <w:rFonts w:ascii="Times New Roman" w:hAnsi="Times New Roman" w:cs="Times New Roman"/>
+          <w:rFonts w:ascii="Aptos" w:hAnsi="Aptos" w:cs="Aptos" w:eastAsia="Aptos"/>
           <w:i/>
           <w:iCs/>
-          <w:sz w:val="24"/>
+          <w:color w:val="1F2937"/>
+          <w:sz w:val="23"/>
+          <w:szCs w:val="23"/>
         </w:rPr>
         <w:t>PLOS Genetics</w:t>
       </w:r>
       <w:r>
         <w:rPr>
-          <w:rFonts w:ascii="Times New Roman" w:hAnsi="Times New Roman" w:cs="Times New Roman"/>
-          <w:sz w:val="24"/>
+          <w:rFonts w:ascii="Aptos" w:hAnsi="Aptos" w:cs="Aptos" w:eastAsia="Aptos"/>
+          <w:color w:val="1F2937"/>
+          <w:sz w:val="23"/>
+          <w:szCs w:val="23"/>
         </w:rPr>
         <w:t>, 21:</w:t>
       </w:r>
       <w:r>
         <w:rPr>
-          <w:rFonts w:ascii="Times New Roman" w:hAnsi="Times New Roman" w:cs="Times New Roman"/>
-          <w:sz w:val="24"/>
+          <w:rFonts w:ascii="Aptos" w:hAnsi="Aptos" w:cs="Aptos" w:eastAsia="Aptos"/>
+          <w:color w:val="1F2937"/>
+          <w:sz w:val="23"/>
+          <w:szCs w:val="23"/>
         </w:rPr>
         <w:t xml:space="preserve"> </w:t>
       </w:r>
       <w:r>
         <w:rPr>
-          <w:rFonts w:ascii="Times New Roman" w:hAnsi="Times New Roman" w:cs="Times New Roman"/>
-          <w:sz w:val="24"/>
+          <w:rFonts w:ascii="Aptos" w:hAnsi="Aptos" w:cs="Aptos" w:eastAsia="Aptos"/>
+          <w:color w:val="1F2937"/>
+          <w:sz w:val="23"/>
+          <w:szCs w:val="23"/>
         </w:rPr>
         <w:t>e1011653.</w:t>
       </w:r>
       <w:r>
         <w:rPr>
-          <w:rFonts w:ascii="Times New Roman" w:hAnsi="Times New Roman" w:cs="Times New Roman"/>
-          <w:sz w:val="24"/>
+          <w:rFonts w:ascii="Aptos" w:hAnsi="Aptos" w:cs="Aptos" w:eastAsia="Aptos"/>
+          <w:color w:val="1F2937"/>
+          <w:sz w:val="23"/>
           <w:lang w:val="en-GB"/>
+          <w:szCs w:val="23"/>
         </w:rPr>
         <w:t xml:space="preserve"> </w:t>
       </w:r>
       <w:r>
         <w:rPr>
-          <w:rFonts w:ascii="Times New Roman" w:hAnsi="Times New Roman" w:cs="Times New Roman"/>
-          <w:sz w:val="24"/>
+          <w:rFonts w:ascii="Aptos" w:hAnsi="Aptos" w:cs="Aptos" w:eastAsia="Aptos"/>
+          <w:color w:val="1F2937"/>
+          <w:sz w:val="23"/>
+          <w:szCs w:val="23"/>
         </w:rPr>
         <w:t>DOI:10.1371/journal.pgen.1011653</w:t>
       </w:r>
       <w:r>
         <w:rPr>
-          <w:rFonts w:ascii="Times New Roman" w:hAnsi="Times New Roman" w:cs="Times New Roman"/>
-          <w:sz w:val="28"/>
-          <w:szCs w:val="28"/>
+          <w:rFonts w:ascii="Aptos" w:hAnsi="Aptos" w:cs="Aptos" w:eastAsia="Aptos"/>
+          <w:color w:val="1F2937"/>
+          <w:sz w:val="23"/>
+          <w:szCs w:val="23"/>
         </w:rPr>
         <w:t> </w:t>
       </w:r>
       <w:r>
         <w:rPr>
-          <w:rFonts w:ascii="Times New Roman" w:hAnsi="Times New Roman" w:cs="Times New Roman"/>
-          <w:sz w:val="24"/>
+          <w:rFonts w:ascii="Aptos" w:hAnsi="Aptos" w:cs="Aptos" w:eastAsia="Aptos"/>
+          <w:color w:val="1F2937"/>
+          <w:sz w:val="23"/>
+          <w:szCs w:val="23"/>
         </w:rPr>
         <w:t>*Corresponding authors</w:t>
       </w:r>
@@ -1521,33 +1850,41 @@
         <w:tabs>
           <w:tab w:val="num" w:pos="720"/>
         </w:tabs>
+        <w:spacing w:after="140" w:line="247" w:lineRule="auto"/>
+        <w:ind/>
         <w:jc w:val="left"/>
         <w:rPr>
-          <w:rFonts w:ascii="Times New Roman" w:hAnsi="Times New Roman" w:cs="Times New Roman"/>
-          <w:sz w:val="24"/>
-        </w:rPr>
-      </w:pPr>
-      <w:r>
-        <w:rPr>
-          <w:rFonts w:ascii="Times New Roman" w:hAnsi="Times New Roman" w:cs="Times New Roman"/>
-          <w:sz w:val="24"/>
+          <w:rFonts w:ascii="Aptos" w:hAnsi="Aptos" w:cs="Aptos" w:eastAsia="Aptos"/>
+          <w:sz w:val="24"/>
+        </w:rPr>
+      </w:pPr>
+      <w:r>
+        <w:rPr>
+          <w:rFonts w:ascii="Aptos" w:hAnsi="Aptos" w:cs="Aptos" w:eastAsia="Aptos"/>
+          <w:color w:val="1F2937"/>
+          <w:sz w:val="23"/>
+          <w:szCs w:val="23"/>
         </w:rPr>
         <w:t xml:space="preserve">Selvaraj M, Toghani A, Pai H, </w:t>
       </w:r>
       <w:r>
         <w:rPr>
-          <w:rFonts w:ascii="Times New Roman" w:hAnsi="Times New Roman" w:cs="Times New Roman"/>
+          <w:rFonts w:ascii="Aptos" w:hAnsi="Aptos" w:cs="Aptos" w:eastAsia="Aptos"/>
           <w:b/>
           <w:bCs/>
-          <w:sz w:val="24"/>
+          <w:color w:val="1F2937"/>
+          <w:sz w:val="23"/>
           <w:u w:val="single"/>
+          <w:szCs w:val="23"/>
         </w:rPr>
         <w:t>Sugihara Y</w:t>
       </w:r>
       <w:r>
         <w:rPr>
-          <w:rFonts w:ascii="Times New Roman" w:hAnsi="Times New Roman" w:cs="Times New Roman"/>
-          <w:sz w:val="24"/>
+          <w:rFonts w:ascii="Aptos" w:hAnsi="Aptos" w:cs="Aptos" w:eastAsia="Aptos"/>
+          <w:color w:val="1F2937"/>
+          <w:sz w:val="23"/>
+          <w:szCs w:val="23"/>
         </w:rPr>
         <w:t xml:space="preserve">, Kourelis J, Yuen ELH, Ibrahim T, Zhao H, Xie R, Maqbool A, Concepcion JCD la, Banfield MJ, Derevnina L, Petre B, Lawson DM, Bozkurt TO, Wu C-H, Kamoun S*, Contreras MP* (2024) </w:t>
       </w:r>
@@ -1555,48 +1892,59 @@
         <w:r>
           <w:rPr>
             <w:rStyle w:val="Hyperlink"/>
-            <w:rFonts w:ascii="Times New Roman" w:hAnsi="Times New Roman" w:cs="Times New Roman"/>
-            <w:sz w:val="24"/>
+            <w:rFonts w:ascii="Aptos" w:hAnsi="Aptos" w:cs="Aptos" w:eastAsia="Aptos"/>
+            <w:sz w:val="23"/>
+            <w:szCs w:val="23"/>
           </w:rPr>
           <w:t>Activation of plant immunity through conversion of a helper NLR homodimer into a resistosome</w:t>
         </w:r>
       </w:hyperlink>
       <w:r>
         <w:rPr>
-          <w:rFonts w:ascii="Times New Roman" w:hAnsi="Times New Roman" w:cs="Times New Roman"/>
-          <w:sz w:val="24"/>
+          <w:rFonts w:ascii="Aptos" w:hAnsi="Aptos" w:cs="Aptos" w:eastAsia="Aptos"/>
+          <w:color w:val="1F2937"/>
+          <w:sz w:val="23"/>
+          <w:szCs w:val="23"/>
         </w:rPr>
         <w:t xml:space="preserve">. </w:t>
       </w:r>
       <w:r>
         <w:rPr>
-          <w:rFonts w:ascii="Times New Roman" w:hAnsi="Times New Roman" w:cs="Times New Roman"/>
+          <w:rFonts w:ascii="Aptos" w:hAnsi="Aptos" w:cs="Aptos" w:eastAsia="Aptos"/>
           <w:i/>
           <w:iCs/>
-          <w:sz w:val="24"/>
+          <w:color w:val="1F2937"/>
+          <w:sz w:val="23"/>
+          <w:szCs w:val="23"/>
         </w:rPr>
         <w:t>PLOS Biology</w:t>
       </w:r>
       <w:r>
         <w:rPr>
-          <w:rFonts w:ascii="Times New Roman" w:hAnsi="Times New Roman" w:cs="Times New Roman"/>
-          <w:sz w:val="24"/>
+          <w:rFonts w:ascii="Aptos" w:hAnsi="Aptos" w:cs="Aptos" w:eastAsia="Aptos"/>
+          <w:color w:val="1F2937"/>
+          <w:sz w:val="23"/>
+          <w:szCs w:val="23"/>
         </w:rPr>
         <w:t>, 22: e3002868. DOI:10.1371/journal.pbio.3002868</w:t>
       </w:r>
       <w:r>
         <w:rPr>
-          <w:rFonts w:ascii="Times New Roman" w:hAnsi="Times New Roman" w:cs="Times New Roman"/>
-          <w:sz w:val="24"/>
+          <w:rFonts w:ascii="Aptos" w:hAnsi="Aptos" w:cs="Aptos" w:eastAsia="Aptos"/>
+          <w:color w:val="1F2937"/>
+          <w:sz w:val="23"/>
           <w:lang w:val="en-GB"/>
+          <w:szCs w:val="23"/>
         </w:rPr>
         <w:t xml:space="preserve"> </w:t>
       </w:r>
       <w:r>
         <w:rPr>
-          <w:rFonts w:ascii="Times New Roman" w:hAnsi="Times New Roman" w:cs="Times New Roman"/>
-          <w:sz w:val="24"/>
+          <w:rFonts w:ascii="Aptos" w:hAnsi="Aptos" w:cs="Aptos" w:eastAsia="Aptos"/>
+          <w:color w:val="1F2937"/>
+          <w:sz w:val="23"/>
           <w:lang w:val="en-GB"/>
+          <w:szCs w:val="23"/>
         </w:rPr>
         <w:t>*Corresponding authors</w:t>
       </w:r>
@@ -1610,63 +1958,79 @@
         <w:tabs>
           <w:tab w:val="num" w:pos="720"/>
         </w:tabs>
+        <w:spacing w:after="140" w:line="247" w:lineRule="auto"/>
+        <w:ind/>
         <w:jc w:val="left"/>
         <w:rPr>
-          <w:rFonts w:ascii="Times New Roman" w:hAnsi="Times New Roman" w:cs="Times New Roman"/>
-          <w:sz w:val="24"/>
-        </w:rPr>
-      </w:pPr>
-      <w:r>
-        <w:rPr>
-          <w:rFonts w:ascii="Times New Roman" w:hAnsi="Times New Roman" w:cs="Times New Roman"/>
-          <w:sz w:val="24"/>
+          <w:rFonts w:ascii="Aptos" w:hAnsi="Aptos" w:cs="Aptos" w:eastAsia="Aptos"/>
+          <w:sz w:val="24"/>
+        </w:rPr>
+      </w:pPr>
+      <w:r>
+        <w:rPr>
+          <w:rFonts w:ascii="Aptos" w:hAnsi="Aptos" w:cs="Aptos" w:eastAsia="Aptos"/>
+          <w:color w:val="1F2937"/>
+          <w:sz w:val="23"/>
+          <w:szCs w:val="23"/>
         </w:rPr>
         <w:t>Huang C-Y</w:t>
       </w:r>
       <w:r>
         <w:rPr>
-          <w:rFonts w:ascii="Times New Roman" w:hAnsi="Times New Roman" w:cs="Times New Roman"/>
-          <w:sz w:val="24"/>
+          <w:rFonts w:ascii="Aptos" w:hAnsi="Aptos" w:cs="Aptos" w:eastAsia="Aptos"/>
+          <w:color w:val="1F2937"/>
+          <w:sz w:val="23"/>
           <w:vertAlign w:val="superscript"/>
+          <w:szCs w:val="23"/>
         </w:rPr>
         <w:t>+</w:t>
       </w:r>
       <w:r>
         <w:rPr>
-          <w:rFonts w:ascii="Times New Roman" w:hAnsi="Times New Roman" w:cs="Times New Roman"/>
-          <w:sz w:val="24"/>
+          <w:rFonts w:ascii="Aptos" w:hAnsi="Aptos" w:cs="Aptos" w:eastAsia="Aptos"/>
+          <w:color w:val="1F2937"/>
+          <w:sz w:val="23"/>
+          <w:szCs w:val="23"/>
         </w:rPr>
         <w:t>, Huang Y-S</w:t>
       </w:r>
       <w:r>
         <w:rPr>
-          <w:rFonts w:ascii="Times New Roman" w:hAnsi="Times New Roman" w:cs="Times New Roman"/>
-          <w:sz w:val="24"/>
+          <w:rFonts w:ascii="Aptos" w:hAnsi="Aptos" w:cs="Aptos" w:eastAsia="Aptos"/>
+          <w:color w:val="1F2937"/>
+          <w:sz w:val="23"/>
           <w:vertAlign w:val="superscript"/>
+          <w:szCs w:val="23"/>
         </w:rPr>
         <w:t>+</w:t>
       </w:r>
       <w:r>
         <w:rPr>
-          <w:rFonts w:ascii="Times New Roman" w:hAnsi="Times New Roman" w:cs="Times New Roman"/>
-          <w:sz w:val="24"/>
+          <w:rFonts w:ascii="Aptos" w:hAnsi="Aptos" w:cs="Aptos" w:eastAsia="Aptos"/>
+          <w:color w:val="1F2937"/>
+          <w:sz w:val="23"/>
+          <w:szCs w:val="23"/>
         </w:rPr>
         <w:t>, </w:t>
       </w:r>
       <w:r>
         <w:rPr>
-          <w:rFonts w:ascii="Times New Roman" w:hAnsi="Times New Roman" w:cs="Times New Roman"/>
+          <w:rFonts w:ascii="Aptos" w:hAnsi="Aptos" w:cs="Aptos" w:eastAsia="Aptos"/>
           <w:b/>
           <w:bCs/>
-          <w:sz w:val="24"/>
+          <w:color w:val="1F2937"/>
+          <w:sz w:val="23"/>
           <w:u w:val="single"/>
+          <w:szCs w:val="23"/>
         </w:rPr>
         <w:t>Sugihara Y</w:t>
       </w:r>
       <w:r>
         <w:rPr>
-          <w:rFonts w:ascii="Times New Roman" w:hAnsi="Times New Roman" w:cs="Times New Roman"/>
-          <w:sz w:val="24"/>
+          <w:rFonts w:ascii="Aptos" w:hAnsi="Aptos" w:cs="Aptos" w:eastAsia="Aptos"/>
+          <w:color w:val="1F2937"/>
+          <w:sz w:val="23"/>
+          <w:szCs w:val="23"/>
         </w:rPr>
         <w:t>, Wang H-Y, Huang L-T, Lopez-Agudelo JC, Chen Y-F, Lin K-Y, Chiang B-J, Toghani A, Kourelis J, Wang C-H, Derevnina L, Wu C-H (2024) </w:t>
       </w:r>
@@ -1674,86 +2038,105 @@
         <w:r>
           <w:rPr>
             <w:rStyle w:val="Hyperlink"/>
-            <w:rFonts w:ascii="Times New Roman" w:hAnsi="Times New Roman" w:cs="Times New Roman"/>
-            <w:sz w:val="24"/>
+            <w:rFonts w:ascii="Aptos" w:hAnsi="Aptos" w:cs="Aptos" w:eastAsia="Aptos"/>
+            <w:sz w:val="23"/>
+            <w:szCs w:val="23"/>
           </w:rPr>
           <w:t xml:space="preserve">Subfunctionalization of NRC3 altered the genetic structure of the </w:t>
         </w:r>
         <w:r>
           <w:rPr>
             <w:rStyle w:val="Hyperlink"/>
-            <w:rFonts w:ascii="Times New Roman" w:hAnsi="Times New Roman" w:cs="Times New Roman"/>
+            <w:rFonts w:ascii="Aptos" w:hAnsi="Aptos" w:cs="Aptos" w:eastAsia="Aptos"/>
             <w:i/>
             <w:iCs/>
-            <w:sz w:val="24"/>
+            <w:sz w:val="23"/>
+            <w:szCs w:val="23"/>
           </w:rPr>
           <w:t>Nicotiana</w:t>
         </w:r>
         <w:r>
           <w:rPr>
             <w:rStyle w:val="Hyperlink"/>
-            <w:rFonts w:ascii="Times New Roman" w:hAnsi="Times New Roman" w:cs="Times New Roman"/>
-            <w:sz w:val="24"/>
+            <w:rFonts w:ascii="Aptos" w:hAnsi="Aptos" w:cs="Aptos" w:eastAsia="Aptos"/>
+            <w:sz w:val="23"/>
+            <w:szCs w:val="23"/>
           </w:rPr>
           <w:t xml:space="preserve"> NRC network</w:t>
         </w:r>
       </w:hyperlink>
       <w:r>
         <w:rPr>
-          <w:rFonts w:ascii="Times New Roman" w:hAnsi="Times New Roman" w:cs="Times New Roman"/>
-          <w:sz w:val="24"/>
+          <w:rFonts w:ascii="Aptos" w:hAnsi="Aptos" w:cs="Aptos" w:eastAsia="Aptos"/>
+          <w:color w:val="1F2937"/>
+          <w:sz w:val="23"/>
+          <w:szCs w:val="23"/>
         </w:rPr>
         <w:t>. </w:t>
       </w:r>
       <w:r>
         <w:rPr>
-          <w:rFonts w:ascii="Times New Roman" w:hAnsi="Times New Roman" w:cs="Times New Roman"/>
+          <w:rFonts w:ascii="Aptos" w:hAnsi="Aptos" w:cs="Aptos" w:eastAsia="Aptos"/>
           <w:i/>
           <w:iCs/>
-          <w:sz w:val="24"/>
+          <w:color w:val="1F2937"/>
+          <w:sz w:val="23"/>
+          <w:szCs w:val="23"/>
         </w:rPr>
         <w:t>PLOS Genetics</w:t>
       </w:r>
       <w:r>
         <w:rPr>
-          <w:rFonts w:ascii="Times New Roman" w:hAnsi="Times New Roman" w:cs="Times New Roman"/>
-          <w:sz w:val="24"/>
+          <w:rFonts w:ascii="Aptos" w:hAnsi="Aptos" w:cs="Aptos" w:eastAsia="Aptos"/>
+          <w:color w:val="1F2937"/>
+          <w:sz w:val="23"/>
+          <w:szCs w:val="23"/>
         </w:rPr>
         <w:t> 20:</w:t>
       </w:r>
       <w:r>
         <w:rPr>
-          <w:rFonts w:ascii="Times New Roman" w:hAnsi="Times New Roman" w:cs="Times New Roman"/>
-          <w:sz w:val="24"/>
+          <w:rFonts w:ascii="Aptos" w:hAnsi="Aptos" w:cs="Aptos" w:eastAsia="Aptos"/>
+          <w:color w:val="1F2937"/>
+          <w:sz w:val="23"/>
+          <w:szCs w:val="23"/>
         </w:rPr>
         <w:t xml:space="preserve"> </w:t>
       </w:r>
       <w:r>
         <w:rPr>
-          <w:rFonts w:ascii="Times New Roman" w:hAnsi="Times New Roman" w:cs="Times New Roman"/>
-          <w:sz w:val="24"/>
+          <w:rFonts w:ascii="Aptos" w:hAnsi="Aptos" w:cs="Aptos" w:eastAsia="Aptos"/>
+          <w:color w:val="1F2937"/>
+          <w:sz w:val="23"/>
+          <w:szCs w:val="23"/>
         </w:rPr>
         <w:t>e1011402. DOI:10.1371/journal.pgen.1011402</w:t>
       </w:r>
       <w:r>
         <w:rPr>
-          <w:rFonts w:ascii="Times New Roman" w:hAnsi="Times New Roman" w:cs="Times New Roman"/>
-          <w:sz w:val="24"/>
+          <w:rFonts w:ascii="Aptos" w:hAnsi="Aptos" w:cs="Aptos" w:eastAsia="Aptos"/>
+          <w:color w:val="1F2937"/>
+          <w:sz w:val="23"/>
+          <w:szCs w:val="23"/>
         </w:rPr>
         <w:t xml:space="preserve"> </w:t>
       </w:r>
       <w:r>
         <w:rPr>
-          <w:rFonts w:ascii="Times New Roman" w:hAnsi="Times New Roman" w:cs="Times New Roman"/>
-          <w:sz w:val="24"/>
+          <w:rFonts w:ascii="Aptos" w:hAnsi="Aptos" w:cs="Aptos" w:eastAsia="Aptos"/>
+          <w:color w:val="1F2937"/>
+          <w:sz w:val="23"/>
           <w:vertAlign w:val="superscript"/>
+          <w:szCs w:val="23"/>
         </w:rPr>
         <w:t>+</w:t>
       </w:r>
       <w:r>
         <w:rPr>
-          <w:rFonts w:ascii="Times New Roman" w:hAnsi="Times New Roman" w:cs="Times New Roman"/>
-          <w:sz w:val="24"/>
+          <w:rFonts w:ascii="Aptos" w:hAnsi="Aptos" w:cs="Aptos" w:eastAsia="Aptos"/>
+          <w:color w:val="1F2937"/>
+          <w:sz w:val="23"/>
+          <w:szCs w:val="23"/>
         </w:rPr>
         <w:t>Authors contributed equally</w:t>
       </w:r>
@@ -1767,33 +2150,41 @@
         <w:tabs>
           <w:tab w:val="num" w:pos="720"/>
         </w:tabs>
+        <w:spacing w:after="140" w:line="247" w:lineRule="auto"/>
+        <w:ind/>
         <w:jc w:val="left"/>
         <w:rPr>
-          <w:rFonts w:ascii="Times New Roman" w:hAnsi="Times New Roman" w:cs="Times New Roman"/>
-          <w:sz w:val="24"/>
-        </w:rPr>
-      </w:pPr>
-      <w:r>
-        <w:rPr>
-          <w:rFonts w:ascii="Times New Roman" w:hAnsi="Times New Roman" w:cs="Times New Roman"/>
-          <w:sz w:val="24"/>
+          <w:rFonts w:ascii="Aptos" w:hAnsi="Aptos" w:cs="Aptos" w:eastAsia="Aptos"/>
+          <w:sz w:val="24"/>
+        </w:rPr>
+      </w:pPr>
+      <w:r>
+        <w:rPr>
+          <w:rFonts w:ascii="Aptos" w:hAnsi="Aptos" w:cs="Aptos" w:eastAsia="Aptos"/>
+          <w:color w:val="1F2937"/>
+          <w:sz w:val="23"/>
+          <w:szCs w:val="23"/>
         </w:rPr>
         <w:t>Sugimura Y, Oikawa K, </w:t>
       </w:r>
       <w:r>
         <w:rPr>
-          <w:rFonts w:ascii="Times New Roman" w:hAnsi="Times New Roman" w:cs="Times New Roman"/>
+          <w:rFonts w:ascii="Aptos" w:hAnsi="Aptos" w:cs="Aptos" w:eastAsia="Aptos"/>
           <w:b/>
           <w:bCs/>
-          <w:sz w:val="24"/>
+          <w:color w:val="1F2937"/>
+          <w:sz w:val="23"/>
           <w:u w:val="single"/>
+          <w:szCs w:val="23"/>
         </w:rPr>
         <w:t>Sugihara Y</w:t>
       </w:r>
       <w:r>
         <w:rPr>
-          <w:rFonts w:ascii="Times New Roman" w:hAnsi="Times New Roman" w:cs="Times New Roman"/>
-          <w:sz w:val="24"/>
+          <w:rFonts w:ascii="Aptos" w:hAnsi="Aptos" w:cs="Aptos" w:eastAsia="Aptos"/>
+          <w:color w:val="1F2937"/>
+          <w:sz w:val="23"/>
+          <w:szCs w:val="23"/>
         </w:rPr>
         <w:t>, Utsushi H, Kanzaki E, Ito K, Ogasawara Y, Fujioka T, Takagi H, Shimizu M, Shimono H, Terauchi R, Abe A (2024) </w:t>
       </w:r>
@@ -1801,98 +2192,117 @@
         <w:r>
           <w:rPr>
             <w:rStyle w:val="Hyperlink"/>
-            <w:rFonts w:ascii="Times New Roman" w:hAnsi="Times New Roman" w:cs="Times New Roman"/>
-            <w:sz w:val="24"/>
+            <w:rFonts w:ascii="Aptos" w:hAnsi="Aptos" w:cs="Aptos" w:eastAsia="Aptos"/>
+            <w:sz w:val="23"/>
+            <w:szCs w:val="23"/>
           </w:rPr>
           <w:t xml:space="preserve">Impact of rice </w:t>
         </w:r>
         <w:r>
           <w:rPr>
             <w:rStyle w:val="Hyperlink"/>
-            <w:rFonts w:ascii="Times New Roman" w:hAnsi="Times New Roman" w:cs="Times New Roman"/>
+            <w:rFonts w:ascii="Aptos" w:hAnsi="Aptos" w:cs="Aptos" w:eastAsia="Aptos"/>
             <w:i/>
             <w:iCs/>
-            <w:sz w:val="24"/>
+            <w:sz w:val="23"/>
+            <w:szCs w:val="23"/>
           </w:rPr>
           <w:t xml:space="preserve">GENERAL REGULATORY FACTOR14h </w:t>
         </w:r>
         <w:r>
           <w:rPr>
             <w:rStyle w:val="Hyperlink"/>
-            <w:rFonts w:ascii="Times New Roman" w:hAnsi="Times New Roman" w:cs="Times New Roman"/>
-            <w:sz w:val="24"/>
+            <w:rFonts w:ascii="Aptos" w:hAnsi="Aptos" w:cs="Aptos" w:eastAsia="Aptos"/>
+            <w:sz w:val="23"/>
+            <w:szCs w:val="23"/>
           </w:rPr>
           <w:t>(</w:t>
         </w:r>
         <w:r>
           <w:rPr>
             <w:rStyle w:val="Hyperlink"/>
-            <w:rFonts w:ascii="Times New Roman" w:hAnsi="Times New Roman" w:cs="Times New Roman"/>
+            <w:rFonts w:ascii="Aptos" w:hAnsi="Aptos" w:cs="Aptos" w:eastAsia="Aptos"/>
             <w:i/>
             <w:iCs/>
-            <w:sz w:val="24"/>
+            <w:sz w:val="23"/>
+            <w:szCs w:val="23"/>
           </w:rPr>
           <w:t>GF14h</w:t>
         </w:r>
         <w:r>
           <w:rPr>
             <w:rStyle w:val="Hyperlink"/>
-            <w:rFonts w:ascii="Times New Roman" w:hAnsi="Times New Roman" w:cs="Times New Roman"/>
-            <w:sz w:val="24"/>
+            <w:rFonts w:ascii="Aptos" w:hAnsi="Aptos" w:cs="Aptos" w:eastAsia="Aptos"/>
+            <w:sz w:val="23"/>
+            <w:szCs w:val="23"/>
           </w:rPr>
           <w:t>) on low-temperature seed germination and its application to breeding</w:t>
         </w:r>
       </w:hyperlink>
       <w:r>
         <w:rPr>
-          <w:rFonts w:ascii="Times New Roman" w:hAnsi="Times New Roman" w:cs="Times New Roman"/>
-          <w:sz w:val="24"/>
+          <w:rFonts w:ascii="Aptos" w:hAnsi="Aptos" w:cs="Aptos" w:eastAsia="Aptos"/>
+          <w:color w:val="1F2937"/>
+          <w:sz w:val="23"/>
+          <w:szCs w:val="23"/>
         </w:rPr>
         <w:t>. </w:t>
       </w:r>
       <w:r>
         <w:rPr>
-          <w:rFonts w:ascii="Times New Roman" w:hAnsi="Times New Roman" w:cs="Times New Roman"/>
+          <w:rFonts w:ascii="Aptos" w:hAnsi="Aptos" w:cs="Aptos" w:eastAsia="Aptos"/>
           <w:i/>
           <w:iCs/>
-          <w:sz w:val="24"/>
+          <w:color w:val="1F2937"/>
+          <w:sz w:val="23"/>
+          <w:szCs w:val="23"/>
         </w:rPr>
         <w:t>PLOS Genetics</w:t>
       </w:r>
       <w:r>
         <w:rPr>
-          <w:rFonts w:ascii="Times New Roman" w:hAnsi="Times New Roman" w:cs="Times New Roman"/>
-          <w:sz w:val="24"/>
+          <w:rFonts w:ascii="Aptos" w:hAnsi="Aptos" w:cs="Aptos" w:eastAsia="Aptos"/>
+          <w:color w:val="1F2937"/>
+          <w:sz w:val="23"/>
+          <w:szCs w:val="23"/>
         </w:rPr>
         <w:t>,</w:t>
       </w:r>
       <w:r>
         <w:rPr>
-          <w:rFonts w:ascii="Times New Roman" w:hAnsi="Times New Roman" w:cs="Times New Roman"/>
+          <w:rFonts w:ascii="Aptos" w:hAnsi="Aptos" w:cs="Aptos" w:eastAsia="Aptos"/>
           <w:i/>
           <w:iCs/>
-          <w:sz w:val="24"/>
+          <w:color w:val="1F2937"/>
+          <w:sz w:val="23"/>
+          <w:szCs w:val="23"/>
         </w:rPr>
         <w:t> </w:t>
       </w:r>
       <w:r>
         <w:rPr>
-          <w:rFonts w:ascii="Times New Roman" w:hAnsi="Times New Roman" w:cs="Times New Roman"/>
-          <w:sz w:val="24"/>
+          <w:rFonts w:ascii="Aptos" w:hAnsi="Aptos" w:cs="Aptos" w:eastAsia="Aptos"/>
+          <w:color w:val="1F2937"/>
+          <w:sz w:val="23"/>
+          <w:szCs w:val="23"/>
         </w:rPr>
         <w:t>20:</w:t>
       </w:r>
       <w:r>
         <w:rPr>
-          <w:rFonts w:ascii="Times New Roman" w:hAnsi="Times New Roman" w:cs="Times New Roman"/>
-          <w:sz w:val="24"/>
+          <w:rFonts w:ascii="Aptos" w:hAnsi="Aptos" w:cs="Aptos" w:eastAsia="Aptos"/>
+          <w:color w:val="1F2937"/>
+          <w:sz w:val="23"/>
+          <w:szCs w:val="23"/>
         </w:rPr>
         <w:t xml:space="preserve"> </w:t>
       </w:r>
       <w:r>
         <w:rPr>
-          <w:rFonts w:ascii="Times New Roman" w:hAnsi="Times New Roman" w:cs="Times New Roman"/>
-          <w:sz w:val="24"/>
+          <w:rFonts w:ascii="Aptos" w:hAnsi="Aptos" w:cs="Aptos" w:eastAsia="Aptos"/>
+          <w:color w:val="1F2937"/>
+          <w:sz w:val="23"/>
+          <w:szCs w:val="23"/>
         </w:rPr>
         <w:t>e1011369. DOI: 10.1371/journal.pgen.1011369</w:t>
       </w:r>
@@ -1906,63 +2316,79 @@
         <w:tabs>
           <w:tab w:val="num" w:pos="720"/>
         </w:tabs>
+        <w:spacing w:after="140" w:line="247" w:lineRule="auto"/>
+        <w:ind/>
         <w:jc w:val="left"/>
         <w:rPr>
-          <w:rFonts w:ascii="Times New Roman" w:hAnsi="Times New Roman" w:cs="Times New Roman"/>
-          <w:sz w:val="24"/>
-        </w:rPr>
-      </w:pPr>
-      <w:r>
-        <w:rPr>
-          <w:rFonts w:ascii="Times New Roman" w:hAnsi="Times New Roman" w:cs="Times New Roman"/>
-          <w:sz w:val="24"/>
+          <w:rFonts w:ascii="Aptos" w:hAnsi="Aptos" w:cs="Aptos" w:eastAsia="Aptos"/>
+          <w:sz w:val="24"/>
+        </w:rPr>
+      </w:pPr>
+      <w:r>
+        <w:rPr>
+          <w:rFonts w:ascii="Aptos" w:hAnsi="Aptos" w:cs="Aptos" w:eastAsia="Aptos"/>
+          <w:color w:val="1F2937"/>
+          <w:sz w:val="23"/>
+          <w:szCs w:val="23"/>
         </w:rPr>
         <w:t>Barragan AC*</w:t>
       </w:r>
       <w:r>
         <w:rPr>
-          <w:rFonts w:ascii="Times New Roman" w:hAnsi="Times New Roman" w:cs="Times New Roman"/>
-          <w:sz w:val="24"/>
+          <w:rFonts w:ascii="Aptos" w:hAnsi="Aptos" w:cs="Aptos" w:eastAsia="Aptos"/>
+          <w:color w:val="1F2937"/>
+          <w:sz w:val="23"/>
           <w:vertAlign w:val="superscript"/>
+          <w:szCs w:val="23"/>
         </w:rPr>
         <w:t>+</w:t>
       </w:r>
       <w:r>
         <w:rPr>
-          <w:rFonts w:ascii="Times New Roman" w:hAnsi="Times New Roman" w:cs="Times New Roman"/>
-          <w:sz w:val="24"/>
+          <w:rFonts w:ascii="Aptos" w:hAnsi="Aptos" w:cs="Aptos" w:eastAsia="Aptos"/>
+          <w:color w:val="1F2937"/>
+          <w:sz w:val="23"/>
+          <w:szCs w:val="23"/>
         </w:rPr>
         <w:t>, Latorre SM</w:t>
       </w:r>
       <w:r>
         <w:rPr>
-          <w:rFonts w:ascii="Times New Roman" w:hAnsi="Times New Roman" w:cs="Times New Roman"/>
-          <w:sz w:val="24"/>
+          <w:rFonts w:ascii="Aptos" w:hAnsi="Aptos" w:cs="Aptos" w:eastAsia="Aptos"/>
+          <w:color w:val="1F2937"/>
+          <w:sz w:val="23"/>
           <w:vertAlign w:val="superscript"/>
+          <w:szCs w:val="23"/>
         </w:rPr>
         <w:t>+</w:t>
       </w:r>
       <w:r>
         <w:rPr>
-          <w:rFonts w:ascii="Times New Roman" w:hAnsi="Times New Roman" w:cs="Times New Roman"/>
-          <w:sz w:val="24"/>
+          <w:rFonts w:ascii="Aptos" w:hAnsi="Aptos" w:cs="Aptos" w:eastAsia="Aptos"/>
+          <w:color w:val="1F2937"/>
+          <w:sz w:val="23"/>
+          <w:szCs w:val="23"/>
         </w:rPr>
         <w:t>, Malmgren A, Harant A, Win J, </w:t>
       </w:r>
       <w:r>
         <w:rPr>
-          <w:rFonts w:ascii="Times New Roman" w:hAnsi="Times New Roman" w:cs="Times New Roman"/>
+          <w:rFonts w:ascii="Aptos" w:hAnsi="Aptos" w:cs="Aptos" w:eastAsia="Aptos"/>
           <w:b/>
           <w:bCs/>
-          <w:sz w:val="24"/>
+          <w:color w:val="1F2937"/>
+          <w:sz w:val="23"/>
           <w:u w:val="single"/>
+          <w:szCs w:val="23"/>
         </w:rPr>
         <w:t>Sugihara Y</w:t>
       </w:r>
       <w:r>
         <w:rPr>
-          <w:rFonts w:ascii="Times New Roman" w:hAnsi="Times New Roman" w:cs="Times New Roman"/>
-          <w:sz w:val="24"/>
+          <w:rFonts w:ascii="Aptos" w:hAnsi="Aptos" w:cs="Aptos" w:eastAsia="Aptos"/>
+          <w:color w:val="1F2937"/>
+          <w:sz w:val="23"/>
+          <w:szCs w:val="23"/>
         </w:rPr>
         <w:t>, Burbano HA, Kamoun S*, Langner T* (2024) </w:t>
       </w:r>
@@ -1970,61 +2396,76 @@
         <w:r>
           <w:rPr>
             <w:rStyle w:val="Hyperlink"/>
-            <w:rFonts w:ascii="Times New Roman" w:hAnsi="Times New Roman" w:cs="Times New Roman"/>
-            <w:sz w:val="24"/>
+            <w:rFonts w:ascii="Aptos" w:hAnsi="Aptos" w:cs="Aptos" w:eastAsia="Aptos"/>
+            <w:sz w:val="23"/>
+            <w:szCs w:val="23"/>
           </w:rPr>
           <w:t>Multiple horizontal mini-chromosome transfers drive genome evolution of clonal blast fungus lineages</w:t>
         </w:r>
       </w:hyperlink>
       <w:r>
         <w:rPr>
-          <w:rFonts w:ascii="Times New Roman" w:hAnsi="Times New Roman" w:cs="Times New Roman"/>
-          <w:sz w:val="24"/>
+          <w:rFonts w:ascii="Aptos" w:hAnsi="Aptos" w:cs="Aptos" w:eastAsia="Aptos"/>
+          <w:color w:val="1F2937"/>
+          <w:sz w:val="23"/>
+          <w:szCs w:val="23"/>
         </w:rPr>
         <w:t>. </w:t>
       </w:r>
       <w:r>
         <w:rPr>
-          <w:rFonts w:ascii="Times New Roman" w:hAnsi="Times New Roman" w:cs="Times New Roman"/>
+          <w:rFonts w:ascii="Aptos" w:hAnsi="Aptos" w:cs="Aptos" w:eastAsia="Aptos"/>
           <w:i/>
           <w:iCs/>
-          <w:sz w:val="24"/>
+          <w:color w:val="1F2937"/>
+          <w:sz w:val="23"/>
+          <w:szCs w:val="23"/>
         </w:rPr>
         <w:t>Molecular Biology and Evolution, </w:t>
       </w:r>
       <w:r>
         <w:rPr>
-          <w:rFonts w:ascii="Times New Roman" w:hAnsi="Times New Roman" w:cs="Times New Roman"/>
-          <w:sz w:val="24"/>
+          <w:rFonts w:ascii="Aptos" w:hAnsi="Aptos" w:cs="Aptos" w:eastAsia="Aptos"/>
+          <w:color w:val="1F2937"/>
+          <w:sz w:val="23"/>
+          <w:szCs w:val="23"/>
         </w:rPr>
         <w:t>41:</w:t>
       </w:r>
       <w:r>
         <w:rPr>
-          <w:rFonts w:ascii="Times New Roman" w:hAnsi="Times New Roman" w:cs="Times New Roman"/>
-          <w:sz w:val="24"/>
+          <w:rFonts w:ascii="Aptos" w:hAnsi="Aptos" w:cs="Aptos" w:eastAsia="Aptos"/>
+          <w:color w:val="1F2937"/>
+          <w:sz w:val="23"/>
+          <w:szCs w:val="23"/>
         </w:rPr>
         <w:t xml:space="preserve"> </w:t>
       </w:r>
       <w:r>
         <w:rPr>
-          <w:rFonts w:ascii="Times New Roman" w:hAnsi="Times New Roman" w:cs="Times New Roman"/>
-          <w:sz w:val="24"/>
+          <w:rFonts w:ascii="Aptos" w:hAnsi="Aptos" w:cs="Aptos" w:eastAsia="Aptos"/>
+          <w:color w:val="1F2937"/>
+          <w:sz w:val="23"/>
+          <w:szCs w:val="23"/>
         </w:rPr>
         <w:t>msae164. DOI: 10.1093/molbev/msae164 </w:t>
       </w:r>
       <w:r>
         <w:rPr>
-          <w:rFonts w:ascii="Times New Roman" w:hAnsi="Times New Roman" w:cs="Times New Roman"/>
-          <w:sz w:val="24"/>
+          <w:rFonts w:ascii="Aptos" w:hAnsi="Aptos" w:cs="Aptos" w:eastAsia="Aptos"/>
+          <w:color w:val="1F2937"/>
+          <w:sz w:val="23"/>
           <w:vertAlign w:val="superscript"/>
+          <w:szCs w:val="23"/>
         </w:rPr>
         <w:t>+</w:t>
       </w:r>
       <w:r>
         <w:rPr>
-          <w:rFonts w:ascii="Times New Roman" w:hAnsi="Times New Roman" w:cs="Times New Roman"/>
-          <w:sz w:val="24"/>
+          <w:rFonts w:ascii="Aptos" w:hAnsi="Aptos" w:cs="Aptos" w:eastAsia="Aptos"/>
+          <w:color w:val="1F2937"/>
+          <w:sz w:val="23"/>
+          <w:szCs w:val="23"/>
         </w:rPr>
         <w:t>Authors contributed equally, *Corresponding authors</w:t>
       </w:r>
@@ -2038,26 +2479,32 @@
         <w:tabs>
           <w:tab w:val="num" w:pos="720"/>
         </w:tabs>
+        <w:spacing w:after="140" w:line="247" w:lineRule="auto"/>
+        <w:ind/>
         <w:jc w:val="left"/>
         <w:rPr>
-          <w:rFonts w:ascii="Times New Roman" w:hAnsi="Times New Roman" w:cs="Times New Roman"/>
-          <w:sz w:val="24"/>
-        </w:rPr>
-      </w:pPr>
-      <w:r>
-        <w:rPr>
-          <w:rFonts w:ascii="Times New Roman" w:hAnsi="Times New Roman" w:cs="Times New Roman"/>
+          <w:rFonts w:ascii="Aptos" w:hAnsi="Aptos" w:cs="Aptos" w:eastAsia="Aptos"/>
+          <w:sz w:val="24"/>
+        </w:rPr>
+      </w:pPr>
+      <w:r>
+        <w:rPr>
+          <w:rFonts w:ascii="Aptos" w:hAnsi="Aptos" w:cs="Aptos" w:eastAsia="Aptos"/>
           <w:b/>
           <w:bCs/>
-          <w:sz w:val="24"/>
+          <w:color w:val="1F2937"/>
+          <w:sz w:val="23"/>
           <w:u w:val="single"/>
+          <w:szCs w:val="23"/>
         </w:rPr>
         <w:t>Sugihara Y</w:t>
       </w:r>
       <w:r>
         <w:rPr>
-          <w:rFonts w:ascii="Times New Roman" w:hAnsi="Times New Roman" w:cs="Times New Roman"/>
-          <w:sz w:val="24"/>
+          <w:rFonts w:ascii="Aptos" w:hAnsi="Aptos" w:cs="Aptos" w:eastAsia="Aptos"/>
+          <w:color w:val="1F2937"/>
+          <w:sz w:val="23"/>
+          <w:szCs w:val="23"/>
         </w:rPr>
         <w:t>, Abe Y, Takagi H, Abe A, Shimizu M, Ito K, Kanzaki E, Oikawa K, Kourelis J, Langner T, Win J, Białas A, Lüdke D, Contreras MP, Chuma I, Saitoh H, Kobayashi M, Zheng S, Tosa Y, Banfield MJ, Kamoun S*, Terauchi R*, Fujisaki K* (2023) </w:t>
       </w:r>
@@ -2065,46 +2512,57 @@
         <w:r>
           <w:rPr>
             <w:rStyle w:val="Hyperlink"/>
-            <w:rFonts w:ascii="Times New Roman" w:hAnsi="Times New Roman" w:cs="Times New Roman"/>
-            <w:sz w:val="24"/>
+            <w:rFonts w:ascii="Aptos" w:hAnsi="Aptos" w:cs="Aptos" w:eastAsia="Aptos"/>
+            <w:sz w:val="23"/>
+            <w:szCs w:val="23"/>
           </w:rPr>
           <w:t>Disentangling the complex gene interaction networks between rice and the blast fungus identifies a new pathogen effector</w:t>
         </w:r>
       </w:hyperlink>
       <w:r>
         <w:rPr>
-          <w:rFonts w:ascii="Times New Roman" w:hAnsi="Times New Roman" w:cs="Times New Roman"/>
-          <w:sz w:val="24"/>
+          <w:rFonts w:ascii="Aptos" w:hAnsi="Aptos" w:cs="Aptos" w:eastAsia="Aptos"/>
+          <w:color w:val="1F2937"/>
+          <w:sz w:val="23"/>
+          <w:szCs w:val="23"/>
         </w:rPr>
         <w:t>. </w:t>
       </w:r>
       <w:r>
         <w:rPr>
-          <w:rFonts w:ascii="Times New Roman" w:hAnsi="Times New Roman" w:cs="Times New Roman"/>
+          <w:rFonts w:ascii="Aptos" w:hAnsi="Aptos" w:cs="Aptos" w:eastAsia="Aptos"/>
           <w:i/>
           <w:iCs/>
-          <w:sz w:val="24"/>
+          <w:color w:val="1F2937"/>
+          <w:sz w:val="23"/>
+          <w:szCs w:val="23"/>
         </w:rPr>
         <w:t>PLOS Biology</w:t>
       </w:r>
       <w:r>
         <w:rPr>
-          <w:rFonts w:ascii="Times New Roman" w:hAnsi="Times New Roman" w:cs="Times New Roman"/>
-          <w:sz w:val="24"/>
+          <w:rFonts w:ascii="Aptos" w:hAnsi="Aptos" w:cs="Aptos" w:eastAsia="Aptos"/>
+          <w:color w:val="1F2937"/>
+          <w:sz w:val="23"/>
+          <w:szCs w:val="23"/>
         </w:rPr>
         <w:t>, 21:</w:t>
       </w:r>
       <w:r>
         <w:rPr>
-          <w:rFonts w:ascii="Times New Roman" w:hAnsi="Times New Roman" w:cs="Times New Roman"/>
-          <w:sz w:val="24"/>
+          <w:rFonts w:ascii="Aptos" w:hAnsi="Aptos" w:cs="Aptos" w:eastAsia="Aptos"/>
+          <w:color w:val="1F2937"/>
+          <w:sz w:val="23"/>
+          <w:szCs w:val="23"/>
         </w:rPr>
         <w:t xml:space="preserve"> </w:t>
       </w:r>
       <w:r>
         <w:rPr>
-          <w:rFonts w:ascii="Times New Roman" w:hAnsi="Times New Roman" w:cs="Times New Roman"/>
-          <w:sz w:val="24"/>
+          <w:rFonts w:ascii="Aptos" w:hAnsi="Aptos" w:cs="Aptos" w:eastAsia="Aptos"/>
+          <w:color w:val="1F2937"/>
+          <w:sz w:val="23"/>
+          <w:szCs w:val="23"/>
         </w:rPr>
         <w:t>e3001945. DOI: 10.1371/journal.pbio.3001945 *Corresponding authors</w:t>
       </w:r>
@@ -2118,33 +2576,41 @@
         <w:tabs>
           <w:tab w:val="num" w:pos="720"/>
         </w:tabs>
+        <w:spacing w:after="140" w:line="247" w:lineRule="auto"/>
+        <w:ind/>
         <w:jc w:val="left"/>
         <w:rPr>
-          <w:rFonts w:ascii="Times New Roman" w:hAnsi="Times New Roman" w:cs="Times New Roman"/>
-          <w:sz w:val="24"/>
-        </w:rPr>
-      </w:pPr>
-      <w:r>
-        <w:rPr>
-          <w:rFonts w:ascii="Times New Roman" w:hAnsi="Times New Roman" w:cs="Times New Roman"/>
-          <w:sz w:val="24"/>
+          <w:rFonts w:ascii="Aptos" w:hAnsi="Aptos" w:cs="Aptos" w:eastAsia="Aptos"/>
+          <w:sz w:val="24"/>
+        </w:rPr>
+      </w:pPr>
+      <w:r>
+        <w:rPr>
+          <w:rFonts w:ascii="Aptos" w:hAnsi="Aptos" w:cs="Aptos" w:eastAsia="Aptos"/>
+          <w:color w:val="1F2937"/>
+          <w:sz w:val="23"/>
+          <w:szCs w:val="23"/>
         </w:rPr>
         <w:t>Nishiyama C, Sekiguchi S, </w:t>
       </w:r>
       <w:r>
         <w:rPr>
-          <w:rFonts w:ascii="Times New Roman" w:hAnsi="Times New Roman" w:cs="Times New Roman"/>
+          <w:rFonts w:ascii="Aptos" w:hAnsi="Aptos" w:cs="Aptos" w:eastAsia="Aptos"/>
           <w:b/>
           <w:bCs/>
-          <w:sz w:val="24"/>
+          <w:color w:val="1F2937"/>
+          <w:sz w:val="23"/>
           <w:u w:val="single"/>
+          <w:szCs w:val="23"/>
         </w:rPr>
         <w:t>Sugihara Y</w:t>
       </w:r>
       <w:r>
         <w:rPr>
-          <w:rFonts w:ascii="Times New Roman" w:hAnsi="Times New Roman" w:cs="Times New Roman"/>
-          <w:sz w:val="24"/>
+          <w:rFonts w:ascii="Aptos" w:hAnsi="Aptos" w:cs="Aptos" w:eastAsia="Aptos"/>
+          <w:color w:val="1F2937"/>
+          <w:sz w:val="23"/>
+          <w:szCs w:val="23"/>
         </w:rPr>
         <w:t>, Nishikawa M, Makita N, Segawa T, Terasaki M, Takagi H, Koyanagi T (2023) </w:t>
       </w:r>
@@ -2152,64 +2618,77 @@
         <w:r>
           <w:rPr>
             <w:rStyle w:val="Hyperlink"/>
-            <w:rFonts w:ascii="Times New Roman" w:hAnsi="Times New Roman" w:cs="Times New Roman"/>
-            <w:sz w:val="24"/>
+            <w:rFonts w:ascii="Aptos" w:hAnsi="Aptos" w:cs="Aptos" w:eastAsia="Aptos"/>
+            <w:sz w:val="23"/>
+            <w:szCs w:val="23"/>
           </w:rPr>
           <w:t>Phylogenomic analysis in </w:t>
         </w:r>
         <w:r>
           <w:rPr>
             <w:rStyle w:val="Hyperlink"/>
-            <w:rFonts w:ascii="Times New Roman" w:hAnsi="Times New Roman" w:cs="Times New Roman"/>
+            <w:rFonts w:ascii="Aptos" w:hAnsi="Aptos" w:cs="Aptos" w:eastAsia="Aptos"/>
             <w:i/>
             <w:iCs/>
-            <w:sz w:val="24"/>
+            <w:sz w:val="23"/>
+            <w:szCs w:val="23"/>
           </w:rPr>
           <w:t>Latilactobacillus sakei</w:t>
         </w:r>
         <w:r>
           <w:rPr>
             <w:rStyle w:val="Hyperlink"/>
-            <w:rFonts w:ascii="Times New Roman" w:hAnsi="Times New Roman" w:cs="Times New Roman"/>
-            <w:sz w:val="24"/>
+            <w:rFonts w:ascii="Aptos" w:hAnsi="Aptos" w:cs="Aptos" w:eastAsia="Aptos"/>
+            <w:sz w:val="23"/>
+            <w:szCs w:val="23"/>
           </w:rPr>
           <w:t> by using polymorphisms detected by next-generation sequencing</w:t>
         </w:r>
       </w:hyperlink>
       <w:r>
         <w:rPr>
-          <w:rFonts w:ascii="Times New Roman" w:hAnsi="Times New Roman" w:cs="Times New Roman"/>
-          <w:sz w:val="24"/>
+          <w:rFonts w:ascii="Aptos" w:hAnsi="Aptos" w:cs="Aptos" w:eastAsia="Aptos"/>
+          <w:color w:val="1F2937"/>
+          <w:sz w:val="23"/>
+          <w:szCs w:val="23"/>
         </w:rPr>
         <w:t>. </w:t>
       </w:r>
       <w:r>
         <w:rPr>
-          <w:rFonts w:ascii="Times New Roman" w:hAnsi="Times New Roman" w:cs="Times New Roman"/>
+          <w:rFonts w:ascii="Aptos" w:hAnsi="Aptos" w:cs="Aptos" w:eastAsia="Aptos"/>
           <w:i/>
           <w:iCs/>
-          <w:sz w:val="24"/>
+          <w:color w:val="1F2937"/>
+          <w:sz w:val="23"/>
+          <w:szCs w:val="23"/>
         </w:rPr>
         <w:t>Bioscience of Microbiota, Food and Health</w:t>
       </w:r>
       <w:r>
         <w:rPr>
-          <w:rFonts w:ascii="Times New Roman" w:hAnsi="Times New Roman" w:cs="Times New Roman"/>
-          <w:sz w:val="24"/>
+          <w:rFonts w:ascii="Aptos" w:hAnsi="Aptos" w:cs="Aptos" w:eastAsia="Aptos"/>
+          <w:color w:val="1F2937"/>
+          <w:sz w:val="23"/>
+          <w:szCs w:val="23"/>
         </w:rPr>
         <w:t>, advpub:</w:t>
       </w:r>
       <w:r>
         <w:rPr>
-          <w:rFonts w:ascii="Times New Roman" w:hAnsi="Times New Roman" w:cs="Times New Roman"/>
-          <w:sz w:val="24"/>
+          <w:rFonts w:ascii="Aptos" w:hAnsi="Aptos" w:cs="Aptos" w:eastAsia="Aptos"/>
+          <w:color w:val="1F2937"/>
+          <w:sz w:val="23"/>
+          <w:szCs w:val="23"/>
         </w:rPr>
         <w:t xml:space="preserve"> </w:t>
       </w:r>
       <w:r>
         <w:rPr>
-          <w:rFonts w:ascii="Times New Roman" w:hAnsi="Times New Roman" w:cs="Times New Roman"/>
-          <w:sz w:val="24"/>
+          <w:rFonts w:ascii="Aptos" w:hAnsi="Aptos" w:cs="Aptos" w:eastAsia="Aptos"/>
+          <w:color w:val="1F2937"/>
+          <w:sz w:val="23"/>
+          <w:szCs w:val="23"/>
         </w:rPr>
         <w:t>2022–017. DOI: 10.12938/bmfh.2022-017</w:t>
       </w:r>
@@ -2223,40 +2702,50 @@
         <w:tabs>
           <w:tab w:val="num" w:pos="720"/>
         </w:tabs>
+        <w:spacing w:after="140" w:line="247" w:lineRule="auto"/>
+        <w:ind/>
         <w:jc w:val="left"/>
         <w:rPr>
-          <w:rFonts w:ascii="Times New Roman" w:hAnsi="Times New Roman" w:cs="Times New Roman"/>
-          <w:sz w:val="24"/>
-        </w:rPr>
-      </w:pPr>
-      <w:r>
-        <w:rPr>
-          <w:rFonts w:ascii="Times New Roman" w:hAnsi="Times New Roman" w:cs="Times New Roman"/>
-          <w:sz w:val="24"/>
+          <w:rFonts w:ascii="Aptos" w:hAnsi="Aptos" w:cs="Aptos" w:eastAsia="Aptos"/>
+          <w:sz w:val="24"/>
+        </w:rPr>
+      </w:pPr>
+      <w:r>
+        <w:rPr>
+          <w:rFonts w:ascii="Aptos" w:hAnsi="Aptos" w:cs="Aptos" w:eastAsia="Aptos"/>
+          <w:color w:val="1F2937"/>
+          <w:sz w:val="23"/>
+          <w:szCs w:val="23"/>
         </w:rPr>
         <w:t>Saiga S, Tada M, Segawa T, </w:t>
       </w:r>
       <w:r>
         <w:rPr>
-          <w:rFonts w:ascii="Times New Roman" w:hAnsi="Times New Roman" w:cs="Times New Roman"/>
+          <w:rFonts w:ascii="Aptos" w:hAnsi="Aptos" w:cs="Aptos" w:eastAsia="Aptos"/>
           <w:b/>
           <w:bCs/>
-          <w:sz w:val="24"/>
+          <w:color w:val="1F2937"/>
+          <w:sz w:val="23"/>
           <w:u w:val="single"/>
+          <w:szCs w:val="23"/>
         </w:rPr>
         <w:t>Sugihara Y</w:t>
       </w:r>
       <w:r>
         <w:rPr>
-          <w:rFonts w:ascii="Times New Roman" w:hAnsi="Times New Roman" w:cs="Times New Roman"/>
-          <w:sz w:val="24"/>
+          <w:rFonts w:ascii="Aptos" w:hAnsi="Aptos" w:cs="Aptos" w:eastAsia="Aptos"/>
+          <w:color w:val="1F2937"/>
+          <w:sz w:val="23"/>
+          <w:szCs w:val="23"/>
         </w:rPr>
         <w:t xml:space="preserve">, Nishikawa M, Makita N, Sakamoto M, Tanaka K, </w:t>
       </w:r>
       <w:r>
         <w:rPr>
-          <w:rFonts w:ascii="Times New Roman" w:hAnsi="Times New Roman" w:cs="Times New Roman"/>
-          <w:sz w:val="24"/>
+          <w:rFonts w:ascii="Aptos" w:hAnsi="Aptos" w:cs="Aptos" w:eastAsia="Aptos"/>
+          <w:color w:val="1F2937"/>
+          <w:sz w:val="23"/>
+          <w:szCs w:val="23"/>
         </w:rPr>
         <w:lastRenderedPageBreak/>
         <w:t>Wada T, Takagi H (2023) </w:t>
@@ -2265,46 +2754,57 @@
         <w:r>
           <w:rPr>
             <w:rStyle w:val="Hyperlink"/>
-            <w:rFonts w:ascii="Times New Roman" w:hAnsi="Times New Roman" w:cs="Times New Roman"/>
-            <w:sz w:val="24"/>
+            <w:rFonts w:ascii="Aptos" w:hAnsi="Aptos" w:cs="Aptos" w:eastAsia="Aptos"/>
+            <w:sz w:val="23"/>
+            <w:szCs w:val="23"/>
           </w:rPr>
           <w:t>NGS-based genome wide association study helps to develop co-dominant marker for the physical map-based locus of PFRU controlling flowering in cultivated octoploid strawberry</w:t>
         </w:r>
       </w:hyperlink>
       <w:r>
         <w:rPr>
-          <w:rFonts w:ascii="Times New Roman" w:hAnsi="Times New Roman" w:cs="Times New Roman"/>
-          <w:sz w:val="24"/>
+          <w:rFonts w:ascii="Aptos" w:hAnsi="Aptos" w:cs="Aptos" w:eastAsia="Aptos"/>
+          <w:color w:val="1F2937"/>
+          <w:sz w:val="23"/>
+          <w:szCs w:val="23"/>
         </w:rPr>
         <w:t>. </w:t>
       </w:r>
       <w:r>
         <w:rPr>
-          <w:rFonts w:ascii="Times New Roman" w:hAnsi="Times New Roman" w:cs="Times New Roman"/>
+          <w:rFonts w:ascii="Aptos" w:hAnsi="Aptos" w:cs="Aptos" w:eastAsia="Aptos"/>
           <w:i/>
           <w:iCs/>
-          <w:sz w:val="24"/>
+          <w:color w:val="1F2937"/>
+          <w:sz w:val="23"/>
+          <w:szCs w:val="23"/>
         </w:rPr>
         <w:t>Euphytica</w:t>
       </w:r>
       <w:r>
         <w:rPr>
-          <w:rFonts w:ascii="Times New Roman" w:hAnsi="Times New Roman" w:cs="Times New Roman"/>
-          <w:sz w:val="24"/>
+          <w:rFonts w:ascii="Aptos" w:hAnsi="Aptos" w:cs="Aptos" w:eastAsia="Aptos"/>
+          <w:color w:val="1F2937"/>
+          <w:sz w:val="23"/>
+          <w:szCs w:val="23"/>
         </w:rPr>
         <w:t>, 219:</w:t>
       </w:r>
       <w:r>
         <w:rPr>
-          <w:rFonts w:ascii="Times New Roman" w:hAnsi="Times New Roman" w:cs="Times New Roman"/>
-          <w:sz w:val="24"/>
+          <w:rFonts w:ascii="Aptos" w:hAnsi="Aptos" w:cs="Aptos" w:eastAsia="Aptos"/>
+          <w:color w:val="1F2937"/>
+          <w:sz w:val="23"/>
+          <w:szCs w:val="23"/>
         </w:rPr>
         <w:t xml:space="preserve"> </w:t>
       </w:r>
       <w:r>
         <w:rPr>
-          <w:rFonts w:ascii="Times New Roman" w:hAnsi="Times New Roman" w:cs="Times New Roman"/>
-          <w:sz w:val="24"/>
+          <w:rFonts w:ascii="Aptos" w:hAnsi="Aptos" w:cs="Aptos" w:eastAsia="Aptos"/>
+          <w:color w:val="1F2937"/>
+          <w:sz w:val="23"/>
+          <w:szCs w:val="23"/>
         </w:rPr>
         <w:t>6. DOI: 10.1007/s10681-022-03132-7</w:t>
       </w:r>
@@ -2318,33 +2818,41 @@
         <w:tabs>
           <w:tab w:val="num" w:pos="720"/>
         </w:tabs>
+        <w:spacing w:after="140" w:line="247" w:lineRule="auto"/>
+        <w:ind/>
         <w:jc w:val="left"/>
         <w:rPr>
-          <w:rFonts w:ascii="Times New Roman" w:hAnsi="Times New Roman" w:cs="Times New Roman"/>
-          <w:sz w:val="24"/>
-        </w:rPr>
-      </w:pPr>
-      <w:r>
-        <w:rPr>
-          <w:rFonts w:ascii="Times New Roman" w:hAnsi="Times New Roman" w:cs="Times New Roman"/>
-          <w:sz w:val="24"/>
+          <w:rFonts w:ascii="Aptos" w:hAnsi="Aptos" w:cs="Aptos" w:eastAsia="Aptos"/>
+          <w:sz w:val="24"/>
+        </w:rPr>
+      </w:pPr>
+      <w:r>
+        <w:rPr>
+          <w:rFonts w:ascii="Aptos" w:hAnsi="Aptos" w:cs="Aptos" w:eastAsia="Aptos"/>
+          <w:color w:val="1F2937"/>
+          <w:sz w:val="23"/>
+          <w:szCs w:val="23"/>
         </w:rPr>
         <w:t>Takeda T*, Takahashi M, Shimizu M, </w:t>
       </w:r>
       <w:r>
         <w:rPr>
-          <w:rFonts w:ascii="Times New Roman" w:hAnsi="Times New Roman" w:cs="Times New Roman"/>
+          <w:rFonts w:ascii="Aptos" w:hAnsi="Aptos" w:cs="Aptos" w:eastAsia="Aptos"/>
           <w:b/>
           <w:bCs/>
-          <w:sz w:val="24"/>
+          <w:color w:val="1F2937"/>
+          <w:sz w:val="23"/>
           <w:u w:val="single"/>
+          <w:szCs w:val="23"/>
         </w:rPr>
         <w:t>Sugihara Y,</w:t>
       </w:r>
       <w:r>
         <w:rPr>
-          <w:rFonts w:ascii="Times New Roman" w:hAnsi="Times New Roman" w:cs="Times New Roman"/>
-          <w:sz w:val="24"/>
+          <w:rFonts w:ascii="Aptos" w:hAnsi="Aptos" w:cs="Aptos" w:eastAsia="Aptos"/>
+          <w:color w:val="1F2937"/>
+          <w:sz w:val="23"/>
+          <w:szCs w:val="23"/>
         </w:rPr>
         <w:t> Saitoh H, Fujisaki K, Ishikawa K, Utsushi H, Kanzaki E, Sakamoto Y, Abe A, Terauchi R* (2022) </w:t>
       </w:r>
@@ -2352,62 +2860,77 @@
         <w:r>
           <w:rPr>
             <w:rStyle w:val="Hyperlink"/>
-            <w:rFonts w:ascii="Times New Roman" w:hAnsi="Times New Roman" w:cs="Times New Roman"/>
-            <w:sz w:val="24"/>
+            <w:rFonts w:ascii="Aptos" w:hAnsi="Aptos" w:cs="Aptos" w:eastAsia="Aptos"/>
+            <w:sz w:val="23"/>
+            <w:szCs w:val="23"/>
           </w:rPr>
           <w:t>Rice apoplastic CBM1-interacting protein counters blast pathogen invasion by binding conserved carbohydrate binding module 1 motif of fungal proteins</w:t>
         </w:r>
       </w:hyperlink>
       <w:r>
         <w:rPr>
-          <w:rFonts w:ascii="Times New Roman" w:hAnsi="Times New Roman" w:cs="Times New Roman"/>
-          <w:sz w:val="24"/>
+          <w:rFonts w:ascii="Aptos" w:hAnsi="Aptos" w:cs="Aptos" w:eastAsia="Aptos"/>
+          <w:color w:val="1F2937"/>
+          <w:sz w:val="23"/>
+          <w:szCs w:val="23"/>
         </w:rPr>
         <w:t>. </w:t>
       </w:r>
       <w:r>
         <w:rPr>
-          <w:rFonts w:ascii="Times New Roman" w:hAnsi="Times New Roman" w:cs="Times New Roman"/>
+          <w:rFonts w:ascii="Aptos" w:hAnsi="Aptos" w:cs="Aptos" w:eastAsia="Aptos"/>
           <w:i/>
           <w:iCs/>
-          <w:sz w:val="24"/>
+          <w:color w:val="1F2937"/>
+          <w:sz w:val="23"/>
+          <w:szCs w:val="23"/>
         </w:rPr>
         <w:t>PLOS Pathogens</w:t>
       </w:r>
       <w:r>
         <w:rPr>
-          <w:rFonts w:ascii="Times New Roman" w:hAnsi="Times New Roman" w:cs="Times New Roman"/>
-          <w:sz w:val="24"/>
+          <w:rFonts w:ascii="Aptos" w:hAnsi="Aptos" w:cs="Aptos" w:eastAsia="Aptos"/>
+          <w:color w:val="1F2937"/>
+          <w:sz w:val="23"/>
+          <w:szCs w:val="23"/>
         </w:rPr>
         <w:t> 18:</w:t>
       </w:r>
       <w:r>
         <w:rPr>
-          <w:rFonts w:ascii="Times New Roman" w:hAnsi="Times New Roman" w:cs="Times New Roman"/>
-          <w:sz w:val="24"/>
+          <w:rFonts w:ascii="Aptos" w:hAnsi="Aptos" w:cs="Aptos" w:eastAsia="Aptos"/>
+          <w:color w:val="1F2937"/>
+          <w:sz w:val="23"/>
+          <w:szCs w:val="23"/>
         </w:rPr>
         <w:t xml:space="preserve"> </w:t>
       </w:r>
       <w:r>
         <w:rPr>
-          <w:rFonts w:ascii="Times New Roman" w:hAnsi="Times New Roman" w:cs="Times New Roman"/>
-          <w:sz w:val="24"/>
+          <w:rFonts w:ascii="Aptos" w:hAnsi="Aptos" w:cs="Aptos" w:eastAsia="Aptos"/>
+          <w:color w:val="1F2937"/>
+          <w:sz w:val="23"/>
+          <w:szCs w:val="23"/>
         </w:rPr>
         <w:t>e1010792</w:t>
       </w:r>
       <w:r>
         <w:rPr>
-          <w:rFonts w:ascii="Times New Roman" w:hAnsi="Times New Roman" w:cs="Times New Roman"/>
+          <w:rFonts w:ascii="Aptos" w:hAnsi="Aptos" w:cs="Aptos" w:eastAsia="Aptos"/>
           <w:i/>
           <w:iCs/>
-          <w:sz w:val="24"/>
+          <w:color w:val="1F2937"/>
+          <w:sz w:val="23"/>
+          <w:szCs w:val="23"/>
         </w:rPr>
         <w:t>. </w:t>
       </w:r>
       <w:r>
         <w:rPr>
-          <w:rFonts w:ascii="Times New Roman" w:hAnsi="Times New Roman" w:cs="Times New Roman"/>
-          <w:sz w:val="24"/>
+          <w:rFonts w:ascii="Aptos" w:hAnsi="Aptos" w:cs="Aptos" w:eastAsia="Aptos"/>
+          <w:color w:val="1F2937"/>
+          <w:sz w:val="23"/>
+          <w:szCs w:val="23"/>
         </w:rPr>
         <w:t>DOI: 10.1371/journal.ppat.1010792 *Corresponding authors</w:t>
       </w:r>
@@ -2421,33 +2944,41 @@
         <w:tabs>
           <w:tab w:val="num" w:pos="720"/>
         </w:tabs>
+        <w:spacing w:after="140" w:line="247" w:lineRule="auto"/>
+        <w:ind/>
         <w:jc w:val="left"/>
         <w:rPr>
-          <w:rFonts w:ascii="Times New Roman" w:hAnsi="Times New Roman" w:cs="Times New Roman"/>
-          <w:sz w:val="24"/>
-        </w:rPr>
-      </w:pPr>
-      <w:r>
-        <w:rPr>
-          <w:rFonts w:ascii="Times New Roman" w:hAnsi="Times New Roman" w:cs="Times New Roman"/>
-          <w:sz w:val="24"/>
+          <w:rFonts w:ascii="Aptos" w:hAnsi="Aptos" w:cs="Aptos" w:eastAsia="Aptos"/>
+          <w:sz w:val="24"/>
+        </w:rPr>
+      </w:pPr>
+      <w:r>
+        <w:rPr>
+          <w:rFonts w:ascii="Aptos" w:hAnsi="Aptos" w:cs="Aptos" w:eastAsia="Aptos"/>
+          <w:color w:val="1F2937"/>
+          <w:sz w:val="23"/>
+          <w:szCs w:val="23"/>
         </w:rPr>
         <w:t>Natsume S, </w:t>
       </w:r>
       <w:r>
         <w:rPr>
-          <w:rFonts w:ascii="Times New Roman" w:hAnsi="Times New Roman" w:cs="Times New Roman"/>
+          <w:rFonts w:ascii="Aptos" w:hAnsi="Aptos" w:cs="Aptos" w:eastAsia="Aptos"/>
           <w:b/>
           <w:bCs/>
-          <w:sz w:val="24"/>
+          <w:color w:val="1F2937"/>
+          <w:sz w:val="23"/>
           <w:u w:val="single"/>
+          <w:szCs w:val="23"/>
         </w:rPr>
         <w:t>Sugihara Y</w:t>
       </w:r>
       <w:r>
         <w:rPr>
-          <w:rFonts w:ascii="Times New Roman" w:hAnsi="Times New Roman" w:cs="Times New Roman"/>
-          <w:sz w:val="24"/>
+          <w:rFonts w:ascii="Aptos" w:hAnsi="Aptos" w:cs="Aptos" w:eastAsia="Aptos"/>
+          <w:color w:val="1F2937"/>
+          <w:sz w:val="23"/>
+          <w:szCs w:val="23"/>
         </w:rPr>
         <w:t>, Kudoh A, Oikawa K, Shimizu M, Ishikawa Y, Nishihara M, Abe A, Innan H, Terauchi R (2022) </w:t>
       </w:r>
@@ -2455,42 +2986,50 @@
         <w:r>
           <w:rPr>
             <w:rStyle w:val="Hyperlink"/>
-            <w:rFonts w:ascii="Times New Roman" w:hAnsi="Times New Roman" w:cs="Times New Roman"/>
-            <w:sz w:val="24"/>
+            <w:rFonts w:ascii="Aptos" w:hAnsi="Aptos" w:cs="Aptos" w:eastAsia="Aptos"/>
+            <w:sz w:val="23"/>
+            <w:szCs w:val="23"/>
           </w:rPr>
           <w:t>Genome Analysis Revives a Forgotten Hybrid Crop Edo-dokoro in the Genus </w:t>
         </w:r>
         <w:r>
           <w:rPr>
             <w:rStyle w:val="Hyperlink"/>
-            <w:rFonts w:ascii="Times New Roman" w:hAnsi="Times New Roman" w:cs="Times New Roman"/>
+            <w:rFonts w:ascii="Aptos" w:hAnsi="Aptos" w:cs="Aptos" w:eastAsia="Aptos"/>
             <w:i/>
             <w:iCs/>
-            <w:sz w:val="24"/>
+            <w:sz w:val="23"/>
+            <w:szCs w:val="23"/>
           </w:rPr>
           <w:t>Dioscorea</w:t>
         </w:r>
       </w:hyperlink>
       <w:r>
         <w:rPr>
-          <w:rFonts w:ascii="Times New Roman" w:hAnsi="Times New Roman" w:cs="Times New Roman"/>
-          <w:sz w:val="24"/>
+          <w:rFonts w:ascii="Aptos" w:hAnsi="Aptos" w:cs="Aptos" w:eastAsia="Aptos"/>
+          <w:color w:val="1F2937"/>
+          <w:sz w:val="23"/>
+          <w:szCs w:val="23"/>
         </w:rPr>
         <w:t>. </w:t>
       </w:r>
       <w:r>
         <w:rPr>
-          <w:rFonts w:ascii="Times New Roman" w:hAnsi="Times New Roman" w:cs="Times New Roman"/>
+          <w:rFonts w:ascii="Aptos" w:hAnsi="Aptos" w:cs="Aptos" w:eastAsia="Aptos"/>
           <w:i/>
           <w:iCs/>
-          <w:sz w:val="24"/>
+          <w:color w:val="1F2937"/>
+          <w:sz w:val="23"/>
+          <w:szCs w:val="23"/>
         </w:rPr>
         <w:t>Plant and Cell Physiology</w:t>
       </w:r>
       <w:r>
         <w:rPr>
-          <w:rFonts w:ascii="Times New Roman" w:hAnsi="Times New Roman" w:cs="Times New Roman"/>
-          <w:sz w:val="24"/>
+          <w:rFonts w:ascii="Aptos" w:hAnsi="Aptos" w:cs="Aptos" w:eastAsia="Aptos"/>
+          <w:color w:val="1F2937"/>
+          <w:sz w:val="23"/>
+          <w:szCs w:val="23"/>
         </w:rPr>
         <w:t>, pcac109. DOI: 10.1093/pcp/pcac109</w:t>
       </w:r>
@@ -2504,33 +3043,41 @@
         <w:tabs>
           <w:tab w:val="num" w:pos="720"/>
         </w:tabs>
+        <w:spacing w:after="140" w:line="247" w:lineRule="auto"/>
+        <w:ind/>
         <w:jc w:val="left"/>
         <w:rPr>
-          <w:rFonts w:ascii="Times New Roman" w:hAnsi="Times New Roman" w:cs="Times New Roman"/>
-          <w:sz w:val="24"/>
-        </w:rPr>
-      </w:pPr>
-      <w:r>
-        <w:rPr>
-          <w:rFonts w:ascii="Times New Roman" w:hAnsi="Times New Roman" w:cs="Times New Roman"/>
-          <w:sz w:val="24"/>
+          <w:rFonts w:ascii="Aptos" w:hAnsi="Aptos" w:cs="Aptos" w:eastAsia="Aptos"/>
+          <w:sz w:val="24"/>
+        </w:rPr>
+      </w:pPr>
+      <w:r>
+        <w:rPr>
+          <w:rFonts w:ascii="Aptos" w:hAnsi="Aptos" w:cs="Aptos" w:eastAsia="Aptos"/>
+          <w:color w:val="1F2937"/>
+          <w:sz w:val="23"/>
+          <w:szCs w:val="23"/>
         </w:rPr>
         <w:t>Shimizu M, Hirabuchi A, </w:t>
       </w:r>
       <w:r>
         <w:rPr>
-          <w:rFonts w:ascii="Times New Roman" w:hAnsi="Times New Roman" w:cs="Times New Roman"/>
+          <w:rFonts w:ascii="Aptos" w:hAnsi="Aptos" w:cs="Aptos" w:eastAsia="Aptos"/>
           <w:b/>
           <w:bCs/>
-          <w:sz w:val="24"/>
+          <w:color w:val="1F2937"/>
+          <w:sz w:val="23"/>
           <w:u w:val="single"/>
+          <w:szCs w:val="23"/>
         </w:rPr>
         <w:t>Sugihara Y</w:t>
       </w:r>
       <w:r>
         <w:rPr>
-          <w:rFonts w:ascii="Times New Roman" w:hAnsi="Times New Roman" w:cs="Times New Roman"/>
-          <w:sz w:val="24"/>
+          <w:rFonts w:ascii="Aptos" w:hAnsi="Aptos" w:cs="Aptos" w:eastAsia="Aptos"/>
+          <w:color w:val="1F2937"/>
+          <w:sz w:val="23"/>
+          <w:szCs w:val="23"/>
         </w:rPr>
         <w:t>, Abe A, Takeda T, Kobayashi M, Hiraka Y, Kanzaki E, Oikawa K, Saitoh H, Langner T, Banfield MJ, Kamoun S, Terauchi R (2022) </w:t>
       </w:r>
@@ -2538,32 +3085,39 @@
         <w:r>
           <w:rPr>
             <w:rStyle w:val="Hyperlink"/>
-            <w:rFonts w:ascii="Times New Roman" w:hAnsi="Times New Roman" w:cs="Times New Roman"/>
-            <w:sz w:val="24"/>
+            <w:rFonts w:ascii="Aptos" w:hAnsi="Aptos" w:cs="Aptos" w:eastAsia="Aptos"/>
+            <w:sz w:val="23"/>
+            <w:szCs w:val="23"/>
           </w:rPr>
           <w:t>A genetically linked pair of NLR immune receptors show contrasting patterns of evolution</w:t>
         </w:r>
       </w:hyperlink>
       <w:r>
         <w:rPr>
-          <w:rFonts w:ascii="Times New Roman" w:hAnsi="Times New Roman" w:cs="Times New Roman"/>
-          <w:sz w:val="24"/>
+          <w:rFonts w:ascii="Aptos" w:hAnsi="Aptos" w:cs="Aptos" w:eastAsia="Aptos"/>
+          <w:color w:val="1F2937"/>
+          <w:sz w:val="23"/>
+          <w:szCs w:val="23"/>
         </w:rPr>
         <w:t>. </w:t>
       </w:r>
       <w:r>
         <w:rPr>
-          <w:rFonts w:ascii="Times New Roman" w:hAnsi="Times New Roman" w:cs="Times New Roman"/>
+          <w:rFonts w:ascii="Aptos" w:hAnsi="Aptos" w:cs="Aptos" w:eastAsia="Aptos"/>
           <w:i/>
           <w:iCs/>
-          <w:sz w:val="24"/>
+          <w:color w:val="1F2937"/>
+          <w:sz w:val="23"/>
+          <w:szCs w:val="23"/>
         </w:rPr>
         <w:t>Proceedings of the National Academy of Sciences</w:t>
       </w:r>
       <w:r>
         <w:rPr>
-          <w:rFonts w:ascii="Times New Roman" w:hAnsi="Times New Roman" w:cs="Times New Roman"/>
-          <w:sz w:val="24"/>
+          <w:rFonts w:ascii="Aptos" w:hAnsi="Aptos" w:cs="Aptos" w:eastAsia="Aptos"/>
+          <w:color w:val="1F2937"/>
+          <w:sz w:val="23"/>
+          <w:szCs w:val="23"/>
         </w:rPr>
         <w:t>, 119: e2116896119. DOI: 10.1073/pnas.2116896119</w:t>
       </w:r>
@@ -2577,26 +3131,32 @@
         <w:tabs>
           <w:tab w:val="num" w:pos="720"/>
         </w:tabs>
+        <w:spacing w:after="140" w:line="247" w:lineRule="auto"/>
+        <w:ind/>
         <w:jc w:val="left"/>
         <w:rPr>
-          <w:rFonts w:ascii="Times New Roman" w:hAnsi="Times New Roman" w:cs="Times New Roman"/>
-          <w:sz w:val="24"/>
-        </w:rPr>
-      </w:pPr>
-      <w:r>
-        <w:rPr>
-          <w:rFonts w:ascii="Times New Roman" w:hAnsi="Times New Roman" w:cs="Times New Roman"/>
+          <w:rFonts w:ascii="Aptos" w:hAnsi="Aptos" w:cs="Aptos" w:eastAsia="Aptos"/>
+          <w:sz w:val="24"/>
+        </w:rPr>
+      </w:pPr>
+      <w:r>
+        <w:rPr>
+          <w:rFonts w:ascii="Aptos" w:hAnsi="Aptos" w:cs="Aptos" w:eastAsia="Aptos"/>
           <w:b/>
           <w:bCs/>
-          <w:sz w:val="24"/>
+          <w:color w:val="1F2937"/>
+          <w:sz w:val="23"/>
           <w:u w:val="single"/>
+          <w:szCs w:val="23"/>
         </w:rPr>
         <w:t>Sugihara Y</w:t>
       </w:r>
       <w:r>
         <w:rPr>
-          <w:rFonts w:ascii="Times New Roman" w:hAnsi="Times New Roman" w:cs="Times New Roman"/>
-          <w:sz w:val="24"/>
+          <w:rFonts w:ascii="Aptos" w:hAnsi="Aptos" w:cs="Aptos" w:eastAsia="Aptos"/>
+          <w:color w:val="1F2937"/>
+          <w:sz w:val="23"/>
+          <w:szCs w:val="23"/>
         </w:rPr>
         <w:t>, Young L, Yaegashi H, Natsume S, Shea DJ, Takagi H, Booker H, Innan H, Terauchi R, Abe A (2022) </w:t>
       </w:r>
@@ -2604,62 +3164,77 @@
         <w:r>
           <w:rPr>
             <w:rStyle w:val="Hyperlink"/>
-            <w:rFonts w:ascii="Times New Roman" w:hAnsi="Times New Roman" w:cs="Times New Roman"/>
-            <w:sz w:val="24"/>
+            <w:rFonts w:ascii="Aptos" w:hAnsi="Aptos" w:cs="Aptos" w:eastAsia="Aptos"/>
+            <w:sz w:val="23"/>
+            <w:szCs w:val="23"/>
           </w:rPr>
           <w:t>High-performance pipeline for MutMap and QTL-seq</w:t>
         </w:r>
       </w:hyperlink>
       <w:r>
         <w:rPr>
-          <w:rFonts w:ascii="Times New Roman" w:hAnsi="Times New Roman" w:cs="Times New Roman"/>
-          <w:sz w:val="24"/>
+          <w:rFonts w:ascii="Aptos" w:hAnsi="Aptos" w:cs="Aptos" w:eastAsia="Aptos"/>
+          <w:color w:val="1F2937"/>
+          <w:sz w:val="23"/>
+          <w:szCs w:val="23"/>
         </w:rPr>
         <w:t>. </w:t>
       </w:r>
       <w:r>
         <w:rPr>
-          <w:rFonts w:ascii="Times New Roman" w:hAnsi="Times New Roman" w:cs="Times New Roman"/>
+          <w:rFonts w:ascii="Aptos" w:hAnsi="Aptos" w:cs="Aptos" w:eastAsia="Aptos"/>
           <w:i/>
           <w:iCs/>
-          <w:sz w:val="24"/>
+          <w:color w:val="1F2937"/>
+          <w:sz w:val="23"/>
+          <w:szCs w:val="23"/>
         </w:rPr>
         <w:t>PeerJ</w:t>
       </w:r>
       <w:r>
         <w:rPr>
-          <w:rFonts w:ascii="Times New Roman" w:hAnsi="Times New Roman" w:cs="Times New Roman"/>
-          <w:sz w:val="24"/>
+          <w:rFonts w:ascii="Aptos" w:hAnsi="Aptos" w:cs="Aptos" w:eastAsia="Aptos"/>
+          <w:color w:val="1F2937"/>
+          <w:sz w:val="23"/>
+          <w:szCs w:val="23"/>
         </w:rPr>
         <w:t>, 10:</w:t>
       </w:r>
       <w:r>
         <w:rPr>
-          <w:rFonts w:ascii="Times New Roman" w:hAnsi="Times New Roman" w:cs="Times New Roman"/>
-          <w:sz w:val="24"/>
+          <w:rFonts w:ascii="Aptos" w:hAnsi="Aptos" w:cs="Aptos" w:eastAsia="Aptos"/>
+          <w:color w:val="1F2937"/>
+          <w:sz w:val="23"/>
+          <w:szCs w:val="23"/>
         </w:rPr>
         <w:t xml:space="preserve"> </w:t>
       </w:r>
       <w:r>
         <w:rPr>
-          <w:rFonts w:ascii="Times New Roman" w:hAnsi="Times New Roman" w:cs="Times New Roman"/>
-          <w:sz w:val="24"/>
+          <w:rFonts w:ascii="Aptos" w:hAnsi="Aptos" w:cs="Aptos" w:eastAsia="Aptos"/>
+          <w:color w:val="1F2937"/>
+          <w:sz w:val="23"/>
+          <w:szCs w:val="23"/>
         </w:rPr>
         <w:t>e13170.</w:t>
       </w:r>
       <w:r>
         <w:rPr>
-          <w:rFonts w:ascii="Times New Roman" w:hAnsi="Times New Roman" w:cs="Times New Roman"/>
+          <w:rFonts w:ascii="Aptos" w:hAnsi="Aptos" w:cs="Aptos" w:eastAsia="Aptos"/>
           <w:i/>
           <w:iCs/>
-          <w:sz w:val="24"/>
+          <w:color w:val="1F2937"/>
+          <w:sz w:val="23"/>
+          <w:szCs w:val="23"/>
         </w:rPr>
         <w:t> </w:t>
       </w:r>
       <w:r>
         <w:rPr>
-          <w:rFonts w:ascii="Times New Roman" w:hAnsi="Times New Roman" w:cs="Times New Roman"/>
-          <w:sz w:val="24"/>
+          <w:rFonts w:ascii="Aptos" w:hAnsi="Aptos" w:cs="Aptos" w:eastAsia="Aptos"/>
+          <w:color w:val="1F2937"/>
+          <w:sz w:val="23"/>
+          <w:szCs w:val="23"/>
         </w:rPr>
         <w:t>DOI: 10.7717/peerj.13170</w:t>
       </w:r>
@@ -2673,26 +3248,32 @@
         <w:tabs>
           <w:tab w:val="num" w:pos="720"/>
         </w:tabs>
+        <w:spacing w:after="140" w:line="247" w:lineRule="auto"/>
+        <w:ind/>
         <w:jc w:val="left"/>
         <w:rPr>
-          <w:rFonts w:ascii="Times New Roman" w:hAnsi="Times New Roman" w:cs="Times New Roman"/>
-          <w:sz w:val="24"/>
-        </w:rPr>
-      </w:pPr>
-      <w:r>
-        <w:rPr>
-          <w:rFonts w:ascii="Times New Roman" w:hAnsi="Times New Roman" w:cs="Times New Roman"/>
+          <w:rFonts w:ascii="Aptos" w:hAnsi="Aptos" w:cs="Aptos" w:eastAsia="Aptos"/>
+          <w:sz w:val="24"/>
+        </w:rPr>
+      </w:pPr>
+      <w:r>
+        <w:rPr>
+          <w:rFonts w:ascii="Aptos" w:hAnsi="Aptos" w:cs="Aptos" w:eastAsia="Aptos"/>
           <w:b/>
           <w:bCs/>
-          <w:sz w:val="24"/>
+          <w:color w:val="1F2937"/>
+          <w:sz w:val="23"/>
           <w:u w:val="single"/>
+          <w:szCs w:val="23"/>
         </w:rPr>
         <w:t>Sugihara Y</w:t>
       </w:r>
       <w:r>
         <w:rPr>
-          <w:rFonts w:ascii="Times New Roman" w:hAnsi="Times New Roman" w:cs="Times New Roman"/>
-          <w:sz w:val="24"/>
+          <w:rFonts w:ascii="Aptos" w:hAnsi="Aptos" w:cs="Aptos" w:eastAsia="Aptos"/>
+          <w:color w:val="1F2937"/>
+          <w:sz w:val="23"/>
+          <w:szCs w:val="23"/>
         </w:rPr>
         <w:t>*, Kudoh A*, Tamiru-Oli M, Takagi H, Natsume S, Shimizu M, Abe A, Asiedu R, Asfaw A, Adebola P, Terauchi R (2021) </w:t>
       </w:r>
@@ -2700,82 +3281,99 @@
         <w:r>
           <w:rPr>
             <w:rStyle w:val="Hyperlink"/>
-            <w:rFonts w:ascii="Times New Roman" w:hAnsi="Times New Roman" w:cs="Times New Roman"/>
-            <w:sz w:val="24"/>
+            <w:rFonts w:ascii="Aptos" w:hAnsi="Aptos" w:cs="Aptos" w:eastAsia="Aptos"/>
+            <w:sz w:val="23"/>
+            <w:szCs w:val="23"/>
           </w:rPr>
           <w:t>Population genomics of yams: evolution and domestication of </w:t>
         </w:r>
         <w:r>
           <w:rPr>
             <w:rStyle w:val="Hyperlink"/>
-            <w:rFonts w:ascii="Times New Roman" w:hAnsi="Times New Roman" w:cs="Times New Roman"/>
+            <w:rFonts w:ascii="Aptos" w:hAnsi="Aptos" w:cs="Aptos" w:eastAsia="Aptos"/>
             <w:i/>
             <w:iCs/>
-            <w:sz w:val="24"/>
+            <w:sz w:val="23"/>
+            <w:szCs w:val="23"/>
           </w:rPr>
           <w:t>Dioscorea</w:t>
         </w:r>
         <w:r>
           <w:rPr>
             <w:rStyle w:val="Hyperlink"/>
-            <w:rFonts w:ascii="Times New Roman" w:hAnsi="Times New Roman" w:cs="Times New Roman"/>
-            <w:sz w:val="24"/>
+            <w:rFonts w:ascii="Aptos" w:hAnsi="Aptos" w:cs="Aptos" w:eastAsia="Aptos"/>
+            <w:sz w:val="23"/>
+            <w:szCs w:val="23"/>
           </w:rPr>
           <w:t> species</w:t>
         </w:r>
       </w:hyperlink>
       <w:r>
         <w:rPr>
-          <w:rFonts w:ascii="Times New Roman" w:hAnsi="Times New Roman" w:cs="Times New Roman"/>
-          <w:sz w:val="24"/>
+          <w:rFonts w:ascii="Aptos" w:hAnsi="Aptos" w:cs="Aptos" w:eastAsia="Aptos"/>
+          <w:color w:val="1F2937"/>
+          <w:sz w:val="23"/>
+          <w:szCs w:val="23"/>
         </w:rPr>
         <w:t>. In: </w:t>
       </w:r>
       <w:r>
         <w:rPr>
-          <w:rFonts w:ascii="Times New Roman" w:hAnsi="Times New Roman" w:cs="Times New Roman"/>
+          <w:rFonts w:ascii="Aptos" w:hAnsi="Aptos" w:cs="Aptos" w:eastAsia="Aptos"/>
           <w:i/>
           <w:iCs/>
-          <w:sz w:val="24"/>
+          <w:color w:val="1F2937"/>
+          <w:sz w:val="23"/>
+          <w:szCs w:val="23"/>
         </w:rPr>
         <w:t>Population Genomics</w:t>
       </w:r>
       <w:r>
         <w:rPr>
-          <w:rFonts w:ascii="Times New Roman" w:hAnsi="Times New Roman" w:cs="Times New Roman"/>
-          <w:sz w:val="24"/>
+          <w:rFonts w:ascii="Aptos" w:hAnsi="Aptos" w:cs="Aptos" w:eastAsia="Aptos"/>
+          <w:color w:val="1F2937"/>
+          <w:sz w:val="23"/>
+          <w:szCs w:val="23"/>
         </w:rPr>
         <w:t>. </w:t>
       </w:r>
       <w:r>
         <w:rPr>
-          <w:rFonts w:ascii="Times New Roman" w:hAnsi="Times New Roman" w:cs="Times New Roman"/>
+          <w:rFonts w:ascii="Aptos" w:hAnsi="Aptos" w:cs="Aptos" w:eastAsia="Aptos"/>
           <w:i/>
           <w:iCs/>
-          <w:sz w:val="24"/>
+          <w:color w:val="1F2937"/>
+          <w:sz w:val="23"/>
+          <w:szCs w:val="23"/>
         </w:rPr>
         <w:t>Springer</w:t>
       </w:r>
       <w:r>
         <w:rPr>
-          <w:rFonts w:ascii="Times New Roman" w:hAnsi="Times New Roman" w:cs="Times New Roman"/>
-          <w:sz w:val="24"/>
+          <w:rFonts w:ascii="Aptos" w:hAnsi="Aptos" w:cs="Aptos" w:eastAsia="Aptos"/>
+          <w:color w:val="1F2937"/>
+          <w:sz w:val="23"/>
+          <w:szCs w:val="23"/>
         </w:rPr>
         <w:t>,</w:t>
       </w:r>
       <w:r>
         <w:rPr>
-          <w:rFonts w:ascii="Times New Roman" w:hAnsi="Times New Roman" w:cs="Times New Roman"/>
+          <w:rFonts w:ascii="Aptos" w:hAnsi="Aptos" w:cs="Aptos" w:eastAsia="Aptos"/>
           <w:i/>
           <w:iCs/>
-          <w:sz w:val="24"/>
+          <w:color w:val="1F2937"/>
+          <w:sz w:val="23"/>
+          <w:szCs w:val="23"/>
         </w:rPr>
         <w:t> Cham</w:t>
       </w:r>
       <w:r>
         <w:rPr>
-          <w:rFonts w:ascii="Times New Roman" w:hAnsi="Times New Roman" w:cs="Times New Roman"/>
-          <w:sz w:val="24"/>
+          <w:rFonts w:ascii="Aptos" w:hAnsi="Aptos" w:cs="Aptos" w:eastAsia="Aptos"/>
+          <w:color w:val="1F2937"/>
+          <w:sz w:val="23"/>
+          <w:szCs w:val="23"/>
         </w:rPr>
         <w:t>. DOI: 10.1007/13836_2021_94 *Authors contributed equally</w:t>
       </w:r>
@@ -2789,33 +3387,41 @@
         <w:tabs>
           <w:tab w:val="num" w:pos="720"/>
         </w:tabs>
+        <w:spacing w:after="140" w:line="247" w:lineRule="auto"/>
+        <w:ind/>
         <w:jc w:val="left"/>
         <w:rPr>
-          <w:rFonts w:ascii="Times New Roman" w:hAnsi="Times New Roman" w:cs="Times New Roman"/>
-          <w:sz w:val="24"/>
-        </w:rPr>
-      </w:pPr>
-      <w:r>
-        <w:rPr>
-          <w:rFonts w:ascii="Times New Roman" w:hAnsi="Times New Roman" w:cs="Times New Roman"/>
-          <w:sz w:val="24"/>
+          <w:rFonts w:ascii="Aptos" w:hAnsi="Aptos" w:cs="Aptos" w:eastAsia="Aptos"/>
+          <w:sz w:val="24"/>
+        </w:rPr>
+      </w:pPr>
+      <w:r>
+        <w:rPr>
+          <w:rFonts w:ascii="Aptos" w:hAnsi="Aptos" w:cs="Aptos" w:eastAsia="Aptos"/>
+          <w:color w:val="1F2937"/>
+          <w:sz w:val="23"/>
+          <w:szCs w:val="23"/>
         </w:rPr>
         <w:t>Segawa T, Nishiyama C, Tamiru-Oli M, </w:t>
       </w:r>
       <w:r>
         <w:rPr>
-          <w:rFonts w:ascii="Times New Roman" w:hAnsi="Times New Roman" w:cs="Times New Roman"/>
+          <w:rFonts w:ascii="Aptos" w:hAnsi="Aptos" w:cs="Aptos" w:eastAsia="Aptos"/>
           <w:b/>
           <w:bCs/>
-          <w:sz w:val="24"/>
+          <w:color w:val="1F2937"/>
+          <w:sz w:val="23"/>
           <w:u w:val="single"/>
+          <w:szCs w:val="23"/>
         </w:rPr>
         <w:t>Sugihara Y</w:t>
       </w:r>
       <w:r>
         <w:rPr>
-          <w:rFonts w:ascii="Times New Roman" w:hAnsi="Times New Roman" w:cs="Times New Roman"/>
-          <w:sz w:val="24"/>
+          <w:rFonts w:ascii="Aptos" w:hAnsi="Aptos" w:cs="Aptos" w:eastAsia="Aptos"/>
+          <w:color w:val="1F2937"/>
+          <w:sz w:val="23"/>
+          <w:szCs w:val="23"/>
         </w:rPr>
         <w:t>, Abe A, Sone H, Itoh N, Asukai M, Uemura A, Oikawa K, Utsushi H, Ikegami-Katayama A, Imamura T, Mori M, Terauchi R, Takagi H (2021) </w:t>
       </w:r>
@@ -2823,32 +3429,39 @@
         <w:r>
           <w:rPr>
             <w:rStyle w:val="Hyperlink"/>
-            <w:rFonts w:ascii="Times New Roman" w:hAnsi="Times New Roman" w:cs="Times New Roman"/>
-            <w:sz w:val="24"/>
+            <w:rFonts w:ascii="Aptos" w:hAnsi="Aptos" w:cs="Aptos" w:eastAsia="Aptos"/>
+            <w:sz w:val="23"/>
+            <w:szCs w:val="23"/>
           </w:rPr>
           <w:t>Sat-BSA: an NGS-based method using local de novo assembly of long reads for rapid identification of genomic structural variations associated with agronomic traits</w:t>
         </w:r>
       </w:hyperlink>
       <w:r>
         <w:rPr>
-          <w:rFonts w:ascii="Times New Roman" w:hAnsi="Times New Roman" w:cs="Times New Roman"/>
-          <w:sz w:val="24"/>
+          <w:rFonts w:ascii="Aptos" w:hAnsi="Aptos" w:cs="Aptos" w:eastAsia="Aptos"/>
+          <w:color w:val="1F2937"/>
+          <w:sz w:val="23"/>
+          <w:szCs w:val="23"/>
         </w:rPr>
         <w:t>. </w:t>
       </w:r>
       <w:r>
         <w:rPr>
-          <w:rFonts w:ascii="Times New Roman" w:hAnsi="Times New Roman" w:cs="Times New Roman"/>
+          <w:rFonts w:ascii="Aptos" w:hAnsi="Aptos" w:cs="Aptos" w:eastAsia="Aptos"/>
           <w:i/>
           <w:iCs/>
-          <w:sz w:val="24"/>
+          <w:color w:val="1F2937"/>
+          <w:sz w:val="23"/>
+          <w:szCs w:val="23"/>
         </w:rPr>
         <w:t>Breeding Science</w:t>
       </w:r>
       <w:r>
         <w:rPr>
-          <w:rFonts w:ascii="Times New Roman" w:hAnsi="Times New Roman" w:cs="Times New Roman"/>
-          <w:sz w:val="24"/>
+          <w:rFonts w:ascii="Aptos" w:hAnsi="Aptos" w:cs="Aptos" w:eastAsia="Aptos"/>
+          <w:color w:val="1F2937"/>
+          <w:sz w:val="23"/>
+          <w:szCs w:val="23"/>
         </w:rPr>
         <w:t>, 71: 299–312. DOI: 10.1270/jsbbs.20148</w:t>
       </w:r>
@@ -2862,26 +3475,32 @@
         <w:tabs>
           <w:tab w:val="num" w:pos="720"/>
         </w:tabs>
+        <w:spacing w:after="140" w:line="247" w:lineRule="auto"/>
+        <w:ind/>
         <w:jc w:val="left"/>
         <w:rPr>
-          <w:rFonts w:ascii="Times New Roman" w:hAnsi="Times New Roman" w:cs="Times New Roman"/>
-          <w:sz w:val="24"/>
-        </w:rPr>
-      </w:pPr>
-      <w:r>
-        <w:rPr>
-          <w:rFonts w:ascii="Times New Roman" w:hAnsi="Times New Roman" w:cs="Times New Roman"/>
+          <w:rFonts w:ascii="Aptos" w:hAnsi="Aptos" w:cs="Aptos" w:eastAsia="Aptos"/>
+          <w:sz w:val="24"/>
+        </w:rPr>
+      </w:pPr>
+      <w:r>
+        <w:rPr>
+          <w:rFonts w:ascii="Aptos" w:hAnsi="Aptos" w:cs="Aptos" w:eastAsia="Aptos"/>
           <w:b/>
           <w:bCs/>
-          <w:sz w:val="24"/>
+          <w:color w:val="1F2937"/>
+          <w:sz w:val="23"/>
           <w:u w:val="single"/>
+          <w:szCs w:val="23"/>
         </w:rPr>
         <w:t>Sugihara Y</w:t>
       </w:r>
       <w:r>
         <w:rPr>
-          <w:rFonts w:ascii="Times New Roman" w:hAnsi="Times New Roman" w:cs="Times New Roman"/>
-          <w:sz w:val="24"/>
+          <w:rFonts w:ascii="Aptos" w:hAnsi="Aptos" w:cs="Aptos" w:eastAsia="Aptos"/>
+          <w:color w:val="1F2937"/>
+          <w:sz w:val="23"/>
+          <w:szCs w:val="23"/>
         </w:rPr>
         <w:t>, Darkwa K, Yaegashi H, Natsume S, Shimizu M, Abe A, Hirabuchi A, Ito K, Oikawa K, Tamiru-Oli M, Ohta A, Matsumoto R, Agre P, De Koeyer D, Pachakkil B, Yamanaka S, Muranaka S, Takagi H, White B, Asiedu R, Innan H, Asfaw A*, Adebola P*, Terauchi R* (2020) </w:t>
       </w:r>
@@ -2889,58 +3508,68 @@
         <w:r>
           <w:rPr>
             <w:rStyle w:val="Hyperlink"/>
-            <w:rFonts w:ascii="Times New Roman" w:hAnsi="Times New Roman" w:cs="Times New Roman"/>
-            <w:sz w:val="24"/>
+            <w:rFonts w:ascii="Aptos" w:hAnsi="Aptos" w:cs="Aptos" w:eastAsia="Aptos"/>
+            <w:sz w:val="23"/>
+            <w:szCs w:val="23"/>
           </w:rPr>
           <w:t>Genome analyses reveal the hybrid origin of the staple food crop white Guinea yam (</w:t>
         </w:r>
         <w:r>
           <w:rPr>
             <w:rStyle w:val="Hyperlink"/>
-            <w:rFonts w:ascii="Times New Roman" w:hAnsi="Times New Roman" w:cs="Times New Roman"/>
+            <w:rFonts w:ascii="Aptos" w:hAnsi="Aptos" w:cs="Aptos" w:eastAsia="Aptos"/>
             <w:i/>
             <w:iCs/>
-            <w:sz w:val="24"/>
+            <w:sz w:val="23"/>
+            <w:szCs w:val="23"/>
           </w:rPr>
           <w:t>Dioscorea rotundata</w:t>
         </w:r>
         <w:r>
           <w:rPr>
             <w:rStyle w:val="Hyperlink"/>
-            <w:rFonts w:ascii="Times New Roman" w:hAnsi="Times New Roman" w:cs="Times New Roman"/>
-            <w:sz w:val="24"/>
+            <w:rFonts w:ascii="Aptos" w:hAnsi="Aptos" w:cs="Aptos" w:eastAsia="Aptos"/>
+            <w:sz w:val="23"/>
+            <w:szCs w:val="23"/>
           </w:rPr>
           <w:t>)</w:t>
         </w:r>
       </w:hyperlink>
       <w:r>
         <w:rPr>
-          <w:rFonts w:ascii="Times New Roman" w:hAnsi="Times New Roman" w:cs="Times New Roman"/>
-          <w:sz w:val="24"/>
+          <w:rFonts w:ascii="Aptos" w:hAnsi="Aptos" w:cs="Aptos" w:eastAsia="Aptos"/>
+          <w:color w:val="1F2937"/>
+          <w:sz w:val="23"/>
+          <w:szCs w:val="23"/>
         </w:rPr>
         <w:t>. </w:t>
       </w:r>
       <w:r>
         <w:rPr>
-          <w:rFonts w:ascii="Times New Roman" w:hAnsi="Times New Roman" w:cs="Times New Roman"/>
+          <w:rFonts w:ascii="Aptos" w:hAnsi="Aptos" w:cs="Aptos" w:eastAsia="Aptos"/>
           <w:i/>
           <w:iCs/>
-          <w:sz w:val="24"/>
+          <w:color w:val="1F2937"/>
+          <w:sz w:val="23"/>
+          <w:szCs w:val="23"/>
         </w:rPr>
         <w:t>Proceedings of the National Academy of Sciences</w:t>
       </w:r>
       <w:r>
         <w:rPr>
-          <w:rFonts w:ascii="Times New Roman" w:hAnsi="Times New Roman" w:cs="Times New Roman"/>
-          <w:sz w:val="24"/>
+          <w:rFonts w:ascii="Aptos" w:hAnsi="Aptos" w:cs="Aptos" w:eastAsia="Aptos"/>
+          <w:color w:val="1F2937"/>
+          <w:sz w:val="23"/>
+          <w:szCs w:val="23"/>
         </w:rPr>
         <w:t>, 17: 31987–31992. DOI: 10.1073/pnas.2015830117 *Corresponding authors</w:t>
       </w:r>
     </w:p>
     <w:p>
       <w:pPr>
-        <w:rPr>
-          <w:rFonts w:ascii="Times New Roman" w:hAnsi="Times New Roman" w:cs="Times New Roman"/>
+        <w:spacing w:after="0" w:line="20" w:lineRule="exact" w:before="0"/>
+        <w:rPr>
+          <w:rFonts w:ascii="Aptos" w:hAnsi="Aptos" w:cs="Aptos" w:eastAsia="Aptos"/>
           <w:sz w:val="28"/>
           <w:szCs w:val="28"/>
         </w:rPr>
@@ -2948,9 +3577,11 @@
     </w:p>
     <w:p>
       <w:pPr>
+        <w:keepNext w:val="0"/>
+        <w:spacing w:before="100" w:after="80" w:line="247" w:lineRule="auto"/>
         <w:jc w:val="center"/>
         <w:rPr>
-          <w:rFonts w:ascii="Times New Roman" w:hAnsi="Times New Roman" w:cs="Times New Roman"/>
+          <w:rFonts w:ascii="Aptos" w:hAnsi="Aptos" w:cs="Aptos" w:eastAsia="Aptos"/>
           <w:b/>
           <w:bCs/>
           <w:sz w:val="28"/>
@@ -2959,277 +3590,325 @@
       </w:pPr>
       <w:r>
         <w:rPr>
-          <w:rFonts w:ascii="Times New Roman" w:hAnsi="Times New Roman" w:cs="Times New Roman" w:hint="eastAsia"/>
+          <w:rFonts w:ascii="Aptos" w:hAnsi="Aptos" w:cs="Aptos" w:hint="eastAsia" w:eastAsia="Aptos"/>
+          <w:b/>
+          <w:bCs/>
+          <w:color w:val="1F4E79"/>
+          <w:sz w:val="30"/>
+          <w:szCs w:val="30"/>
+        </w:rPr>
+        <w:t>P</w:t>
+      </w:r>
+      <w:r>
+        <w:rPr>
+          <w:rFonts w:ascii="Aptos" w:hAnsi="Aptos" w:cs="Aptos" w:eastAsia="Aptos"/>
+          <w:b/>
+          <w:bCs/>
+          <w:color w:val="1F4E79"/>
+          <w:sz w:val="30"/>
+          <w:szCs w:val="30"/>
+        </w:rPr>
+        <w:t>reprints</w:t>
+      </w:r>
+    </w:p>
+    <w:p>
+      <w:pPr>
+        <w:spacing w:after="0" w:line="20" w:lineRule="exact" w:before="0"/>
+        <w:jc w:val="center"/>
+        <w:rPr>
+          <w:rFonts w:ascii="Aptos" w:hAnsi="Aptos" w:cs="Aptos" w:eastAsia="Aptos"/>
           <w:b/>
           <w:bCs/>
           <w:sz w:val="28"/>
           <w:szCs w:val="28"/>
         </w:rPr>
-        <w:t>P</w:t>
-      </w:r>
-      <w:r>
-        <w:rPr>
-          <w:rFonts w:ascii="Times New Roman" w:hAnsi="Times New Roman" w:cs="Times New Roman"/>
+      </w:pPr>
+    </w:p>
+    <w:p>
+      <w:pPr>
+        <w:numPr>
+          <w:ilvl w:val="0"/>
+          <w:numId w:val="29"/>
+        </w:numPr>
+        <w:tabs>
+          <w:tab w:val="num" w:pos="720"/>
+        </w:tabs>
+        <w:spacing w:after="140" w:line="247" w:lineRule="auto"/>
+        <w:ind/>
+        <w:jc w:val="left"/>
+        <w:rPr>
+          <w:rFonts w:ascii="Aptos" w:hAnsi="Aptos" w:cs="Aptos" w:eastAsia="Aptos"/>
+          <w:sz w:val="24"/>
+        </w:rPr>
+      </w:pPr>
+      <w:r>
+        <w:rPr>
+          <w:rFonts w:ascii="Aptos" w:hAnsi="Aptos" w:cs="Aptos" w:eastAsia="Aptos"/>
+          <w:color w:val="1F2937"/>
+          <w:sz w:val="23"/>
+          <w:szCs w:val="23"/>
+        </w:rPr>
+        <w:t xml:space="preserve">Jeong HM, Sugihara Y, Webster MW, Carella P (2025) </w:t>
+      </w:r>
+      <w:hyperlink r:id="rId23" w:tgtFrame="_blank" w:history="1">
+        <w:r>
+          <w:rPr>
+            <w:rStyle w:val="Hyperlink"/>
+            <w:rFonts w:ascii="Aptos" w:hAnsi="Aptos" w:cs="Aptos" w:eastAsia="Aptos"/>
+            <w:sz w:val="23"/>
+            <w:szCs w:val="23"/>
+          </w:rPr>
+          <w:t>Stepwise and lineage-specific divergence of a major immune co-chaperone complex in leptosporangiate ferns</w:t>
+        </w:r>
+      </w:hyperlink>
+      <w:r>
+        <w:rPr>
+          <w:rFonts w:ascii="Aptos" w:hAnsi="Aptos" w:cs="Aptos" w:eastAsia="Aptos"/>
+          <w:color w:val="1F2937"/>
+          <w:sz w:val="23"/>
+          <w:szCs w:val="23"/>
+        </w:rPr>
+        <w:t xml:space="preserve">. </w:t>
+      </w:r>
+      <w:r>
+        <w:rPr>
+          <w:rFonts w:ascii="Aptos" w:hAnsi="Aptos" w:cs="Aptos" w:eastAsia="Aptos"/>
+          <w:i/>
+          <w:iCs/>
+          <w:color w:val="1F2937"/>
+          <w:sz w:val="23"/>
+          <w:szCs w:val="23"/>
+        </w:rPr>
+        <w:t>bioRxiv</w:t>
+      </w:r>
+      <w:r>
+        <w:rPr>
+          <w:rFonts w:ascii="Aptos" w:hAnsi="Aptos" w:cs="Aptos" w:eastAsia="Aptos"/>
+          <w:color w:val="1F2937"/>
+          <w:sz w:val="23"/>
+          <w:szCs w:val="23"/>
+        </w:rPr>
+        <w:t xml:space="preserve">. </w:t>
+      </w:r>
+      <w:r>
+        <w:rPr>
+          <w:rFonts w:ascii="Aptos" w:hAnsi="Aptos" w:cs="Aptos" w:eastAsia="Aptos"/>
+          <w:color w:val="1F2937"/>
+          <w:sz w:val="23"/>
+          <w:szCs w:val="23"/>
+        </w:rPr>
+        <w:lastRenderedPageBreak/>
+        <w:t>DOI:10.64898/2025.12.17.694876</w:t>
+      </w:r>
+    </w:p>
+    <w:p>
+      <w:pPr>
+        <w:numPr>
+          <w:ilvl w:val="0"/>
+          <w:numId w:val="29"/>
+        </w:numPr>
+        <w:tabs>
+          <w:tab w:val="num" w:pos="720"/>
+        </w:tabs>
+        <w:spacing w:after="140" w:line="247" w:lineRule="auto"/>
+        <w:ind/>
+        <w:jc w:val="left"/>
+        <w:rPr>
+          <w:rFonts w:ascii="Aptos" w:hAnsi="Aptos" w:cs="Aptos" w:eastAsia="Aptos"/>
+          <w:sz w:val="24"/>
+        </w:rPr>
+      </w:pPr>
+      <w:r>
+        <w:rPr>
+          <w:rFonts w:ascii="Aptos" w:hAnsi="Aptos" w:cs="Aptos" w:eastAsia="Aptos"/>
+          <w:color w:val="1F2937"/>
+          <w:sz w:val="23"/>
+          <w:szCs w:val="23"/>
+        </w:rPr>
+        <w:t xml:space="preserve">Pai H, Sakai T, Posbeyikian A, Frijters R, Sugihara Y, Contreras MP, Kourelis J, Adachi H, Kamoun S, Toghani A (2025) </w:t>
+      </w:r>
+      <w:hyperlink r:id="rId24" w:tgtFrame="_blank" w:history="1">
+        <w:r>
+          <w:rPr>
+            <w:rStyle w:val="Hyperlink"/>
+            <w:rFonts w:ascii="Aptos" w:hAnsi="Aptos" w:cs="Aptos" w:eastAsia="Aptos"/>
+            <w:sz w:val="23"/>
+            <w:szCs w:val="23"/>
+          </w:rPr>
+          <w:t>A hierarchical immune receptor network in lettuce reveals contrasting patterns of evolution in sensor and helper NLRs</w:t>
+        </w:r>
+      </w:hyperlink>
+      <w:r>
+        <w:rPr>
+          <w:rFonts w:ascii="Aptos" w:hAnsi="Aptos" w:cs="Aptos" w:eastAsia="Aptos"/>
+          <w:color w:val="1F2937"/>
+          <w:sz w:val="23"/>
+          <w:szCs w:val="23"/>
+        </w:rPr>
+        <w:t xml:space="preserve">. </w:t>
+      </w:r>
+      <w:r>
+        <w:rPr>
+          <w:rFonts w:ascii="Aptos" w:hAnsi="Aptos" w:cs="Aptos" w:eastAsia="Aptos"/>
+          <w:i/>
+          <w:iCs/>
+          <w:color w:val="1F2937"/>
+          <w:sz w:val="23"/>
+          <w:szCs w:val="23"/>
+        </w:rPr>
+        <w:t>bioRxiv</w:t>
+      </w:r>
+      <w:r>
+        <w:rPr>
+          <w:rFonts w:ascii="Aptos" w:hAnsi="Aptos" w:cs="Aptos" w:eastAsia="Aptos"/>
+          <w:color w:val="1F2937"/>
+          <w:sz w:val="23"/>
+          <w:szCs w:val="23"/>
+        </w:rPr>
+        <w:t>. DOI:10.1101/2025.02.25.639832</w:t>
+      </w:r>
+    </w:p>
+    <w:p>
+      <w:pPr>
+        <w:numPr>
+          <w:ilvl w:val="0"/>
+          <w:numId w:val="29"/>
+        </w:numPr>
+        <w:tabs>
+          <w:tab w:val="num" w:pos="720"/>
+        </w:tabs>
+        <w:spacing w:after="140" w:line="247" w:lineRule="auto"/>
+        <w:ind/>
+        <w:jc w:val="left"/>
+        <w:rPr>
+          <w:rFonts w:ascii="Aptos" w:hAnsi="Aptos" w:cs="Aptos" w:eastAsia="Aptos"/>
+          <w:sz w:val="24"/>
+        </w:rPr>
+      </w:pPr>
+      <w:r>
+        <w:rPr>
+          <w:rFonts w:ascii="Aptos" w:hAnsi="Aptos" w:cs="Aptos" w:eastAsia="Aptos"/>
+          <w:color w:val="1F2937"/>
+          <w:sz w:val="23"/>
+          <w:szCs w:val="23"/>
+        </w:rPr>
+        <w:t>Fujisaki K, Abe Y, </w:t>
+      </w:r>
+      <w:r>
+        <w:rPr>
+          <w:rFonts w:ascii="Aptos" w:hAnsi="Aptos" w:cs="Aptos" w:eastAsia="Aptos"/>
+          <w:b/>
+          <w:bCs/>
+          <w:color w:val="1F2937"/>
+          <w:sz w:val="23"/>
+          <w:u w:val="single"/>
+          <w:szCs w:val="23"/>
+        </w:rPr>
+        <w:t>Sugihara Y</w:t>
+      </w:r>
+      <w:r>
+        <w:rPr>
+          <w:rFonts w:ascii="Aptos" w:hAnsi="Aptos" w:cs="Aptos" w:eastAsia="Aptos"/>
+          <w:color w:val="1F2937"/>
+          <w:sz w:val="23"/>
+          <w:szCs w:val="23"/>
+        </w:rPr>
+        <w:t>, Nemoto K, Ito K, Kanzaki E, Ishikawa K, Iwai M, Utsushi H, Saitoh H, Takagi H, Takeda T, Abe A, Zheng S, Bialas A, Banfield MJ, Kamoun S, Terauchi R (2024) </w:t>
+      </w:r>
+      <w:hyperlink r:id="rId25" w:tgtFrame="_blank" w:history="1">
+        <w:r>
+          <w:rPr>
+            <w:rStyle w:val="Hyperlink"/>
+            <w:rFonts w:ascii="Aptos" w:hAnsi="Aptos" w:cs="Aptos" w:eastAsia="Aptos"/>
+            <w:sz w:val="23"/>
+            <w:szCs w:val="23"/>
+          </w:rPr>
+          <w:t>Binding of a pathogen effector to rice Exo70 proteins tethered to the NOI/RIN4 integrated domain of the NLR receptor Pii2 confers immunity against fungi</w:t>
+        </w:r>
+      </w:hyperlink>
+      <w:r>
+        <w:rPr>
+          <w:rFonts w:ascii="Aptos" w:hAnsi="Aptos" w:cs="Aptos" w:eastAsia="Aptos"/>
+          <w:color w:val="1F2937"/>
+          <w:sz w:val="23"/>
+          <w:szCs w:val="23"/>
+        </w:rPr>
+        <w:t>. </w:t>
+      </w:r>
+      <w:r>
+        <w:rPr>
+          <w:rFonts w:ascii="Aptos" w:hAnsi="Aptos" w:cs="Aptos" w:eastAsia="Aptos"/>
+          <w:i/>
+          <w:iCs/>
+          <w:color w:val="1F2937"/>
+          <w:sz w:val="23"/>
+          <w:szCs w:val="23"/>
+        </w:rPr>
+        <w:t>bioRxiv</w:t>
+      </w:r>
+      <w:r>
+        <w:rPr>
+          <w:rFonts w:ascii="Aptos" w:hAnsi="Aptos" w:cs="Aptos" w:eastAsia="Aptos"/>
+          <w:color w:val="1F2937"/>
+          <w:sz w:val="23"/>
+          <w:szCs w:val="23"/>
+        </w:rPr>
+        <w:t>. DOI:10.1101/239400</w:t>
+      </w:r>
+    </w:p>
+    <w:p>
+      <w:pPr>
+        <w:spacing w:after="0" w:line="20" w:lineRule="exact" w:before="0"/>
+        <w:jc w:val="left"/>
+        <w:rPr>
+          <w:rFonts w:ascii="Aptos" w:hAnsi="Aptos" w:cs="Aptos" w:eastAsia="Aptos"/>
+          <w:sz w:val="28"/>
+          <w:szCs w:val="28"/>
+        </w:rPr>
+      </w:pPr>
+    </w:p>
+    <w:p>
+      <w:pPr>
+        <w:keepNext w:val="0"/>
+        <w:spacing w:before="100" w:after="80" w:line="247" w:lineRule="auto"/>
+        <w:jc w:val="center"/>
+        <w:rPr>
+          <w:rFonts w:ascii="Aptos" w:hAnsi="Aptos" w:cs="Aptos" w:eastAsia="Aptos"/>
           <w:b/>
           <w:bCs/>
           <w:sz w:val="28"/>
           <w:szCs w:val="28"/>
         </w:rPr>
-        <w:t>reprints</w:t>
+      </w:pPr>
+      <w:r>
+        <w:rPr>
+          <w:rFonts w:ascii="Aptos" w:hAnsi="Aptos" w:cs="Aptos" w:eastAsia="Aptos"/>
+          <w:b/>
+          <w:bCs/>
+          <w:color w:val="1F4E79"/>
+          <w:sz w:val="30"/>
+          <w:szCs w:val="30"/>
+        </w:rPr>
+        <w:t>Presentation</w:t>
+      </w:r>
+      <w:r>
+        <w:rPr>
+          <w:rFonts w:ascii="Aptos" w:hAnsi="Aptos" w:cs="Aptos" w:eastAsia="Aptos"/>
+          <w:b/>
+          <w:bCs/>
+          <w:color w:val="1F4E79"/>
+          <w:sz w:val="30"/>
+          <w:szCs w:val="30"/>
+        </w:rPr>
+        <w:t>s</w:t>
       </w:r>
     </w:p>
     <w:p>
       <w:pPr>
+        <w:spacing w:after="0" w:line="20" w:lineRule="exact" w:before="0"/>
         <w:jc w:val="center"/>
         <w:rPr>
-          <w:rFonts w:ascii="Times New Roman" w:hAnsi="Times New Roman" w:cs="Times New Roman"/>
-          <w:b/>
-          <w:bCs/>
-          <w:sz w:val="28"/>
-          <w:szCs w:val="28"/>
-        </w:rPr>
-      </w:pPr>
-    </w:p>
-    <w:p>
-      <w:pPr>
-        <w:numPr>
-          <w:ilvl w:val="0"/>
-          <w:numId w:val="29"/>
-        </w:numPr>
-        <w:tabs>
-          <w:tab w:val="num" w:pos="720"/>
-        </w:tabs>
-        <w:jc w:val="left"/>
-        <w:rPr>
-          <w:rFonts w:ascii="Times New Roman" w:hAnsi="Times New Roman" w:cs="Times New Roman"/>
-          <w:sz w:val="24"/>
-        </w:rPr>
-      </w:pPr>
-      <w:r>
-        <w:rPr>
-          <w:rFonts w:ascii="Times New Roman" w:hAnsi="Times New Roman" w:cs="Times New Roman"/>
-          <w:sz w:val="24"/>
-        </w:rPr>
-        <w:t xml:space="preserve">Jeong HM, Sugihara Y, Webster MW, Carella P (2025) </w:t>
-      </w:r>
-      <w:hyperlink r:id="rId23" w:tgtFrame="_blank" w:history="1">
-        <w:r>
-          <w:rPr>
-            <w:rStyle w:val="Hyperlink"/>
-            <w:rFonts w:ascii="Times New Roman" w:hAnsi="Times New Roman" w:cs="Times New Roman"/>
-            <w:sz w:val="24"/>
-          </w:rPr>
-          <w:t>Stepwise and lineage-specific divergence of a major immune co-chaperone complex in leptosporangiate ferns</w:t>
-        </w:r>
-      </w:hyperlink>
-      <w:r>
-        <w:rPr>
-          <w:rFonts w:ascii="Times New Roman" w:hAnsi="Times New Roman" w:cs="Times New Roman"/>
-          <w:sz w:val="24"/>
-        </w:rPr>
-        <w:t xml:space="preserve">. </w:t>
-      </w:r>
-      <w:r>
-        <w:rPr>
-          <w:rFonts w:ascii="Times New Roman" w:hAnsi="Times New Roman" w:cs="Times New Roman"/>
-          <w:i/>
-          <w:iCs/>
-          <w:sz w:val="24"/>
-        </w:rPr>
-        <w:t>bioRxiv</w:t>
-      </w:r>
-      <w:r>
-        <w:rPr>
-          <w:rFonts w:ascii="Times New Roman" w:hAnsi="Times New Roman" w:cs="Times New Roman"/>
-          <w:sz w:val="24"/>
-        </w:rPr>
-        <w:t xml:space="preserve">. </w:t>
-      </w:r>
-      <w:r>
-        <w:rPr>
-          <w:rFonts w:ascii="Times New Roman" w:hAnsi="Times New Roman" w:cs="Times New Roman"/>
-          <w:sz w:val="24"/>
-        </w:rPr>
-        <w:lastRenderedPageBreak/>
-        <w:t>DOI:10.64898/2025.12.17.694876</w:t>
-      </w:r>
-    </w:p>
-    <w:p>
-      <w:pPr>
-        <w:numPr>
-          <w:ilvl w:val="0"/>
-          <w:numId w:val="29"/>
-        </w:numPr>
-        <w:tabs>
-          <w:tab w:val="num" w:pos="720"/>
-        </w:tabs>
-        <w:jc w:val="left"/>
-        <w:rPr>
-          <w:rFonts w:ascii="Times New Roman" w:hAnsi="Times New Roman" w:cs="Times New Roman"/>
-          <w:sz w:val="24"/>
-        </w:rPr>
-      </w:pPr>
-      <w:r>
-        <w:rPr>
-          <w:rFonts w:ascii="Times New Roman" w:hAnsi="Times New Roman" w:cs="Times New Roman"/>
-          <w:sz w:val="24"/>
-        </w:rPr>
-        <w:t xml:space="preserve">Pai H, Sakai T, Posbeyikian A, Frijters R, Sugihara Y, Contreras MP, Kourelis J, Adachi H, Kamoun S, Toghani A (2025) </w:t>
-      </w:r>
-      <w:hyperlink r:id="rId24" w:tgtFrame="_blank" w:history="1">
-        <w:r>
-          <w:rPr>
-            <w:rStyle w:val="Hyperlink"/>
-            <w:rFonts w:ascii="Times New Roman" w:hAnsi="Times New Roman" w:cs="Times New Roman"/>
-            <w:sz w:val="24"/>
-          </w:rPr>
-          <w:t>A hierarchical immune receptor network in lettuce reveals contrasting patterns of evolution in sensor and helper NLRs</w:t>
-        </w:r>
-      </w:hyperlink>
-      <w:r>
-        <w:rPr>
-          <w:rFonts w:ascii="Times New Roman" w:hAnsi="Times New Roman" w:cs="Times New Roman"/>
-          <w:sz w:val="24"/>
-        </w:rPr>
-        <w:t xml:space="preserve">. </w:t>
-      </w:r>
-      <w:r>
-        <w:rPr>
-          <w:rFonts w:ascii="Times New Roman" w:hAnsi="Times New Roman" w:cs="Times New Roman"/>
-          <w:i/>
-          <w:iCs/>
-          <w:sz w:val="24"/>
-        </w:rPr>
-        <w:t>bioRxiv</w:t>
-      </w:r>
-      <w:r>
-        <w:rPr>
-          <w:rFonts w:ascii="Times New Roman" w:hAnsi="Times New Roman" w:cs="Times New Roman"/>
-          <w:sz w:val="24"/>
-        </w:rPr>
-        <w:t>. DOI:10.1101/2025.02.25.639832</w:t>
-      </w:r>
-    </w:p>
-    <w:p>
-      <w:pPr>
-        <w:numPr>
-          <w:ilvl w:val="0"/>
-          <w:numId w:val="29"/>
-        </w:numPr>
-        <w:tabs>
-          <w:tab w:val="num" w:pos="720"/>
-        </w:tabs>
-        <w:jc w:val="left"/>
-        <w:rPr>
-          <w:rFonts w:ascii="Times New Roman" w:hAnsi="Times New Roman" w:cs="Times New Roman"/>
-          <w:sz w:val="24"/>
-        </w:rPr>
-      </w:pPr>
-      <w:r>
-        <w:rPr>
-          <w:rFonts w:ascii="Times New Roman" w:hAnsi="Times New Roman" w:cs="Times New Roman"/>
-          <w:sz w:val="24"/>
-        </w:rPr>
-        <w:t>Fujisaki K, Abe Y, </w:t>
-      </w:r>
-      <w:r>
-        <w:rPr>
-          <w:rFonts w:ascii="Times New Roman" w:hAnsi="Times New Roman" w:cs="Times New Roman"/>
-          <w:b/>
-          <w:bCs/>
-          <w:sz w:val="24"/>
-          <w:u w:val="single"/>
-        </w:rPr>
-        <w:t>Sugihara Y</w:t>
-      </w:r>
-      <w:r>
-        <w:rPr>
-          <w:rFonts w:ascii="Times New Roman" w:hAnsi="Times New Roman" w:cs="Times New Roman"/>
-          <w:sz w:val="24"/>
-        </w:rPr>
-        <w:t>, Nemoto K, Ito K, Kanzaki E, Ishikawa K, Iwai M, Utsushi H, Saitoh H, Takagi H, Takeda T, Abe A, Zheng S, Bialas A, Banfield MJ, Kamoun S, Terauchi R (2024) </w:t>
-      </w:r>
-      <w:hyperlink r:id="rId25" w:tgtFrame="_blank" w:history="1">
-        <w:r>
-          <w:rPr>
-            <w:rStyle w:val="Hyperlink"/>
-            <w:rFonts w:ascii="Times New Roman" w:hAnsi="Times New Roman" w:cs="Times New Roman"/>
-            <w:sz w:val="24"/>
-          </w:rPr>
-          <w:t>Binding of a pathogen effector to rice Exo70 proteins tethered to the NOI/RIN4 integrated domain of the NLR receptor Pii2 confers immunity against fungi</w:t>
-        </w:r>
-      </w:hyperlink>
-      <w:r>
-        <w:rPr>
-          <w:rFonts w:ascii="Times New Roman" w:hAnsi="Times New Roman" w:cs="Times New Roman"/>
-          <w:sz w:val="24"/>
-        </w:rPr>
-        <w:t>. </w:t>
-      </w:r>
-      <w:r>
-        <w:rPr>
-          <w:rFonts w:ascii="Times New Roman" w:hAnsi="Times New Roman" w:cs="Times New Roman"/>
-          <w:i/>
-          <w:iCs/>
-          <w:sz w:val="24"/>
-        </w:rPr>
-        <w:t>bioRxiv</w:t>
-      </w:r>
-      <w:r>
-        <w:rPr>
-          <w:rFonts w:ascii="Times New Roman" w:hAnsi="Times New Roman" w:cs="Times New Roman"/>
-          <w:sz w:val="24"/>
-        </w:rPr>
-        <w:t>. DOI:10.1101/239400</w:t>
-      </w:r>
-    </w:p>
-    <w:p>
-      <w:pPr>
-        <w:jc w:val="left"/>
-        <w:rPr>
-          <w:rFonts w:ascii="Times New Roman" w:hAnsi="Times New Roman" w:cs="Times New Roman"/>
-          <w:sz w:val="28"/>
-          <w:szCs w:val="28"/>
-        </w:rPr>
-      </w:pPr>
-    </w:p>
-    <w:p>
-      <w:pPr>
-        <w:jc w:val="center"/>
-        <w:rPr>
-          <w:rFonts w:ascii="Times New Roman" w:hAnsi="Times New Roman" w:cs="Times New Roman"/>
-          <w:b/>
-          <w:bCs/>
-          <w:sz w:val="28"/>
-          <w:szCs w:val="28"/>
-        </w:rPr>
-      </w:pPr>
-      <w:r>
-        <w:rPr>
-          <w:rFonts w:ascii="Times New Roman" w:hAnsi="Times New Roman" w:cs="Times New Roman"/>
-          <w:b/>
-          <w:bCs/>
-          <w:sz w:val="28"/>
-          <w:szCs w:val="28"/>
-        </w:rPr>
-        <w:t>Presentation</w:t>
-      </w:r>
-      <w:r>
-        <w:rPr>
-          <w:rFonts w:ascii="Times New Roman" w:hAnsi="Times New Roman" w:cs="Times New Roman"/>
-          <w:b/>
-          <w:bCs/>
-          <w:sz w:val="28"/>
-          <w:szCs w:val="28"/>
-        </w:rPr>
-        <w:t>s</w:t>
-      </w:r>
-    </w:p>
-    <w:p>
-      <w:pPr>
-        <w:jc w:val="center"/>
-        <w:rPr>
-          <w:rFonts w:ascii="Times New Roman" w:hAnsi="Times New Roman" w:cs="Times New Roman"/>
+          <w:rFonts w:ascii="Aptos" w:hAnsi="Aptos" w:cs="Aptos" w:eastAsia="Aptos"/>
           <w:b/>
           <w:bCs/>
           <w:sz w:val="28"/>
@@ -3244,101 +3923,126 @@
           <w:ilvl w:val="0"/>
           <w:numId w:val="18"/>
         </w:numPr>
+        <w:spacing w:after="140" w:line="247" w:lineRule="auto"/>
         <w:ind w:leftChars="0"/>
         <w:jc w:val="left"/>
         <w:rPr>
-          <w:rFonts w:ascii="Times New Roman" w:hAnsi="Times New Roman" w:cs="Times New Roman"/>
-          <w:sz w:val="24"/>
-        </w:rPr>
-      </w:pPr>
-      <w:r>
-        <w:rPr>
-          <w:rFonts w:ascii="Times New Roman" w:hAnsi="Times New Roman" w:cs="Times New Roman"/>
-          <w:sz w:val="24"/>
+          <w:rFonts w:ascii="Aptos" w:hAnsi="Aptos" w:cs="Aptos" w:eastAsia="Aptos"/>
+          <w:sz w:val="24"/>
+        </w:rPr>
+      </w:pPr>
+      <w:r>
+        <w:rPr>
+          <w:rFonts w:ascii="Aptos" w:hAnsi="Aptos" w:cs="Aptos" w:eastAsia="Aptos"/>
+          <w:color w:val="1F2937"/>
+          <w:sz w:val="23"/>
+          <w:szCs w:val="23"/>
         </w:rPr>
         <w:t xml:space="preserve">AmirAli Toghani, Sophien Kamoun, </w:t>
       </w:r>
       <w:r>
         <w:rPr>
-          <w:rFonts w:ascii="Times New Roman" w:hAnsi="Times New Roman" w:cs="Times New Roman"/>
+          <w:rFonts w:ascii="Aptos" w:hAnsi="Aptos" w:cs="Aptos" w:eastAsia="Aptos"/>
           <w:b/>
           <w:bCs/>
-          <w:sz w:val="24"/>
+          <w:color w:val="1F2937"/>
+          <w:sz w:val="23"/>
           <w:u w:val="single"/>
+          <w:szCs w:val="23"/>
         </w:rPr>
         <w:t>Sugihara</w:t>
       </w:r>
       <w:r>
         <w:rPr>
-          <w:rFonts w:ascii="Times New Roman" w:hAnsi="Times New Roman" w:cs="Times New Roman"/>
+          <w:rFonts w:ascii="Aptos" w:hAnsi="Aptos" w:cs="Aptos" w:eastAsia="Aptos"/>
           <w:b/>
           <w:bCs/>
-          <w:sz w:val="24"/>
+          <w:color w:val="1F2937"/>
+          <w:sz w:val="23"/>
           <w:u w:val="single"/>
+          <w:szCs w:val="23"/>
         </w:rPr>
         <w:t xml:space="preserve"> Y</w:t>
       </w:r>
       <w:r>
         <w:rPr>
-          <w:rFonts w:ascii="Times New Roman" w:hAnsi="Times New Roman" w:cs="Times New Roman"/>
-          <w:sz w:val="24"/>
+          <w:rFonts w:ascii="Aptos" w:hAnsi="Aptos" w:cs="Aptos" w:eastAsia="Aptos"/>
+          <w:color w:val="1F2937"/>
+          <w:sz w:val="23"/>
+          <w:szCs w:val="23"/>
         </w:rPr>
         <w:t xml:space="preserve">. </w:t>
       </w:r>
       <w:r>
         <w:rPr>
-          <w:rFonts w:ascii="Times New Roman" w:hAnsi="Times New Roman" w:cs="Times New Roman"/>
-          <w:sz w:val="24"/>
+          <w:rFonts w:ascii="Aptos" w:hAnsi="Aptos" w:cs="Aptos" w:eastAsia="Aptos"/>
+          <w:color w:val="1F2937"/>
+          <w:sz w:val="23"/>
+          <w:szCs w:val="23"/>
         </w:rPr>
         <w:t>AI-empowered genome annotation tools for large-scale genomics</w:t>
       </w:r>
       <w:r>
         <w:rPr>
-          <w:rFonts w:ascii="Times New Roman" w:hAnsi="Times New Roman" w:cs="Times New Roman"/>
-          <w:sz w:val="24"/>
+          <w:rFonts w:ascii="Aptos" w:hAnsi="Aptos" w:cs="Aptos" w:eastAsia="Aptos"/>
+          <w:color w:val="1F2937"/>
+          <w:sz w:val="23"/>
+          <w:szCs w:val="23"/>
         </w:rPr>
         <w:t>. 1</w:t>
       </w:r>
       <w:r>
         <w:rPr>
-          <w:rFonts w:ascii="Times New Roman" w:hAnsi="Times New Roman" w:cs="Times New Roman"/>
-          <w:sz w:val="24"/>
+          <w:rFonts w:ascii="Aptos" w:hAnsi="Aptos" w:cs="Aptos" w:eastAsia="Aptos"/>
+          <w:color w:val="1F2937"/>
+          <w:sz w:val="23"/>
           <w:vertAlign w:val="superscript"/>
+          <w:szCs w:val="23"/>
         </w:rPr>
         <w:t>st</w:t>
       </w:r>
       <w:r>
         <w:rPr>
-          <w:rFonts w:ascii="Times New Roman" w:hAnsi="Times New Roman" w:cs="Times New Roman"/>
-          <w:sz w:val="24"/>
+          <w:rFonts w:ascii="Aptos" w:hAnsi="Aptos" w:cs="Aptos" w:eastAsia="Aptos"/>
+          <w:color w:val="1F2937"/>
+          <w:sz w:val="23"/>
+          <w:szCs w:val="23"/>
         </w:rPr>
         <w:t xml:space="preserve"> Tunisian Bioinformatics Conference, </w:t>
       </w:r>
       <w:r>
         <w:rPr>
-          <w:rFonts w:ascii="Times New Roman" w:hAnsi="Times New Roman" w:cs="Times New Roman"/>
-          <w:sz w:val="24"/>
+          <w:rFonts w:ascii="Aptos" w:hAnsi="Aptos" w:cs="Aptos" w:eastAsia="Aptos"/>
+          <w:color w:val="1F2937"/>
+          <w:sz w:val="23"/>
+          <w:szCs w:val="23"/>
         </w:rPr>
         <w:t>Sousse</w:t>
       </w:r>
       <w:r>
         <w:rPr>
-          <w:rFonts w:ascii="Times New Roman" w:hAnsi="Times New Roman" w:cs="Times New Roman"/>
-          <w:sz w:val="24"/>
+          <w:rFonts w:ascii="Aptos" w:hAnsi="Aptos" w:cs="Aptos" w:eastAsia="Aptos"/>
+          <w:color w:val="1F2937"/>
+          <w:sz w:val="23"/>
+          <w:szCs w:val="23"/>
         </w:rPr>
         <w:t xml:space="preserve">, </w:t>
       </w:r>
       <w:r>
         <w:rPr>
-          <w:rFonts w:ascii="Times New Roman" w:hAnsi="Times New Roman" w:cs="Times New Roman"/>
-          <w:sz w:val="24"/>
+          <w:rFonts w:ascii="Aptos" w:hAnsi="Aptos" w:cs="Aptos" w:eastAsia="Aptos"/>
+          <w:color w:val="1F2937"/>
+          <w:sz w:val="23"/>
+          <w:szCs w:val="23"/>
         </w:rPr>
         <w:t>Tunisia</w:t>
       </w:r>
       <w:r>
         <w:rPr>
-          <w:rFonts w:ascii="Times New Roman" w:hAnsi="Times New Roman" w:cs="Times New Roman"/>
-          <w:sz w:val="24"/>
+          <w:rFonts w:ascii="Aptos" w:hAnsi="Aptos" w:cs="Aptos" w:eastAsia="Aptos"/>
+          <w:color w:val="1F2937"/>
+          <w:sz w:val="23"/>
+          <w:szCs w:val="23"/>
         </w:rPr>
         <w:t>. October 2025.</w:t>
       </w:r>
@@ -3350,93 +4054,116 @@
           <w:ilvl w:val="0"/>
           <w:numId w:val="18"/>
         </w:numPr>
+        <w:spacing w:after="140" w:line="247" w:lineRule="auto"/>
         <w:ind w:leftChars="0"/>
         <w:jc w:val="left"/>
         <w:rPr>
-          <w:rFonts w:ascii="Times New Roman" w:hAnsi="Times New Roman" w:cs="Times New Roman"/>
-          <w:sz w:val="24"/>
-        </w:rPr>
-      </w:pPr>
-      <w:r>
-        <w:rPr>
-          <w:rFonts w:ascii="Times New Roman" w:hAnsi="Times New Roman" w:cs="Times New Roman"/>
-          <w:sz w:val="24"/>
+          <w:rFonts w:ascii="Aptos" w:hAnsi="Aptos" w:cs="Aptos" w:eastAsia="Aptos"/>
+          <w:sz w:val="24"/>
+        </w:rPr>
+      </w:pPr>
+      <w:r>
+        <w:rPr>
+          <w:rFonts w:ascii="Aptos" w:hAnsi="Aptos" w:cs="Aptos" w:eastAsia="Aptos"/>
+          <w:color w:val="1F2937"/>
+          <w:sz w:val="23"/>
+          <w:szCs w:val="23"/>
         </w:rPr>
         <w:t xml:space="preserve">AmirAli Toghani, Sophien Kamoun, </w:t>
       </w:r>
       <w:r>
         <w:rPr>
-          <w:rFonts w:ascii="Times New Roman" w:hAnsi="Times New Roman" w:cs="Times New Roman"/>
+          <w:rFonts w:ascii="Aptos" w:hAnsi="Aptos" w:cs="Aptos" w:eastAsia="Aptos"/>
           <w:b/>
           <w:bCs/>
-          <w:sz w:val="24"/>
+          <w:color w:val="1F2937"/>
+          <w:sz w:val="23"/>
           <w:u w:val="single"/>
+          <w:szCs w:val="23"/>
         </w:rPr>
         <w:t>Sugihara</w:t>
       </w:r>
       <w:r>
         <w:rPr>
-          <w:rFonts w:ascii="Times New Roman" w:hAnsi="Times New Roman" w:cs="Times New Roman"/>
+          <w:rFonts w:ascii="Aptos" w:hAnsi="Aptos" w:cs="Aptos" w:eastAsia="Aptos"/>
           <w:b/>
           <w:bCs/>
-          <w:sz w:val="24"/>
+          <w:color w:val="1F2937"/>
+          <w:sz w:val="23"/>
           <w:u w:val="single"/>
+          <w:szCs w:val="23"/>
         </w:rPr>
         <w:t xml:space="preserve"> Y</w:t>
       </w:r>
       <w:r>
         <w:rPr>
-          <w:rFonts w:ascii="Times New Roman" w:hAnsi="Times New Roman" w:cs="Times New Roman"/>
-          <w:sz w:val="24"/>
+          <w:rFonts w:ascii="Aptos" w:hAnsi="Aptos" w:cs="Aptos" w:eastAsia="Aptos"/>
+          <w:color w:val="1F2937"/>
+          <w:sz w:val="23"/>
+          <w:szCs w:val="23"/>
         </w:rPr>
         <w:t>.</w:t>
       </w:r>
       <w:r>
         <w:rPr>
-          <w:rFonts w:ascii="Times New Roman" w:hAnsi="Times New Roman" w:cs="Times New Roman"/>
-          <w:sz w:val="24"/>
+          <w:rFonts w:ascii="Aptos" w:hAnsi="Aptos" w:cs="Aptos" w:eastAsia="Aptos"/>
+          <w:color w:val="1F2937"/>
+          <w:sz w:val="23"/>
+          <w:szCs w:val="23"/>
         </w:rPr>
         <w:t xml:space="preserve"> </w:t>
       </w:r>
       <w:r>
         <w:rPr>
-          <w:rFonts w:ascii="Times New Roman" w:hAnsi="Times New Roman" w:cs="Times New Roman"/>
-          <w:sz w:val="24"/>
+          <w:rFonts w:ascii="Aptos" w:hAnsi="Aptos" w:cs="Aptos" w:eastAsia="Aptos"/>
+          <w:color w:val="1F2937"/>
+          <w:sz w:val="23"/>
+          <w:szCs w:val="23"/>
         </w:rPr>
         <w:t>Deep-learning-based annotation of 346 genomes in the Solanaceae family yields a harmonized dataset of 15 million proteins</w:t>
       </w:r>
       <w:r>
         <w:rPr>
-          <w:rFonts w:ascii="Times New Roman" w:hAnsi="Times New Roman" w:cs="Times New Roman"/>
-          <w:sz w:val="24"/>
+          <w:rFonts w:ascii="Aptos" w:hAnsi="Aptos" w:cs="Aptos" w:eastAsia="Aptos"/>
+          <w:color w:val="1F2937"/>
+          <w:sz w:val="23"/>
+          <w:szCs w:val="23"/>
         </w:rPr>
         <w:t xml:space="preserve">. </w:t>
       </w:r>
       <w:r>
         <w:rPr>
-          <w:rFonts w:ascii="Times New Roman" w:hAnsi="Times New Roman" w:cs="Times New Roman"/>
-          <w:sz w:val="24"/>
+          <w:rFonts w:ascii="Aptos" w:hAnsi="Aptos" w:cs="Aptos" w:eastAsia="Aptos"/>
+          <w:color w:val="1F2937"/>
+          <w:sz w:val="23"/>
+          <w:szCs w:val="23"/>
         </w:rPr>
         <w:t>SolRub2025 Conference</w:t>
       </w:r>
       <w:r>
         <w:rPr>
-          <w:rFonts w:ascii="Times New Roman" w:hAnsi="Times New Roman" w:cs="Times New Roman"/>
-          <w:sz w:val="24"/>
+          <w:rFonts w:ascii="Aptos" w:hAnsi="Aptos" w:cs="Aptos" w:eastAsia="Aptos"/>
+          <w:color w:val="1F2937"/>
+          <w:sz w:val="23"/>
+          <w:szCs w:val="23"/>
         </w:rPr>
         <w:t xml:space="preserve">, Turin, Italy. </w:t>
       </w:r>
       <w:r>
         <w:rPr>
-          <w:rFonts w:ascii="Times New Roman" w:hAnsi="Times New Roman" w:cs="Times New Roman"/>
-          <w:sz w:val="24"/>
+          <w:rFonts w:ascii="Aptos" w:hAnsi="Aptos" w:cs="Aptos" w:eastAsia="Aptos"/>
+          <w:color w:val="1F2937"/>
+          <w:sz w:val="23"/>
+          <w:szCs w:val="23"/>
         </w:rPr>
         <w:t>September</w:t>
       </w:r>
       <w:r>
         <w:rPr>
-          <w:rFonts w:ascii="Times New Roman" w:hAnsi="Times New Roman" w:cs="Times New Roman"/>
-          <w:sz w:val="24"/>
+          <w:rFonts w:ascii="Aptos" w:hAnsi="Aptos" w:cs="Aptos" w:eastAsia="Aptos"/>
+          <w:color w:val="1F2937"/>
+          <w:sz w:val="23"/>
+          <w:szCs w:val="23"/>
         </w:rPr>
         <w:t xml:space="preserve"> 2025.</w:t>
       </w:r>
@@ -3448,43 +4175,52 @@
           <w:ilvl w:val="0"/>
           <w:numId w:val="18"/>
         </w:numPr>
+        <w:spacing w:after="140" w:line="247" w:lineRule="auto"/>
         <w:ind w:leftChars="0"/>
         <w:jc w:val="left"/>
         <w:rPr>
-          <w:rFonts w:ascii="Times New Roman" w:hAnsi="Times New Roman" w:cs="Times New Roman"/>
-          <w:sz w:val="24"/>
-        </w:rPr>
-      </w:pPr>
-      <w:r>
-        <w:rPr>
-          <w:rFonts w:ascii="Times New Roman" w:hAnsi="Times New Roman" w:cs="Times New Roman"/>
+          <w:rFonts w:ascii="Aptos" w:hAnsi="Aptos" w:cs="Aptos" w:eastAsia="Aptos"/>
+          <w:sz w:val="24"/>
+        </w:rPr>
+      </w:pPr>
+      <w:r>
+        <w:rPr>
+          <w:rFonts w:ascii="Aptos" w:hAnsi="Aptos" w:cs="Aptos" w:eastAsia="Aptos"/>
           <w:b/>
           <w:bCs/>
-          <w:sz w:val="24"/>
+          <w:color w:val="1F2937"/>
+          <w:sz w:val="23"/>
           <w:u w:val="single"/>
+          <w:szCs w:val="23"/>
         </w:rPr>
         <w:t>Sugihara Y</w:t>
       </w:r>
       <w:r>
         <w:rPr>
-          <w:rFonts w:ascii="Times New Roman" w:hAnsi="Times New Roman" w:cs="Times New Roman"/>
-          <w:sz w:val="24"/>
+          <w:rFonts w:ascii="Aptos" w:hAnsi="Aptos" w:cs="Aptos" w:eastAsia="Aptos"/>
+          <w:color w:val="1F2937"/>
+          <w:sz w:val="23"/>
+          <w:szCs w:val="23"/>
         </w:rPr>
         <w:t xml:space="preserve">, Toghani A, Frijters R, Bozkurt TO, Terauchi R, Kamoun S. Can AI modelling of protein structures distinguish between sensor and helper NLR immune receptors? </w:t>
       </w:r>
       <w:r>
         <w:rPr>
-          <w:rFonts w:ascii="Times New Roman" w:hAnsi="Times New Roman" w:cs="Times New Roman"/>
+          <w:rFonts w:ascii="Aptos" w:hAnsi="Aptos" w:cs="Aptos" w:eastAsia="Aptos"/>
           <w:i/>
           <w:iCs/>
-          <w:sz w:val="24"/>
+          <w:color w:val="1F2937"/>
+          <w:sz w:val="23"/>
+          <w:szCs w:val="23"/>
         </w:rPr>
         <w:t>2025 IS-MPMI</w:t>
       </w:r>
       <w:r>
         <w:rPr>
-          <w:rFonts w:ascii="Times New Roman" w:hAnsi="Times New Roman" w:cs="Times New Roman"/>
-          <w:sz w:val="24"/>
+          <w:rFonts w:ascii="Aptos" w:hAnsi="Aptos" w:cs="Aptos" w:eastAsia="Aptos"/>
+          <w:color w:val="1F2937"/>
+          <w:sz w:val="23"/>
+          <w:szCs w:val="23"/>
         </w:rPr>
         <w:t>. Cologne, Germany. July 2025.</w:t>
       </w:r>
@@ -3496,10 +4232,11 @@
           <w:ilvl w:val="0"/>
           <w:numId w:val="18"/>
         </w:numPr>
+        <w:spacing w:after="140" w:line="247" w:lineRule="auto"/>
         <w:ind w:leftChars="0"/>
         <w:jc w:val="left"/>
         <w:rPr>
-          <w:rFonts w:ascii="Times New Roman" w:hAnsi="Times New Roman" w:cs="Times New Roman"/>
+          <w:rFonts w:ascii="Aptos" w:hAnsi="Aptos" w:cs="Aptos" w:eastAsia="Aptos"/>
           <w:i/>
           <w:iCs/>
           <w:sz w:val="24"/>
@@ -3507,101 +4244,127 @@
       </w:pPr>
       <w:r>
         <w:rPr>
-          <w:rFonts w:ascii="Times New Roman" w:hAnsi="Times New Roman" w:cs="Times New Roman"/>
+          <w:rFonts w:ascii="Aptos" w:hAnsi="Aptos" w:cs="Aptos" w:eastAsia="Aptos"/>
           <w:b/>
           <w:bCs/>
-          <w:sz w:val="24"/>
+          <w:color w:val="1F2937"/>
+          <w:sz w:val="23"/>
           <w:u w:val="single"/>
+          <w:szCs w:val="23"/>
         </w:rPr>
         <w:t>Sugihara Y</w:t>
       </w:r>
       <w:r>
         <w:rPr>
-          <w:rFonts w:ascii="Times New Roman" w:hAnsi="Times New Roman" w:cs="Times New Roman"/>
-          <w:sz w:val="24"/>
+          <w:rFonts w:ascii="Aptos" w:hAnsi="Aptos" w:cs="Aptos" w:eastAsia="Aptos"/>
+          <w:color w:val="1F2937"/>
+          <w:sz w:val="23"/>
+          <w:szCs w:val="23"/>
         </w:rPr>
         <w:t>, Kourelis J, Contreras MP, Pai H, Selvaraj M, Toghani A, Martinez-Anaya C, Kamoun S</w:t>
       </w:r>
       <w:r>
         <w:rPr>
-          <w:rFonts w:ascii="Times New Roman" w:hAnsi="Times New Roman" w:cs="Times New Roman"/>
-          <w:sz w:val="24"/>
+          <w:rFonts w:ascii="Aptos" w:hAnsi="Aptos" w:cs="Aptos" w:eastAsia="Aptos"/>
+          <w:color w:val="1F2937"/>
+          <w:sz w:val="23"/>
+          <w:szCs w:val="23"/>
         </w:rPr>
         <w:t>.</w:t>
       </w:r>
       <w:r>
         <w:rPr>
-          <w:rFonts w:ascii="Times New Roman" w:hAnsi="Times New Roman" w:cs="Times New Roman"/>
-          <w:sz w:val="24"/>
+          <w:rFonts w:ascii="Aptos" w:hAnsi="Aptos" w:cs="Aptos" w:eastAsia="Aptos"/>
+          <w:color w:val="1F2937"/>
+          <w:sz w:val="23"/>
+          <w:szCs w:val="23"/>
         </w:rPr>
         <w:t xml:space="preserve"> </w:t>
       </w:r>
       <w:r>
         <w:rPr>
-          <w:rFonts w:ascii="Times New Roman" w:hAnsi="Times New Roman" w:cs="Times New Roman"/>
-          <w:sz w:val="24"/>
+          <w:rFonts w:ascii="Aptos" w:hAnsi="Aptos" w:cs="Aptos" w:eastAsia="Aptos"/>
+          <w:color w:val="1F2937"/>
+          <w:sz w:val="23"/>
+          <w:szCs w:val="23"/>
         </w:rPr>
         <w:t>Helper NLR immune protein NRC3 evolved to evade inhibition by a cyst nematode virulence effector</w:t>
       </w:r>
       <w:r>
         <w:rPr>
-          <w:rFonts w:ascii="Times New Roman" w:hAnsi="Times New Roman" w:cs="Times New Roman"/>
-          <w:sz w:val="24"/>
+          <w:rFonts w:ascii="Aptos" w:hAnsi="Aptos" w:cs="Aptos" w:eastAsia="Aptos"/>
+          <w:color w:val="1F2937"/>
+          <w:sz w:val="23"/>
+          <w:szCs w:val="23"/>
         </w:rPr>
         <w:t>. </w:t>
       </w:r>
       <w:r>
         <w:rPr>
-          <w:rFonts w:ascii="Times New Roman" w:hAnsi="Times New Roman" w:cs="Times New Roman"/>
+          <w:rFonts w:ascii="Aptos" w:hAnsi="Aptos" w:cs="Aptos" w:eastAsia="Aptos"/>
           <w:i/>
           <w:iCs/>
-          <w:sz w:val="24"/>
+          <w:color w:val="1F2937"/>
+          <w:sz w:val="23"/>
+          <w:szCs w:val="23"/>
         </w:rPr>
         <w:t>The 26th Annual Meeting of</w:t>
       </w:r>
       <w:r>
         <w:rPr>
-          <w:rFonts w:ascii="Times New Roman" w:hAnsi="Times New Roman" w:cs="Times New Roman"/>
+          <w:rFonts w:ascii="Aptos" w:hAnsi="Aptos" w:cs="Aptos" w:eastAsia="Aptos"/>
           <w:i/>
           <w:iCs/>
-          <w:sz w:val="24"/>
+          <w:color w:val="1F2937"/>
+          <w:sz w:val="23"/>
+          <w:szCs w:val="23"/>
         </w:rPr>
         <w:t xml:space="preserve"> </w:t>
       </w:r>
       <w:r>
         <w:rPr>
-          <w:rFonts w:ascii="Times New Roman" w:hAnsi="Times New Roman" w:cs="Times New Roman"/>
+          <w:rFonts w:ascii="Aptos" w:hAnsi="Aptos" w:cs="Aptos" w:eastAsia="Aptos"/>
           <w:i/>
           <w:iCs/>
-          <w:sz w:val="24"/>
+          <w:color w:val="1F2937"/>
+          <w:sz w:val="23"/>
+          <w:szCs w:val="23"/>
         </w:rPr>
         <w:t>Society for Evolutionary Studies, Japan</w:t>
       </w:r>
       <w:r>
         <w:rPr>
-          <w:rFonts w:ascii="Times New Roman" w:hAnsi="Times New Roman" w:cs="Times New Roman"/>
-          <w:sz w:val="24"/>
+          <w:rFonts w:ascii="Aptos" w:hAnsi="Aptos" w:cs="Aptos" w:eastAsia="Aptos"/>
+          <w:color w:val="1F2937"/>
+          <w:sz w:val="23"/>
+          <w:szCs w:val="23"/>
         </w:rPr>
         <w:t>. Kanagawa, Japan. Aug</w:t>
       </w:r>
       <w:r>
         <w:rPr>
-          <w:rFonts w:ascii="Times New Roman" w:hAnsi="Times New Roman" w:cs="Times New Roman"/>
-          <w:sz w:val="24"/>
+          <w:rFonts w:ascii="Aptos" w:hAnsi="Aptos" w:cs="Aptos" w:eastAsia="Aptos"/>
+          <w:color w:val="1F2937"/>
+          <w:sz w:val="23"/>
+          <w:szCs w:val="23"/>
         </w:rPr>
         <w:t>ust</w:t>
       </w:r>
       <w:r>
         <w:rPr>
-          <w:rFonts w:ascii="Times New Roman" w:hAnsi="Times New Roman" w:cs="Times New Roman"/>
-          <w:sz w:val="24"/>
+          <w:rFonts w:ascii="Aptos" w:hAnsi="Aptos" w:cs="Aptos" w:eastAsia="Aptos"/>
+          <w:color w:val="1F2937"/>
+          <w:sz w:val="23"/>
+          <w:szCs w:val="23"/>
         </w:rPr>
         <w:t xml:space="preserve"> 2024</w:t>
       </w:r>
       <w:r>
         <w:rPr>
-          <w:rFonts w:ascii="Times New Roman" w:hAnsi="Times New Roman" w:cs="Times New Roman"/>
-          <w:sz w:val="24"/>
+          <w:rFonts w:ascii="Aptos" w:hAnsi="Aptos" w:cs="Aptos" w:eastAsia="Aptos"/>
+          <w:color w:val="1F2937"/>
+          <w:sz w:val="23"/>
+          <w:szCs w:val="23"/>
         </w:rPr>
         <w:t>.</w:t>
       </w:r>
@@ -3613,199 +4376,252 @@
           <w:ilvl w:val="0"/>
           <w:numId w:val="18"/>
         </w:numPr>
+        <w:spacing w:after="140" w:line="247" w:lineRule="auto"/>
         <w:ind w:leftChars="0"/>
         <w:jc w:val="left"/>
         <w:rPr>
-          <w:rFonts w:ascii="Times New Roman" w:hAnsi="Times New Roman" w:cs="Times New Roman"/>
-          <w:sz w:val="24"/>
-        </w:rPr>
-      </w:pPr>
-      <w:r>
-        <w:rPr>
-          <w:rFonts w:ascii="Times New Roman" w:hAnsi="Times New Roman" w:cs="Times New Roman"/>
+          <w:rFonts w:ascii="Aptos" w:hAnsi="Aptos" w:cs="Aptos" w:eastAsia="Aptos"/>
+          <w:sz w:val="24"/>
+        </w:rPr>
+      </w:pPr>
+      <w:r>
+        <w:rPr>
+          <w:rFonts w:ascii="Aptos" w:hAnsi="Aptos" w:cs="Aptos" w:eastAsia="Aptos"/>
           <w:b/>
           <w:bCs/>
-          <w:sz w:val="24"/>
+          <w:color w:val="1F2937"/>
+          <w:sz w:val="23"/>
           <w:u w:val="single"/>
+          <w:szCs w:val="23"/>
         </w:rPr>
         <w:t>Sugihara Y</w:t>
       </w:r>
       <w:r>
         <w:rPr>
-          <w:rFonts w:ascii="Times New Roman" w:hAnsi="Times New Roman" w:cs="Times New Roman"/>
-          <w:sz w:val="24"/>
+          <w:rFonts w:ascii="Aptos" w:hAnsi="Aptos" w:cs="Aptos" w:eastAsia="Aptos"/>
+          <w:color w:val="1F2937"/>
+          <w:sz w:val="23"/>
+          <w:szCs w:val="23"/>
         </w:rPr>
         <w:t>, Białas</w:t>
       </w:r>
       <w:r>
         <w:rPr>
-          <w:rFonts w:ascii="Times New Roman" w:hAnsi="Times New Roman" w:cs="Times New Roman"/>
-          <w:sz w:val="24"/>
+          <w:rFonts w:ascii="Aptos" w:hAnsi="Aptos" w:cs="Aptos" w:eastAsia="Aptos"/>
+          <w:color w:val="1F2937"/>
+          <w:sz w:val="23"/>
+          <w:szCs w:val="23"/>
         </w:rPr>
         <w:t xml:space="preserve"> A</w:t>
       </w:r>
       <w:r>
         <w:rPr>
-          <w:rFonts w:ascii="Times New Roman" w:hAnsi="Times New Roman" w:cs="Times New Roman"/>
-          <w:sz w:val="24"/>
+          <w:rFonts w:ascii="Aptos" w:hAnsi="Aptos" w:cs="Aptos" w:eastAsia="Aptos"/>
+          <w:color w:val="1F2937"/>
+          <w:sz w:val="23"/>
+          <w:szCs w:val="23"/>
         </w:rPr>
         <w:t>, Langner</w:t>
       </w:r>
       <w:r>
         <w:rPr>
-          <w:rFonts w:ascii="Times New Roman" w:hAnsi="Times New Roman" w:cs="Times New Roman"/>
-          <w:sz w:val="24"/>
+          <w:rFonts w:ascii="Aptos" w:hAnsi="Aptos" w:cs="Aptos" w:eastAsia="Aptos"/>
+          <w:color w:val="1F2937"/>
+          <w:sz w:val="23"/>
+          <w:szCs w:val="23"/>
         </w:rPr>
         <w:t xml:space="preserve"> T</w:t>
       </w:r>
       <w:r>
         <w:rPr>
-          <w:rFonts w:ascii="Times New Roman" w:hAnsi="Times New Roman" w:cs="Times New Roman"/>
-          <w:sz w:val="24"/>
+          <w:rFonts w:ascii="Aptos" w:hAnsi="Aptos" w:cs="Aptos" w:eastAsia="Aptos"/>
+          <w:color w:val="1F2937"/>
+          <w:sz w:val="23"/>
+          <w:szCs w:val="23"/>
         </w:rPr>
         <w:t>, Barragan</w:t>
       </w:r>
       <w:r>
         <w:rPr>
-          <w:rFonts w:ascii="Times New Roman" w:hAnsi="Times New Roman" w:cs="Times New Roman"/>
-          <w:sz w:val="24"/>
+          <w:rFonts w:ascii="Aptos" w:hAnsi="Aptos" w:cs="Aptos" w:eastAsia="Aptos"/>
+          <w:color w:val="1F2937"/>
+          <w:sz w:val="23"/>
+          <w:szCs w:val="23"/>
         </w:rPr>
         <w:t xml:space="preserve"> AC</w:t>
       </w:r>
       <w:r>
         <w:rPr>
-          <w:rFonts w:ascii="Times New Roman" w:hAnsi="Times New Roman" w:cs="Times New Roman"/>
-          <w:sz w:val="24"/>
+          <w:rFonts w:ascii="Aptos" w:hAnsi="Aptos" w:cs="Aptos" w:eastAsia="Aptos"/>
+          <w:color w:val="1F2937"/>
+          <w:sz w:val="23"/>
+          <w:szCs w:val="23"/>
         </w:rPr>
         <w:t>, Kourelis</w:t>
       </w:r>
       <w:r>
         <w:rPr>
-          <w:rFonts w:ascii="Times New Roman" w:hAnsi="Times New Roman" w:cs="Times New Roman"/>
-          <w:sz w:val="24"/>
+          <w:rFonts w:ascii="Aptos" w:hAnsi="Aptos" w:cs="Aptos" w:eastAsia="Aptos"/>
+          <w:color w:val="1F2937"/>
+          <w:sz w:val="23"/>
+          <w:szCs w:val="23"/>
         </w:rPr>
         <w:t xml:space="preserve"> J</w:t>
       </w:r>
       <w:r>
         <w:rPr>
-          <w:rFonts w:ascii="Times New Roman" w:hAnsi="Times New Roman" w:cs="Times New Roman"/>
-          <w:sz w:val="24"/>
+          <w:rFonts w:ascii="Aptos" w:hAnsi="Aptos" w:cs="Aptos" w:eastAsia="Aptos"/>
+          <w:color w:val="1F2937"/>
+          <w:sz w:val="23"/>
+          <w:szCs w:val="23"/>
         </w:rPr>
         <w:t>, Abe</w:t>
       </w:r>
       <w:r>
         <w:rPr>
-          <w:rFonts w:ascii="Times New Roman" w:hAnsi="Times New Roman" w:cs="Times New Roman"/>
-          <w:sz w:val="24"/>
+          <w:rFonts w:ascii="Aptos" w:hAnsi="Aptos" w:cs="Aptos" w:eastAsia="Aptos"/>
+          <w:color w:val="1F2937"/>
+          <w:sz w:val="23"/>
+          <w:szCs w:val="23"/>
         </w:rPr>
         <w:t xml:space="preserve"> Y</w:t>
       </w:r>
       <w:r>
         <w:rPr>
-          <w:rFonts w:ascii="Times New Roman" w:hAnsi="Times New Roman" w:cs="Times New Roman"/>
-          <w:sz w:val="24"/>
+          <w:rFonts w:ascii="Aptos" w:hAnsi="Aptos" w:cs="Aptos" w:eastAsia="Aptos"/>
+          <w:color w:val="1F2937"/>
+          <w:sz w:val="23"/>
+          <w:szCs w:val="23"/>
         </w:rPr>
         <w:t>, Fujisaki</w:t>
       </w:r>
       <w:r>
         <w:rPr>
-          <w:rFonts w:ascii="Times New Roman" w:hAnsi="Times New Roman" w:cs="Times New Roman"/>
-          <w:sz w:val="24"/>
+          <w:rFonts w:ascii="Aptos" w:hAnsi="Aptos" w:cs="Aptos" w:eastAsia="Aptos"/>
+          <w:color w:val="1F2937"/>
+          <w:sz w:val="23"/>
+          <w:szCs w:val="23"/>
         </w:rPr>
         <w:t xml:space="preserve"> K</w:t>
       </w:r>
       <w:r>
         <w:rPr>
-          <w:rFonts w:ascii="Times New Roman" w:hAnsi="Times New Roman" w:cs="Times New Roman"/>
-          <w:sz w:val="24"/>
+          <w:rFonts w:ascii="Aptos" w:hAnsi="Aptos" w:cs="Aptos" w:eastAsia="Aptos"/>
+          <w:color w:val="1F2937"/>
+          <w:sz w:val="23"/>
+          <w:szCs w:val="23"/>
         </w:rPr>
         <w:t>, Banfield</w:t>
       </w:r>
       <w:r>
         <w:rPr>
-          <w:rFonts w:ascii="Times New Roman" w:hAnsi="Times New Roman" w:cs="Times New Roman"/>
-          <w:sz w:val="24"/>
+          <w:rFonts w:ascii="Aptos" w:hAnsi="Aptos" w:cs="Aptos" w:eastAsia="Aptos"/>
+          <w:color w:val="1F2937"/>
+          <w:sz w:val="23"/>
+          <w:szCs w:val="23"/>
         </w:rPr>
         <w:t xml:space="preserve"> MJ</w:t>
       </w:r>
       <w:r>
         <w:rPr>
-          <w:rFonts w:ascii="Times New Roman" w:hAnsi="Times New Roman" w:cs="Times New Roman"/>
-          <w:sz w:val="24"/>
+          <w:rFonts w:ascii="Aptos" w:hAnsi="Aptos" w:cs="Aptos" w:eastAsia="Aptos"/>
+          <w:color w:val="1F2937"/>
+          <w:sz w:val="23"/>
+          <w:szCs w:val="23"/>
         </w:rPr>
         <w:t>, Terauchi</w:t>
       </w:r>
       <w:r>
         <w:rPr>
-          <w:rFonts w:ascii="Times New Roman" w:hAnsi="Times New Roman" w:cs="Times New Roman"/>
-          <w:sz w:val="24"/>
+          <w:rFonts w:ascii="Aptos" w:hAnsi="Aptos" w:cs="Aptos" w:eastAsia="Aptos"/>
+          <w:color w:val="1F2937"/>
+          <w:sz w:val="23"/>
+          <w:szCs w:val="23"/>
         </w:rPr>
         <w:t xml:space="preserve"> R</w:t>
       </w:r>
       <w:r>
         <w:rPr>
-          <w:rFonts w:ascii="Times New Roman" w:hAnsi="Times New Roman" w:cs="Times New Roman"/>
-          <w:sz w:val="24"/>
+          <w:rFonts w:ascii="Aptos" w:hAnsi="Aptos" w:cs="Aptos" w:eastAsia="Aptos"/>
+          <w:color w:val="1F2937"/>
+          <w:sz w:val="23"/>
+          <w:szCs w:val="23"/>
         </w:rPr>
         <w:t>, Kamoun</w:t>
       </w:r>
       <w:r>
         <w:rPr>
-          <w:rFonts w:ascii="Times New Roman" w:hAnsi="Times New Roman" w:cs="Times New Roman"/>
-          <w:sz w:val="24"/>
+          <w:rFonts w:ascii="Aptos" w:hAnsi="Aptos" w:cs="Aptos" w:eastAsia="Aptos"/>
+          <w:color w:val="1F2937"/>
+          <w:sz w:val="23"/>
+          <w:szCs w:val="23"/>
         </w:rPr>
         <w:t xml:space="preserve"> S. </w:t>
       </w:r>
       <w:r>
         <w:rPr>
-          <w:rFonts w:ascii="Times New Roman" w:hAnsi="Times New Roman" w:cs="Times New Roman"/>
-          <w:sz w:val="24"/>
+          <w:rFonts w:ascii="Aptos" w:hAnsi="Aptos" w:cs="Aptos" w:eastAsia="Aptos"/>
+          <w:color w:val="1F2937"/>
+          <w:sz w:val="23"/>
+          <w:szCs w:val="23"/>
         </w:rPr>
         <w:t xml:space="preserve">The NLR immune receptor Pik-1 evolved to respond to fungal effectors of the AVR-Mgk family early in the evolution of </w:t>
       </w:r>
       <w:r>
         <w:rPr>
-          <w:rFonts w:ascii="Times New Roman" w:hAnsi="Times New Roman" w:cs="Times New Roman"/>
+          <w:rFonts w:ascii="Aptos" w:hAnsi="Aptos" w:cs="Aptos" w:eastAsia="Aptos"/>
           <w:i/>
           <w:iCs/>
-          <w:sz w:val="24"/>
+          <w:color w:val="1F2937"/>
+          <w:sz w:val="23"/>
+          <w:szCs w:val="23"/>
         </w:rPr>
         <w:t xml:space="preserve">Oryza </w:t>
       </w:r>
       <w:r>
         <w:rPr>
-          <w:rFonts w:ascii="Times New Roman" w:hAnsi="Times New Roman" w:cs="Times New Roman"/>
-          <w:sz w:val="24"/>
+          <w:rFonts w:ascii="Aptos" w:hAnsi="Aptos" w:cs="Aptos" w:eastAsia="Aptos"/>
+          <w:color w:val="1F2937"/>
+          <w:sz w:val="23"/>
+          <w:szCs w:val="23"/>
         </w:rPr>
         <w:t>and prior to rice domestication</w:t>
       </w:r>
       <w:r>
         <w:rPr>
-          <w:rFonts w:ascii="Times New Roman" w:hAnsi="Times New Roman" w:cs="Times New Roman"/>
-          <w:sz w:val="24"/>
+          <w:rFonts w:ascii="Aptos" w:hAnsi="Aptos" w:cs="Aptos" w:eastAsia="Aptos"/>
+          <w:color w:val="1F2937"/>
+          <w:sz w:val="23"/>
+          <w:szCs w:val="23"/>
         </w:rPr>
         <w:t xml:space="preserve">. </w:t>
       </w:r>
       <w:r>
         <w:rPr>
-          <w:rFonts w:ascii="Times New Roman" w:hAnsi="Times New Roman" w:cs="Times New Roman"/>
+          <w:rFonts w:ascii="Aptos" w:hAnsi="Aptos" w:cs="Aptos" w:eastAsia="Aptos"/>
           <w:i/>
           <w:iCs/>
-          <w:sz w:val="24"/>
+          <w:color w:val="1F2937"/>
+          <w:sz w:val="23"/>
+          <w:szCs w:val="23"/>
         </w:rPr>
         <w:t>2023 IS-MPMI</w:t>
       </w:r>
       <w:r>
         <w:rPr>
-          <w:rFonts w:ascii="Times New Roman" w:hAnsi="Times New Roman" w:cs="Times New Roman"/>
-          <w:sz w:val="24"/>
+          <w:rFonts w:ascii="Aptos" w:hAnsi="Aptos" w:cs="Aptos" w:eastAsia="Aptos"/>
+          <w:color w:val="1F2937"/>
+          <w:sz w:val="23"/>
+          <w:szCs w:val="23"/>
         </w:rPr>
         <w:t>. Rhode Island, PA. July 2023</w:t>
       </w:r>
       <w:r>
         <w:rPr>
-          <w:rFonts w:ascii="Times New Roman" w:hAnsi="Times New Roman" w:cs="Times New Roman"/>
-          <w:sz w:val="24"/>
+          <w:rFonts w:ascii="Aptos" w:hAnsi="Aptos" w:cs="Aptos" w:eastAsia="Aptos"/>
+          <w:color w:val="1F2937"/>
+          <w:sz w:val="23"/>
+          <w:szCs w:val="23"/>
         </w:rPr>
         <w:t>.</w:t>
       </w:r>
@@ -3817,60 +4633,73 @@
           <w:ilvl w:val="0"/>
           <w:numId w:val="18"/>
         </w:numPr>
+        <w:spacing w:after="140" w:line="247" w:lineRule="auto"/>
         <w:ind w:leftChars="0"/>
         <w:jc w:val="left"/>
         <w:rPr>
-          <w:rFonts w:ascii="Times New Roman" w:hAnsi="Times New Roman" w:cs="Times New Roman"/>
-          <w:sz w:val="24"/>
-        </w:rPr>
-      </w:pPr>
-      <w:r>
-        <w:rPr>
-          <w:rFonts w:ascii="Times New Roman" w:hAnsi="Times New Roman" w:cs="Times New Roman" w:hint="eastAsia"/>
+          <w:rFonts w:ascii="Aptos" w:hAnsi="Aptos" w:cs="Aptos" w:eastAsia="Aptos"/>
+          <w:sz w:val="24"/>
+        </w:rPr>
+      </w:pPr>
+      <w:r>
+        <w:rPr>
+          <w:rFonts w:ascii="Aptos" w:hAnsi="Aptos" w:cs="Aptos" w:hint="eastAsia" w:eastAsia="Aptos"/>
           <w:b/>
           <w:bCs/>
-          <w:sz w:val="24"/>
+          <w:color w:val="1F2937"/>
+          <w:sz w:val="23"/>
           <w:u w:val="single"/>
+          <w:szCs w:val="23"/>
         </w:rPr>
         <w:t>Sugihara</w:t>
       </w:r>
       <w:r>
         <w:rPr>
-          <w:rFonts w:ascii="Times New Roman" w:hAnsi="Times New Roman" w:cs="Times New Roman"/>
+          <w:rFonts w:ascii="Aptos" w:hAnsi="Aptos" w:cs="Aptos" w:eastAsia="Aptos"/>
           <w:b/>
           <w:bCs/>
-          <w:sz w:val="24"/>
+          <w:color w:val="1F2937"/>
+          <w:sz w:val="23"/>
           <w:u w:val="single"/>
+          <w:szCs w:val="23"/>
         </w:rPr>
         <w:t xml:space="preserve"> Y</w:t>
       </w:r>
       <w:r>
         <w:rPr>
-          <w:rFonts w:ascii="Times New Roman" w:hAnsi="Times New Roman" w:cs="Times New Roman" w:hint="eastAsia"/>
-          <w:sz w:val="24"/>
+          <w:rFonts w:ascii="Aptos" w:hAnsi="Aptos" w:cs="Aptos" w:hint="eastAsia" w:eastAsia="Aptos"/>
+          <w:color w:val="1F2937"/>
+          <w:sz w:val="23"/>
+          <w:szCs w:val="23"/>
         </w:rPr>
         <w:t xml:space="preserve">. Genetics approach using whole genome sequencing to rapidly identify the genomic loci involved in biological traits of rice blast fungus. </w:t>
       </w:r>
       <w:r>
         <w:rPr>
-          <w:rFonts w:ascii="Times New Roman" w:hAnsi="Times New Roman" w:cs="Times New Roman" w:hint="eastAsia"/>
+          <w:rFonts w:ascii="Aptos" w:hAnsi="Aptos" w:cs="Aptos" w:hint="eastAsia" w:eastAsia="Aptos"/>
           <w:i/>
           <w:iCs/>
-          <w:sz w:val="24"/>
+          <w:color w:val="1F2937"/>
+          <w:sz w:val="23"/>
+          <w:szCs w:val="23"/>
         </w:rPr>
         <w:t>12th Japan-US Seminar in Plant Pathology</w:t>
       </w:r>
       <w:r>
         <w:rPr>
-          <w:rFonts w:ascii="Times New Roman" w:hAnsi="Times New Roman" w:cs="Times New Roman" w:hint="eastAsia"/>
-          <w:sz w:val="24"/>
+          <w:rFonts w:ascii="Aptos" w:hAnsi="Aptos" w:cs="Aptos" w:hint="eastAsia" w:eastAsia="Aptos"/>
+          <w:color w:val="1F2937"/>
+          <w:sz w:val="23"/>
+          <w:szCs w:val="23"/>
         </w:rPr>
         <w:t>. Zoom workshop. October 2020</w:t>
       </w:r>
       <w:r>
         <w:rPr>
-          <w:rFonts w:ascii="Times New Roman" w:hAnsi="Times New Roman" w:cs="Times New Roman"/>
-          <w:sz w:val="24"/>
+          <w:rFonts w:ascii="Aptos" w:hAnsi="Aptos" w:cs="Aptos" w:eastAsia="Aptos"/>
+          <w:color w:val="1F2937"/>
+          <w:sz w:val="23"/>
+          <w:szCs w:val="23"/>
         </w:rPr>
         <w:t>.</w:t>
       </w:r>
@@ -3882,146 +4711,183 @@
           <w:ilvl w:val="0"/>
           <w:numId w:val="18"/>
         </w:numPr>
+        <w:spacing w:after="140" w:line="247" w:lineRule="auto"/>
         <w:ind w:leftChars="0"/>
         <w:jc w:val="left"/>
         <w:rPr>
-          <w:rFonts w:ascii="Times New Roman" w:hAnsi="Times New Roman" w:cs="Times New Roman"/>
-          <w:sz w:val="24"/>
-        </w:rPr>
-      </w:pPr>
-      <w:r>
-        <w:rPr>
-          <w:rFonts w:ascii="Times New Roman" w:hAnsi="Times New Roman" w:cs="Times New Roman" w:hint="eastAsia"/>
+          <w:rFonts w:ascii="Aptos" w:hAnsi="Aptos" w:cs="Aptos" w:eastAsia="Aptos"/>
+          <w:sz w:val="24"/>
+        </w:rPr>
+      </w:pPr>
+      <w:r>
+        <w:rPr>
+          <w:rFonts w:ascii="Aptos" w:hAnsi="Aptos" w:cs="Aptos" w:hint="eastAsia" w:eastAsia="Aptos"/>
           <w:b/>
           <w:bCs/>
-          <w:sz w:val="24"/>
+          <w:color w:val="1F2937"/>
+          <w:sz w:val="23"/>
           <w:u w:val="single"/>
+          <w:szCs w:val="23"/>
         </w:rPr>
         <w:t>Sugihara</w:t>
       </w:r>
       <w:r>
         <w:rPr>
-          <w:rFonts w:ascii="Times New Roman" w:hAnsi="Times New Roman" w:cs="Times New Roman"/>
+          <w:rFonts w:ascii="Aptos" w:hAnsi="Aptos" w:cs="Aptos" w:eastAsia="Aptos"/>
           <w:b/>
           <w:bCs/>
-          <w:sz w:val="24"/>
+          <w:color w:val="1F2937"/>
+          <w:sz w:val="23"/>
           <w:u w:val="single"/>
+          <w:szCs w:val="23"/>
         </w:rPr>
         <w:t xml:space="preserve"> Y</w:t>
       </w:r>
       <w:r>
         <w:rPr>
-          <w:rFonts w:ascii="Times New Roman" w:hAnsi="Times New Roman" w:cs="Times New Roman" w:hint="eastAsia"/>
-          <w:sz w:val="24"/>
+          <w:rFonts w:ascii="Aptos" w:hAnsi="Aptos" w:cs="Aptos" w:hint="eastAsia" w:eastAsia="Aptos"/>
+          <w:color w:val="1F2937"/>
+          <w:sz w:val="23"/>
+          <w:szCs w:val="23"/>
         </w:rPr>
         <w:t>, Natsume</w:t>
       </w:r>
       <w:r>
         <w:rPr>
-          <w:rFonts w:ascii="Times New Roman" w:hAnsi="Times New Roman" w:cs="Times New Roman"/>
-          <w:sz w:val="24"/>
+          <w:rFonts w:ascii="Aptos" w:hAnsi="Aptos" w:cs="Aptos" w:eastAsia="Aptos"/>
+          <w:color w:val="1F2937"/>
+          <w:sz w:val="23"/>
+          <w:szCs w:val="23"/>
         </w:rPr>
         <w:t xml:space="preserve"> S</w:t>
       </w:r>
       <w:r>
         <w:rPr>
-          <w:rFonts w:ascii="Times New Roman" w:hAnsi="Times New Roman" w:cs="Times New Roman" w:hint="eastAsia"/>
-          <w:sz w:val="24"/>
+          <w:rFonts w:ascii="Aptos" w:hAnsi="Aptos" w:cs="Aptos" w:hint="eastAsia" w:eastAsia="Aptos"/>
+          <w:color w:val="1F2937"/>
+          <w:sz w:val="23"/>
+          <w:szCs w:val="23"/>
         </w:rPr>
         <w:t>, Abe</w:t>
       </w:r>
       <w:r>
         <w:rPr>
-          <w:rFonts w:ascii="Times New Roman" w:hAnsi="Times New Roman" w:cs="Times New Roman"/>
-          <w:sz w:val="24"/>
+          <w:rFonts w:ascii="Aptos" w:hAnsi="Aptos" w:cs="Aptos" w:eastAsia="Aptos"/>
+          <w:color w:val="1F2937"/>
+          <w:sz w:val="23"/>
+          <w:szCs w:val="23"/>
         </w:rPr>
         <w:t xml:space="preserve"> A</w:t>
       </w:r>
       <w:r>
         <w:rPr>
-          <w:rFonts w:ascii="Times New Roman" w:hAnsi="Times New Roman" w:cs="Times New Roman" w:hint="eastAsia"/>
-          <w:sz w:val="24"/>
+          <w:rFonts w:ascii="Aptos" w:hAnsi="Aptos" w:cs="Aptos" w:hint="eastAsia" w:eastAsia="Aptos"/>
+          <w:color w:val="1F2937"/>
+          <w:sz w:val="23"/>
+          <w:szCs w:val="23"/>
         </w:rPr>
         <w:t>, Shimizu</w:t>
       </w:r>
       <w:r>
         <w:rPr>
-          <w:rFonts w:ascii="Times New Roman" w:hAnsi="Times New Roman" w:cs="Times New Roman"/>
-          <w:sz w:val="24"/>
+          <w:rFonts w:ascii="Aptos" w:hAnsi="Aptos" w:cs="Aptos" w:eastAsia="Aptos"/>
+          <w:color w:val="1F2937"/>
+          <w:sz w:val="23"/>
+          <w:szCs w:val="23"/>
         </w:rPr>
         <w:t xml:space="preserve"> M</w:t>
       </w:r>
       <w:r>
         <w:rPr>
-          <w:rFonts w:ascii="Times New Roman" w:hAnsi="Times New Roman" w:cs="Times New Roman" w:hint="eastAsia"/>
-          <w:sz w:val="24"/>
+          <w:rFonts w:ascii="Aptos" w:hAnsi="Aptos" w:cs="Aptos" w:hint="eastAsia" w:eastAsia="Aptos"/>
+          <w:color w:val="1F2937"/>
+          <w:sz w:val="23"/>
+          <w:szCs w:val="23"/>
         </w:rPr>
         <w:t>, Obidiegwu</w:t>
       </w:r>
       <w:r>
         <w:rPr>
-          <w:rFonts w:ascii="Times New Roman" w:hAnsi="Times New Roman" w:cs="Times New Roman"/>
-          <w:sz w:val="24"/>
+          <w:rFonts w:ascii="Aptos" w:hAnsi="Aptos" w:cs="Aptos" w:eastAsia="Aptos"/>
+          <w:color w:val="1F2937"/>
+          <w:sz w:val="23"/>
+          <w:szCs w:val="23"/>
         </w:rPr>
         <w:t xml:space="preserve"> J</w:t>
       </w:r>
       <w:r>
         <w:rPr>
-          <w:rFonts w:ascii="Times New Roman" w:hAnsi="Times New Roman" w:cs="Times New Roman" w:hint="eastAsia"/>
-          <w:sz w:val="24"/>
+          <w:rFonts w:ascii="Aptos" w:hAnsi="Aptos" w:cs="Aptos" w:hint="eastAsia" w:eastAsia="Aptos"/>
+          <w:color w:val="1F2937"/>
+          <w:sz w:val="23"/>
+          <w:szCs w:val="23"/>
         </w:rPr>
         <w:t>, Terauchi</w:t>
       </w:r>
       <w:r>
         <w:rPr>
-          <w:rFonts w:ascii="Times New Roman" w:hAnsi="Times New Roman" w:cs="Times New Roman"/>
-          <w:sz w:val="24"/>
+          <w:rFonts w:ascii="Aptos" w:hAnsi="Aptos" w:cs="Aptos" w:eastAsia="Aptos"/>
+          <w:color w:val="1F2937"/>
+          <w:sz w:val="23"/>
+          <w:szCs w:val="23"/>
         </w:rPr>
         <w:t xml:space="preserve"> R</w:t>
       </w:r>
       <w:r>
         <w:rPr>
-          <w:rFonts w:ascii="Times New Roman" w:hAnsi="Times New Roman" w:cs="Times New Roman" w:hint="eastAsia"/>
-          <w:sz w:val="24"/>
+          <w:rFonts w:ascii="Aptos" w:hAnsi="Aptos" w:cs="Aptos" w:hint="eastAsia" w:eastAsia="Aptos"/>
+          <w:color w:val="1F2937"/>
+          <w:sz w:val="23"/>
+          <w:szCs w:val="23"/>
         </w:rPr>
         <w:t xml:space="preserve">. Population genomics of </w:t>
       </w:r>
       <w:r>
         <w:rPr>
-          <w:rFonts w:ascii="Times New Roman" w:hAnsi="Times New Roman" w:cs="Times New Roman" w:hint="eastAsia"/>
+          <w:rFonts w:ascii="Aptos" w:hAnsi="Aptos" w:cs="Aptos" w:hint="eastAsia" w:eastAsia="Aptos"/>
           <w:i/>
           <w:iCs/>
-          <w:sz w:val="24"/>
+          <w:color w:val="1F2937"/>
+          <w:sz w:val="23"/>
+          <w:szCs w:val="23"/>
         </w:rPr>
         <w:t>Dioscorea tokoro</w:t>
       </w:r>
       <w:r>
         <w:rPr>
-          <w:rFonts w:ascii="Times New Roman" w:hAnsi="Times New Roman" w:cs="Times New Roman" w:hint="eastAsia"/>
-          <w:sz w:val="24"/>
+          <w:rFonts w:ascii="Aptos" w:hAnsi="Aptos" w:cs="Aptos" w:hint="eastAsia" w:eastAsia="Aptos"/>
+          <w:color w:val="1F2937"/>
+          <w:sz w:val="23"/>
+          <w:szCs w:val="23"/>
         </w:rPr>
         <w:t xml:space="preserve">, a wild yam species. </w:t>
       </w:r>
       <w:r>
         <w:rPr>
-          <w:rFonts w:ascii="Times New Roman" w:hAnsi="Times New Roman" w:cs="Times New Roman" w:hint="eastAsia"/>
+          <w:rFonts w:ascii="Aptos" w:hAnsi="Aptos" w:cs="Aptos" w:hint="eastAsia" w:eastAsia="Aptos"/>
           <w:i/>
           <w:iCs/>
-          <w:sz w:val="24"/>
+          <w:color w:val="1F2937"/>
+          <w:sz w:val="23"/>
+          <w:szCs w:val="23"/>
         </w:rPr>
         <w:t>Plant and Animal Genome (PAG) XXVII Conference</w:t>
       </w:r>
       <w:r>
         <w:rPr>
-          <w:rFonts w:ascii="Times New Roman" w:hAnsi="Times New Roman" w:cs="Times New Roman" w:hint="eastAsia"/>
-          <w:sz w:val="24"/>
+          <w:rFonts w:ascii="Aptos" w:hAnsi="Aptos" w:cs="Aptos" w:hint="eastAsia" w:eastAsia="Aptos"/>
+          <w:color w:val="1F2937"/>
+          <w:sz w:val="23"/>
+          <w:szCs w:val="23"/>
         </w:rPr>
         <w:t>. San Diego, CA. January 2019</w:t>
       </w:r>
       <w:r>
         <w:rPr>
-          <w:rFonts w:ascii="Times New Roman" w:hAnsi="Times New Roman" w:cs="Times New Roman"/>
-          <w:sz w:val="24"/>
+          <w:rFonts w:ascii="Aptos" w:hAnsi="Aptos" w:cs="Aptos" w:eastAsia="Aptos"/>
+          <w:color w:val="1F2937"/>
+          <w:sz w:val="23"/>
+          <w:szCs w:val="23"/>
         </w:rPr>
         <w:t>.</w:t>
       </w:r>
@@ -4033,178 +4899,222 @@
           <w:ilvl w:val="0"/>
           <w:numId w:val="18"/>
         </w:numPr>
+        <w:spacing w:after="140" w:line="247" w:lineRule="auto"/>
         <w:ind w:leftChars="0"/>
         <w:jc w:val="left"/>
         <w:rPr>
-          <w:rFonts w:ascii="Times New Roman" w:hAnsi="Times New Roman" w:cs="Times New Roman"/>
-          <w:sz w:val="24"/>
-        </w:rPr>
-      </w:pPr>
-      <w:r>
-        <w:rPr>
-          <w:rFonts w:ascii="Times New Roman" w:hAnsi="Times New Roman" w:cs="Times New Roman" w:hint="eastAsia"/>
+          <w:rFonts w:ascii="Aptos" w:hAnsi="Aptos" w:cs="Aptos" w:eastAsia="Aptos"/>
+          <w:sz w:val="24"/>
+        </w:rPr>
+      </w:pPr>
+      <w:r>
+        <w:rPr>
+          <w:rFonts w:ascii="Aptos" w:hAnsi="Aptos" w:cs="Aptos" w:hint="eastAsia" w:eastAsia="Aptos"/>
           <w:b/>
           <w:bCs/>
-          <w:sz w:val="24"/>
+          <w:color w:val="1F2937"/>
+          <w:sz w:val="23"/>
           <w:u w:val="single"/>
+          <w:szCs w:val="23"/>
         </w:rPr>
         <w:t>Sugihara</w:t>
       </w:r>
       <w:r>
         <w:rPr>
-          <w:rFonts w:ascii="Times New Roman" w:hAnsi="Times New Roman" w:cs="Times New Roman"/>
+          <w:rFonts w:ascii="Aptos" w:hAnsi="Aptos" w:cs="Aptos" w:eastAsia="Aptos"/>
           <w:b/>
           <w:bCs/>
-          <w:sz w:val="24"/>
+          <w:color w:val="1F2937"/>
+          <w:sz w:val="23"/>
           <w:u w:val="single"/>
+          <w:szCs w:val="23"/>
         </w:rPr>
         <w:t xml:space="preserve"> Y</w:t>
       </w:r>
       <w:r>
         <w:rPr>
-          <w:rFonts w:ascii="Times New Roman" w:hAnsi="Times New Roman" w:cs="Times New Roman" w:hint="eastAsia"/>
+          <w:rFonts w:ascii="Aptos" w:hAnsi="Aptos" w:cs="Aptos" w:hint="eastAsia" w:eastAsia="Aptos"/>
           <w:b/>
           <w:bCs/>
-          <w:sz w:val="24"/>
+          <w:color w:val="1F2937"/>
+          <w:sz w:val="23"/>
+          <w:szCs w:val="23"/>
         </w:rPr>
         <w:t>,</w:t>
       </w:r>
       <w:r>
         <w:rPr>
-          <w:rFonts w:ascii="Times New Roman" w:hAnsi="Times New Roman" w:cs="Times New Roman" w:hint="eastAsia"/>
-          <w:sz w:val="24"/>
+          <w:rFonts w:ascii="Aptos" w:hAnsi="Aptos" w:cs="Aptos" w:hint="eastAsia" w:eastAsia="Aptos"/>
+          <w:color w:val="1F2937"/>
+          <w:sz w:val="23"/>
+          <w:szCs w:val="23"/>
         </w:rPr>
         <w:t xml:space="preserve"> Abe</w:t>
       </w:r>
       <w:r>
         <w:rPr>
-          <w:rFonts w:ascii="Times New Roman" w:hAnsi="Times New Roman" w:cs="Times New Roman"/>
-          <w:sz w:val="24"/>
+          <w:rFonts w:ascii="Aptos" w:hAnsi="Aptos" w:cs="Aptos" w:eastAsia="Aptos"/>
+          <w:color w:val="1F2937"/>
+          <w:sz w:val="23"/>
+          <w:szCs w:val="23"/>
         </w:rPr>
         <w:t xml:space="preserve"> A</w:t>
       </w:r>
       <w:r>
         <w:rPr>
-          <w:rFonts w:ascii="Times New Roman" w:hAnsi="Times New Roman" w:cs="Times New Roman" w:hint="eastAsia"/>
-          <w:sz w:val="24"/>
+          <w:rFonts w:ascii="Aptos" w:hAnsi="Aptos" w:cs="Aptos" w:hint="eastAsia" w:eastAsia="Aptos"/>
+          <w:color w:val="1F2937"/>
+          <w:sz w:val="23"/>
+          <w:szCs w:val="23"/>
         </w:rPr>
         <w:t>, Shimizu</w:t>
       </w:r>
       <w:r>
         <w:rPr>
-          <w:rFonts w:ascii="Times New Roman" w:hAnsi="Times New Roman" w:cs="Times New Roman"/>
-          <w:sz w:val="24"/>
+          <w:rFonts w:ascii="Aptos" w:hAnsi="Aptos" w:cs="Aptos" w:eastAsia="Aptos"/>
+          <w:color w:val="1F2937"/>
+          <w:sz w:val="23"/>
+          <w:szCs w:val="23"/>
         </w:rPr>
         <w:t xml:space="preserve"> M</w:t>
       </w:r>
       <w:r>
         <w:rPr>
-          <w:rFonts w:ascii="Times New Roman" w:hAnsi="Times New Roman" w:cs="Times New Roman" w:hint="eastAsia"/>
-          <w:sz w:val="24"/>
+          <w:rFonts w:ascii="Aptos" w:hAnsi="Aptos" w:cs="Aptos" w:hint="eastAsia" w:eastAsia="Aptos"/>
+          <w:color w:val="1F2937"/>
+          <w:sz w:val="23"/>
+          <w:szCs w:val="23"/>
         </w:rPr>
         <w:t>, Yaegashi</w:t>
       </w:r>
       <w:r>
         <w:rPr>
-          <w:rFonts w:ascii="Times New Roman" w:hAnsi="Times New Roman" w:cs="Times New Roman"/>
-          <w:sz w:val="24"/>
+          <w:rFonts w:ascii="Aptos" w:hAnsi="Aptos" w:cs="Aptos" w:eastAsia="Aptos"/>
+          <w:color w:val="1F2937"/>
+          <w:sz w:val="23"/>
+          <w:szCs w:val="23"/>
         </w:rPr>
         <w:t xml:space="preserve"> H</w:t>
       </w:r>
       <w:r>
         <w:rPr>
-          <w:rFonts w:ascii="Times New Roman" w:hAnsi="Times New Roman" w:cs="Times New Roman" w:hint="eastAsia"/>
-          <w:sz w:val="24"/>
+          <w:rFonts w:ascii="Aptos" w:hAnsi="Aptos" w:cs="Aptos" w:hint="eastAsia" w:eastAsia="Aptos"/>
+          <w:color w:val="1F2937"/>
+          <w:sz w:val="23"/>
+          <w:szCs w:val="23"/>
         </w:rPr>
         <w:t>, Natsume</w:t>
       </w:r>
       <w:r>
         <w:rPr>
-          <w:rFonts w:ascii="Times New Roman" w:hAnsi="Times New Roman" w:cs="Times New Roman"/>
-          <w:sz w:val="24"/>
+          <w:rFonts w:ascii="Aptos" w:hAnsi="Aptos" w:cs="Aptos" w:eastAsia="Aptos"/>
+          <w:color w:val="1F2937"/>
+          <w:sz w:val="23"/>
+          <w:szCs w:val="23"/>
         </w:rPr>
         <w:t xml:space="preserve"> S</w:t>
       </w:r>
       <w:r>
         <w:rPr>
-          <w:rFonts w:ascii="Times New Roman" w:hAnsi="Times New Roman" w:cs="Times New Roman" w:hint="eastAsia"/>
-          <w:sz w:val="24"/>
+          <w:rFonts w:ascii="Aptos" w:hAnsi="Aptos" w:cs="Aptos" w:hint="eastAsia" w:eastAsia="Aptos"/>
+          <w:color w:val="1F2937"/>
+          <w:sz w:val="23"/>
+          <w:szCs w:val="23"/>
         </w:rPr>
         <w:t>, Obidiegwu</w:t>
       </w:r>
       <w:r>
         <w:rPr>
-          <w:rFonts w:ascii="Times New Roman" w:hAnsi="Times New Roman" w:cs="Times New Roman"/>
-          <w:sz w:val="24"/>
+          <w:rFonts w:ascii="Aptos" w:hAnsi="Aptos" w:cs="Aptos" w:eastAsia="Aptos"/>
+          <w:color w:val="1F2937"/>
+          <w:sz w:val="23"/>
+          <w:szCs w:val="23"/>
         </w:rPr>
         <w:t xml:space="preserve"> J</w:t>
       </w:r>
       <w:r>
         <w:rPr>
-          <w:rFonts w:ascii="Times New Roman" w:hAnsi="Times New Roman" w:cs="Times New Roman" w:hint="eastAsia"/>
-          <w:sz w:val="24"/>
+          <w:rFonts w:ascii="Aptos" w:hAnsi="Aptos" w:cs="Aptos" w:hint="eastAsia" w:eastAsia="Aptos"/>
+          <w:color w:val="1F2937"/>
+          <w:sz w:val="23"/>
+          <w:szCs w:val="23"/>
         </w:rPr>
         <w:t>, Terauchi</w:t>
       </w:r>
       <w:r>
         <w:rPr>
-          <w:rFonts w:ascii="Times New Roman" w:hAnsi="Times New Roman" w:cs="Times New Roman"/>
-          <w:sz w:val="24"/>
+          <w:rFonts w:ascii="Aptos" w:hAnsi="Aptos" w:cs="Aptos" w:eastAsia="Aptos"/>
+          <w:color w:val="1F2937"/>
+          <w:sz w:val="23"/>
+          <w:szCs w:val="23"/>
         </w:rPr>
         <w:t xml:space="preserve"> R</w:t>
       </w:r>
       <w:r>
         <w:rPr>
-          <w:rFonts w:ascii="Times New Roman" w:hAnsi="Times New Roman" w:cs="Times New Roman" w:hint="eastAsia"/>
-          <w:sz w:val="24"/>
+          <w:rFonts w:ascii="Aptos" w:hAnsi="Aptos" w:cs="Aptos" w:hint="eastAsia" w:eastAsia="Aptos"/>
+          <w:color w:val="1F2937"/>
+          <w:sz w:val="23"/>
+          <w:szCs w:val="23"/>
         </w:rPr>
         <w:t xml:space="preserve">. Application of population genomics and GWAS to </w:t>
       </w:r>
       <w:r>
         <w:rPr>
-          <w:rFonts w:ascii="Times New Roman" w:hAnsi="Times New Roman" w:cs="Times New Roman" w:hint="eastAsia"/>
+          <w:rFonts w:ascii="Aptos" w:hAnsi="Aptos" w:cs="Aptos" w:hint="eastAsia" w:eastAsia="Aptos"/>
           <w:i/>
           <w:iCs/>
-          <w:sz w:val="24"/>
+          <w:color w:val="1F2937"/>
+          <w:sz w:val="23"/>
+          <w:szCs w:val="23"/>
         </w:rPr>
         <w:t>Dioscorea rotundata</w:t>
       </w:r>
       <w:r>
         <w:rPr>
-          <w:rFonts w:ascii="Times New Roman" w:hAnsi="Times New Roman" w:cs="Times New Roman" w:hint="eastAsia"/>
-          <w:sz w:val="24"/>
+          <w:rFonts w:ascii="Aptos" w:hAnsi="Aptos" w:cs="Aptos" w:hint="eastAsia" w:eastAsia="Aptos"/>
+          <w:color w:val="1F2937"/>
+          <w:sz w:val="23"/>
+          <w:szCs w:val="23"/>
         </w:rPr>
         <w:t xml:space="preserve"> (white Guinea yams) for identifying loci controlling agronomically important traits. </w:t>
       </w:r>
       <w:r>
         <w:rPr>
-          <w:rFonts w:ascii="Times New Roman" w:hAnsi="Times New Roman" w:cs="Times New Roman" w:hint="eastAsia"/>
+          <w:rFonts w:ascii="Aptos" w:hAnsi="Aptos" w:cs="Aptos" w:hint="eastAsia" w:eastAsia="Aptos"/>
           <w:i/>
           <w:iCs/>
-          <w:sz w:val="24"/>
+          <w:color w:val="1F2937"/>
+          <w:sz w:val="23"/>
+          <w:szCs w:val="23"/>
         </w:rPr>
         <w:t>Plant and Animal Genome (PAG) XXVII Conference</w:t>
       </w:r>
       <w:r>
         <w:rPr>
-          <w:rFonts w:ascii="Times New Roman" w:hAnsi="Times New Roman" w:cs="Times New Roman" w:hint="eastAsia"/>
-          <w:sz w:val="24"/>
+          <w:rFonts w:ascii="Aptos" w:hAnsi="Aptos" w:cs="Aptos" w:hint="eastAsia" w:eastAsia="Aptos"/>
+          <w:color w:val="1F2937"/>
+          <w:sz w:val="23"/>
+          <w:szCs w:val="23"/>
         </w:rPr>
         <w:t>. San Diego, CA. January 2019</w:t>
       </w:r>
       <w:r>
         <w:rPr>
-          <w:rFonts w:ascii="Times New Roman" w:hAnsi="Times New Roman" w:cs="Times New Roman"/>
-          <w:sz w:val="24"/>
+          <w:rFonts w:ascii="Aptos" w:hAnsi="Aptos" w:cs="Aptos" w:eastAsia="Aptos"/>
+          <w:color w:val="1F2937"/>
+          <w:sz w:val="23"/>
+          <w:szCs w:val="23"/>
         </w:rPr>
         <w:t>.</w:t>
       </w:r>
     </w:p>
     <w:p>
       <w:pPr>
+        <w:spacing w:after="0" w:line="20" w:lineRule="exact" w:before="0"/>
         <w:jc w:val="left"/>
         <w:rPr>
-          <w:rFonts w:ascii="Times New Roman" w:hAnsi="Times New Roman" w:cs="Times New Roman"/>
+          <w:rFonts w:ascii="Aptos" w:hAnsi="Aptos" w:cs="Aptos" w:eastAsia="Aptos"/>
           <w:b/>
           <w:bCs/>
           <w:sz w:val="28"/>
@@ -4214,9 +5124,11 @@
     </w:p>
     <w:p>
       <w:pPr>
+        <w:keepNext w:val="0"/>
+        <w:spacing w:before="100" w:after="80" w:line="247" w:lineRule="auto"/>
         <w:jc w:val="center"/>
         <w:rPr>
-          <w:rFonts w:ascii="Times New Roman" w:hAnsi="Times New Roman" w:cs="Times New Roman"/>
+          <w:rFonts w:ascii="Aptos" w:hAnsi="Aptos" w:cs="Aptos" w:eastAsia="Aptos"/>
           <w:b/>
           <w:bCs/>
           <w:sz w:val="28"/>
@@ -4225,20 +5137,22 @@
       </w:pPr>
       <w:r>
         <w:rPr>
-          <w:rFonts w:ascii="Times New Roman" w:hAnsi="Times New Roman" w:cs="Times New Roman"/>
+          <w:rFonts w:ascii="Aptos" w:hAnsi="Aptos" w:cs="Aptos" w:eastAsia="Aptos"/>
           <w:b/>
           <w:bCs/>
-          <w:sz w:val="28"/>
-          <w:szCs w:val="28"/>
+          <w:color w:val="1F4E79"/>
+          <w:sz w:val="30"/>
+          <w:szCs w:val="30"/>
         </w:rPr>
         <w:t>Workshops</w:t>
       </w:r>
     </w:p>
     <w:p>
       <w:pPr>
+        <w:spacing w:after="0" w:line="20" w:lineRule="exact" w:before="0"/>
         <w:jc w:val="left"/>
         <w:rPr>
-          <w:rFonts w:ascii="Times New Roman" w:hAnsi="Times New Roman" w:cs="Times New Roman"/>
+          <w:rFonts w:ascii="Aptos" w:hAnsi="Aptos" w:cs="Aptos" w:eastAsia="Aptos"/>
           <w:sz w:val="28"/>
           <w:szCs w:val="28"/>
         </w:rPr>
@@ -4251,76 +5165,94 @@
           <w:ilvl w:val="0"/>
           <w:numId w:val="31"/>
         </w:numPr>
+        <w:spacing w:after="140" w:line="247" w:lineRule="auto"/>
         <w:ind w:leftChars="0"/>
         <w:jc w:val="left"/>
         <w:rPr>
-          <w:rFonts w:ascii="Times New Roman" w:hAnsi="Times New Roman" w:cs="Times New Roman"/>
-          <w:sz w:val="24"/>
-        </w:rPr>
-      </w:pPr>
-      <w:r>
-        <w:rPr>
-          <w:rFonts w:ascii="Times New Roman" w:hAnsi="Times New Roman" w:cs="Times New Roman"/>
-          <w:sz w:val="24"/>
+          <w:rFonts w:ascii="Aptos" w:hAnsi="Aptos" w:cs="Aptos" w:eastAsia="Aptos"/>
+          <w:sz w:val="24"/>
+        </w:rPr>
+      </w:pPr>
+      <w:r>
+        <w:rPr>
+          <w:rFonts w:ascii="Aptos" w:hAnsi="Aptos" w:cs="Aptos" w:eastAsia="Aptos"/>
+          <w:color w:val="1F2937"/>
+          <w:sz w:val="23"/>
           <w:lang w:val="en-GB"/>
+          <w:szCs w:val="23"/>
         </w:rPr>
         <w:t xml:space="preserve">GetGenome Team. </w:t>
       </w:r>
       <w:r>
         <w:rPr>
-          <w:rFonts w:ascii="Times New Roman" w:hAnsi="Times New Roman" w:cs="Times New Roman" w:hint="eastAsia"/>
-          <w:sz w:val="24"/>
+          <w:rFonts w:ascii="Aptos" w:hAnsi="Aptos" w:cs="Aptos" w:hint="eastAsia" w:eastAsia="Aptos"/>
+          <w:color w:val="1F2937"/>
+          <w:sz w:val="23"/>
+          <w:szCs w:val="23"/>
         </w:rPr>
         <w:t>S</w:t>
       </w:r>
       <w:r>
         <w:rPr>
-          <w:rFonts w:ascii="Times New Roman" w:hAnsi="Times New Roman" w:cs="Times New Roman"/>
-          <w:sz w:val="24"/>
+          <w:rFonts w:ascii="Aptos" w:hAnsi="Aptos" w:cs="Aptos" w:eastAsia="Aptos"/>
+          <w:color w:val="1F2937"/>
+          <w:sz w:val="23"/>
+          <w:szCs w:val="23"/>
         </w:rPr>
         <w:t>ymposium on Bridging AI and Biology: The TSL-KCGEB Joint Exploration of AI and Plant Pathogen Systems</w:t>
       </w:r>
       <w:r>
         <w:rPr>
-          <w:rFonts w:ascii="Times New Roman" w:hAnsi="Times New Roman" w:cs="Times New Roman"/>
-          <w:sz w:val="24"/>
+          <w:rFonts w:ascii="Aptos" w:hAnsi="Aptos" w:cs="Aptos" w:eastAsia="Aptos"/>
+          <w:color w:val="1F2937"/>
+          <w:sz w:val="23"/>
+          <w:szCs w:val="23"/>
         </w:rPr>
         <w:t xml:space="preserve">. </w:t>
       </w:r>
       <w:r>
         <w:rPr>
-          <w:rFonts w:ascii="Times New Roman" w:hAnsi="Times New Roman" w:cs="Times New Roman"/>
-          <w:sz w:val="24"/>
+          <w:rFonts w:ascii="Aptos" w:hAnsi="Aptos" w:cs="Aptos" w:eastAsia="Aptos"/>
+          <w:color w:val="1F2937"/>
+          <w:sz w:val="23"/>
+          <w:szCs w:val="23"/>
         </w:rPr>
         <w:t>KCGEB-TSL Joint Workshop</w:t>
       </w:r>
       <w:r>
         <w:rPr>
-          <w:rFonts w:ascii="Times New Roman" w:hAnsi="Times New Roman" w:cs="Times New Roman"/>
-          <w:sz w:val="24"/>
+          <w:rFonts w:ascii="Aptos" w:hAnsi="Aptos" w:cs="Aptos" w:eastAsia="Aptos"/>
+          <w:color w:val="1F2937"/>
+          <w:sz w:val="23"/>
+          <w:szCs w:val="23"/>
         </w:rPr>
         <w:t xml:space="preserve">. </w:t>
       </w:r>
       <w:r>
         <w:rPr>
-          <w:rFonts w:ascii="Times New Roman" w:hAnsi="Times New Roman" w:cs="Times New Roman"/>
-          <w:sz w:val="24"/>
+          <w:rFonts w:ascii="Aptos" w:hAnsi="Aptos" w:cs="Aptos" w:eastAsia="Aptos"/>
+          <w:color w:val="1F2937"/>
+          <w:sz w:val="23"/>
+          <w:szCs w:val="23"/>
         </w:rPr>
         <w:t>May</w:t>
       </w:r>
       <w:r>
         <w:rPr>
-          <w:rFonts w:ascii="Times New Roman" w:hAnsi="Times New Roman" w:cs="Times New Roman"/>
-          <w:sz w:val="24"/>
+          <w:rFonts w:ascii="Aptos" w:hAnsi="Aptos" w:cs="Aptos" w:eastAsia="Aptos"/>
+          <w:color w:val="1F2937"/>
+          <w:sz w:val="23"/>
+          <w:szCs w:val="23"/>
         </w:rPr>
         <w:t xml:space="preserve"> 2025.</w:t>
       </w:r>
     </w:p>
     <w:p>
       <w:pPr>
+        <w:spacing w:after="0" w:line="20" w:lineRule="exact" w:before="0"/>
         <w:jc w:val="left"/>
         <w:rPr>
-          <w:rFonts w:ascii="Times New Roman" w:hAnsi="Times New Roman" w:cs="Times New Roman"/>
+          <w:rFonts w:ascii="Aptos" w:hAnsi="Aptos" w:cs="Aptos" w:eastAsia="Aptos"/>
           <w:sz w:val="28"/>
           <w:szCs w:val="28"/>
         </w:rPr>
@@ -4328,9 +5260,11 @@
     </w:p>
     <w:p>
       <w:pPr>
+        <w:keepNext w:val="0"/>
+        <w:spacing w:before="100" w:after="80" w:line="247" w:lineRule="auto"/>
         <w:jc w:val="center"/>
         <w:rPr>
-          <w:rFonts w:ascii="Times New Roman" w:hAnsi="Times New Roman" w:cs="Times New Roman"/>
+          <w:rFonts w:ascii="Aptos" w:hAnsi="Aptos" w:cs="Aptos" w:eastAsia="Aptos"/>
           <w:b/>
           <w:bCs/>
           <w:sz w:val="28"/>
@@ -4339,20 +5273,22 @@
       </w:pPr>
       <w:r>
         <w:rPr>
-          <w:rFonts w:ascii="Times New Roman" w:hAnsi="Times New Roman" w:cs="Times New Roman"/>
+          <w:rFonts w:ascii="Aptos" w:hAnsi="Aptos" w:cs="Aptos" w:eastAsia="Aptos"/>
           <w:b/>
           <w:bCs/>
-          <w:sz w:val="28"/>
-          <w:szCs w:val="28"/>
+          <w:color w:val="1F4E79"/>
+          <w:sz w:val="30"/>
+          <w:szCs w:val="30"/>
         </w:rPr>
         <w:t>Awards</w:t>
       </w:r>
     </w:p>
     <w:p>
       <w:pPr>
+        <w:spacing w:after="0" w:line="20" w:lineRule="exact" w:before="0"/>
         <w:jc w:val="left"/>
         <w:rPr>
-          <w:rFonts w:ascii="Times New Roman" w:hAnsi="Times New Roman" w:cs="Times New Roman"/>
+          <w:rFonts w:ascii="Aptos" w:hAnsi="Aptos" w:cs="Aptos" w:eastAsia="Aptos"/>
           <w:sz w:val="28"/>
           <w:szCs w:val="28"/>
         </w:rPr>
@@ -4365,84 +5301,104 @@
           <w:ilvl w:val="0"/>
           <w:numId w:val="25"/>
         </w:numPr>
+        <w:spacing w:after="140" w:line="247" w:lineRule="auto"/>
         <w:ind w:leftChars="0"/>
         <w:jc w:val="left"/>
         <w:rPr>
-          <w:rFonts w:ascii="Times New Roman" w:hAnsi="Times New Roman" w:cs="Times New Roman"/>
-          <w:sz w:val="24"/>
-        </w:rPr>
-      </w:pPr>
-      <w:r>
-        <w:rPr>
-          <w:rFonts w:ascii="Times New Roman" w:hAnsi="Times New Roman" w:cs="Times New Roman"/>
-          <w:sz w:val="24"/>
+          <w:rFonts w:ascii="Aptos" w:hAnsi="Aptos" w:cs="Aptos" w:eastAsia="Aptos"/>
+          <w:sz w:val="24"/>
+        </w:rPr>
+      </w:pPr>
+      <w:r>
+        <w:rPr>
+          <w:rFonts w:ascii="Aptos" w:hAnsi="Aptos" w:cs="Aptos" w:eastAsia="Aptos"/>
+          <w:color w:val="1F2937"/>
+          <w:sz w:val="23"/>
+          <w:szCs w:val="23"/>
         </w:rPr>
         <w:t xml:space="preserve">Postdoctoral </w:t>
       </w:r>
       <w:r>
         <w:rPr>
-          <w:rFonts w:ascii="Times New Roman" w:hAnsi="Times New Roman" w:cs="Times New Roman"/>
-          <w:sz w:val="24"/>
+          <w:rFonts w:ascii="Aptos" w:hAnsi="Aptos" w:cs="Aptos" w:eastAsia="Aptos"/>
+          <w:color w:val="1F2937"/>
+          <w:sz w:val="23"/>
+          <w:szCs w:val="23"/>
         </w:rPr>
         <w:t>o</w:t>
       </w:r>
       <w:r>
         <w:rPr>
-          <w:rFonts w:ascii="Times New Roman" w:hAnsi="Times New Roman" w:cs="Times New Roman"/>
-          <w:sz w:val="24"/>
+          <w:rFonts w:ascii="Aptos" w:hAnsi="Aptos" w:cs="Aptos" w:eastAsia="Aptos"/>
+          <w:color w:val="1F2937"/>
+          <w:sz w:val="23"/>
+          <w:szCs w:val="23"/>
         </w:rPr>
         <w:t xml:space="preserve">ral </w:t>
       </w:r>
       <w:r>
         <w:rPr>
-          <w:rFonts w:ascii="Times New Roman" w:hAnsi="Times New Roman" w:cs="Times New Roman"/>
-          <w:sz w:val="24"/>
+          <w:rFonts w:ascii="Aptos" w:hAnsi="Aptos" w:cs="Aptos" w:eastAsia="Aptos"/>
+          <w:color w:val="1F2937"/>
+          <w:sz w:val="23"/>
+          <w:szCs w:val="23"/>
         </w:rPr>
         <w:t>p</w:t>
       </w:r>
       <w:r>
         <w:rPr>
-          <w:rFonts w:ascii="Times New Roman" w:hAnsi="Times New Roman" w:cs="Times New Roman"/>
-          <w:sz w:val="24"/>
+          <w:rFonts w:ascii="Aptos" w:hAnsi="Aptos" w:cs="Aptos" w:eastAsia="Aptos"/>
+          <w:color w:val="1F2937"/>
+          <w:sz w:val="23"/>
+          <w:szCs w:val="23"/>
         </w:rPr>
         <w:t xml:space="preserve">resentation </w:t>
       </w:r>
       <w:r>
         <w:rPr>
-          <w:rFonts w:ascii="Times New Roman" w:hAnsi="Times New Roman" w:cs="Times New Roman"/>
-          <w:sz w:val="24"/>
+          <w:rFonts w:ascii="Aptos" w:hAnsi="Aptos" w:cs="Aptos" w:eastAsia="Aptos"/>
+          <w:color w:val="1F2937"/>
+          <w:sz w:val="23"/>
+          <w:szCs w:val="23"/>
         </w:rPr>
         <w:t>a</w:t>
       </w:r>
       <w:r>
         <w:rPr>
-          <w:rFonts w:ascii="Times New Roman" w:hAnsi="Times New Roman" w:cs="Times New Roman"/>
-          <w:sz w:val="24"/>
+          <w:rFonts w:ascii="Aptos" w:hAnsi="Aptos" w:cs="Aptos" w:eastAsia="Aptos"/>
+          <w:color w:val="1F2937"/>
+          <w:sz w:val="23"/>
+          <w:szCs w:val="23"/>
         </w:rPr>
         <w:t xml:space="preserve">ward, </w:t>
       </w:r>
       <w:r>
         <w:rPr>
-          <w:rFonts w:ascii="Times New Roman" w:hAnsi="Times New Roman" w:cs="Times New Roman"/>
+          <w:rFonts w:ascii="Aptos" w:hAnsi="Aptos" w:cs="Aptos" w:eastAsia="Aptos"/>
           <w:i/>
           <w:iCs/>
-          <w:sz w:val="24"/>
+          <w:color w:val="1F2937"/>
+          <w:sz w:val="23"/>
+          <w:szCs w:val="23"/>
         </w:rPr>
         <w:t>The 26th Annual Meeting of Society for Evolutionary Studies, Japan</w:t>
       </w:r>
       <w:r>
         <w:rPr>
-          <w:rFonts w:ascii="Times New Roman" w:hAnsi="Times New Roman" w:cs="Times New Roman"/>
-          <w:sz w:val="24"/>
+          <w:rFonts w:ascii="Aptos" w:hAnsi="Aptos" w:cs="Aptos" w:eastAsia="Aptos"/>
+          <w:color w:val="1F2937"/>
+          <w:sz w:val="23"/>
+          <w:szCs w:val="23"/>
         </w:rPr>
         <w:t>. Aug. 2024</w:t>
       </w:r>
     </w:p>
     <w:p>
       <w:pPr>
+        <w:spacing w:after="0" w:line="20" w:lineRule="exact" w:before="0"/>
         <w:jc w:val="center"/>
         <w:rPr>
-          <w:rFonts w:ascii="Times New Roman" w:hAnsi="Times New Roman" w:cs="Times New Roman"/>
+          <w:rFonts w:ascii="Aptos" w:hAnsi="Aptos" w:cs="Aptos" w:eastAsia="Aptos"/>
           <w:b/>
           <w:bCs/>
           <w:sz w:val="28"/>
@@ -4452,9 +5408,11 @@
     </w:p>
     <w:p>
       <w:pPr>
+        <w:keepNext w:val="0"/>
+        <w:spacing w:before="100" w:after="80" w:line="247" w:lineRule="auto"/>
         <w:jc w:val="center"/>
         <w:rPr>
-          <w:rFonts w:ascii="Times New Roman" w:hAnsi="Times New Roman" w:cs="Times New Roman"/>
+          <w:rFonts w:ascii="Aptos" w:hAnsi="Aptos" w:cs="Aptos" w:eastAsia="Aptos"/>
           <w:b/>
           <w:bCs/>
           <w:sz w:val="28"/>
@@ -4463,30 +5421,33 @@
       </w:pPr>
       <w:r>
         <w:rPr>
-          <w:rFonts w:ascii="Times New Roman" w:hAnsi="Times New Roman" w:cs="Times New Roman"/>
+          <w:rFonts w:ascii="Aptos" w:hAnsi="Aptos" w:cs="Aptos" w:eastAsia="Aptos"/>
           <w:b/>
           <w:bCs/>
-          <w:sz w:val="28"/>
-          <w:szCs w:val="28"/>
+          <w:color w:val="1F4E79"/>
+          <w:sz w:val="30"/>
+          <w:szCs w:val="30"/>
         </w:rPr>
         <w:t>Peer review</w:t>
       </w:r>
       <w:r>
         <w:rPr>
-          <w:rFonts w:ascii="Times New Roman" w:hAnsi="Times New Roman" w:cs="Times New Roman"/>
+          <w:rFonts w:ascii="Aptos" w:hAnsi="Aptos" w:cs="Aptos" w:eastAsia="Aptos"/>
           <w:b/>
           <w:bCs/>
-          <w:sz w:val="28"/>
-          <w:szCs w:val="28"/>
+          <w:color w:val="1F4E79"/>
+          <w:sz w:val="30"/>
+          <w:szCs w:val="30"/>
         </w:rPr>
         <w:t>s</w:t>
       </w:r>
     </w:p>
     <w:p>
       <w:pPr>
+        <w:spacing w:after="0" w:line="20" w:lineRule="exact" w:before="0"/>
         <w:jc w:val="center"/>
         <w:rPr>
-          <w:rFonts w:ascii="Times New Roman" w:hAnsi="Times New Roman" w:cs="Times New Roman"/>
+          <w:rFonts w:ascii="Aptos" w:hAnsi="Aptos" w:cs="Aptos" w:eastAsia="Aptos"/>
           <w:b/>
           <w:bCs/>
           <w:sz w:val="28"/>
@@ -4501,37 +5462,46 @@
           <w:ilvl w:val="0"/>
           <w:numId w:val="15"/>
         </w:numPr>
+        <w:spacing w:after="140" w:line="247" w:lineRule="auto"/>
         <w:ind w:leftChars="0"/>
         <w:rPr>
-          <w:rFonts w:ascii="Times New Roman" w:hAnsi="Times New Roman" w:cs="Times New Roman"/>
-          <w:sz w:val="24"/>
-        </w:rPr>
-      </w:pPr>
-      <w:r>
-        <w:rPr>
-          <w:rFonts w:ascii="Times New Roman" w:hAnsi="Times New Roman" w:cs="Times New Roman"/>
-          <w:sz w:val="24"/>
+          <w:rFonts w:ascii="Aptos" w:hAnsi="Aptos" w:cs="Aptos" w:eastAsia="Aptos"/>
+          <w:sz w:val="24"/>
+        </w:rPr>
+      </w:pPr>
+      <w:r>
+        <w:rPr>
+          <w:rFonts w:ascii="Aptos" w:hAnsi="Aptos" w:cs="Aptos" w:eastAsia="Aptos"/>
+          <w:color w:val="1F2937"/>
+          <w:sz w:val="23"/>
+          <w:szCs w:val="23"/>
         </w:rPr>
         <w:t>New Phytologist</w:t>
       </w:r>
       <w:r>
         <w:rPr>
-          <w:rFonts w:ascii="Times New Roman" w:hAnsi="Times New Roman" w:cs="Times New Roman"/>
-          <w:sz w:val="24"/>
+          <w:rFonts w:ascii="Aptos" w:hAnsi="Aptos" w:cs="Aptos" w:eastAsia="Aptos"/>
+          <w:color w:val="1F2937"/>
+          <w:sz w:val="23"/>
+          <w:szCs w:val="23"/>
         </w:rPr>
         <w:t xml:space="preserve"> (</w:t>
       </w:r>
       <w:r>
         <w:rPr>
-          <w:rFonts w:ascii="Times New Roman" w:hAnsi="Times New Roman" w:cs="Times New Roman"/>
-          <w:sz w:val="24"/>
+          <w:rFonts w:ascii="Aptos" w:hAnsi="Aptos" w:cs="Aptos" w:eastAsia="Aptos"/>
+          <w:color w:val="1F2937"/>
+          <w:sz w:val="23"/>
+          <w:szCs w:val="23"/>
         </w:rPr>
         <w:t>3</w:t>
       </w:r>
       <w:r>
         <w:rPr>
-          <w:rFonts w:ascii="Times New Roman" w:hAnsi="Times New Roman" w:cs="Times New Roman"/>
-          <w:sz w:val="24"/>
+          <w:rFonts w:ascii="Aptos" w:hAnsi="Aptos" w:cs="Aptos" w:eastAsia="Aptos"/>
+          <w:color w:val="1F2937"/>
+          <w:sz w:val="23"/>
+          <w:szCs w:val="23"/>
         </w:rPr>
         <w:t>)</w:t>
       </w:r>
@@ -4543,16 +5513,19 @@
           <w:ilvl w:val="0"/>
           <w:numId w:val="15"/>
         </w:numPr>
+        <w:spacing w:after="140" w:line="247" w:lineRule="auto"/>
         <w:ind w:leftChars="0"/>
         <w:rPr>
-          <w:rFonts w:ascii="Times New Roman" w:hAnsi="Times New Roman" w:cs="Times New Roman"/>
-          <w:sz w:val="24"/>
-        </w:rPr>
-      </w:pPr>
-      <w:r>
-        <w:rPr>
-          <w:rFonts w:ascii="Times New Roman" w:hAnsi="Times New Roman" w:cs="Times New Roman"/>
-          <w:sz w:val="24"/>
+          <w:rFonts w:ascii="Aptos" w:hAnsi="Aptos" w:cs="Aptos" w:eastAsia="Aptos"/>
+          <w:sz w:val="24"/>
+        </w:rPr>
+      </w:pPr>
+      <w:r>
+        <w:rPr>
+          <w:rFonts w:ascii="Aptos" w:hAnsi="Aptos" w:cs="Aptos" w:eastAsia="Aptos"/>
+          <w:color w:val="1F2937"/>
+          <w:sz w:val="23"/>
+          <w:szCs w:val="23"/>
         </w:rPr>
         <w:t>BMC Biology (2)</w:t>
       </w:r>
@@ -4564,30 +5537,37 @@
           <w:ilvl w:val="0"/>
           <w:numId w:val="15"/>
         </w:numPr>
+        <w:spacing w:after="140" w:line="247" w:lineRule="auto"/>
         <w:ind w:leftChars="0"/>
         <w:rPr>
-          <w:rFonts w:ascii="Times New Roman" w:hAnsi="Times New Roman" w:cs="Times New Roman"/>
-          <w:sz w:val="24"/>
-        </w:rPr>
-      </w:pPr>
-      <w:r>
-        <w:rPr>
-          <w:rFonts w:ascii="Times New Roman" w:hAnsi="Times New Roman" w:cs="Times New Roman"/>
-          <w:sz w:val="24"/>
+          <w:rFonts w:ascii="Aptos" w:hAnsi="Aptos" w:cs="Aptos" w:eastAsia="Aptos"/>
+          <w:sz w:val="24"/>
+        </w:rPr>
+      </w:pPr>
+      <w:r>
+        <w:rPr>
+          <w:rFonts w:ascii="Aptos" w:hAnsi="Aptos" w:cs="Aptos" w:eastAsia="Aptos"/>
+          <w:color w:val="1F2937"/>
+          <w:sz w:val="23"/>
+          <w:szCs w:val="23"/>
         </w:rPr>
         <w:t>Genetics (</w:t>
       </w:r>
       <w:r>
         <w:rPr>
-          <w:rFonts w:ascii="Times New Roman" w:hAnsi="Times New Roman" w:cs="Times New Roman"/>
-          <w:sz w:val="24"/>
+          <w:rFonts w:ascii="Aptos" w:hAnsi="Aptos" w:cs="Aptos" w:eastAsia="Aptos"/>
+          <w:color w:val="1F2937"/>
+          <w:sz w:val="23"/>
+          <w:szCs w:val="23"/>
         </w:rPr>
         <w:t>2</w:t>
       </w:r>
       <w:r>
         <w:rPr>
-          <w:rFonts w:ascii="Times New Roman" w:hAnsi="Times New Roman" w:cs="Times New Roman"/>
-          <w:sz w:val="24"/>
+          <w:rFonts w:ascii="Aptos" w:hAnsi="Aptos" w:cs="Aptos" w:eastAsia="Aptos"/>
+          <w:color w:val="1F2937"/>
+          <w:sz w:val="23"/>
+          <w:szCs w:val="23"/>
         </w:rPr>
         <w:t>)</w:t>
       </w:r>
@@ -4599,37 +5579,46 @@
           <w:ilvl w:val="0"/>
           <w:numId w:val="15"/>
         </w:numPr>
+        <w:spacing w:after="140" w:line="247" w:lineRule="auto"/>
         <w:ind w:leftChars="0"/>
         <w:rPr>
-          <w:rFonts w:ascii="Times New Roman" w:hAnsi="Times New Roman" w:cs="Times New Roman"/>
-          <w:sz w:val="24"/>
-        </w:rPr>
-      </w:pPr>
-      <w:r>
-        <w:rPr>
-          <w:rFonts w:ascii="Times New Roman" w:hAnsi="Times New Roman" w:cs="Times New Roman"/>
-          <w:sz w:val="24"/>
+          <w:rFonts w:ascii="Aptos" w:hAnsi="Aptos" w:cs="Aptos" w:eastAsia="Aptos"/>
+          <w:sz w:val="24"/>
+        </w:rPr>
+      </w:pPr>
+      <w:r>
+        <w:rPr>
+          <w:rFonts w:ascii="Aptos" w:hAnsi="Aptos" w:cs="Aptos" w:eastAsia="Aptos"/>
+          <w:color w:val="1F2937"/>
+          <w:sz w:val="23"/>
+          <w:szCs w:val="23"/>
         </w:rPr>
         <w:t>eLife</w:t>
       </w:r>
       <w:r>
         <w:rPr>
-          <w:rFonts w:ascii="Times New Roman" w:hAnsi="Times New Roman" w:cs="Times New Roman"/>
-          <w:sz w:val="24"/>
+          <w:rFonts w:ascii="Aptos" w:hAnsi="Aptos" w:cs="Aptos" w:eastAsia="Aptos"/>
+          <w:color w:val="1F2937"/>
+          <w:sz w:val="23"/>
+          <w:szCs w:val="23"/>
         </w:rPr>
         <w:t xml:space="preserve"> (</w:t>
       </w:r>
       <w:r>
         <w:rPr>
-          <w:rFonts w:ascii="Times New Roman" w:hAnsi="Times New Roman" w:cs="Times New Roman"/>
-          <w:sz w:val="24"/>
+          <w:rFonts w:ascii="Aptos" w:hAnsi="Aptos" w:cs="Aptos" w:eastAsia="Aptos"/>
+          <w:color w:val="1F2937"/>
+          <w:sz w:val="23"/>
+          <w:szCs w:val="23"/>
         </w:rPr>
         <w:t>2</w:t>
       </w:r>
       <w:r>
         <w:rPr>
-          <w:rFonts w:ascii="Times New Roman" w:hAnsi="Times New Roman" w:cs="Times New Roman"/>
-          <w:sz w:val="24"/>
+          <w:rFonts w:ascii="Aptos" w:hAnsi="Aptos" w:cs="Aptos" w:eastAsia="Aptos"/>
+          <w:color w:val="1F2937"/>
+          <w:sz w:val="23"/>
+          <w:szCs w:val="23"/>
         </w:rPr>
         <w:t>)</w:t>
       </w:r>
@@ -4641,16 +5630,19 @@
           <w:ilvl w:val="0"/>
           <w:numId w:val="15"/>
         </w:numPr>
+        <w:spacing w:after="140" w:line="247" w:lineRule="auto"/>
         <w:ind w:leftChars="0"/>
         <w:rPr>
-          <w:rFonts w:ascii="Times New Roman" w:hAnsi="Times New Roman" w:cs="Times New Roman"/>
-          <w:sz w:val="24"/>
-        </w:rPr>
-      </w:pPr>
-      <w:r>
-        <w:rPr>
-          <w:rFonts w:ascii="Times New Roman" w:hAnsi="Times New Roman" w:cs="Times New Roman"/>
-          <w:sz w:val="24"/>
+          <w:rFonts w:ascii="Aptos" w:hAnsi="Aptos" w:cs="Aptos" w:eastAsia="Aptos"/>
+          <w:sz w:val="24"/>
+        </w:rPr>
+      </w:pPr>
+      <w:r>
+        <w:rPr>
+          <w:rFonts w:ascii="Aptos" w:hAnsi="Aptos" w:cs="Aptos" w:eastAsia="Aptos"/>
+          <w:color w:val="1F2937"/>
+          <w:sz w:val="23"/>
+          <w:szCs w:val="23"/>
         </w:rPr>
         <w:t>Molecular Biology and Evolution (1)</w:t>
       </w:r>
@@ -4662,37 +5654,46 @@
           <w:ilvl w:val="0"/>
           <w:numId w:val="15"/>
         </w:numPr>
+        <w:spacing w:after="140" w:line="247" w:lineRule="auto"/>
         <w:ind w:leftChars="0"/>
         <w:rPr>
-          <w:rFonts w:ascii="Times New Roman" w:hAnsi="Times New Roman" w:cs="Times New Roman"/>
-          <w:sz w:val="24"/>
-        </w:rPr>
-      </w:pPr>
-      <w:r>
-        <w:rPr>
-          <w:rFonts w:ascii="Times New Roman" w:hAnsi="Times New Roman" w:cs="Times New Roman"/>
-          <w:sz w:val="24"/>
+          <w:rFonts w:ascii="Aptos" w:hAnsi="Aptos" w:cs="Aptos" w:eastAsia="Aptos"/>
+          <w:sz w:val="24"/>
+        </w:rPr>
+      </w:pPr>
+      <w:r>
+        <w:rPr>
+          <w:rFonts w:ascii="Aptos" w:hAnsi="Aptos" w:cs="Aptos" w:eastAsia="Aptos"/>
+          <w:color w:val="1F2937"/>
+          <w:sz w:val="23"/>
+          <w:szCs w:val="23"/>
         </w:rPr>
         <w:t>Ecology and Evolution</w:t>
       </w:r>
       <w:r>
         <w:rPr>
-          <w:rFonts w:ascii="Times New Roman" w:hAnsi="Times New Roman" w:cs="Times New Roman"/>
-          <w:sz w:val="24"/>
+          <w:rFonts w:ascii="Aptos" w:hAnsi="Aptos" w:cs="Aptos" w:eastAsia="Aptos"/>
+          <w:color w:val="1F2937"/>
+          <w:sz w:val="23"/>
+          <w:szCs w:val="23"/>
         </w:rPr>
         <w:t xml:space="preserve"> (</w:t>
       </w:r>
       <w:r>
         <w:rPr>
-          <w:rFonts w:ascii="Times New Roman" w:hAnsi="Times New Roman" w:cs="Times New Roman"/>
-          <w:sz w:val="24"/>
+          <w:rFonts w:ascii="Aptos" w:hAnsi="Aptos" w:cs="Aptos" w:eastAsia="Aptos"/>
+          <w:color w:val="1F2937"/>
+          <w:sz w:val="23"/>
+          <w:szCs w:val="23"/>
         </w:rPr>
         <w:t>1</w:t>
       </w:r>
       <w:r>
         <w:rPr>
-          <w:rFonts w:ascii="Times New Roman" w:hAnsi="Times New Roman" w:cs="Times New Roman"/>
-          <w:sz w:val="24"/>
+          <w:rFonts w:ascii="Aptos" w:hAnsi="Aptos" w:cs="Aptos" w:eastAsia="Aptos"/>
+          <w:color w:val="1F2937"/>
+          <w:sz w:val="23"/>
+          <w:szCs w:val="23"/>
         </w:rPr>
         <w:t>)</w:t>
       </w:r>
@@ -4704,16 +5705,19 @@
           <w:ilvl w:val="0"/>
           <w:numId w:val="15"/>
         </w:numPr>
+        <w:spacing w:after="140" w:line="247" w:lineRule="auto"/>
         <w:ind w:leftChars="0"/>
         <w:rPr>
-          <w:rFonts w:ascii="Times New Roman" w:hAnsi="Times New Roman" w:cs="Times New Roman"/>
-          <w:sz w:val="24"/>
-        </w:rPr>
-      </w:pPr>
-      <w:r>
-        <w:rPr>
-          <w:rFonts w:ascii="Times New Roman" w:hAnsi="Times New Roman" w:cs="Times New Roman"/>
-          <w:sz w:val="24"/>
+          <w:rFonts w:ascii="Aptos" w:hAnsi="Aptos" w:cs="Aptos" w:eastAsia="Aptos"/>
+          <w:sz w:val="24"/>
+        </w:rPr>
+      </w:pPr>
+      <w:r>
+        <w:rPr>
+          <w:rFonts w:ascii="Aptos" w:hAnsi="Aptos" w:cs="Aptos" w:eastAsia="Aptos"/>
+          <w:color w:val="1F2937"/>
+          <w:sz w:val="23"/>
+          <w:szCs w:val="23"/>
         </w:rPr>
         <w:t>Rice (1)</w:t>
       </w:r>
@@ -4725,30 +5729,35 @@
           <w:ilvl w:val="0"/>
           <w:numId w:val="15"/>
         </w:numPr>
+        <w:spacing w:after="140" w:line="247" w:lineRule="auto"/>
         <w:ind w:leftChars="0"/>
         <w:rPr>
-          <w:rFonts w:ascii="Times New Roman" w:hAnsi="Times New Roman" w:cs="Times New Roman"/>
-          <w:sz w:val="24"/>
-        </w:rPr>
-      </w:pPr>
-      <w:r>
-        <w:rPr>
-          <w:rFonts w:ascii="Times New Roman" w:hAnsi="Times New Roman" w:cs="Times New Roman"/>
-          <w:sz w:val="24"/>
+          <w:rFonts w:ascii="Aptos" w:hAnsi="Aptos" w:cs="Aptos" w:eastAsia="Aptos"/>
+          <w:sz w:val="24"/>
+        </w:rPr>
+      </w:pPr>
+      <w:r>
+        <w:rPr>
+          <w:rFonts w:ascii="Aptos" w:hAnsi="Aptos" w:cs="Aptos" w:eastAsia="Aptos"/>
+          <w:color w:val="1F2937"/>
+          <w:sz w:val="23"/>
+          <w:szCs w:val="23"/>
         </w:rPr>
         <w:t>Microbial genomics</w:t>
       </w:r>
       <w:r>
         <w:rPr>
-          <w:rFonts w:ascii="Times New Roman" w:hAnsi="Times New Roman" w:cs="Times New Roman"/>
-          <w:sz w:val="24"/>
+          <w:rFonts w:ascii="Aptos" w:hAnsi="Aptos" w:cs="Aptos" w:eastAsia="Aptos"/>
+          <w:color w:val="1F2937"/>
+          <w:sz w:val="23"/>
+          <w:szCs w:val="23"/>
         </w:rPr>
         <w:t xml:space="preserve"> (1)</w:t>
       </w:r>
     </w:p>
     <w:sectPr>
       <w:pgSz w:w="11906" w:h="16838"/>
-      <w:pgMar w:top="1440" w:right="1080" w:bottom="1440" w:left="1080" w:header="851" w:footer="992" w:gutter="0"/>
+      <w:pgMar w:top="749" w:right="950" w:bottom="893" w:left="950" w:header="851" w:footer="992" w:gutter="0"/>
       <w:cols w:space="425"/>
       <w:docGrid w:type="lines" w:linePitch="360"/>
     </w:sectPr>
@@ -8461,8 +9470,13 @@
     <w:qFormat/>
     <w:pPr>
       <w:widowControl w:val="0"/>
+      <w:spacing w:line="245" w:lineRule="auto" w:before="0" w:after="50"/>
       <w:jc w:val="both"/>
     </w:pPr>
+    <w:rPr>
+      <w:rFonts w:ascii="Aptos" w:hAnsi="Aptos"/>
+      <w:sz w:val="24"/>
+    </w:rPr>
   </w:style>
   <w:style w:type="character" w:default="1" w:styleId="DefaultParagraphFont">
     <w:name w:val="Default Paragraph Font"/>
@@ -8498,8 +9512,13 @@
     <w:qFormat/>
     <w:rsid w:val="00947C02"/>
     <w:pPr>
+      <w:spacing w:line="245" w:lineRule="auto" w:before="0" w:after="50"/>
       <w:ind w:leftChars="400" w:left="840"/>
     </w:pPr>
+    <w:rPr>
+      <w:rFonts w:ascii="Aptos" w:hAnsi="Aptos"/>
+      <w:sz w:val="24"/>
+    </w:rPr>
   </w:style>
   <w:style w:type="numbering" w:customStyle="1" w:styleId="1">
     <w:name w:val="現在のリスト1"/>
@@ -8518,7 +9537,9 @@
     <w:unhideWhenUsed/>
     <w:rsid w:val="004B2AD2"/>
     <w:rPr>
-      <w:color w:val="0563C1" w:themeColor="hyperlink"/>
+      <w:rFonts w:ascii="Aptos" w:hAnsi="Aptos"/>
+      <w:color w:val="005CAB"/>
+      <w:sz w:val="23"/>
       <w:u w:val="single"/>
     </w:rPr>
   </w:style>

--- a/CV/Yu_Sugihara_CV.docx
+++ b/CV/Yu_Sugihara_CV.docx
@@ -1384,6 +1384,30 @@
     </w:p>
     <w:p>
       <w:pPr>
+        <w:keepNext w:val="0"/>
+        <w:spacing w:before="0" w:after="80" w:line="240" w:lineRule="auto"/>
+        <w:jc w:val="center"/>
+        <w:rPr>
+          <w:rFonts w:ascii="Aptos" w:hAnsi="Aptos" w:cs="Aptos" w:eastAsia="Aptos"/>
+          <w:b/>
+          <w:bCs/>
+          <w:sz w:val="28"/>
+          <w:szCs w:val="28"/>
+        </w:rPr>
+      </w:pPr>
+      <w:r>
+        <w:rPr>
+          <w:rFonts w:ascii="Aptos" w:hAnsi="Aptos"/>
+          <w:b w:val="0"/>
+          <w:i/>
+          <w:color w:val="4B5563"/>
+          <w:sz w:val="21"/>
+        </w:rPr>
+        <w:t>* Corresponding authors、+ Authors contributed equally</w:t>
+      </w:r>
+    </w:p>
+    <w:p>
+      <w:pPr>
         <w:spacing w:before="0" w:after="0" w:line="20" w:lineRule="exact"/>
         <w:jc w:val="center"/>
         <w:rPr>
@@ -5253,6 +5277,82 @@
         <w:jc w:val="left"/>
         <w:rPr>
           <w:rFonts w:ascii="Aptos" w:hAnsi="Aptos" w:cs="Aptos" w:eastAsia="Aptos"/>
+          <w:sz w:val="28"/>
+          <w:szCs w:val="28"/>
+        </w:rPr>
+      </w:pPr>
+    </w:p>
+    <w:p>
+      <w:pPr>
+        <w:keepNext w:val="0"/>
+        <w:spacing w:before="0" w:after="0" w:line="20" w:lineRule="exact"/>
+        <w:jc w:val="center"/>
+        <w:rPr>
+          <w:rFonts w:ascii="Aptos" w:hAnsi="Aptos" w:cs="Aptos" w:eastAsia="Aptos"/>
+          <w:b/>
+          <w:bCs/>
+          <w:sz w:val="28"/>
+          <w:szCs w:val="28"/>
+        </w:rPr>
+      </w:pPr>
+    </w:p>
+    <w:p>
+      <w:pPr>
+        <w:keepNext w:val="0"/>
+        <w:spacing w:before="60" w:after="60" w:line="245" w:lineRule="auto"/>
+        <w:jc w:val="center"/>
+        <w:rPr>
+          <w:rFonts w:ascii="Aptos" w:hAnsi="Aptos" w:cs="Aptos" w:eastAsia="Aptos"/>
+          <w:b/>
+          <w:bCs/>
+          <w:sz w:val="28"/>
+          <w:szCs w:val="28"/>
+        </w:rPr>
+      </w:pPr>
+      <w:r>
+        <w:rPr>
+          <w:rFonts w:ascii="Aptos" w:hAnsi="Aptos"/>
+          <w:b/>
+          <w:color w:val="1F4E79"/>
+          <w:sz w:val="30"/>
+        </w:rPr>
+        <w:t>Grants</w:t>
+      </w:r>
+    </w:p>
+    <w:p>
+      <w:pPr>
+        <w:numPr>
+          <w:ilvl w:val="0"/>
+          <w:numId w:val="32"/>
+        </w:numPr>
+        <w:keepNext w:val="0"/>
+        <w:spacing w:before="0" w:after="160" w:line="250" w:lineRule="auto"/>
+        <w:jc w:val="left"/>
+        <w:rPr>
+          <w:rFonts w:ascii="Aptos" w:hAnsi="Aptos" w:cs="Aptos" w:eastAsia="Aptos"/>
+          <w:sz w:val="24"/>
+          <w:szCs w:val="24"/>
+        </w:rPr>
+      </w:pPr>
+      <w:r>
+        <w:rPr>
+          <w:rFonts w:ascii="Aptos" w:hAnsi="Aptos"/>
+          <w:b w:val="0"/>
+          <w:color w:val="1F2937"/>
+          <w:sz w:val="24"/>
+        </w:rPr>
+        <w:t>JSPS KAKENHI Grant-in-Aid for Research Activity Start-up (24K23134), Principal Investigator. Elucidating host-adaptive evolution and diversity of foxtail millet blast fungus. Iwate Biotechnology Research Center, 31 Jul 2024-31 Mar 2025. Total: ¥2,730,000 (direct: ¥2,100,000; indirect: ¥630,000).</w:t>
+      </w:r>
+    </w:p>
+    <w:p>
+      <w:pPr>
+        <w:keepNext w:val="0"/>
+        <w:spacing w:before="0" w:after="0" w:line="20" w:lineRule="exact"/>
+        <w:jc w:val="center"/>
+        <w:rPr>
+          <w:rFonts w:ascii="Aptos" w:hAnsi="Aptos" w:cs="Aptos" w:eastAsia="Aptos"/>
+          <w:b/>
+          <w:bCs/>
           <w:sz w:val="28"/>
           <w:szCs w:val="28"/>
         </w:rPr>
@@ -9069,6 +9169,12 @@
   </w:num>
   <w:num w:numId="31" w16cid:durableId="281226460">
     <w:abstractNumId w:val="27"/>
+  </w:num>
+  <w:num w:numId="32">
+    <w:abstractNumId w:val="11"/>
+    <w:lvlOverride w:ilvl="0">
+      <w:startOverride w:val="1"/>
+    </w:lvlOverride>
   </w:num>
 </w:numbering>
 </file>
